--- a/project/documents/formaldocuments/ApplicationDataSheet_Update.docx
+++ b/project/documents/formaldocuments/ApplicationDataSheet_Update.docx
@@ -4,1820 +4,8 @@
   <w:body>
     <w:p>
       <w:pPr>
-        <w:spacing w:before="27" w:after="0" w:line="240" w:lineRule="auto"/>
-        <w:ind w:left="134" w:right="-20"/>
-        <w:rPr>
-          <w:rFonts w:eastAsia="Arial" w:cstheme="minorHAnsi"/>
-          <w:sz w:val="28"/>
-          <w:szCs w:val="28"/>
-        </w:rPr>
-      </w:pPr>
-      <w:r>
-        <w:rPr>
-          <w:rFonts w:eastAsia="Arial" w:cstheme="minorHAnsi"/>
-          <w:b/>
-          <w:bCs/>
-          <w:sz w:val="28"/>
-          <w:szCs w:val="28"/>
-        </w:rPr>
-        <w:t>Secrecy Order</w:t>
-      </w:r>
-      <w:r>
-        <w:rPr>
-          <w:rFonts w:eastAsia="Arial" w:cstheme="minorHAnsi"/>
-          <w:b/>
-          <w:bCs/>
-          <w:spacing w:val="52"/>
-          <w:sz w:val="28"/>
-          <w:szCs w:val="28"/>
-        </w:rPr>
-        <w:t xml:space="preserve"> </w:t>
-      </w:r>
-      <w:r>
-        <w:rPr>
-          <w:rFonts w:eastAsia="Arial" w:cstheme="minorHAnsi"/>
-          <w:b/>
-          <w:bCs/>
-          <w:sz w:val="28"/>
-          <w:szCs w:val="28"/>
-        </w:rPr>
-        <w:t>37</w:t>
-      </w:r>
-      <w:r>
-        <w:rPr>
-          <w:rFonts w:eastAsia="Arial" w:cstheme="minorHAnsi"/>
-          <w:b/>
-          <w:bCs/>
-          <w:spacing w:val="23"/>
-          <w:sz w:val="28"/>
-          <w:szCs w:val="28"/>
-        </w:rPr>
-        <w:t xml:space="preserve"> </w:t>
-      </w:r>
-      <w:r>
-        <w:rPr>
-          <w:rFonts w:eastAsia="Arial" w:cstheme="minorHAnsi"/>
-          <w:b/>
-          <w:bCs/>
-          <w:sz w:val="28"/>
-          <w:szCs w:val="28"/>
-        </w:rPr>
-        <w:t>CFR</w:t>
-      </w:r>
-      <w:r>
-        <w:rPr>
-          <w:rFonts w:eastAsia="Arial" w:cstheme="minorHAnsi"/>
-          <w:b/>
-          <w:bCs/>
-          <w:spacing w:val="40"/>
-          <w:sz w:val="28"/>
-          <w:szCs w:val="28"/>
-        </w:rPr>
-        <w:t xml:space="preserve"> </w:t>
-      </w:r>
-      <w:r>
-        <w:rPr>
-          <w:rFonts w:eastAsia="Arial" w:cstheme="minorHAnsi"/>
-          <w:b/>
-          <w:bCs/>
-          <w:w w:val="110"/>
-          <w:sz w:val="28"/>
-          <w:szCs w:val="28"/>
-        </w:rPr>
-        <w:t>5.2</w:t>
-      </w:r>
-      <w:r>
-        <w:rPr>
-          <w:rFonts w:eastAsia="Arial" w:cstheme="minorHAnsi"/>
-          <w:b/>
-          <w:bCs/>
-          <w:w w:val="110"/>
-          <w:sz w:val="28"/>
-          <w:szCs w:val="28"/>
-        </w:rPr>
-        <w:t>:</w:t>
-      </w:r>
-    </w:p>
-    <w:tbl>
-      <w:tblPr>
-        <w:tblStyle w:val="TableGrid"/>
-        <w:tblW w:w="0" w:type="auto"/>
-        <w:tblInd w:w="85" w:type="dxa"/>
-        <w:tblLook w:val="04A0" w:firstRow="1" w:lastRow="0" w:firstColumn="1" w:lastColumn="0" w:noHBand="0" w:noVBand="1"/>
-      </w:tblPr>
-      <w:tblGrid>
-        <w:gridCol w:w="10905"/>
-      </w:tblGrid>
-      <w:tr>
-        <w:trPr>
-          <w:trHeight w:val="577"/>
-        </w:trPr>
-        <w:tc>
-          <w:tcPr>
-            <w:tcW w:w="10905" w:type="dxa"/>
-          </w:tcPr>
-          <w:p>
-            <w:pPr>
-              <w:widowControl/>
-              <w:autoSpaceDE w:val="0"/>
-              <w:autoSpaceDN w:val="0"/>
-              <w:adjustRightInd w:val="0"/>
-              <w:rPr>
-                <w:rFonts w:cstheme="minorHAnsi"/>
-                <w:b/>
-              </w:rPr>
-            </w:pPr>
-            <w:sdt>
-              <w:sdtPr>
-                <w:rPr>
-                  <w:rFonts w:eastAsia="Arial" w:cstheme="minorHAnsi"/>
-                  <w:b/>
-                  <w:bCs/>
-                  <w:sz w:val="28"/>
-                  <w:szCs w:val="28"/>
-                </w:rPr>
-                <w:id w:val="580801411"/>
-                <w14:checkbox>
-                  <w14:checked w14:val="0"/>
-                  <w14:checkedState w14:val="2612" w14:font="MS Gothic"/>
-                  <w14:uncheckedState w14:val="2610" w14:font="MS Gothic"/>
-                </w14:checkbox>
-              </w:sdtPr>
-              <w:sdtEndPr/>
-              <w:sdtContent>
-                <w:r>
-                  <w:rPr>
-                    <w:rFonts w:ascii="MS Gothic" w:eastAsia="MS Gothic" w:hAnsi="MS Gothic" w:cstheme="minorHAnsi" w:hint="eastAsia"/>
-                    <w:b/>
-                    <w:bCs/>
-                    <w:sz w:val="28"/>
-                    <w:szCs w:val="28"/>
-                  </w:rPr>
-                  <w:t>☐</w:t>
-                </w:r>
-              </w:sdtContent>
-            </w:sdt>
-            <w:r>
-              <w:rPr>
-                <w:rFonts w:cstheme="minorHAnsi"/>
-                <w:b/>
-                <w:sz w:val="18"/>
-                <w:szCs w:val="18"/>
-              </w:rPr>
-              <w:t xml:space="preserve"> </w:t>
-            </w:r>
-            <w:r>
-              <w:rPr>
-                <w:rFonts w:cstheme="minorHAnsi"/>
-                <w:b/>
-                <w:sz w:val="18"/>
-                <w:szCs w:val="18"/>
-              </w:rPr>
-              <w:t xml:space="preserve"> </w:t>
-            </w:r>
-            <w:r>
-              <w:rPr>
-                <w:rFonts w:cstheme="minorHAnsi"/>
-                <w:b/>
-              </w:rPr>
-              <w:t>Portions or all of the application associated with this Application Data Sheet may fall under a Secrecy Order pursuant to</w:t>
-            </w:r>
-            <w:r>
-              <w:rPr>
-                <w:rFonts w:cstheme="minorHAnsi"/>
-                <w:b/>
-              </w:rPr>
-              <w:t xml:space="preserve"> </w:t>
-            </w:r>
-            <w:r>
-              <w:rPr>
-                <w:rFonts w:cstheme="minorHAnsi"/>
-                <w:b/>
-              </w:rPr>
-              <w:t>37 CFR 5.2 (Paper filers only. Applications that fall under Secrecy Order may not be filed electronically.)</w:t>
-            </w:r>
-          </w:p>
-        </w:tc>
-      </w:tr>
-    </w:tbl>
-    <w:p>
-      <w:pPr>
-        <w:tabs>
-          <w:tab w:val="left" w:pos="7800"/>
-        </w:tabs>
-        <w:spacing w:before="44" w:after="0" w:line="417" w:lineRule="exact"/>
-        <w:ind w:right="-20" w:firstLine="180"/>
-        <w:rPr>
-          <w:rFonts w:eastAsia="Arial" w:cstheme="minorHAnsi"/>
-          <w:sz w:val="28"/>
-          <w:szCs w:val="28"/>
-        </w:rPr>
-      </w:pPr>
-      <w:r>
-        <w:rPr>
-          <w:rFonts w:eastAsia="Arial" w:cstheme="minorHAnsi"/>
-          <w:b/>
-          <w:bCs/>
-          <w:w w:val="92"/>
-          <w:position w:val="-1"/>
-          <w:sz w:val="28"/>
-          <w:szCs w:val="28"/>
-        </w:rPr>
-        <w:t>Inventor</w:t>
-      </w:r>
-      <w:r>
-        <w:rPr>
-          <w:rFonts w:eastAsia="Arial" w:cstheme="minorHAnsi"/>
-          <w:b/>
-          <w:bCs/>
-          <w:w w:val="92"/>
-          <w:position w:val="-1"/>
-          <w:sz w:val="28"/>
-          <w:szCs w:val="28"/>
-        </w:rPr>
-        <w:t xml:space="preserve"> Information:</w:t>
-      </w:r>
-      <w:r>
-        <w:rPr>
-          <w:rFonts w:eastAsia="Arial" w:cstheme="minorHAnsi"/>
-          <w:b/>
-          <w:bCs/>
-          <w:w w:val="92"/>
-          <w:position w:val="-1"/>
-          <w:sz w:val="28"/>
-          <w:szCs w:val="28"/>
-        </w:rPr>
-        <w:tab/>
-      </w:r>
-    </w:p>
-    <w:tbl>
-      <w:tblPr>
-        <w:tblW w:w="10902" w:type="dxa"/>
-        <w:tblInd w:w="101" w:type="dxa"/>
-        <w:tblBorders>
-          <w:top w:val="single" w:sz="2" w:space="0" w:color="000000"/>
-          <w:left w:val="single" w:sz="2" w:space="0" w:color="000000"/>
-          <w:bottom w:val="single" w:sz="2" w:space="0" w:color="000000"/>
-          <w:right w:val="single" w:sz="2" w:space="0" w:color="000000"/>
-          <w:insideH w:val="single" w:sz="2" w:space="0" w:color="000000"/>
-          <w:insideV w:val="single" w:sz="2" w:space="0" w:color="000000"/>
-        </w:tblBorders>
-        <w:tblLayout w:type="fixed"/>
-        <w:tblCellMar>
-          <w:left w:w="0" w:type="dxa"/>
-          <w:right w:w="0" w:type="dxa"/>
-        </w:tblCellMar>
-        <w:tblLook w:val="01E0" w:firstRow="1" w:lastRow="1" w:firstColumn="1" w:lastColumn="1" w:noHBand="0" w:noVBand="0"/>
-      </w:tblPr>
-      <w:tblGrid>
-        <w:gridCol w:w="619"/>
-        <w:gridCol w:w="444"/>
-        <w:gridCol w:w="9"/>
-        <w:gridCol w:w="1159"/>
-        <w:gridCol w:w="14"/>
-        <w:gridCol w:w="717"/>
-        <w:gridCol w:w="1101"/>
-        <w:gridCol w:w="607"/>
-        <w:gridCol w:w="441"/>
-        <w:gridCol w:w="1170"/>
-        <w:gridCol w:w="371"/>
-        <w:gridCol w:w="268"/>
-        <w:gridCol w:w="92"/>
-        <w:gridCol w:w="1170"/>
-        <w:gridCol w:w="808"/>
-        <w:gridCol w:w="1912"/>
-      </w:tblGrid>
-      <w:tr>
-        <w:trPr>
-          <w:trHeight w:hRule="exact" w:val="374"/>
-        </w:trPr>
-        <w:tc>
-          <w:tcPr>
-            <w:tcW w:w="10902" w:type="dxa"/>
-            <w:gridSpan w:val="16"/>
-            <w:tcBorders>
-              <w:top w:val="single" w:sz="18" w:space="0" w:color="000000"/>
-              <w:left w:val="single" w:sz="18" w:space="0" w:color="000000"/>
-              <w:bottom w:val="single" w:sz="18" w:space="0" w:color="000000"/>
-              <w:right w:val="single" w:sz="18" w:space="0" w:color="000000"/>
-            </w:tcBorders>
-            <w:vAlign w:val="center"/>
-          </w:tcPr>
-          <w:p>
-            <w:pPr>
-              <w:keepNext/>
-              <w:widowControl/>
-              <w:tabs>
-                <w:tab w:val="left" w:pos="8620"/>
-              </w:tabs>
-              <w:spacing w:after="0" w:line="240" w:lineRule="auto"/>
-              <w:ind w:left="144" w:right="-14"/>
-              <w:rPr>
-                <w:rFonts w:eastAsia="Arial" w:cstheme="minorHAnsi"/>
-                <w:sz w:val="24"/>
-                <w:szCs w:val="24"/>
-              </w:rPr>
-            </w:pPr>
-            <w:r>
-              <w:rPr>
-                <w:rFonts w:eastAsia="Arial" w:cstheme="minorHAnsi"/>
-                <w:b/>
-                <w:bCs/>
-                <w:spacing w:val="-43"/>
-                <w:position w:val="-4"/>
-                <w:sz w:val="24"/>
-                <w:szCs w:val="24"/>
-              </w:rPr>
-              <w:t xml:space="preserve">  </w:t>
-            </w:r>
-            <w:r>
-              <w:rPr>
-                <w:rFonts w:cstheme="minorHAnsi"/>
-                <w:b/>
-                <w:bCs/>
-                <w:sz w:val="24"/>
-                <w:szCs w:val="24"/>
-              </w:rPr>
-              <w:t>&lt;&lt;inventorCnt&gt;&gt;</w:t>
-            </w:r>
-            <w:r>
-              <w:rPr>
-                <w:rFonts w:cstheme="minorHAnsi"/>
-                <w:b/>
-                <w:bCs/>
-              </w:rPr>
-              <w:t xml:space="preserve"> </w:t>
-            </w:r>
-            <w:r>
-              <w:rPr>
-                <w:rFonts w:cstheme="minorHAnsi"/>
-                <w:b/>
-                <w:bCs/>
-              </w:rPr>
-              <w:t xml:space="preserve">  </w:t>
-            </w:r>
-            <w:r>
-              <w:rPr>
-                <w:rFonts w:cstheme="minorHAnsi"/>
-                <w:bCs/>
-              </w:rPr>
-              <w:t>&lt;&lt;inventor&gt;&gt;</w:t>
-            </w:r>
-          </w:p>
-        </w:tc>
-      </w:tr>
-      <w:tr>
-        <w:trPr>
-          <w:trHeight w:hRule="exact" w:val="346"/>
-        </w:trPr>
-        <w:tc>
-          <w:tcPr>
-            <w:tcW w:w="10902" w:type="dxa"/>
-            <w:gridSpan w:val="16"/>
-            <w:tcBorders>
-              <w:top w:val="single" w:sz="18" w:space="0" w:color="000000"/>
-            </w:tcBorders>
-            <w:vAlign w:val="center"/>
-          </w:tcPr>
-          <w:p>
-            <w:pPr>
-              <w:keepNext/>
-              <w:widowControl/>
-              <w:spacing w:before="21" w:after="0" w:line="240" w:lineRule="auto"/>
-              <w:ind w:left="137" w:right="-57"/>
-              <w:rPr>
-                <w:rFonts w:eastAsia="Arial" w:cstheme="minorHAnsi"/>
-                <w:b/>
-                <w:bCs/>
-                <w:w w:val="106"/>
-                <w:sz w:val="24"/>
-                <w:szCs w:val="24"/>
-              </w:rPr>
-            </w:pPr>
-            <w:r>
-              <w:rPr>
-                <w:rFonts w:eastAsia="Arial" w:cstheme="minorHAnsi"/>
-                <w:b/>
-                <w:bCs/>
-                <w:w w:val="106"/>
-                <w:sz w:val="24"/>
-                <w:szCs w:val="24"/>
-              </w:rPr>
-              <w:t>Legal Name</w:t>
-            </w:r>
-          </w:p>
-        </w:tc>
-      </w:tr>
-      <w:tr>
-        <w:trPr>
-          <w:trHeight w:hRule="exact" w:val="346"/>
-        </w:trPr>
-        <w:tc>
-          <w:tcPr>
-            <w:tcW w:w="1072" w:type="dxa"/>
-            <w:gridSpan w:val="3"/>
-            <w:vAlign w:val="center"/>
-          </w:tcPr>
-          <w:p>
-            <w:pPr>
-              <w:keepNext/>
-              <w:widowControl/>
-              <w:spacing w:after="0" w:line="240" w:lineRule="auto"/>
-              <w:ind w:left="144"/>
-              <w:rPr>
-                <w:rFonts w:eastAsia="Arial" w:cstheme="minorHAnsi"/>
-              </w:rPr>
-            </w:pPr>
-            <w:r>
-              <w:rPr>
-                <w:rFonts w:eastAsia="Arial" w:cstheme="minorHAnsi"/>
-                <w:b/>
-                <w:bCs/>
-                <w:w w:val="104"/>
-              </w:rPr>
-              <w:t>Prefix</w:t>
-            </w:r>
-          </w:p>
-        </w:tc>
-        <w:tc>
-          <w:tcPr>
-            <w:tcW w:w="2991" w:type="dxa"/>
-            <w:gridSpan w:val="4"/>
-            <w:vAlign w:val="center"/>
-          </w:tcPr>
-          <w:p>
-            <w:pPr>
-              <w:keepNext/>
-              <w:widowControl/>
-              <w:spacing w:after="0" w:line="240" w:lineRule="auto"/>
-              <w:ind w:left="43"/>
-              <w:rPr>
-                <w:rFonts w:eastAsia="Arial" w:cstheme="minorHAnsi"/>
-              </w:rPr>
-            </w:pPr>
-            <w:r>
-              <w:rPr>
-                <w:rFonts w:eastAsia="Arial" w:cstheme="minorHAnsi"/>
-                <w:b/>
-                <w:bCs/>
-              </w:rPr>
-              <w:t>Given</w:t>
-            </w:r>
-            <w:r>
-              <w:rPr>
-                <w:rFonts w:eastAsia="Arial" w:cstheme="minorHAnsi"/>
-                <w:b/>
-                <w:bCs/>
-                <w:spacing w:val="31"/>
-              </w:rPr>
-              <w:t xml:space="preserve"> </w:t>
-            </w:r>
-            <w:r>
-              <w:rPr>
-                <w:rFonts w:eastAsia="Arial" w:cstheme="minorHAnsi"/>
-                <w:b/>
-                <w:bCs/>
-                <w:w w:val="107"/>
-              </w:rPr>
-              <w:t>Name</w:t>
-            </w:r>
-          </w:p>
-        </w:tc>
-        <w:tc>
-          <w:tcPr>
-            <w:tcW w:w="2589" w:type="dxa"/>
-            <w:gridSpan w:val="4"/>
-            <w:vAlign w:val="center"/>
-          </w:tcPr>
-          <w:p>
-            <w:pPr>
-              <w:keepNext/>
-              <w:widowControl/>
-              <w:spacing w:after="0" w:line="240" w:lineRule="auto"/>
-              <w:ind w:left="144"/>
-              <w:rPr>
-                <w:rFonts w:eastAsia="Arial" w:cstheme="minorHAnsi"/>
-              </w:rPr>
-            </w:pPr>
-            <w:r>
-              <w:rPr>
-                <w:rFonts w:eastAsia="Arial" w:cstheme="minorHAnsi"/>
-                <w:b/>
-                <w:bCs/>
-              </w:rPr>
-              <w:t>Middle</w:t>
-            </w:r>
-            <w:r>
-              <w:rPr>
-                <w:rFonts w:eastAsia="Arial" w:cstheme="minorHAnsi"/>
-                <w:b/>
-                <w:bCs/>
-                <w:spacing w:val="34"/>
-              </w:rPr>
-              <w:t xml:space="preserve"> </w:t>
-            </w:r>
-            <w:r>
-              <w:rPr>
-                <w:rFonts w:eastAsia="Arial" w:cstheme="minorHAnsi"/>
-                <w:b/>
-                <w:bCs/>
-                <w:w w:val="106"/>
-              </w:rPr>
-              <w:t>Name</w:t>
-            </w:r>
-          </w:p>
-        </w:tc>
-        <w:tc>
-          <w:tcPr>
-            <w:tcW w:w="2338" w:type="dxa"/>
-            <w:gridSpan w:val="4"/>
-            <w:vAlign w:val="center"/>
-          </w:tcPr>
-          <w:p>
-            <w:pPr>
-              <w:keepNext/>
-              <w:widowControl/>
-              <w:spacing w:after="0" w:line="240" w:lineRule="auto"/>
-              <w:ind w:left="144"/>
-              <w:rPr>
-                <w:rFonts w:eastAsia="Arial" w:cstheme="minorHAnsi"/>
-              </w:rPr>
-            </w:pPr>
-            <w:r>
-              <w:rPr>
-                <w:rFonts w:eastAsia="Arial" w:cstheme="minorHAnsi"/>
-                <w:b/>
-                <w:bCs/>
-              </w:rPr>
-              <w:t>Family</w:t>
-            </w:r>
-            <w:r>
-              <w:rPr>
-                <w:rFonts w:eastAsia="Arial" w:cstheme="minorHAnsi"/>
-                <w:b/>
-                <w:bCs/>
-                <w:spacing w:val="32"/>
-              </w:rPr>
-              <w:t xml:space="preserve"> </w:t>
-            </w:r>
-            <w:r>
-              <w:rPr>
-                <w:rFonts w:eastAsia="Arial" w:cstheme="minorHAnsi"/>
-                <w:b/>
-                <w:bCs/>
-                <w:w w:val="106"/>
-              </w:rPr>
-              <w:t>Name</w:t>
-            </w:r>
-          </w:p>
-        </w:tc>
-        <w:tc>
-          <w:tcPr>
-            <w:tcW w:w="1912" w:type="dxa"/>
-            <w:vAlign w:val="center"/>
-          </w:tcPr>
-          <w:p>
-            <w:pPr>
-              <w:keepNext/>
-              <w:widowControl/>
-              <w:spacing w:after="0" w:line="240" w:lineRule="auto"/>
-              <w:ind w:left="144"/>
-              <w:rPr>
-                <w:rFonts w:eastAsia="Arial" w:cstheme="minorHAnsi"/>
-              </w:rPr>
-            </w:pPr>
-            <w:r>
-              <w:rPr>
-                <w:rFonts w:eastAsia="Arial" w:cstheme="minorHAnsi"/>
-                <w:b/>
-                <w:bCs/>
-                <w:w w:val="106"/>
-              </w:rPr>
-              <w:t>Suffix</w:t>
-            </w:r>
-          </w:p>
-        </w:tc>
-      </w:tr>
-      <w:tr>
-        <w:trPr>
-          <w:trHeight w:hRule="exact" w:val="394"/>
-        </w:trPr>
-        <w:tc>
-          <w:tcPr>
-            <w:tcW w:w="1072" w:type="dxa"/>
-            <w:gridSpan w:val="3"/>
-            <w:vAlign w:val="center"/>
-          </w:tcPr>
-          <w:p>
-            <w:pPr>
-              <w:keepNext/>
-              <w:widowControl/>
-              <w:spacing w:after="0" w:line="240" w:lineRule="auto"/>
-              <w:jc w:val="center"/>
-              <w:rPr>
-                <w:rFonts w:eastAsia="Times New Roman" w:cstheme="minorHAnsi"/>
-              </w:rPr>
-            </w:pPr>
-            <w:r>
-              <w:rPr>
-                <w:rFonts w:eastAsia="Times New Roman" w:cstheme="minorHAnsi"/>
-              </w:rPr>
-              <w:t>&lt;</w:t>
-            </w:r>
-            <w:r>
-              <w:rPr>
-                <w:rFonts w:eastAsia="Times New Roman" w:cstheme="minorHAnsi"/>
-              </w:rPr>
-              <w:t>&lt;invpre&gt;&gt;</w:t>
-            </w:r>
-          </w:p>
-        </w:tc>
-        <w:tc>
-          <w:tcPr>
-            <w:tcW w:w="2991" w:type="dxa"/>
-            <w:gridSpan w:val="4"/>
-            <w:vAlign w:val="center"/>
-          </w:tcPr>
-          <w:p>
-            <w:pPr>
-              <w:keepNext/>
-              <w:widowControl/>
-              <w:spacing w:after="0" w:line="240" w:lineRule="auto"/>
-              <w:ind w:left="43"/>
-              <w:rPr>
-                <w:rFonts w:cstheme="minorHAnsi"/>
-              </w:rPr>
-            </w:pPr>
-            <w:r>
-              <w:rPr>
-                <w:rFonts w:cstheme="minorHAnsi"/>
-                <w:bCs/>
-              </w:rPr>
-              <w:t>&lt;</w:t>
-            </w:r>
-            <w:r>
-              <w:rPr>
-                <w:rFonts w:cstheme="minorHAnsi"/>
-                <w:bCs/>
-              </w:rPr>
-              <w:t>&lt;inventorFirstName&gt;&gt;</w:t>
-            </w:r>
-          </w:p>
-        </w:tc>
-        <w:tc>
-          <w:tcPr>
-            <w:tcW w:w="2589" w:type="dxa"/>
-            <w:gridSpan w:val="4"/>
-            <w:vAlign w:val="center"/>
-          </w:tcPr>
-          <w:p>
-            <w:pPr>
-              <w:keepNext/>
-              <w:widowControl/>
-              <w:spacing w:after="0" w:line="240" w:lineRule="auto"/>
-              <w:ind w:left="43"/>
-              <w:rPr>
-                <w:rFonts w:cstheme="minorHAnsi"/>
-              </w:rPr>
-            </w:pPr>
-            <w:r>
-              <w:rPr>
-                <w:rFonts w:cstheme="minorHAnsi"/>
-              </w:rPr>
-              <w:t>&lt;&lt;inventorMiddleInitial&gt;&gt;</w:t>
-            </w:r>
-          </w:p>
-        </w:tc>
-        <w:tc>
-          <w:tcPr>
-            <w:tcW w:w="2338" w:type="dxa"/>
-            <w:gridSpan w:val="4"/>
-            <w:vAlign w:val="center"/>
-          </w:tcPr>
-          <w:p>
-            <w:pPr>
-              <w:keepNext/>
-              <w:widowControl/>
-              <w:spacing w:after="0" w:line="240" w:lineRule="auto"/>
-              <w:ind w:left="43"/>
-              <w:rPr>
-                <w:rFonts w:cstheme="minorHAnsi"/>
-              </w:rPr>
-            </w:pPr>
-            <w:r>
-              <w:rPr>
-                <w:rFonts w:cstheme="minorHAnsi"/>
-                <w:bCs/>
-              </w:rPr>
-              <w:t>&lt;</w:t>
-            </w:r>
-            <w:r>
-              <w:rPr>
-                <w:rFonts w:cstheme="minorHAnsi"/>
-                <w:bCs/>
-              </w:rPr>
-              <w:t>&lt;inventorLastName&gt;&gt;</w:t>
-            </w:r>
-          </w:p>
-        </w:tc>
-        <w:tc>
-          <w:tcPr>
-            <w:tcW w:w="1912" w:type="dxa"/>
-            <w:vAlign w:val="center"/>
-          </w:tcPr>
-          <w:p>
-            <w:pPr>
-              <w:keepNext/>
-              <w:widowControl/>
-              <w:spacing w:after="0" w:line="240" w:lineRule="auto"/>
-              <w:ind w:left="43"/>
-              <w:rPr>
-                <w:rFonts w:eastAsia="Times New Roman" w:cstheme="minorHAnsi"/>
-              </w:rPr>
-            </w:pPr>
-            <w:r>
-              <w:rPr>
-                <w:rFonts w:eastAsia="Times New Roman" w:cstheme="minorHAnsi"/>
-              </w:rPr>
-              <w:t>&lt;&lt;inventorSuffix&gt;&gt;</w:t>
-            </w:r>
-          </w:p>
-        </w:tc>
-      </w:tr>
-      <w:tr>
-        <w:trPr>
-          <w:trHeight w:hRule="exact" w:val="673"/>
-        </w:trPr>
-        <w:tc>
-          <w:tcPr>
-            <w:tcW w:w="10902" w:type="dxa"/>
-            <w:gridSpan w:val="16"/>
-            <w:vAlign w:val="center"/>
-          </w:tcPr>
-          <w:p>
-            <w:pPr>
-              <w:tabs>
-                <w:tab w:val="left" w:pos="5500"/>
-                <w:tab w:val="left" w:pos="7660"/>
-              </w:tabs>
-              <w:spacing w:after="0" w:line="261" w:lineRule="exact"/>
-              <w:ind w:right="-20"/>
-              <w:rPr>
-                <w:rFonts w:eastAsia="Arial" w:cstheme="minorHAnsi"/>
-                <w:b/>
-                <w:bCs/>
-                <w:position w:val="2"/>
-              </w:rPr>
-            </w:pPr>
-            <w:r>
-              <w:rPr>
-                <w:rFonts w:eastAsia="Arial" w:cstheme="minorHAnsi"/>
-                <w:b/>
-                <w:bCs/>
-                <w:position w:val="2"/>
-              </w:rPr>
-              <w:t xml:space="preserve">  </w:t>
-            </w:r>
-            <w:r>
-              <w:rPr>
-                <w:rFonts w:eastAsia="Arial" w:cstheme="minorHAnsi"/>
-                <w:b/>
-                <w:bCs/>
-                <w:position w:val="2"/>
-              </w:rPr>
-              <w:t>Residence</w:t>
-            </w:r>
-            <w:r>
-              <w:rPr>
-                <w:rFonts w:eastAsia="Arial" w:cstheme="minorHAnsi"/>
-                <w:b/>
-                <w:bCs/>
-                <w:spacing w:val="37"/>
-                <w:position w:val="2"/>
-              </w:rPr>
-              <w:t xml:space="preserve"> </w:t>
-            </w:r>
-            <w:r>
-              <w:rPr>
-                <w:rFonts w:eastAsia="Arial" w:cstheme="minorHAnsi"/>
-                <w:b/>
-                <w:bCs/>
-                <w:position w:val="2"/>
-              </w:rPr>
-              <w:t>Information</w:t>
-            </w:r>
-            <w:r>
-              <w:rPr>
-                <w:rFonts w:eastAsia="Arial" w:cstheme="minorHAnsi"/>
-                <w:b/>
-                <w:bCs/>
-                <w:spacing w:val="45"/>
-                <w:position w:val="2"/>
-              </w:rPr>
-              <w:t xml:space="preserve"> </w:t>
-            </w:r>
-            <w:r>
-              <w:rPr>
-                <w:rFonts w:eastAsia="Arial" w:cstheme="minorHAnsi"/>
-                <w:b/>
-                <w:bCs/>
-                <w:position w:val="2"/>
-              </w:rPr>
-              <w:t>(Select</w:t>
-            </w:r>
-            <w:r>
-              <w:rPr>
-                <w:rFonts w:eastAsia="Arial" w:cstheme="minorHAnsi"/>
-                <w:b/>
-                <w:bCs/>
-                <w:spacing w:val="25"/>
-                <w:position w:val="2"/>
-              </w:rPr>
-              <w:t xml:space="preserve"> </w:t>
-            </w:r>
-            <w:r>
-              <w:rPr>
-                <w:rFonts w:eastAsia="Arial" w:cstheme="minorHAnsi"/>
-                <w:b/>
-                <w:bCs/>
-                <w:position w:val="2"/>
-              </w:rPr>
-              <w:t>One)</w:t>
-            </w:r>
-          </w:p>
-          <w:p>
-            <w:pPr>
-              <w:tabs>
-                <w:tab w:val="left" w:pos="5500"/>
-                <w:tab w:val="left" w:pos="7660"/>
-              </w:tabs>
-              <w:spacing w:after="0" w:line="261" w:lineRule="exact"/>
-              <w:ind w:left="209" w:right="-20"/>
-              <w:rPr>
-                <w:rFonts w:eastAsia="Arial" w:cstheme="minorHAnsi"/>
-                <w:b/>
-              </w:rPr>
-            </w:pPr>
-            <w:r>
-              <w:rPr>
-                <w:rFonts w:eastAsia="Arial" w:cstheme="minorHAnsi"/>
-                <w:b/>
-                <w:bCs/>
-                <w:position w:val="2"/>
-              </w:rPr>
-              <w:t xml:space="preserve">                                         </w:t>
-            </w:r>
-            <w:r>
-              <w:rPr>
-                <w:rFonts w:eastAsia="Arial" w:cstheme="minorHAnsi"/>
-                <w:b/>
-                <w:bCs/>
-                <w:position w:val="2"/>
-              </w:rPr>
-              <w:t xml:space="preserve">                           </w:t>
-            </w:r>
-            <w:sdt>
-              <w:sdtPr>
-                <w:rPr>
-                  <w:rFonts w:eastAsia="Arial" w:cstheme="minorHAnsi"/>
-                  <w:b/>
-                  <w:bCs/>
-                  <w:spacing w:val="13"/>
-                  <w:position w:val="2"/>
-                  <w:sz w:val="24"/>
-                  <w:szCs w:val="24"/>
-                </w:rPr>
-                <w:id w:val="-830977886"/>
-                <w14:checkbox>
-                  <w14:checked w14:val="0"/>
-                  <w14:checkedState w14:val="2612" w14:font="MS Gothic"/>
-                  <w14:uncheckedState w14:val="2610" w14:font="MS Gothic"/>
-                </w14:checkbox>
-              </w:sdtPr>
-              <w:sdtEndPr/>
-              <w:sdtContent>
-                <w:r>
-                  <w:rPr>
-                    <w:rFonts w:ascii="MS Gothic" w:eastAsia="MS Gothic" w:hAnsi="MS Gothic" w:cstheme="minorHAnsi" w:hint="eastAsia"/>
-                    <w:b/>
-                    <w:bCs/>
-                    <w:spacing w:val="13"/>
-                    <w:position w:val="2"/>
-                    <w:sz w:val="24"/>
-                    <w:szCs w:val="24"/>
-                  </w:rPr>
-                  <w:t>☐</w:t>
-                </w:r>
-              </w:sdtContent>
-            </w:sdt>
-            <w:r>
-              <w:rPr>
-                <w:rFonts w:eastAsia="Arial" w:cstheme="minorHAnsi"/>
-                <w:b/>
-                <w:position w:val="4"/>
-              </w:rPr>
-              <w:t>US</w:t>
-            </w:r>
-            <w:r>
-              <w:rPr>
-                <w:rFonts w:eastAsia="Arial" w:cstheme="minorHAnsi"/>
-                <w:b/>
-                <w:spacing w:val="18"/>
-                <w:position w:val="4"/>
-              </w:rPr>
-              <w:t xml:space="preserve"> </w:t>
-            </w:r>
-            <w:r>
-              <w:rPr>
-                <w:rFonts w:eastAsia="Arial" w:cstheme="minorHAnsi"/>
-                <w:b/>
-                <w:position w:val="4"/>
-              </w:rPr>
-              <w:t>Residency</w:t>
-            </w:r>
-            <w:r>
-              <w:rPr>
-                <w:rFonts w:eastAsia="Arial" w:cstheme="minorHAnsi"/>
-                <w:b/>
-                <w:position w:val="4"/>
-              </w:rPr>
-              <w:tab/>
-            </w:r>
-            <w:sdt>
-              <w:sdtPr>
-                <w:rPr>
-                  <w:rFonts w:eastAsia="Arial" w:cstheme="minorHAnsi"/>
-                  <w:b/>
-                  <w:bCs/>
-                  <w:spacing w:val="13"/>
-                  <w:position w:val="2"/>
-                  <w:sz w:val="24"/>
-                  <w:szCs w:val="24"/>
-                </w:rPr>
-                <w:id w:val="-1318641333"/>
-                <w14:checkbox>
-                  <w14:checked w14:val="0"/>
-                  <w14:checkedState w14:val="2612" w14:font="MS Gothic"/>
-                  <w14:uncheckedState w14:val="2610" w14:font="MS Gothic"/>
-                </w14:checkbox>
-              </w:sdtPr>
-              <w:sdtEndPr/>
-              <w:sdtContent>
-                <w:r>
-                  <w:rPr>
-                    <w:rFonts w:ascii="MS Gothic" w:eastAsia="MS Gothic" w:hAnsi="MS Gothic" w:cs="MS Gothic" w:hint="eastAsia"/>
-                    <w:b/>
-                    <w:bCs/>
-                    <w:spacing w:val="13"/>
-                    <w:position w:val="2"/>
-                    <w:sz w:val="24"/>
-                    <w:szCs w:val="24"/>
-                  </w:rPr>
-                  <w:t>☐</w:t>
-                </w:r>
-              </w:sdtContent>
-            </w:sdt>
-            <w:r>
-              <w:rPr>
-                <w:rFonts w:eastAsia="Arial" w:cstheme="minorHAnsi"/>
-                <w:b/>
-                <w:position w:val="4"/>
-              </w:rPr>
-              <w:t>Non US</w:t>
-            </w:r>
-            <w:r>
-              <w:rPr>
-                <w:rFonts w:eastAsia="Arial" w:cstheme="minorHAnsi"/>
-                <w:b/>
-                <w:spacing w:val="18"/>
-                <w:position w:val="4"/>
-              </w:rPr>
-              <w:t xml:space="preserve"> </w:t>
-            </w:r>
-            <w:r>
-              <w:rPr>
-                <w:rFonts w:eastAsia="Arial" w:cstheme="minorHAnsi"/>
-                <w:b/>
-                <w:position w:val="4"/>
-              </w:rPr>
-              <w:t>Residency</w:t>
-            </w:r>
-            <w:r>
-              <w:rPr>
-                <w:rFonts w:eastAsia="Arial" w:cstheme="minorHAnsi"/>
-                <w:b/>
-                <w:position w:val="4"/>
-              </w:rPr>
-              <w:tab/>
-            </w:r>
-            <w:sdt>
-              <w:sdtPr>
-                <w:rPr>
-                  <w:rFonts w:eastAsia="Arial" w:cstheme="minorHAnsi"/>
-                  <w:b/>
-                  <w:bCs/>
-                  <w:spacing w:val="13"/>
-                  <w:position w:val="2"/>
-                  <w:sz w:val="24"/>
-                  <w:szCs w:val="24"/>
-                </w:rPr>
-                <w:id w:val="-1686589593"/>
-                <w14:checkbox>
-                  <w14:checked w14:val="0"/>
-                  <w14:checkedState w14:val="2612" w14:font="MS Gothic"/>
-                  <w14:uncheckedState w14:val="2610" w14:font="MS Gothic"/>
-                </w14:checkbox>
-              </w:sdtPr>
-              <w:sdtEndPr/>
-              <w:sdtContent>
-                <w:r>
-                  <w:rPr>
-                    <w:rFonts w:ascii="MS Gothic" w:eastAsia="MS Gothic" w:hAnsi="MS Gothic" w:cstheme="minorHAnsi" w:hint="eastAsia"/>
-                    <w:b/>
-                    <w:bCs/>
-                    <w:spacing w:val="13"/>
-                    <w:position w:val="2"/>
-                    <w:sz w:val="24"/>
-                    <w:szCs w:val="24"/>
-                  </w:rPr>
-                  <w:t>☐</w:t>
-                </w:r>
-              </w:sdtContent>
-            </w:sdt>
-            <w:r>
-              <w:rPr>
-                <w:rFonts w:eastAsia="Arial" w:cstheme="minorHAnsi"/>
-                <w:b/>
-                <w:position w:val="4"/>
-              </w:rPr>
-              <w:t>Active US Military Service</w:t>
-            </w:r>
-          </w:p>
-        </w:tc>
-      </w:tr>
-      <w:tr>
-        <w:trPr>
-          <w:trHeight w:hRule="exact" w:val="646"/>
-        </w:trPr>
-        <w:tc>
-          <w:tcPr>
-            <w:tcW w:w="619" w:type="dxa"/>
-            <w:vAlign w:val="center"/>
-          </w:tcPr>
-          <w:p>
-            <w:pPr>
-              <w:spacing w:before="36" w:after="0" w:line="240" w:lineRule="auto"/>
-              <w:ind w:left="137" w:right="-20"/>
-              <w:rPr>
-                <w:rFonts w:eastAsia="Arial" w:cstheme="minorHAnsi"/>
-              </w:rPr>
-            </w:pPr>
-            <w:r>
-              <w:rPr>
-                <w:rFonts w:eastAsia="Arial" w:cstheme="minorHAnsi"/>
-                <w:b/>
-                <w:bCs/>
-                <w:w w:val="109"/>
-              </w:rPr>
-              <w:t>City</w:t>
-            </w:r>
-          </w:p>
-        </w:tc>
-        <w:tc>
-          <w:tcPr>
-            <w:tcW w:w="2343" w:type="dxa"/>
-            <w:gridSpan w:val="5"/>
-            <w:vAlign w:val="center"/>
-          </w:tcPr>
-          <w:p>
-            <w:pPr>
-              <w:tabs>
-                <w:tab w:val="left" w:pos="2420"/>
-                <w:tab w:val="left" w:pos="4840"/>
-              </w:tabs>
-              <w:spacing w:before="40" w:after="0" w:line="240" w:lineRule="auto"/>
-              <w:ind w:left="137" w:right="-20"/>
-              <w:rPr>
-                <w:rFonts w:eastAsia="Arial" w:cstheme="minorHAnsi"/>
-              </w:rPr>
-            </w:pPr>
-            <w:r>
-              <w:rPr>
-                <w:rFonts w:eastAsia="Arial" w:cstheme="minorHAnsi"/>
-                <w:bCs/>
-              </w:rPr>
-              <w:t>&lt;&lt;inventorHomeCity&gt;&gt;</w:t>
-            </w:r>
-          </w:p>
-        </w:tc>
-        <w:tc>
-          <w:tcPr>
-            <w:tcW w:w="1708" w:type="dxa"/>
-            <w:gridSpan w:val="2"/>
-            <w:vAlign w:val="center"/>
-          </w:tcPr>
-          <w:p>
-            <w:pPr>
-              <w:tabs>
-                <w:tab w:val="left" w:pos="2420"/>
-                <w:tab w:val="left" w:pos="4840"/>
-              </w:tabs>
-              <w:spacing w:before="40" w:after="0" w:line="240" w:lineRule="auto"/>
-              <w:ind w:left="43" w:right="-14"/>
-              <w:rPr>
-                <w:rFonts w:eastAsia="Arial" w:cstheme="minorHAnsi"/>
-              </w:rPr>
-            </w:pPr>
-            <w:r>
-              <w:rPr>
-                <w:rFonts w:eastAsia="Arial" w:cstheme="minorHAnsi"/>
-                <w:b/>
-                <w:bCs/>
-                <w:w w:val="116"/>
-                <w:position w:val="1"/>
-              </w:rPr>
-              <w:t>State/Province</w:t>
-            </w:r>
-          </w:p>
-        </w:tc>
-        <w:tc>
-          <w:tcPr>
-            <w:tcW w:w="2342" w:type="dxa"/>
-            <w:gridSpan w:val="5"/>
-            <w:vAlign w:val="center"/>
-          </w:tcPr>
-          <w:p>
-            <w:pPr>
-              <w:tabs>
-                <w:tab w:val="left" w:pos="2420"/>
-                <w:tab w:val="left" w:pos="4840"/>
-              </w:tabs>
-              <w:spacing w:before="40" w:after="0" w:line="240" w:lineRule="auto"/>
-              <w:ind w:left="43" w:right="-14"/>
-              <w:rPr>
-                <w:rFonts w:eastAsia="Arial" w:cstheme="minorHAnsi"/>
-              </w:rPr>
-            </w:pPr>
-            <w:r>
-              <w:rPr>
-                <w:rFonts w:eastAsia="Arial" w:cstheme="minorHAnsi"/>
-                <w:bCs/>
-              </w:rPr>
-              <w:t>&lt;&lt;inventorHomeState&gt;&gt;</w:t>
-            </w:r>
-          </w:p>
-        </w:tc>
-        <w:tc>
-          <w:tcPr>
-            <w:tcW w:w="1170" w:type="dxa"/>
-            <w:vAlign w:val="center"/>
-          </w:tcPr>
-          <w:p>
-            <w:pPr>
-              <w:tabs>
-                <w:tab w:val="left" w:pos="2420"/>
-                <w:tab w:val="left" w:pos="4840"/>
-              </w:tabs>
-              <w:spacing w:before="40" w:after="0" w:line="240" w:lineRule="auto"/>
-              <w:ind w:right="-20"/>
-              <w:jc w:val="center"/>
-              <w:rPr>
-                <w:rFonts w:eastAsia="Arial" w:cstheme="minorHAnsi"/>
-              </w:rPr>
-            </w:pPr>
-            <w:r>
-              <w:rPr>
-                <w:rFonts w:eastAsia="Arial" w:cstheme="minorHAnsi"/>
-                <w:b/>
-                <w:bCs/>
-              </w:rPr>
-              <w:t>Country</w:t>
-            </w:r>
-            <w:r>
-              <w:rPr>
-                <w:rFonts w:eastAsia="Arial" w:cstheme="minorHAnsi"/>
-                <w:b/>
-                <w:bCs/>
-                <w:spacing w:val="39"/>
-              </w:rPr>
-              <w:t xml:space="preserve"> </w:t>
-            </w:r>
-            <w:r>
-              <w:rPr>
-                <w:rFonts w:eastAsia="Arial" w:cstheme="minorHAnsi"/>
-                <w:b/>
-                <w:bCs/>
-              </w:rPr>
-              <w:t>of</w:t>
-            </w:r>
-            <w:r>
-              <w:rPr>
-                <w:rFonts w:eastAsia="Arial" w:cstheme="minorHAnsi"/>
-                <w:b/>
-                <w:bCs/>
-                <w:spacing w:val="22"/>
-              </w:rPr>
-              <w:t xml:space="preserve"> </w:t>
-            </w:r>
-            <w:r>
-              <w:rPr>
-                <w:rFonts w:eastAsia="Arial" w:cstheme="minorHAnsi"/>
-                <w:b/>
-                <w:bCs/>
-              </w:rPr>
-              <w:t>Residence</w:t>
-            </w:r>
-          </w:p>
-        </w:tc>
-        <w:tc>
-          <w:tcPr>
-            <w:tcW w:w="2720" w:type="dxa"/>
-            <w:gridSpan w:val="2"/>
-            <w:vAlign w:val="center"/>
-          </w:tcPr>
-          <w:p>
-            <w:pPr>
-              <w:tabs>
-                <w:tab w:val="left" w:pos="2420"/>
-                <w:tab w:val="left" w:pos="4840"/>
-              </w:tabs>
-              <w:spacing w:before="40" w:after="0" w:line="240" w:lineRule="auto"/>
-              <w:ind w:right="-20"/>
-              <w:rPr>
-                <w:rFonts w:eastAsia="Arial" w:cstheme="minorHAnsi"/>
-              </w:rPr>
-            </w:pPr>
-            <w:r>
-              <w:rPr>
-                <w:rFonts w:eastAsia="Arial" w:cstheme="minorHAnsi"/>
-              </w:rPr>
-              <w:t>&lt;&lt;inventorHomeCountry&gt;&gt;</w:t>
-            </w:r>
-          </w:p>
-        </w:tc>
-      </w:tr>
-      <w:tr>
-        <w:trPr>
-          <w:trHeight w:hRule="exact" w:val="403"/>
-        </w:trPr>
-        <w:tc>
-          <w:tcPr>
-            <w:tcW w:w="10902" w:type="dxa"/>
-            <w:gridSpan w:val="16"/>
-            <w:vAlign w:val="center"/>
-          </w:tcPr>
-          <w:p>
-            <w:pPr>
-              <w:spacing w:after="0" w:line="240" w:lineRule="auto"/>
-              <w:ind w:left="144" w:right="-144"/>
-              <w:rPr>
-                <w:rFonts w:eastAsia="Arial" w:cstheme="minorHAnsi"/>
-              </w:rPr>
-            </w:pPr>
-            <w:r>
-              <w:rPr>
-                <w:rFonts w:eastAsia="Arial" w:cstheme="minorHAnsi"/>
-                <w:b/>
-                <w:bCs/>
-              </w:rPr>
-              <w:t>Mailing</w:t>
-            </w:r>
-            <w:r>
-              <w:rPr>
-                <w:rFonts w:eastAsia="Arial" w:cstheme="minorHAnsi"/>
-                <w:b/>
-                <w:bCs/>
-                <w:spacing w:val="18"/>
-              </w:rPr>
-              <w:t xml:space="preserve"> </w:t>
-            </w:r>
-            <w:r>
-              <w:rPr>
-                <w:rFonts w:eastAsia="Arial" w:cstheme="minorHAnsi"/>
-                <w:b/>
-                <w:bCs/>
-              </w:rPr>
-              <w:t>Address</w:t>
-            </w:r>
-            <w:r>
-              <w:rPr>
-                <w:rFonts w:eastAsia="Arial" w:cstheme="minorHAnsi"/>
-                <w:b/>
-                <w:bCs/>
-                <w:spacing w:val="34"/>
-              </w:rPr>
-              <w:t xml:space="preserve"> </w:t>
-            </w:r>
-            <w:r>
-              <w:rPr>
-                <w:rFonts w:eastAsia="Arial" w:cstheme="minorHAnsi"/>
-                <w:b/>
-                <w:bCs/>
-              </w:rPr>
-              <w:t>of</w:t>
-            </w:r>
-            <w:r>
-              <w:rPr>
-                <w:rFonts w:eastAsia="Arial" w:cstheme="minorHAnsi"/>
-                <w:b/>
-                <w:bCs/>
-                <w:spacing w:val="21"/>
-              </w:rPr>
-              <w:t xml:space="preserve"> </w:t>
-            </w:r>
-            <w:r>
-              <w:rPr>
-                <w:rFonts w:eastAsia="Arial" w:cstheme="minorHAnsi"/>
-                <w:b/>
-                <w:bCs/>
-                <w:w w:val="105"/>
-              </w:rPr>
-              <w:t xml:space="preserve">Inventor: </w:t>
-            </w:r>
-          </w:p>
-        </w:tc>
-      </w:tr>
-      <w:tr>
-        <w:trPr>
-          <w:trHeight w:hRule="exact" w:val="346"/>
-        </w:trPr>
-        <w:tc>
-          <w:tcPr>
-            <w:tcW w:w="2245" w:type="dxa"/>
-            <w:gridSpan w:val="5"/>
-            <w:vAlign w:val="center"/>
-          </w:tcPr>
-          <w:p>
-            <w:pPr>
-              <w:spacing w:after="0" w:line="240" w:lineRule="auto"/>
-              <w:ind w:left="144" w:right="-144"/>
-              <w:rPr>
-                <w:rFonts w:eastAsia="Arial" w:cstheme="minorHAnsi"/>
-              </w:rPr>
-            </w:pPr>
-            <w:r>
-              <w:rPr>
-                <w:rFonts w:eastAsia="Arial" w:cstheme="minorHAnsi"/>
-                <w:b/>
-                <w:bCs/>
-              </w:rPr>
-              <w:t>Address</w:t>
-            </w:r>
-            <w:r>
-              <w:rPr>
-                <w:rFonts w:eastAsia="Arial" w:cstheme="minorHAnsi"/>
-                <w:b/>
-                <w:bCs/>
-                <w:spacing w:val="33"/>
-              </w:rPr>
-              <w:t xml:space="preserve"> </w:t>
-            </w:r>
-            <w:r>
-              <w:rPr>
-                <w:rFonts w:eastAsia="Arial" w:cstheme="minorHAnsi"/>
-                <w:b/>
-                <w:bCs/>
-                <w:w w:val="121"/>
-              </w:rPr>
-              <w:t>1</w:t>
-            </w:r>
-          </w:p>
-        </w:tc>
-        <w:tc>
-          <w:tcPr>
-            <w:tcW w:w="8657" w:type="dxa"/>
-            <w:gridSpan w:val="11"/>
-            <w:vAlign w:val="center"/>
-          </w:tcPr>
-          <w:p>
-            <w:pPr>
-              <w:spacing w:after="0" w:line="240" w:lineRule="auto"/>
-              <w:ind w:left="43"/>
-              <w:rPr>
-                <w:rFonts w:cstheme="minorHAnsi"/>
-              </w:rPr>
-            </w:pPr>
-            <w:r>
-              <w:rPr>
-                <w:rFonts w:cs="Arial"/>
-              </w:rPr>
-              <w:t>&lt;</w:t>
-            </w:r>
-            <w:r>
-              <w:rPr>
-                <w:rFonts w:cs="Arial"/>
-              </w:rPr>
-              <w:t>&lt;inventorMailingStreet</w:t>
-            </w:r>
-            <w:r>
-              <w:rPr>
-                <w:rFonts w:cs="Arial"/>
-              </w:rPr>
-              <w:t>1</w:t>
-            </w:r>
-            <w:r>
-              <w:rPr>
-                <w:rFonts w:cs="Arial"/>
-              </w:rPr>
-              <w:t>&gt;&gt;</w:t>
-            </w:r>
-          </w:p>
-        </w:tc>
-      </w:tr>
-      <w:tr>
-        <w:trPr>
-          <w:trHeight w:hRule="exact" w:val="360"/>
-        </w:trPr>
-        <w:tc>
-          <w:tcPr>
-            <w:tcW w:w="2245" w:type="dxa"/>
-            <w:gridSpan w:val="5"/>
-            <w:vAlign w:val="center"/>
-          </w:tcPr>
-          <w:p>
-            <w:pPr>
-              <w:spacing w:after="0" w:line="240" w:lineRule="auto"/>
-              <w:ind w:left="144" w:right="-144"/>
-              <w:rPr>
-                <w:rFonts w:eastAsia="Arial" w:cstheme="minorHAnsi"/>
-              </w:rPr>
-            </w:pPr>
-            <w:r>
-              <w:rPr>
-                <w:rFonts w:eastAsia="Arial" w:cstheme="minorHAnsi"/>
-                <w:b/>
-                <w:bCs/>
-              </w:rPr>
-              <w:t>Address</w:t>
-            </w:r>
-            <w:r>
-              <w:rPr>
-                <w:rFonts w:eastAsia="Arial" w:cstheme="minorHAnsi"/>
-                <w:b/>
-                <w:bCs/>
-                <w:spacing w:val="43"/>
-              </w:rPr>
-              <w:t xml:space="preserve"> </w:t>
-            </w:r>
-            <w:r>
-              <w:rPr>
-                <w:rFonts w:eastAsia="Arial" w:cstheme="minorHAnsi"/>
-                <w:b/>
-                <w:bCs/>
-                <w:w w:val="110"/>
-              </w:rPr>
-              <w:t>2</w:t>
-            </w:r>
-          </w:p>
-        </w:tc>
-        <w:tc>
-          <w:tcPr>
-            <w:tcW w:w="8657" w:type="dxa"/>
-            <w:gridSpan w:val="11"/>
-            <w:vAlign w:val="center"/>
-          </w:tcPr>
-          <w:p>
-            <w:pPr>
-              <w:spacing w:after="0" w:line="240" w:lineRule="auto"/>
-              <w:ind w:right="-144"/>
-              <w:rPr>
-                <w:rFonts w:cstheme="minorHAnsi"/>
-              </w:rPr>
-            </w:pPr>
-            <w:r>
-              <w:rPr>
-                <w:rFonts w:cs="Arial"/>
-              </w:rPr>
-              <w:t xml:space="preserve"> </w:t>
-            </w:r>
-            <w:r>
-              <w:rPr>
-                <w:rFonts w:cs="Arial"/>
-              </w:rPr>
-              <w:t>&lt;&lt;inventorMailingStreet</w:t>
-            </w:r>
-            <w:r>
-              <w:rPr>
-                <w:rFonts w:cs="Arial"/>
-              </w:rPr>
-              <w:t>2</w:t>
-            </w:r>
-            <w:r>
-              <w:rPr>
-                <w:rFonts w:cs="Arial"/>
-              </w:rPr>
-              <w:t>&gt;&gt;</w:t>
-            </w:r>
-          </w:p>
-        </w:tc>
-      </w:tr>
-      <w:tr>
-        <w:trPr>
-          <w:trHeight w:hRule="exact" w:val="360"/>
-        </w:trPr>
-        <w:tc>
-          <w:tcPr>
-            <w:tcW w:w="1063" w:type="dxa"/>
-            <w:gridSpan w:val="2"/>
-            <w:tcBorders>
-              <w:bottom w:val="single" w:sz="2" w:space="0" w:color="000000"/>
-            </w:tcBorders>
-            <w:vAlign w:val="center"/>
-          </w:tcPr>
-          <w:p>
-            <w:pPr>
-              <w:tabs>
-                <w:tab w:val="left" w:pos="1060"/>
-                <w:tab w:val="left" w:pos="5560"/>
-                <w:tab w:val="left" w:pos="7540"/>
-              </w:tabs>
-              <w:spacing w:after="0" w:line="240" w:lineRule="auto"/>
-              <w:ind w:left="144" w:right="-144"/>
-              <w:rPr>
-                <w:rFonts w:eastAsia="Arial" w:cstheme="minorHAnsi"/>
-              </w:rPr>
-            </w:pPr>
-            <w:r>
-              <w:rPr>
-                <w:rFonts w:eastAsia="Arial" w:cstheme="minorHAnsi"/>
-                <w:b/>
-                <w:bCs/>
-                <w:position w:val="6"/>
-              </w:rPr>
-              <w:t>City</w:t>
-            </w:r>
-            <w:r>
-              <w:rPr>
-                <w:rFonts w:eastAsia="Arial" w:cstheme="minorHAnsi"/>
-                <w:b/>
-                <w:bCs/>
-                <w:spacing w:val="-21"/>
-                <w:position w:val="6"/>
-              </w:rPr>
-              <w:t xml:space="preserve"> </w:t>
-            </w:r>
-          </w:p>
-        </w:tc>
-        <w:tc>
-          <w:tcPr>
-            <w:tcW w:w="4048" w:type="dxa"/>
-            <w:gridSpan w:val="7"/>
-            <w:tcBorders>
-              <w:bottom w:val="single" w:sz="2" w:space="0" w:color="000000"/>
-            </w:tcBorders>
-            <w:vAlign w:val="center"/>
-          </w:tcPr>
-          <w:p>
-            <w:pPr>
-              <w:tabs>
-                <w:tab w:val="left" w:pos="1060"/>
-                <w:tab w:val="left" w:pos="5560"/>
-                <w:tab w:val="left" w:pos="7540"/>
-              </w:tabs>
-              <w:spacing w:after="0" w:line="240" w:lineRule="auto"/>
-              <w:ind w:left="43" w:right="-144"/>
-              <w:rPr>
-                <w:rFonts w:eastAsia="Arial" w:cstheme="minorHAnsi"/>
-              </w:rPr>
-            </w:pPr>
-            <w:r>
-              <w:rPr>
-                <w:rFonts w:cs="Arial"/>
-                <w:bCs/>
-              </w:rPr>
-              <w:t>&lt;&lt;inventorMailingCity&gt;&gt;</w:t>
-            </w:r>
-          </w:p>
-        </w:tc>
-        <w:tc>
-          <w:tcPr>
-            <w:tcW w:w="1809" w:type="dxa"/>
-            <w:gridSpan w:val="3"/>
-            <w:tcBorders>
-              <w:bottom w:val="single" w:sz="2" w:space="0" w:color="000000"/>
-            </w:tcBorders>
-            <w:vAlign w:val="center"/>
-          </w:tcPr>
-          <w:p>
-            <w:pPr>
-              <w:tabs>
-                <w:tab w:val="left" w:pos="1060"/>
-                <w:tab w:val="left" w:pos="5560"/>
-                <w:tab w:val="left" w:pos="7540"/>
-              </w:tabs>
-              <w:spacing w:after="0" w:line="240" w:lineRule="auto"/>
-              <w:ind w:left="144" w:right="-144"/>
-              <w:rPr>
-                <w:rFonts w:eastAsia="Arial" w:cstheme="minorHAnsi"/>
-              </w:rPr>
-            </w:pPr>
-            <w:r>
-              <w:rPr>
-                <w:rFonts w:eastAsia="Arial" w:cstheme="minorHAnsi"/>
-                <w:b/>
-                <w:bCs/>
-                <w:w w:val="105"/>
-                <w:position w:val="6"/>
-              </w:rPr>
-              <w:t>State/Provinc</w:t>
-            </w:r>
-            <w:r>
-              <w:rPr>
-                <w:rFonts w:eastAsia="Arial" w:cstheme="minorHAnsi"/>
-                <w:b/>
-                <w:bCs/>
-                <w:w w:val="105"/>
-                <w:position w:val="6"/>
-              </w:rPr>
-              <w:t>e</w:t>
-            </w:r>
-          </w:p>
-        </w:tc>
-        <w:tc>
-          <w:tcPr>
-            <w:tcW w:w="3982" w:type="dxa"/>
-            <w:gridSpan w:val="4"/>
-            <w:tcBorders>
-              <w:bottom w:val="single" w:sz="2" w:space="0" w:color="000000"/>
-            </w:tcBorders>
-            <w:vAlign w:val="center"/>
-          </w:tcPr>
-          <w:p>
-            <w:pPr>
-              <w:tabs>
-                <w:tab w:val="left" w:pos="1060"/>
-                <w:tab w:val="left" w:pos="5560"/>
-                <w:tab w:val="left" w:pos="7540"/>
-              </w:tabs>
-              <w:spacing w:after="0" w:line="240" w:lineRule="auto"/>
-              <w:ind w:left="43" w:right="-144"/>
-              <w:rPr>
-                <w:rFonts w:eastAsia="Arial" w:cstheme="minorHAnsi"/>
-              </w:rPr>
-            </w:pPr>
-            <w:r>
-              <w:rPr>
-                <w:rFonts w:eastAsia="Arial" w:cstheme="minorHAnsi"/>
-                <w:bCs/>
-              </w:rPr>
-              <w:t>&lt;&lt;inventorMailingState&gt;&gt;</w:t>
-            </w:r>
-          </w:p>
-        </w:tc>
-      </w:tr>
-      <w:tr>
-        <w:trPr>
-          <w:trHeight w:hRule="exact" w:val="360"/>
-        </w:trPr>
-        <w:tc>
-          <w:tcPr>
-            <w:tcW w:w="2231" w:type="dxa"/>
-            <w:gridSpan w:val="4"/>
-            <w:tcBorders>
-              <w:bottom w:val="single" w:sz="2" w:space="0" w:color="000000"/>
-            </w:tcBorders>
-            <w:vAlign w:val="center"/>
-          </w:tcPr>
-          <w:p>
-            <w:pPr>
-              <w:tabs>
-                <w:tab w:val="left" w:pos="1060"/>
-                <w:tab w:val="left" w:pos="5560"/>
-                <w:tab w:val="left" w:pos="7540"/>
-              </w:tabs>
-              <w:spacing w:after="0" w:line="240" w:lineRule="auto"/>
-              <w:ind w:left="144"/>
-              <w:rPr>
-                <w:rFonts w:eastAsia="Arial" w:cstheme="minorHAnsi"/>
-              </w:rPr>
-            </w:pPr>
-            <w:r>
-              <w:rPr>
-                <w:rFonts w:eastAsia="Arial" w:cstheme="minorHAnsi"/>
-                <w:b/>
-                <w:bCs/>
-              </w:rPr>
-              <w:t>Postal</w:t>
-            </w:r>
-            <w:r>
-              <w:rPr>
-                <w:rFonts w:eastAsia="Arial" w:cstheme="minorHAnsi"/>
-                <w:b/>
-                <w:bCs/>
-                <w:spacing w:val="23"/>
-              </w:rPr>
-              <w:t xml:space="preserve"> </w:t>
-            </w:r>
-            <w:r>
-              <w:rPr>
-                <w:rFonts w:eastAsia="Arial" w:cstheme="minorHAnsi"/>
-                <w:b/>
-                <w:bCs/>
-                <w:w w:val="106"/>
-              </w:rPr>
-              <w:t>Code</w:t>
-            </w:r>
-          </w:p>
-        </w:tc>
-        <w:tc>
-          <w:tcPr>
-            <w:tcW w:w="2880" w:type="dxa"/>
-            <w:gridSpan w:val="5"/>
-            <w:tcBorders>
-              <w:bottom w:val="single" w:sz="2" w:space="0" w:color="000000"/>
-            </w:tcBorders>
-            <w:vAlign w:val="center"/>
-          </w:tcPr>
-          <w:p>
-            <w:pPr>
-              <w:tabs>
-                <w:tab w:val="left" w:pos="1060"/>
-                <w:tab w:val="left" w:pos="5560"/>
-                <w:tab w:val="left" w:pos="7540"/>
-              </w:tabs>
-              <w:spacing w:after="0" w:line="240" w:lineRule="auto"/>
-              <w:ind w:left="43"/>
-              <w:rPr>
-                <w:rFonts w:eastAsia="Arial" w:cstheme="minorHAnsi"/>
-              </w:rPr>
-            </w:pPr>
-            <w:r>
-              <w:rPr>
-                <w:rFonts w:eastAsia="Arial" w:cstheme="minorHAnsi"/>
-                <w:bCs/>
-              </w:rPr>
-              <w:t>&lt;&lt;inventorMailingZip&gt;&gt;</w:t>
-            </w:r>
-          </w:p>
-        </w:tc>
-        <w:tc>
-          <w:tcPr>
-            <w:tcW w:w="1170" w:type="dxa"/>
-            <w:tcBorders>
-              <w:bottom w:val="single" w:sz="2" w:space="0" w:color="000000"/>
-            </w:tcBorders>
-            <w:vAlign w:val="center"/>
-          </w:tcPr>
-          <w:p>
-            <w:pPr>
-              <w:tabs>
-                <w:tab w:val="left" w:pos="1060"/>
-                <w:tab w:val="left" w:pos="5560"/>
-                <w:tab w:val="left" w:pos="7540"/>
-              </w:tabs>
-              <w:spacing w:after="0" w:line="240" w:lineRule="auto"/>
-              <w:ind w:left="144"/>
-              <w:rPr>
-                <w:rFonts w:eastAsia="Arial" w:cstheme="minorHAnsi"/>
-                <w:b/>
-              </w:rPr>
-            </w:pPr>
-            <w:r>
-              <w:rPr>
-                <w:rFonts w:eastAsia="Arial" w:cstheme="minorHAnsi"/>
-                <w:b/>
-              </w:rPr>
-              <w:t>Country</w:t>
-            </w:r>
-          </w:p>
-        </w:tc>
-        <w:tc>
-          <w:tcPr>
-            <w:tcW w:w="4621" w:type="dxa"/>
-            <w:gridSpan w:val="6"/>
-            <w:tcBorders>
-              <w:bottom w:val="single" w:sz="2" w:space="0" w:color="000000"/>
-            </w:tcBorders>
-            <w:vAlign w:val="center"/>
-          </w:tcPr>
-          <w:p>
-            <w:pPr>
-              <w:tabs>
-                <w:tab w:val="left" w:pos="1060"/>
-                <w:tab w:val="left" w:pos="5560"/>
-                <w:tab w:val="left" w:pos="7540"/>
-              </w:tabs>
-              <w:spacing w:after="0" w:line="240" w:lineRule="auto"/>
-              <w:ind w:left="43"/>
-              <w:rPr>
-                <w:rFonts w:eastAsia="Arial" w:cstheme="minorHAnsi"/>
-              </w:rPr>
-            </w:pPr>
-            <w:r>
-              <w:rPr>
-                <w:rFonts w:eastAsia="Arial" w:cstheme="minorHAnsi"/>
-                <w:bCs/>
-              </w:rPr>
-              <w:t>&lt;&lt;inventorMailingCountry&gt;&gt;</w:t>
-            </w:r>
-          </w:p>
-        </w:tc>
-      </w:tr>
-    </w:tbl>
-    <w:p>
-      <w:pPr>
         <w:spacing w:after="0" w:line="120" w:lineRule="auto"/>
-        <w:ind w:left="130" w:right="-14"/>
+        <w:ind w:right="-14"/>
         <w:rPr>
           <w:rFonts w:eastAsia="Arial" w:cstheme="minorHAnsi"/>
           <w:bCs/>
@@ -2275,7 +463,6 @@
                   <w14:uncheckedState w14:val="2610" w14:font="MS Gothic"/>
                 </w14:checkbox>
               </w:sdtPr>
-              <w:sdtEndPr/>
               <w:sdtContent>
                 <w:r>
                   <w:rPr>
@@ -3007,7 +1194,6 @@
                   <w14:uncheckedState w14:val="2610" w14:font="MS Gothic"/>
                 </w14:checkbox>
               </w:sdtPr>
-              <w:sdtEndPr/>
               <w:sdtContent>
                 <w:r>
                   <w:rPr>
@@ -3386,7 +1572,6 @@
                 <w:b/>
                 <w:bCs/>
               </w:rPr>
-              <w:lastRenderedPageBreak/>
               <w:t>Only complete this section when filing an application by reference under 35 U.S.C. 111(c) and 37 CFR 1.57(a).</w:t>
             </w:r>
             <w:r>
@@ -3793,7 +1978,6 @@
                   <w14:uncheckedState w14:val="2610" w14:font="MS Gothic"/>
                 </w14:checkbox>
               </w:sdtPr>
-              <w:sdtEndPr/>
               <w:sdtContent>
                 <w:r>
                   <w:rPr>
@@ -4067,7 +2251,6 @@
                   <w14:uncheckedState w14:val="2610" w14:font="MS Gothic"/>
                 </w14:checkbox>
               </w:sdtPr>
-              <w:sdtEndPr/>
               <w:sdtContent>
                 <w:r>
                   <w:rPr>
@@ -4885,6 +3068,7 @@
               </w:rPr>
               <w:t xml:space="preserve"> </w:t>
             </w:r>
+            <w:proofErr w:type="gramStart"/>
             <w:r>
               <w:rPr>
                 <w:rFonts w:eastAsia="Arial" w:cstheme="minorHAnsi"/>
@@ -4924,7 +3108,18 @@
                 <w:sz w:val="20"/>
                 <w:szCs w:val="20"/>
               </w:rPr>
-              <w:t xml:space="preserve">either </w:t>
+              <w:t>either</w:t>
+            </w:r>
+            <w:proofErr w:type="gramEnd"/>
+            <w:r>
+              <w:rPr>
+                <w:rFonts w:eastAsia="Arial" w:cstheme="minorHAnsi"/>
+                <w:b/>
+                <w:color w:val="010101"/>
+                <w:sz w:val="20"/>
+                <w:szCs w:val="20"/>
+              </w:rPr>
+              <w:t xml:space="preserve"> </w:t>
             </w:r>
             <w:r>
               <w:rPr>
@@ -5539,7 +3734,6 @@
                   <w14:uncheckedState w14:val="2610" w14:font="MS Gothic"/>
                 </w14:checkbox>
               </w:sdtPr>
-              <w:sdtEndPr/>
               <w:sdtContent>
                 <w:r>
                   <w:rPr>
@@ -5621,7 +3815,6 @@
                   <w14:uncheckedState w14:val="2610" w14:font="MS Gothic"/>
                 </w14:checkbox>
               </w:sdtPr>
-              <w:sdtEndPr/>
               <w:sdtContent>
                 <w:r>
                   <w:rPr>
@@ -5693,7 +3886,6 @@
                   <w14:uncheckedState w14:val="2610" w14:font="MS Gothic"/>
                 </w14:checkbox>
               </w:sdtPr>
-              <w:sdtEndPr/>
               <w:sdtContent>
                 <w:r>
                   <w:rPr>
@@ -7650,7 +5842,29 @@
                 <w:sz w:val="20"/>
                 <w:szCs w:val="20"/>
               </w:rPr>
-              <w:t>X program, applicant bears the ultimate responsibility for ensuring that a copy of the foreign application is received by the Office from the participating foreign intellectual property office, or a certified copy of the foreign priority application is filed, within the time period specified in 37 CFR 1.55(g)(1).</w:t>
+              <w:t xml:space="preserve">X program, applicant bears the ultimate responsibility for ensuring that a copy of the foreign application is received by the Office from the participating foreign intellectual property office, or a certified copy of the foreign priority application is filed, within the </w:t>
+            </w:r>
+            <w:proofErr w:type="gramStart"/>
+            <w:r>
+              <w:rPr>
+                <w:rFonts w:eastAsia="Arial" w:cstheme="minorHAnsi"/>
+                <w:b/>
+                <w:color w:val="010101"/>
+                <w:sz w:val="20"/>
+                <w:szCs w:val="20"/>
+              </w:rPr>
+              <w:t>time period</w:t>
+            </w:r>
+            <w:proofErr w:type="gramEnd"/>
+            <w:r>
+              <w:rPr>
+                <w:rFonts w:eastAsia="Arial" w:cstheme="minorHAnsi"/>
+                <w:b/>
+                <w:color w:val="010101"/>
+                <w:sz w:val="20"/>
+                <w:szCs w:val="20"/>
+              </w:rPr>
+              <w:t xml:space="preserve"> specified in 37 CFR 1.55(g)(1).</w:t>
             </w:r>
           </w:p>
         </w:tc>
@@ -8135,7 +6349,6 @@
                   <w14:uncheckedState w14:val="2610" w14:font="MS Gothic"/>
                 </w14:checkbox>
               </w:sdtPr>
-              <w:sdtEndPr/>
               <w:sdtContent>
                 <w:r>
                   <w:rPr>
@@ -8182,7 +6395,27 @@
                 <w:sz w:val="24"/>
                 <w:szCs w:val="24"/>
               </w:rPr>
-              <w:t xml:space="preserve"> 16, 2013 and (2) also contains, or contained at any time, a claim to a claimed invention that has an </w:t>
+              <w:t xml:space="preserve"> 16, </w:t>
+            </w:r>
+            <w:proofErr w:type="gramStart"/>
+            <w:r>
+              <w:rPr>
+                <w:rFonts w:cstheme="minorHAnsi"/>
+                <w:bCs/>
+                <w:sz w:val="24"/>
+                <w:szCs w:val="24"/>
+              </w:rPr>
+              <w:t>2013</w:t>
+            </w:r>
+            <w:proofErr w:type="gramEnd"/>
+            <w:r>
+              <w:rPr>
+                <w:rFonts w:cstheme="minorHAnsi"/>
+                <w:bCs/>
+                <w:sz w:val="24"/>
+                <w:szCs w:val="24"/>
+              </w:rPr>
+              <w:t xml:space="preserve"> and (2) also contains, or contained at any time, a claim to a claimed invention that has an </w:t>
             </w:r>
             <w:r>
               <w:rPr>
@@ -8223,6 +6456,7 @@
                 <w:sz w:val="24"/>
                 <w:szCs w:val="24"/>
               </w:rPr>
+              <w:lastRenderedPageBreak/>
               <w:t xml:space="preserve">NOTE: </w:t>
             </w:r>
             <w:r>
@@ -8288,6 +6522,7 @@
           <w:sz w:val="28"/>
           <w:szCs w:val="28"/>
         </w:rPr>
+        <w:lastRenderedPageBreak/>
         <w:t>Authorization or Opt-Out of Authorization to Permit Access:</w:t>
       </w:r>
     </w:p>
@@ -8654,8 +6889,19 @@
                 <w:sz w:val="20"/>
                 <w:szCs w:val="20"/>
               </w:rPr>
-              <w:t>participating with the USPTO in a bilateral or multilateral priority document exchange agreement in which a foreign</w:t>
-            </w:r>
+              <w:t xml:space="preserve">participating with the USPTO in a bilateral or multilateral priority document exchange agreement in which </w:t>
+            </w:r>
+            <w:proofErr w:type="gramStart"/>
+            <w:r>
+              <w:rPr>
+                <w:rFonts w:cstheme="minorHAnsi"/>
+                <w:b/>
+                <w:sz w:val="20"/>
+                <w:szCs w:val="20"/>
+              </w:rPr>
+              <w:t>a foreign</w:t>
+            </w:r>
+            <w:proofErr w:type="gramEnd"/>
           </w:p>
           <w:p>
             <w:pPr>
@@ -8677,8 +6923,19 @@
                 <w:sz w:val="20"/>
                 <w:szCs w:val="20"/>
               </w:rPr>
-              <w:t>application claiming priority to the instant patent application is filed, access to: (1) the instant patent application-as-filed</w:t>
-            </w:r>
+              <w:t>application claiming priority to the instant patent application is filed, access to: (1) the instant patent application-as-</w:t>
+            </w:r>
+            <w:proofErr w:type="gramStart"/>
+            <w:r>
+              <w:rPr>
+                <w:rFonts w:cstheme="minorHAnsi"/>
+                <w:b/>
+                <w:sz w:val="20"/>
+                <w:szCs w:val="20"/>
+              </w:rPr>
+              <w:t>filed</w:t>
+            </w:r>
+            <w:proofErr w:type="gramEnd"/>
           </w:p>
           <w:p>
             <w:pPr>
@@ -8844,8 +7101,19 @@
                 <w:sz w:val="20"/>
                 <w:szCs w:val="20"/>
               </w:rPr>
-              <w:t xml:space="preserve"> to provide the EPO access to the bibliographic data and search</w:t>
-            </w:r>
+              <w:t xml:space="preserve"> to provide the EPO access to the bibliographic data and </w:t>
+            </w:r>
+            <w:proofErr w:type="gramStart"/>
+            <w:r>
+              <w:rPr>
+                <w:rFonts w:cstheme="minorHAnsi"/>
+                <w:b/>
+                <w:sz w:val="20"/>
+                <w:szCs w:val="20"/>
+              </w:rPr>
+              <w:t>search</w:t>
+            </w:r>
+            <w:proofErr w:type="gramEnd"/>
           </w:p>
           <w:p>
             <w:pPr>
@@ -8867,8 +7135,19 @@
                 <w:sz w:val="20"/>
                 <w:szCs w:val="20"/>
               </w:rPr>
-              <w:t>results from the instant patent application when a European patent application claiming priority to the instant patent</w:t>
-            </w:r>
+              <w:t xml:space="preserve">results from the instant patent application when a European patent application claiming priority to the instant </w:t>
+            </w:r>
+            <w:proofErr w:type="gramStart"/>
+            <w:r>
+              <w:rPr>
+                <w:rFonts w:cstheme="minorHAnsi"/>
+                <w:b/>
+                <w:sz w:val="20"/>
+                <w:szCs w:val="20"/>
+              </w:rPr>
+              <w:t>patent</w:t>
+            </w:r>
+            <w:proofErr w:type="gramEnd"/>
           </w:p>
           <w:p>
             <w:pPr>
@@ -9074,8 +7353,19 @@
                 <w:sz w:val="20"/>
                 <w:szCs w:val="20"/>
               </w:rPr>
-              <w:t xml:space="preserve"> authorize the USPTO to permit a participating foreign IP office access to the instant</w:t>
-            </w:r>
+              <w:t xml:space="preserve"> authorize the USPTO to permit a participating foreign IP office access to the </w:t>
+            </w:r>
+            <w:proofErr w:type="gramStart"/>
+            <w:r>
+              <w:rPr>
+                <w:rFonts w:cstheme="minorHAnsi"/>
+                <w:b/>
+                <w:sz w:val="20"/>
+                <w:szCs w:val="20"/>
+              </w:rPr>
+              <w:t>instant</w:t>
+            </w:r>
+            <w:proofErr w:type="gramEnd"/>
           </w:p>
           <w:p>
             <w:pPr>
@@ -9105,7 +7395,6 @@
                   <w14:uncheckedState w14:val="2610" w14:font="MS Gothic"/>
                 </w14:checkbox>
               </w:sdtPr>
-              <w:sdtEndPr/>
               <w:sdtContent>
                 <w:r>
                   <w:rPr>
@@ -9219,7 +7508,6 @@
                   <w14:uncheckedState w14:val="2610" w14:font="MS Gothic"/>
                 </w14:checkbox>
               </w:sdtPr>
-              <w:sdtEndPr/>
               <w:sdtContent>
                 <w:r>
                   <w:rPr>
@@ -9266,8 +7554,19 @@
                 <w:sz w:val="20"/>
                 <w:szCs w:val="20"/>
               </w:rPr>
-              <w:t xml:space="preserve"> authorize the USPTO to transmit to the EPO any search results from the instant patent</w:t>
-            </w:r>
+              <w:t xml:space="preserve"> authorize the USPTO to transmit to the EPO any search results from the instant </w:t>
+            </w:r>
+            <w:proofErr w:type="gramStart"/>
+            <w:r>
+              <w:rPr>
+                <w:rFonts w:cstheme="minorHAnsi"/>
+                <w:b/>
+                <w:sz w:val="20"/>
+                <w:szCs w:val="20"/>
+              </w:rPr>
+              <w:t>patent</w:t>
+            </w:r>
+            <w:proofErr w:type="gramEnd"/>
           </w:p>
           <w:p>
             <w:pPr>
@@ -9298,8 +7597,19 @@
                 <w:sz w:val="20"/>
                 <w:szCs w:val="20"/>
               </w:rPr>
-              <w:t>application. If this box is checked, the USPTO will not be providing the EPO with search results from the instant</w:t>
-            </w:r>
+              <w:t xml:space="preserve">application. If this box is checked, the USPTO will not be providing the EPO with search results from the </w:t>
+            </w:r>
+            <w:proofErr w:type="gramStart"/>
+            <w:r>
+              <w:rPr>
+                <w:rFonts w:cstheme="minorHAnsi"/>
+                <w:b/>
+                <w:sz w:val="20"/>
+                <w:szCs w:val="20"/>
+              </w:rPr>
+              <w:t>instant</w:t>
+            </w:r>
+            <w:proofErr w:type="gramEnd"/>
           </w:p>
           <w:p>
             <w:pPr>
@@ -9423,6 +7733,7 @@
           <w:sz w:val="28"/>
           <w:szCs w:val="28"/>
         </w:rPr>
+        <w:lastRenderedPageBreak/>
         <w:t>Applicant Information:</w:t>
       </w:r>
     </w:p>
@@ -9488,10 +7799,23 @@
                 <w:sz w:val="24"/>
                 <w:szCs w:val="24"/>
               </w:rPr>
-              <w:t xml:space="preserve">&lt;&lt;applCnt&gt;&gt;  </w:t>
-            </w:r>
-            <w:r>
-              <w:t>&lt;&lt;applicant&gt;&gt;</w:t>
+              <w:t>&lt;&lt;applCnt&gt;</w:t>
+            </w:r>
+            <w:proofErr w:type="gramStart"/>
+            <w:r>
+              <w:rPr>
+                <w:b/>
+                <w:sz w:val="24"/>
+                <w:szCs w:val="24"/>
+              </w:rPr>
+              <w:t xml:space="preserve">&gt;  </w:t>
+            </w:r>
+            <w:r>
+              <w:t>&lt;</w:t>
+            </w:r>
+            <w:proofErr w:type="gramEnd"/>
+            <w:r>
+              <w:t>&lt;applicant&gt;&gt;</w:t>
             </w:r>
           </w:p>
         </w:tc>
@@ -9561,7 +7885,6 @@
                   <w14:uncheckedState w14:val="2610" w14:font="MS Gothic"/>
                 </w14:checkbox>
               </w:sdtPr>
-              <w:sdtEndPr/>
               <w:sdtContent>
                 <w:r>
                   <w:rPr>
@@ -9605,7 +7928,6 @@
                   <w14:uncheckedState w14:val="2610" w14:font="MS Gothic"/>
                 </w14:checkbox>
               </w:sdtPr>
-              <w:sdtEndPr/>
               <w:sdtContent>
                 <w:r>
                   <w:rPr>
@@ -9649,7 +7971,6 @@
                   <w14:uncheckedState w14:val="2610" w14:font="MS Gothic"/>
                 </w14:checkbox>
               </w:sdtPr>
-              <w:sdtEndPr/>
               <w:sdtContent>
                 <w:r>
                   <w:rPr>
@@ -9699,7 +8020,6 @@
                   <w14:uncheckedState w14:val="2610" w14:font="MS Gothic"/>
                 </w14:checkbox>
               </w:sdtPr>
-              <w:sdtEndPr/>
               <w:sdtContent>
                 <w:r>
                   <w:rPr>
@@ -9743,7 +8063,6 @@
                   <w14:uncheckedState w14:val="2610" w14:font="MS Gothic"/>
                 </w14:checkbox>
               </w:sdtPr>
-              <w:sdtEndPr/>
               <w:sdtContent>
                 <w:r>
                   <w:rPr>
@@ -9817,7 +8136,6 @@
                   <w14:uncheckedState w14:val="2610" w14:font="MS Gothic"/>
                 </w14:checkbox>
               </w:sdtPr>
-              <w:sdtEndPr/>
               <w:sdtContent>
                 <w:r>
                   <w:rPr>
@@ -9872,7 +8190,6 @@
                   <w14:uncheckedState w14:val="2610" w14:font="MS Gothic"/>
                 </w14:checkbox>
               </w:sdtPr>
-              <w:sdtEndPr/>
               <w:sdtContent>
                 <w:r>
                   <w:rPr>
@@ -9909,8 +8226,17 @@
                 <w:rFonts w:cstheme="minorHAnsi"/>
                 <w:b/>
               </w:rPr>
-              <w:t>Name of the Deceased or Legally Incapacitated Inventor :</w:t>
-            </w:r>
+              <w:t xml:space="preserve">Name of the Deceased or Legally Incapacitated </w:t>
+            </w:r>
+            <w:proofErr w:type="gramStart"/>
+            <w:r>
+              <w:rPr>
+                <w:rFonts w:cstheme="minorHAnsi"/>
+                <w:b/>
+              </w:rPr>
+              <w:t>Inventor :</w:t>
+            </w:r>
+            <w:proofErr w:type="gramEnd"/>
           </w:p>
         </w:tc>
       </w:tr>
@@ -9937,7 +8263,23 @@
                 <w:rFonts w:cstheme="minorHAnsi"/>
                 <w:b/>
               </w:rPr>
-              <w:t xml:space="preserve">If the Applicant is an Organization check here:  </w:t>
+              <w:t xml:space="preserve">If the Applicant is an </w:t>
+            </w:r>
+            <w:proofErr w:type="gramStart"/>
+            <w:r>
+              <w:rPr>
+                <w:rFonts w:cstheme="minorHAnsi"/>
+                <w:b/>
+              </w:rPr>
+              <w:t>Organization</w:t>
+            </w:r>
+            <w:proofErr w:type="gramEnd"/>
+            <w:r>
+              <w:rPr>
+                <w:rFonts w:cstheme="minorHAnsi"/>
+                <w:b/>
+              </w:rPr>
+              <w:t xml:space="preserve"> check here:  </w:t>
             </w:r>
             <w:sdt>
               <w:sdtPr>
@@ -9954,7 +8296,6 @@
                   <w14:uncheckedState w14:val="2610" w14:font="MS Gothic"/>
                 </w14:checkbox>
               </w:sdtPr>
-              <w:sdtEndPr/>
               <w:sdtContent>
                 <w:r>
                   <w:rPr>
@@ -10607,6 +8948,7 @@
           <w:sz w:val="28"/>
           <w:szCs w:val="28"/>
         </w:rPr>
+        <w:lastRenderedPageBreak/>
         <w:t xml:space="preserve">Assignee Information including </w:t>
       </w:r>
       <w:r>
@@ -10722,13 +9064,24 @@
               <w:rPr>
                 <w:b/>
               </w:rPr>
-              <w:t>&lt;&lt;assigneeCnt&gt;&gt;</w:t>
+              <w:t>&lt;&lt;assigneeCnt&gt;</w:t>
+            </w:r>
+            <w:proofErr w:type="gramStart"/>
+            <w:r>
+              <w:rPr>
+                <w:b/>
+              </w:rPr>
+              <w:t>&gt;</w:t>
             </w:r>
             <w:r>
               <w:t xml:space="preserve">  </w:t>
             </w:r>
             <w:r>
-              <w:t>&lt;&lt;assignee&gt;&gt;</w:t>
+              <w:t>&lt;</w:t>
+            </w:r>
+            <w:proofErr w:type="gramEnd"/>
+            <w:r>
+              <w:t>&lt;assignee&gt;&gt;</w:t>
             </w:r>
           </w:p>
         </w:tc>
@@ -11977,7 +10330,23 @@
                 <w:rFonts w:cstheme="minorHAnsi"/>
                 <w:b/>
               </w:rPr>
-              <w:t xml:space="preserve">is an Organization check here.  </w:t>
+              <w:t xml:space="preserve">is an </w:t>
+            </w:r>
+            <w:proofErr w:type="gramStart"/>
+            <w:r>
+              <w:rPr>
+                <w:rFonts w:cstheme="minorHAnsi"/>
+                <w:b/>
+              </w:rPr>
+              <w:t>Organization</w:t>
+            </w:r>
+            <w:proofErr w:type="gramEnd"/>
+            <w:r>
+              <w:rPr>
+                <w:rFonts w:cstheme="minorHAnsi"/>
+                <w:b/>
+              </w:rPr>
+              <w:t xml:space="preserve"> check here.  </w:t>
             </w:r>
             <w:sdt>
               <w:sdtPr>
@@ -11994,7 +10363,6 @@
                   <w14:uncheckedState w14:val="2610" w14:font="MS Gothic"/>
                 </w14:checkbox>
               </w:sdtPr>
-              <w:sdtEndPr/>
               <w:sdtContent>
                 <w:r>
                   <w:rPr>
@@ -12435,7 +10803,33 @@
                 <w:sz w:val="24"/>
                 <w:szCs w:val="24"/>
               </w:rPr>
-              <w:t xml:space="preserve"> For Assignee</w:t>
+              <w:t xml:space="preserve"> </w:t>
+            </w:r>
+            <w:proofErr w:type="gramStart"/>
+            <w:r>
+              <w:rPr>
+                <w:rFonts w:eastAsia="Arial" w:cstheme="minorHAnsi"/>
+                <w:b/>
+                <w:bCs/>
+                <w:color w:val="010101"/>
+                <w:w w:val="105"/>
+                <w:sz w:val="24"/>
+                <w:szCs w:val="24"/>
+              </w:rPr>
+              <w:t>For</w:t>
+            </w:r>
+            <w:proofErr w:type="gramEnd"/>
+            <w:r>
+              <w:rPr>
+                <w:rFonts w:eastAsia="Arial" w:cstheme="minorHAnsi"/>
+                <w:b/>
+                <w:bCs/>
+                <w:color w:val="010101"/>
+                <w:w w:val="105"/>
+                <w:sz w:val="24"/>
+                <w:szCs w:val="24"/>
+              </w:rPr>
+              <w:t xml:space="preserve"> Assignee</w:t>
             </w:r>
             <w:r>
               <w:rPr>
@@ -13538,6 +11932,7 @@
                 <w:szCs w:val="18"/>
               </w:rPr>
             </w:pPr>
+            <w:proofErr w:type="gramStart"/>
             <w:r>
               <w:rPr>
                 <w:rFonts w:eastAsia="Arial" w:cstheme="minorHAnsi"/>
@@ -13564,6 +11959,7 @@
               </w:rPr>
               <w:t>(</w:t>
             </w:r>
+            <w:proofErr w:type="gramEnd"/>
             <w:r>
               <w:rPr>
                 <w:rFonts w:eastAsia="Arial" w:cstheme="minorHAnsi"/>
@@ -13862,7 +12258,6 @@
         <w:docPartUnique/>
       </w:docPartObj>
     </w:sdtPr>
-    <w:sdtEndPr/>
     <w:sdtContent>
       <w:p>
         <w:pPr>
@@ -13992,7 +12387,16 @@
         <w:sz w:val="13"/>
         <w:szCs w:val="13"/>
       </w:rPr>
-      <w:t xml:space="preserve">PTO/AIA/14 </w:t>
+      <w:t>PTO/AIA/</w:t>
+    </w:r>
+    <w:proofErr w:type="gramStart"/>
+    <w:r>
+      <w:rPr>
+        <w:rFonts w:ascii="Arial" w:eastAsia="Arial" w:hAnsi="Arial" w:cs="Arial"/>
+        <w:sz w:val="13"/>
+        <w:szCs w:val="13"/>
+      </w:rPr>
+      <w:t xml:space="preserve">14 </w:t>
     </w:r>
     <w:r>
       <w:rPr>
@@ -14012,6 +12416,7 @@
       </w:rPr>
       <w:t>(</w:t>
     </w:r>
+    <w:proofErr w:type="gramEnd"/>
     <w:r>
       <w:rPr>
         <w:rFonts w:ascii="Arial" w:eastAsia="Arial" w:hAnsi="Arial" w:cs="Arial"/>
@@ -14448,6 +12853,7 @@
       </w:rPr>
       <w:t xml:space="preserve"> </w:t>
     </w:r>
+    <w:proofErr w:type="gramStart"/>
     <w:r>
       <w:rPr>
         <w:rFonts w:ascii="Arial" w:eastAsia="Arial" w:hAnsi="Arial" w:cs="Arial"/>
@@ -14473,6 +12879,7 @@
       </w:rPr>
       <w:t>are</w:t>
     </w:r>
+    <w:proofErr w:type="gramEnd"/>
     <w:r>
       <w:rPr>
         <w:rFonts w:ascii="Arial" w:eastAsia="Arial" w:hAnsi="Arial" w:cs="Arial"/>

--- a/project/documents/formaldocuments/ApplicationDataSheet_Update.docx
+++ b/project/documents/formaldocuments/ApplicationDataSheet_Update.docx
@@ -7737,4467 +7737,16 @@
         <w:t>Applicant Information:</w:t>
       </w:r>
     </w:p>
-    <w:tbl>
-      <w:tblPr>
-        <w:tblStyle w:val="TableGrid"/>
-        <w:tblW w:w="0" w:type="auto"/>
-        <w:jc w:val="center"/>
-        <w:tblLook w:val="04A0" w:firstRow="1" w:lastRow="0" w:firstColumn="1" w:lastColumn="0" w:noHBand="0" w:noVBand="1"/>
-      </w:tblPr>
-      <w:tblGrid>
-        <w:gridCol w:w="1966"/>
-        <w:gridCol w:w="288"/>
-        <w:gridCol w:w="954"/>
-        <w:gridCol w:w="936"/>
-        <w:gridCol w:w="1044"/>
-        <w:gridCol w:w="180"/>
-        <w:gridCol w:w="954"/>
-        <w:gridCol w:w="1206"/>
-        <w:gridCol w:w="594"/>
-        <w:gridCol w:w="378"/>
-        <w:gridCol w:w="2316"/>
-      </w:tblGrid>
-      <w:tr>
-        <w:trPr>
-          <w:trHeight w:val="710"/>
-          <w:jc w:val="center"/>
-        </w:trPr>
-        <w:tc>
-          <w:tcPr>
-            <w:tcW w:w="10816" w:type="dxa"/>
-            <w:gridSpan w:val="11"/>
-            <w:vAlign w:val="center"/>
-          </w:tcPr>
-          <w:p>
-            <w:r>
-              <w:rPr>
-                <w:rFonts w:cstheme="minorHAnsi"/>
-                <w:b/>
-                <w:sz w:val="20"/>
-                <w:szCs w:val="20"/>
-              </w:rPr>
-              <w:t>Providing assignment information in this section does not substitute for compliance with any requirement of part 3 of Title 37 of CFR to have an assignment recorded by the Office.</w:t>
-            </w:r>
-          </w:p>
-        </w:tc>
-      </w:tr>
-      <w:tr>
-        <w:trPr>
-          <w:trHeight w:val="490"/>
-          <w:jc w:val="center"/>
-        </w:trPr>
-        <w:tc>
-          <w:tcPr>
-            <w:tcW w:w="10816" w:type="dxa"/>
-            <w:gridSpan w:val="11"/>
-            <w:vAlign w:val="center"/>
-          </w:tcPr>
-          <w:p>
-            <w:r>
-              <w:rPr>
-                <w:b/>
-                <w:sz w:val="24"/>
-                <w:szCs w:val="24"/>
-              </w:rPr>
-              <w:t>&lt;&lt;applCnt&gt;</w:t>
-            </w:r>
-            <w:proofErr w:type="gramStart"/>
-            <w:r>
-              <w:rPr>
-                <w:b/>
-                <w:sz w:val="24"/>
-                <w:szCs w:val="24"/>
-              </w:rPr>
-              <w:t xml:space="preserve">&gt;  </w:t>
-            </w:r>
-            <w:r>
-              <w:t>&lt;</w:t>
-            </w:r>
-            <w:proofErr w:type="gramEnd"/>
-            <w:r>
-              <w:t>&lt;applicant&gt;&gt;</w:t>
-            </w:r>
-          </w:p>
-        </w:tc>
-      </w:tr>
-      <w:tr>
-        <w:trPr>
-          <w:trHeight w:val="1880"/>
-          <w:jc w:val="center"/>
-        </w:trPr>
-        <w:tc>
-          <w:tcPr>
-            <w:tcW w:w="10816" w:type="dxa"/>
-            <w:gridSpan w:val="11"/>
-            <w:vAlign w:val="center"/>
-          </w:tcPr>
-          <w:p>
-            <w:r>
-              <w:rPr>
-                <w:rFonts w:cstheme="minorHAnsi"/>
-                <w:b/>
-                <w:sz w:val="20"/>
-                <w:szCs w:val="20"/>
-              </w:rPr>
-              <w:t>If the applicant is the inventor (or the remaining joint inventor or inventors under 37 CFR 1.45), this section should not be completed.</w:t>
-            </w:r>
-            <w:r>
-              <w:rPr>
-                <w:rFonts w:cstheme="minorHAnsi"/>
-                <w:b/>
-                <w:sz w:val="20"/>
-                <w:szCs w:val="20"/>
-              </w:rPr>
-              <w:t xml:space="preserve"> The information to be provided in this section is the name and address of the legal representative who is the applicant under 37 CFR 1.43; or the name and address of the assignee, person to whom the inventor is under an obligation to assign the invention, or person who otherwise shows sufficient proprietary interest in the matter who is the applicant under 37 CFR 1.46. If the applicant is an applicant under 37 CFR 1.46 (assignee, person to whom the inventor is obligated to assign, or person who otherwise shows sufficient proprietary interest) together with one or more joint inventors, then the joint inventor or inventors who are also the applicant should be identified in this section.</w:t>
-            </w:r>
-          </w:p>
-        </w:tc>
-      </w:tr>
-      <w:tr>
-        <w:trPr>
-          <w:trHeight w:val="490"/>
-          <w:jc w:val="center"/>
-        </w:trPr>
-        <w:tc>
-          <w:tcPr>
-            <w:tcW w:w="2254" w:type="dxa"/>
-            <w:gridSpan w:val="2"/>
-          </w:tcPr>
-          <w:p>
-            <w:pPr>
-              <w:tabs>
-                <w:tab w:val="left" w:pos="825"/>
-              </w:tabs>
-              <w:rPr>
-                <w:rFonts w:ascii="Calibri" w:hAnsi="Calibri" w:cstheme="minorHAnsi"/>
-              </w:rPr>
-            </w:pPr>
-            <w:sdt>
-              <w:sdtPr>
-                <w:rPr>
-                  <w:rFonts w:ascii="Calibri" w:hAnsi="Calibri" w:cstheme="minorHAnsi"/>
-                  <w:b/>
-                </w:rPr>
-                <w:id w:val="-388029183"/>
-                <w14:checkbox>
-                  <w14:checked w14:val="0"/>
-                  <w14:checkedState w14:val="2612" w14:font="MS Gothic"/>
-                  <w14:uncheckedState w14:val="2610" w14:font="MS Gothic"/>
-                </w14:checkbox>
-              </w:sdtPr>
-              <w:sdtContent>
-                <w:r>
-                  <w:rPr>
-                    <w:rFonts w:ascii="MS Gothic" w:eastAsia="MS Gothic" w:hAnsi="MS Gothic" w:cstheme="minorHAnsi" w:hint="eastAsia"/>
-                    <w:b/>
-                  </w:rPr>
-                  <w:t>☐</w:t>
-                </w:r>
-              </w:sdtContent>
-            </w:sdt>
-            <w:r>
-              <w:rPr>
-                <w:rFonts w:ascii="Calibri" w:hAnsi="Calibri" w:cstheme="minorHAnsi"/>
-                <w:b/>
-              </w:rPr>
-              <w:t xml:space="preserve">  Assignee</w:t>
-            </w:r>
-          </w:p>
-        </w:tc>
-        <w:tc>
-          <w:tcPr>
-            <w:tcW w:w="5868" w:type="dxa"/>
-            <w:gridSpan w:val="7"/>
-          </w:tcPr>
-          <w:p>
-            <w:pPr>
-              <w:rPr>
-                <w:rFonts w:ascii="Calibri" w:hAnsi="Calibri" w:cstheme="minorHAnsi"/>
-              </w:rPr>
-            </w:pPr>
-            <w:sdt>
-              <w:sdtPr>
-                <w:rPr>
-                  <w:rFonts w:ascii="Calibri" w:hAnsi="Calibri" w:cstheme="minorHAnsi"/>
-                  <w:b/>
-                </w:rPr>
-                <w:id w:val="593984586"/>
-                <w14:checkbox>
-                  <w14:checked w14:val="0"/>
-                  <w14:checkedState w14:val="2612" w14:font="MS Gothic"/>
-                  <w14:uncheckedState w14:val="2610" w14:font="MS Gothic"/>
-                </w14:checkbox>
-              </w:sdtPr>
-              <w:sdtContent>
-                <w:r>
-                  <w:rPr>
-                    <w:rFonts w:ascii="MS Gothic" w:eastAsia="MS Gothic" w:hAnsi="MS Gothic" w:cstheme="minorHAnsi" w:hint="eastAsia"/>
-                    <w:b/>
-                  </w:rPr>
-                  <w:t>☐</w:t>
-                </w:r>
-              </w:sdtContent>
-            </w:sdt>
-            <w:r>
-              <w:rPr>
-                <w:rFonts w:ascii="Calibri" w:hAnsi="Calibri" w:cstheme="minorHAnsi"/>
-                <w:b/>
-              </w:rPr>
-              <w:t xml:space="preserve">  Legal Representative under 35 U.S.C. 117</w:t>
-            </w:r>
-          </w:p>
-        </w:tc>
-        <w:tc>
-          <w:tcPr>
-            <w:tcW w:w="2694" w:type="dxa"/>
-            <w:gridSpan w:val="2"/>
-          </w:tcPr>
-          <w:p>
-            <w:pPr>
-              <w:rPr>
-                <w:rFonts w:ascii="Calibri" w:hAnsi="Calibri" w:cstheme="minorHAnsi"/>
-              </w:rPr>
-            </w:pPr>
-            <w:sdt>
-              <w:sdtPr>
-                <w:rPr>
-                  <w:rFonts w:ascii="Calibri" w:hAnsi="Calibri" w:cstheme="minorHAnsi"/>
-                  <w:b/>
-                </w:rPr>
-                <w:id w:val="246695921"/>
-                <w14:checkbox>
-                  <w14:checked w14:val="0"/>
-                  <w14:checkedState w14:val="2612" w14:font="MS Gothic"/>
-                  <w14:uncheckedState w14:val="2610" w14:font="MS Gothic"/>
-                </w14:checkbox>
-              </w:sdtPr>
-              <w:sdtContent>
-                <w:r>
-                  <w:rPr>
-                    <w:rFonts w:ascii="MS Gothic" w:eastAsia="MS Gothic" w:hAnsi="MS Gothic" w:cstheme="minorHAnsi" w:hint="eastAsia"/>
-                    <w:b/>
-                  </w:rPr>
-                  <w:t>☐</w:t>
-                </w:r>
-              </w:sdtContent>
-            </w:sdt>
-            <w:r>
-              <w:rPr>
-                <w:rFonts w:ascii="Calibri" w:hAnsi="Calibri" w:cstheme="minorHAnsi"/>
-                <w:b/>
-              </w:rPr>
-              <w:t xml:space="preserve">  Joint Inventor</w:t>
-            </w:r>
-          </w:p>
-        </w:tc>
-      </w:tr>
-      <w:tr>
-        <w:trPr>
-          <w:trHeight w:val="490"/>
-          <w:jc w:val="center"/>
-        </w:trPr>
-        <w:tc>
-          <w:tcPr>
-            <w:tcW w:w="5188" w:type="dxa"/>
-            <w:gridSpan w:val="5"/>
-          </w:tcPr>
-          <w:p>
-            <w:pPr>
-              <w:rPr>
-                <w:rFonts w:cstheme="minorHAnsi"/>
-              </w:rPr>
-            </w:pPr>
-            <w:sdt>
-              <w:sdtPr>
-                <w:rPr>
-                  <w:rFonts w:cstheme="minorHAnsi"/>
-                  <w:b/>
-                </w:rPr>
-                <w:id w:val="-1541510598"/>
-                <w14:checkbox>
-                  <w14:checked w14:val="0"/>
-                  <w14:checkedState w14:val="2612" w14:font="MS Gothic"/>
-                  <w14:uncheckedState w14:val="2610" w14:font="MS Gothic"/>
-                </w14:checkbox>
-              </w:sdtPr>
-              <w:sdtContent>
-                <w:r>
-                  <w:rPr>
-                    <w:rFonts w:ascii="MS Gothic" w:eastAsia="MS Gothic" w:hAnsi="MS Gothic" w:cstheme="minorHAnsi" w:hint="eastAsia"/>
-                    <w:b/>
-                  </w:rPr>
-                  <w:t>☐</w:t>
-                </w:r>
-              </w:sdtContent>
-            </w:sdt>
-            <w:r>
-              <w:rPr>
-                <w:rFonts w:cstheme="minorHAnsi"/>
-                <w:b/>
-              </w:rPr>
-              <w:t xml:space="preserve">  Person to whom the inventor is obligated to assign</w:t>
-            </w:r>
-          </w:p>
-        </w:tc>
-        <w:tc>
-          <w:tcPr>
-            <w:tcW w:w="5628" w:type="dxa"/>
-            <w:gridSpan w:val="6"/>
-          </w:tcPr>
-          <w:p>
-            <w:pPr>
-              <w:rPr>
-                <w:rFonts w:cstheme="minorHAnsi"/>
-              </w:rPr>
-            </w:pPr>
-            <w:sdt>
-              <w:sdtPr>
-                <w:rPr>
-                  <w:rFonts w:cstheme="minorHAnsi"/>
-                  <w:b/>
-                </w:rPr>
-                <w:id w:val="1727251798"/>
-                <w14:checkbox>
-                  <w14:checked w14:val="0"/>
-                  <w14:checkedState w14:val="2612" w14:font="MS Gothic"/>
-                  <w14:uncheckedState w14:val="2610" w14:font="MS Gothic"/>
-                </w14:checkbox>
-              </w:sdtPr>
-              <w:sdtContent>
-                <w:r>
-                  <w:rPr>
-                    <w:rFonts w:ascii="MS Gothic" w:eastAsia="MS Gothic" w:hAnsi="MS Gothic" w:cstheme="minorHAnsi" w:hint="eastAsia"/>
-                    <w:b/>
-                  </w:rPr>
-                  <w:t>☐</w:t>
-                </w:r>
-              </w:sdtContent>
-            </w:sdt>
-            <w:r>
-              <w:rPr>
-                <w:rFonts w:cstheme="minorHAnsi"/>
-                <w:b/>
-              </w:rPr>
-              <w:t xml:space="preserve">  Person who shows sufficient proprietary interest</w:t>
-            </w:r>
-          </w:p>
-        </w:tc>
-      </w:tr>
-      <w:tr>
-        <w:trPr>
-          <w:trHeight w:val="490"/>
-          <w:jc w:val="center"/>
-        </w:trPr>
-        <w:tc>
-          <w:tcPr>
-            <w:tcW w:w="10816" w:type="dxa"/>
-            <w:gridSpan w:val="11"/>
-          </w:tcPr>
-          <w:p>
-            <w:r>
-              <w:rPr>
-                <w:rFonts w:cstheme="minorHAnsi"/>
-                <w:b/>
-              </w:rPr>
-              <w:t>If applicant is the legal representative, indicate the authority to file the patent application, the inventor is:</w:t>
-            </w:r>
-          </w:p>
-        </w:tc>
-      </w:tr>
-      <w:tr>
-        <w:trPr>
-          <w:trHeight w:val="490"/>
-          <w:jc w:val="center"/>
-        </w:trPr>
-        <w:tc>
-          <w:tcPr>
-            <w:tcW w:w="3208" w:type="dxa"/>
-            <w:gridSpan w:val="3"/>
-          </w:tcPr>
-          <w:p>
-            <w:pPr>
-              <w:tabs>
-                <w:tab w:val="left" w:pos="1200"/>
-              </w:tabs>
-              <w:rPr>
-                <w:rFonts w:cstheme="minorHAnsi"/>
-              </w:rPr>
-            </w:pPr>
-            <w:sdt>
-              <w:sdtPr>
-                <w:rPr>
-                  <w:rFonts w:cstheme="minorHAnsi"/>
-                  <w:b/>
-                </w:rPr>
-                <w:id w:val="-1664382754"/>
-                <w14:checkbox>
-                  <w14:checked w14:val="0"/>
-                  <w14:checkedState w14:val="2612" w14:font="MS Gothic"/>
-                  <w14:uncheckedState w14:val="2610" w14:font="MS Gothic"/>
-                </w14:checkbox>
-              </w:sdtPr>
-              <w:sdtContent>
-                <w:r>
-                  <w:rPr>
-                    <w:rFonts w:ascii="MS Gothic" w:eastAsia="MS Gothic" w:hAnsi="MS Gothic" w:cstheme="minorHAnsi" w:hint="eastAsia"/>
-                    <w:b/>
-                  </w:rPr>
-                  <w:t>☐</w:t>
-                </w:r>
-              </w:sdtContent>
-            </w:sdt>
-            <w:r>
-              <w:rPr>
-                <w:rFonts w:cstheme="minorHAnsi"/>
-                <w:b/>
-              </w:rPr>
-              <w:t xml:space="preserve">  Deceased</w:t>
-            </w:r>
-            <w:r>
-              <w:rPr>
-                <w:rFonts w:cstheme="minorHAnsi"/>
-                <w:b/>
-              </w:rPr>
-              <w:tab/>
-            </w:r>
-          </w:p>
-        </w:tc>
-        <w:tc>
-          <w:tcPr>
-            <w:tcW w:w="7608" w:type="dxa"/>
-            <w:gridSpan w:val="8"/>
-          </w:tcPr>
-          <w:p>
-            <w:pPr>
-              <w:tabs>
-                <w:tab w:val="left" w:pos="1920"/>
-              </w:tabs>
-              <w:rPr>
-                <w:rFonts w:cstheme="minorHAnsi"/>
-              </w:rPr>
-            </w:pPr>
-            <w:sdt>
-              <w:sdtPr>
-                <w:rPr>
-                  <w:rFonts w:cstheme="minorHAnsi"/>
-                  <w:b/>
-                </w:rPr>
-                <w:tag w:val="AppIsOrg"/>
-                <w:id w:val="-2082357744"/>
-                <w14:checkbox>
-                  <w14:checked w14:val="0"/>
-                  <w14:checkedState w14:val="2612" w14:font="MS Gothic"/>
-                  <w14:uncheckedState w14:val="2610" w14:font="MS Gothic"/>
-                </w14:checkbox>
-              </w:sdtPr>
-              <w:sdtContent>
-                <w:r>
-                  <w:rPr>
-                    <w:rFonts w:ascii="MS Gothic" w:eastAsia="MS Gothic" w:hAnsi="MS Gothic" w:cstheme="minorHAnsi" w:hint="eastAsia"/>
-                    <w:b/>
-                  </w:rPr>
-                  <w:t>☐</w:t>
-                </w:r>
-              </w:sdtContent>
-            </w:sdt>
-            <w:r>
-              <w:rPr>
-                <w:rFonts w:cstheme="minorHAnsi"/>
-                <w:b/>
-              </w:rPr>
-              <w:t xml:space="preserve">  Legally incapacitated</w:t>
-            </w:r>
-          </w:p>
-        </w:tc>
-      </w:tr>
-      <w:tr>
-        <w:trPr>
-          <w:trHeight w:val="490"/>
-          <w:jc w:val="center"/>
-        </w:trPr>
-        <w:tc>
-          <w:tcPr>
-            <w:tcW w:w="10816" w:type="dxa"/>
-            <w:gridSpan w:val="11"/>
-          </w:tcPr>
-          <w:p>
-            <w:r>
-              <w:rPr>
-                <w:rFonts w:cstheme="minorHAnsi"/>
-                <w:b/>
-              </w:rPr>
-              <w:t xml:space="preserve">Name of the Deceased or Legally Incapacitated </w:t>
-            </w:r>
-            <w:proofErr w:type="gramStart"/>
-            <w:r>
-              <w:rPr>
-                <w:rFonts w:cstheme="minorHAnsi"/>
-                <w:b/>
-              </w:rPr>
-              <w:t>Inventor :</w:t>
-            </w:r>
-            <w:proofErr w:type="gramEnd"/>
-          </w:p>
-        </w:tc>
-      </w:tr>
-      <w:tr>
-        <w:trPr>
-          <w:trHeight w:val="490"/>
-          <w:jc w:val="center"/>
-        </w:trPr>
-        <w:tc>
-          <w:tcPr>
-            <w:tcW w:w="10816" w:type="dxa"/>
-            <w:gridSpan w:val="11"/>
-            <w:vAlign w:val="center"/>
-          </w:tcPr>
-          <w:p>
-            <w:pPr>
-              <w:rPr>
-                <w:rFonts w:cstheme="minorHAnsi"/>
-                <w:b/>
-              </w:rPr>
-            </w:pPr>
-            <w:r>
-              <w:rPr>
-                <w:rFonts w:cstheme="minorHAnsi"/>
-                <w:b/>
-              </w:rPr>
-              <w:t xml:space="preserve">If the Applicant is an </w:t>
-            </w:r>
-            <w:proofErr w:type="gramStart"/>
-            <w:r>
-              <w:rPr>
-                <w:rFonts w:cstheme="minorHAnsi"/>
-                <w:b/>
-              </w:rPr>
-              <w:t>Organization</w:t>
-            </w:r>
-            <w:proofErr w:type="gramEnd"/>
-            <w:r>
-              <w:rPr>
-                <w:rFonts w:cstheme="minorHAnsi"/>
-                <w:b/>
-              </w:rPr>
-              <w:t xml:space="preserve"> check here:  </w:t>
-            </w:r>
-            <w:sdt>
-              <w:sdtPr>
-                <w:rPr>
-                  <w:rFonts w:cstheme="minorHAnsi"/>
-                  <w:b/>
-                  <w:sz w:val="24"/>
-                  <w:szCs w:val="24"/>
-                </w:rPr>
-                <w:id w:val="-984540570"/>
-                <w14:checkbox>
-                  <w14:checked w14:val="0"/>
-                  <w14:checkedState w14:val="2612" w14:font="MS Gothic"/>
-                  <w14:uncheckedState w14:val="2610" w14:font="MS Gothic"/>
-                </w14:checkbox>
-              </w:sdtPr>
-              <w:sdtContent>
-                <w:r>
-                  <w:rPr>
-                    <w:rFonts w:ascii="MS Gothic" w:eastAsia="MS Gothic" w:hAnsi="MS Gothic" w:cstheme="minorHAnsi" w:hint="eastAsia"/>
-                    <w:b/>
-                    <w:sz w:val="24"/>
-                    <w:szCs w:val="24"/>
-                  </w:rPr>
-                  <w:t>☐</w:t>
-                </w:r>
-              </w:sdtContent>
-            </w:sdt>
-          </w:p>
-        </w:tc>
-      </w:tr>
-      <w:tr>
-        <w:trPr>
-          <w:trHeight w:val="490"/>
-          <w:jc w:val="center"/>
-        </w:trPr>
-        <w:tc>
-          <w:tcPr>
-            <w:tcW w:w="10816" w:type="dxa"/>
-            <w:gridSpan w:val="11"/>
-            <w:vAlign w:val="center"/>
-          </w:tcPr>
-          <w:p>
-            <w:pPr>
-              <w:rPr>
-                <w:rFonts w:cstheme="minorHAnsi"/>
-                <w:b/>
-              </w:rPr>
-            </w:pPr>
-            <w:r>
-              <w:rPr>
-                <w:rFonts w:cstheme="minorHAnsi"/>
-                <w:b/>
-              </w:rPr>
-              <w:t xml:space="preserve">Organization Name:  </w:t>
-            </w:r>
-            <w:r>
-              <w:t>&lt;&lt;applicant&gt;&gt;</w:t>
-            </w:r>
-          </w:p>
-        </w:tc>
-      </w:tr>
-      <w:tr>
-        <w:trPr>
-          <w:trHeight w:val="317"/>
-          <w:jc w:val="center"/>
-        </w:trPr>
-        <w:tc>
-          <w:tcPr>
-            <w:tcW w:w="1966" w:type="dxa"/>
-          </w:tcPr>
-          <w:p>
-            <w:pPr>
-              <w:rPr>
-                <w:b/>
-                <w:sz w:val="24"/>
-                <w:szCs w:val="24"/>
-              </w:rPr>
-            </w:pPr>
-            <w:r>
-              <w:rPr>
-                <w:b/>
-                <w:sz w:val="24"/>
-                <w:szCs w:val="24"/>
-              </w:rPr>
-              <w:t>Prefix</w:t>
-            </w:r>
-          </w:p>
-        </w:tc>
-        <w:tc>
-          <w:tcPr>
-            <w:tcW w:w="2178" w:type="dxa"/>
-            <w:gridSpan w:val="3"/>
-          </w:tcPr>
-          <w:p>
-            <w:pPr>
-              <w:rPr>
-                <w:b/>
-                <w:sz w:val="24"/>
-                <w:szCs w:val="24"/>
-              </w:rPr>
-            </w:pPr>
-            <w:r>
-              <w:rPr>
-                <w:b/>
-                <w:szCs w:val="24"/>
-              </w:rPr>
-              <w:t>Given Name</w:t>
-            </w:r>
-          </w:p>
-        </w:tc>
-        <w:tc>
-          <w:tcPr>
-            <w:tcW w:w="2178" w:type="dxa"/>
-            <w:gridSpan w:val="3"/>
-          </w:tcPr>
-          <w:p>
-            <w:pPr>
-              <w:rPr>
-                <w:b/>
-                <w:sz w:val="24"/>
-                <w:szCs w:val="24"/>
-              </w:rPr>
-            </w:pPr>
-            <w:r>
-              <w:rPr>
-                <w:b/>
-                <w:szCs w:val="24"/>
-              </w:rPr>
-              <w:t>Middle Name</w:t>
-            </w:r>
-          </w:p>
-        </w:tc>
-        <w:tc>
-          <w:tcPr>
-            <w:tcW w:w="2178" w:type="dxa"/>
-            <w:gridSpan w:val="3"/>
-          </w:tcPr>
-          <w:p>
-            <w:pPr>
-              <w:rPr>
-                <w:b/>
-                <w:szCs w:val="24"/>
-              </w:rPr>
-            </w:pPr>
-            <w:r>
-              <w:rPr>
-                <w:b/>
-                <w:szCs w:val="24"/>
-              </w:rPr>
-              <w:t>Family Name</w:t>
-            </w:r>
-          </w:p>
-        </w:tc>
-        <w:tc>
-          <w:tcPr>
-            <w:tcW w:w="2316" w:type="dxa"/>
-          </w:tcPr>
-          <w:p>
-            <w:pPr>
-              <w:rPr>
-                <w:b/>
-                <w:sz w:val="24"/>
-                <w:szCs w:val="24"/>
-              </w:rPr>
-            </w:pPr>
-            <w:r>
-              <w:rPr>
-                <w:b/>
-                <w:szCs w:val="24"/>
-              </w:rPr>
-              <w:t>Suffix</w:t>
-            </w:r>
-          </w:p>
-        </w:tc>
-      </w:tr>
-      <w:tr>
-        <w:trPr>
-          <w:trHeight w:val="317"/>
-          <w:jc w:val="center"/>
-        </w:trPr>
-        <w:tc>
-          <w:tcPr>
-            <w:tcW w:w="1966" w:type="dxa"/>
-          </w:tcPr>
-          <w:p>
-            <w:pPr>
-              <w:rPr>
-                <w:b/>
-                <w:szCs w:val="24"/>
-              </w:rPr>
-            </w:pPr>
-          </w:p>
-        </w:tc>
-        <w:tc>
-          <w:tcPr>
-            <w:tcW w:w="2178" w:type="dxa"/>
-            <w:gridSpan w:val="3"/>
-          </w:tcPr>
-          <w:p>
-            <w:pPr>
-              <w:rPr>
-                <w:b/>
-                <w:szCs w:val="24"/>
-              </w:rPr>
-            </w:pPr>
-          </w:p>
-        </w:tc>
-        <w:tc>
-          <w:tcPr>
-            <w:tcW w:w="2178" w:type="dxa"/>
-            <w:gridSpan w:val="3"/>
-          </w:tcPr>
-          <w:p>
-            <w:pPr>
-              <w:rPr>
-                <w:b/>
-                <w:szCs w:val="24"/>
-              </w:rPr>
-            </w:pPr>
-          </w:p>
-        </w:tc>
-        <w:tc>
-          <w:tcPr>
-            <w:tcW w:w="2178" w:type="dxa"/>
-            <w:gridSpan w:val="3"/>
-          </w:tcPr>
-          <w:p>
-            <w:pPr>
-              <w:rPr>
-                <w:b/>
-                <w:szCs w:val="24"/>
-              </w:rPr>
-            </w:pPr>
-          </w:p>
-        </w:tc>
-        <w:tc>
-          <w:tcPr>
-            <w:tcW w:w="2316" w:type="dxa"/>
-          </w:tcPr>
-          <w:p>
-            <w:pPr>
-              <w:rPr>
-                <w:b/>
-                <w:szCs w:val="24"/>
-              </w:rPr>
-            </w:pPr>
-          </w:p>
-        </w:tc>
-      </w:tr>
-      <w:tr>
-        <w:trPr>
-          <w:trHeight w:val="360"/>
-          <w:jc w:val="center"/>
-        </w:trPr>
-        <w:tc>
-          <w:tcPr>
-            <w:tcW w:w="10816" w:type="dxa"/>
-            <w:gridSpan w:val="11"/>
-            <w:vAlign w:val="center"/>
-          </w:tcPr>
-          <w:p>
-            <w:r>
-              <w:rPr>
-                <w:rFonts w:eastAsia="Arial" w:cstheme="minorHAnsi"/>
-                <w:b/>
-                <w:bCs/>
-                <w:color w:val="010101"/>
-                <w:sz w:val="24"/>
-                <w:szCs w:val="24"/>
-              </w:rPr>
-              <w:t>Mailing</w:t>
-            </w:r>
-            <w:r>
-              <w:rPr>
-                <w:rFonts w:eastAsia="Arial" w:cstheme="minorHAnsi"/>
-                <w:b/>
-                <w:bCs/>
-                <w:color w:val="010101"/>
-                <w:spacing w:val="18"/>
-                <w:sz w:val="24"/>
-                <w:szCs w:val="24"/>
-              </w:rPr>
-              <w:t xml:space="preserve"> </w:t>
-            </w:r>
-            <w:r>
-              <w:rPr>
-                <w:rFonts w:eastAsia="Arial" w:cstheme="minorHAnsi"/>
-                <w:b/>
-                <w:bCs/>
-                <w:color w:val="010101"/>
-                <w:sz w:val="24"/>
-                <w:szCs w:val="24"/>
-              </w:rPr>
-              <w:t>Address</w:t>
-            </w:r>
-            <w:r>
-              <w:rPr>
-                <w:rFonts w:eastAsia="Arial" w:cstheme="minorHAnsi"/>
-                <w:b/>
-                <w:bCs/>
-                <w:color w:val="010101"/>
-                <w:spacing w:val="43"/>
-                <w:sz w:val="24"/>
-                <w:szCs w:val="24"/>
-              </w:rPr>
-              <w:t xml:space="preserve"> </w:t>
-            </w:r>
-            <w:r>
-              <w:rPr>
-                <w:rFonts w:eastAsia="Arial" w:cstheme="minorHAnsi"/>
-                <w:b/>
-                <w:bCs/>
-                <w:color w:val="010101"/>
-                <w:w w:val="105"/>
-                <w:sz w:val="24"/>
-                <w:szCs w:val="24"/>
-              </w:rPr>
-              <w:t>Information:</w:t>
-            </w:r>
-          </w:p>
-        </w:tc>
-      </w:tr>
-      <w:tr>
-        <w:trPr>
-          <w:trHeight w:val="360"/>
-          <w:jc w:val="center"/>
-        </w:trPr>
-        <w:tc>
-          <w:tcPr>
-            <w:tcW w:w="2254" w:type="dxa"/>
-            <w:gridSpan w:val="2"/>
-            <w:vAlign w:val="center"/>
-          </w:tcPr>
-          <w:p>
-            <w:pPr>
-              <w:rPr>
-                <w:b/>
-              </w:rPr>
-            </w:pPr>
-            <w:r>
-              <w:rPr>
-                <w:b/>
-              </w:rPr>
-              <w:t>Address 1</w:t>
-            </w:r>
-          </w:p>
-        </w:tc>
-        <w:tc>
-          <w:tcPr>
-            <w:tcW w:w="8562" w:type="dxa"/>
-            <w:gridSpan w:val="9"/>
-            <w:vAlign w:val="center"/>
-          </w:tcPr>
-          <w:p>
-            <w:r>
-              <w:t>&lt;&lt;applicantStreet1&gt;&gt;</w:t>
-            </w:r>
-          </w:p>
-        </w:tc>
-      </w:tr>
-      <w:tr>
-        <w:trPr>
-          <w:trHeight w:val="360"/>
-          <w:jc w:val="center"/>
-        </w:trPr>
-        <w:tc>
-          <w:tcPr>
-            <w:tcW w:w="2254" w:type="dxa"/>
-            <w:gridSpan w:val="2"/>
-            <w:vAlign w:val="center"/>
-          </w:tcPr>
-          <w:p>
-            <w:pPr>
-              <w:rPr>
-                <w:b/>
-              </w:rPr>
-            </w:pPr>
-            <w:r>
-              <w:rPr>
-                <w:b/>
-              </w:rPr>
-              <w:t>Address 2</w:t>
-            </w:r>
-          </w:p>
-        </w:tc>
-        <w:tc>
-          <w:tcPr>
-            <w:tcW w:w="8562" w:type="dxa"/>
-            <w:gridSpan w:val="9"/>
-            <w:vAlign w:val="center"/>
-          </w:tcPr>
-          <w:p>
-            <w:r>
-              <w:t>&lt;&lt;applicantStreet2&gt;&gt;</w:t>
-            </w:r>
-          </w:p>
-        </w:tc>
-      </w:tr>
-      <w:tr>
-        <w:trPr>
-          <w:trHeight w:val="360"/>
-          <w:jc w:val="center"/>
-        </w:trPr>
-        <w:tc>
-          <w:tcPr>
-            <w:tcW w:w="2254" w:type="dxa"/>
-            <w:gridSpan w:val="2"/>
-            <w:shd w:val="clear" w:color="auto" w:fill="auto"/>
-            <w:vAlign w:val="center"/>
-          </w:tcPr>
-          <w:p>
-            <w:pPr>
-              <w:rPr>
-                <w:b/>
-              </w:rPr>
-            </w:pPr>
-            <w:r>
-              <w:rPr>
-                <w:b/>
-              </w:rPr>
-              <w:t>City</w:t>
-            </w:r>
-          </w:p>
-        </w:tc>
-        <w:tc>
-          <w:tcPr>
-            <w:tcW w:w="3114" w:type="dxa"/>
-            <w:gridSpan w:val="4"/>
-            <w:shd w:val="clear" w:color="auto" w:fill="auto"/>
-            <w:vAlign w:val="center"/>
-          </w:tcPr>
-          <w:p>
-            <w:r>
-              <w:t>&lt;&lt;applicantCity&gt;&gt;</w:t>
-            </w:r>
-          </w:p>
-        </w:tc>
-        <w:tc>
-          <w:tcPr>
-            <w:tcW w:w="2160" w:type="dxa"/>
-            <w:gridSpan w:val="2"/>
-            <w:shd w:val="clear" w:color="auto" w:fill="auto"/>
-            <w:vAlign w:val="center"/>
-          </w:tcPr>
-          <w:p>
-            <w:pPr>
-              <w:rPr>
-                <w:b/>
-              </w:rPr>
-            </w:pPr>
-            <w:r>
-              <w:rPr>
-                <w:b/>
-              </w:rPr>
-              <w:t>State/Province</w:t>
-            </w:r>
-          </w:p>
-        </w:tc>
-        <w:tc>
-          <w:tcPr>
-            <w:tcW w:w="3288" w:type="dxa"/>
-            <w:gridSpan w:val="3"/>
-            <w:shd w:val="clear" w:color="auto" w:fill="auto"/>
-            <w:vAlign w:val="center"/>
-          </w:tcPr>
-          <w:p>
-            <w:r>
-              <w:t>&lt;&lt;applicantState&gt;&gt;</w:t>
-            </w:r>
-          </w:p>
-        </w:tc>
-      </w:tr>
-      <w:tr>
-        <w:trPr>
-          <w:trHeight w:val="360"/>
-          <w:jc w:val="center"/>
-        </w:trPr>
-        <w:tc>
-          <w:tcPr>
-            <w:tcW w:w="2254" w:type="dxa"/>
-            <w:gridSpan w:val="2"/>
-            <w:vAlign w:val="center"/>
-          </w:tcPr>
-          <w:p>
-            <w:pPr>
-              <w:rPr>
-                <w:b/>
-              </w:rPr>
-            </w:pPr>
-            <w:r>
-              <w:rPr>
-                <w:b/>
-              </w:rPr>
-              <w:t>Country</w:t>
-            </w:r>
-          </w:p>
-        </w:tc>
-        <w:tc>
-          <w:tcPr>
-            <w:tcW w:w="3114" w:type="dxa"/>
-            <w:gridSpan w:val="4"/>
-            <w:vAlign w:val="center"/>
-          </w:tcPr>
-          <w:p>
-            <w:r>
-              <w:t>&lt;&lt;applicantCountry&gt;&gt;</w:t>
-            </w:r>
-          </w:p>
-        </w:tc>
-        <w:tc>
-          <w:tcPr>
-            <w:tcW w:w="2160" w:type="dxa"/>
-            <w:gridSpan w:val="2"/>
-            <w:vAlign w:val="center"/>
-          </w:tcPr>
-          <w:p>
-            <w:pPr>
-              <w:rPr>
-                <w:b/>
-              </w:rPr>
-            </w:pPr>
-            <w:r>
-              <w:rPr>
-                <w:b/>
-              </w:rPr>
-              <w:t>Postal Code</w:t>
-            </w:r>
-          </w:p>
-        </w:tc>
-        <w:tc>
-          <w:tcPr>
-            <w:tcW w:w="3288" w:type="dxa"/>
-            <w:gridSpan w:val="3"/>
-            <w:vAlign w:val="center"/>
-          </w:tcPr>
-          <w:p>
-            <w:r>
-              <w:t>&lt;&lt;applicantZip&gt;&gt;</w:t>
-            </w:r>
-          </w:p>
-        </w:tc>
-      </w:tr>
-      <w:tr>
-        <w:trPr>
-          <w:trHeight w:val="360"/>
-          <w:jc w:val="center"/>
-        </w:trPr>
-        <w:tc>
-          <w:tcPr>
-            <w:tcW w:w="2254" w:type="dxa"/>
-            <w:gridSpan w:val="2"/>
-            <w:vAlign w:val="center"/>
-          </w:tcPr>
-          <w:p>
-            <w:r>
-              <w:t>Phone Number</w:t>
-            </w:r>
-          </w:p>
-        </w:tc>
-        <w:tc>
-          <w:tcPr>
-            <w:tcW w:w="3114" w:type="dxa"/>
-            <w:gridSpan w:val="4"/>
-            <w:vAlign w:val="center"/>
-          </w:tcPr>
-          <w:p/>
-        </w:tc>
-        <w:tc>
-          <w:tcPr>
-            <w:tcW w:w="2160" w:type="dxa"/>
-            <w:gridSpan w:val="2"/>
-            <w:vAlign w:val="center"/>
-          </w:tcPr>
-          <w:p/>
-        </w:tc>
-        <w:tc>
-          <w:tcPr>
-            <w:tcW w:w="3288" w:type="dxa"/>
-            <w:gridSpan w:val="3"/>
-            <w:vAlign w:val="center"/>
-          </w:tcPr>
-          <w:p/>
-        </w:tc>
-      </w:tr>
-      <w:tr>
-        <w:trPr>
-          <w:trHeight w:val="360"/>
-          <w:jc w:val="center"/>
-        </w:trPr>
-        <w:tc>
-          <w:tcPr>
-            <w:tcW w:w="2254" w:type="dxa"/>
-            <w:gridSpan w:val="2"/>
-            <w:vAlign w:val="center"/>
-          </w:tcPr>
-          <w:p>
-            <w:r>
-              <w:t>Email Address</w:t>
-            </w:r>
-          </w:p>
-        </w:tc>
-        <w:tc>
-          <w:tcPr>
-            <w:tcW w:w="3114" w:type="dxa"/>
-            <w:gridSpan w:val="4"/>
-            <w:vAlign w:val="center"/>
-          </w:tcPr>
-          <w:p/>
-        </w:tc>
-        <w:tc>
-          <w:tcPr>
-            <w:tcW w:w="2160" w:type="dxa"/>
-            <w:gridSpan w:val="2"/>
-            <w:vAlign w:val="center"/>
-          </w:tcPr>
-          <w:p/>
-        </w:tc>
-        <w:tc>
-          <w:tcPr>
-            <w:tcW w:w="3288" w:type="dxa"/>
-            <w:gridSpan w:val="3"/>
-            <w:vAlign w:val="center"/>
-          </w:tcPr>
-          <w:p/>
-        </w:tc>
-      </w:tr>
-    </w:tbl>
     <w:p>
       <w:pPr>
         <w:spacing w:after="0" w:line="120" w:lineRule="auto"/>
-      </w:pPr>
-    </w:p>
-    <w:p>
-      <w:pPr>
-        <w:widowControl/>
+        <w:ind w:firstLine="187"/>
         <w:rPr>
           <w:b/>
           <w:sz w:val="28"/>
           <w:szCs w:val="28"/>
         </w:rPr>
       </w:pPr>
-      <w:r>
-        <w:rPr>
-          <w:b/>
-          <w:sz w:val="28"/>
-          <w:szCs w:val="28"/>
-        </w:rPr>
-        <w:br w:type="page"/>
-      </w:r>
-    </w:p>
-    <w:p>
-      <w:pPr>
-        <w:spacing w:after="0" w:line="240" w:lineRule="auto"/>
-        <w:ind w:left="144"/>
-        <w:rPr>
-          <w:rFonts w:cstheme="minorHAnsi"/>
-          <w:b/>
-          <w:sz w:val="28"/>
-          <w:szCs w:val="28"/>
-        </w:rPr>
-      </w:pPr>
-      <w:r>
-        <w:rPr>
-          <w:b/>
-          <w:sz w:val="28"/>
-          <w:szCs w:val="28"/>
-        </w:rPr>
-        <w:lastRenderedPageBreak/>
-        <w:t xml:space="preserve">Assignee Information including </w:t>
-      </w:r>
-      <w:r>
-        <w:rPr>
-          <w:b/>
-          <w:sz w:val="28"/>
-          <w:szCs w:val="28"/>
-        </w:rPr>
-        <w:t xml:space="preserve">Non-Applicant </w:t>
-      </w:r>
-      <w:r>
-        <w:rPr>
-          <w:b/>
-          <w:sz w:val="28"/>
-          <w:szCs w:val="28"/>
-        </w:rPr>
-        <w:t>Assignee</w:t>
-      </w:r>
-      <w:r>
-        <w:rPr>
-          <w:b/>
-          <w:sz w:val="28"/>
-          <w:szCs w:val="28"/>
-        </w:rPr>
-        <w:t xml:space="preserve"> Information:</w:t>
-      </w:r>
-    </w:p>
-    <w:tbl>
-      <w:tblPr>
-        <w:tblW w:w="0" w:type="auto"/>
-        <w:tblInd w:w="93" w:type="dxa"/>
-        <w:tblLayout w:type="fixed"/>
-        <w:tblCellMar>
-          <w:left w:w="0" w:type="dxa"/>
-          <w:right w:w="0" w:type="dxa"/>
-        </w:tblCellMar>
-        <w:tblLook w:val="01E0" w:firstRow="1" w:lastRow="1" w:firstColumn="1" w:lastColumn="1" w:noHBand="0" w:noVBand="0"/>
-      </w:tblPr>
-      <w:tblGrid>
-        <w:gridCol w:w="2164"/>
-        <w:gridCol w:w="2164"/>
-        <w:gridCol w:w="1272"/>
-        <w:gridCol w:w="888"/>
-        <w:gridCol w:w="1078"/>
-        <w:gridCol w:w="1082"/>
-        <w:gridCol w:w="2242"/>
-      </w:tblGrid>
-      <w:tr>
-        <w:trPr>
-          <w:trHeight w:hRule="exact" w:val="571"/>
-        </w:trPr>
-        <w:tc>
-          <w:tcPr>
-            <w:tcW w:w="10890" w:type="dxa"/>
-            <w:gridSpan w:val="7"/>
-            <w:tcBorders>
-              <w:top w:val="single" w:sz="2" w:space="0" w:color="000000"/>
-              <w:left w:val="single" w:sz="2" w:space="0" w:color="000000"/>
-              <w:bottom w:val="single" w:sz="2" w:space="0" w:color="000000"/>
-              <w:right w:val="single" w:sz="2" w:space="0" w:color="000000"/>
-            </w:tcBorders>
-          </w:tcPr>
-          <w:p>
-            <w:pPr>
-              <w:spacing w:before="45" w:after="0" w:line="240" w:lineRule="auto"/>
-              <w:ind w:left="144" w:right="144"/>
-              <w:rPr>
-                <w:rFonts w:eastAsia="Arial" w:cstheme="minorHAnsi"/>
-                <w:b/>
-                <w:color w:val="010101"/>
-                <w:w w:val="106"/>
-              </w:rPr>
-            </w:pPr>
-            <w:r>
-              <w:rPr>
-                <w:rFonts w:cstheme="minorHAnsi"/>
-                <w:b/>
-                <w:sz w:val="20"/>
-                <w:szCs w:val="20"/>
-              </w:rPr>
-              <w:t>Providing assignment information in this section does not substitute for compliance with any requirement of part 3 of Title 37 of CFR to have an assignment recorded by the Office.</w:t>
-            </w:r>
-          </w:p>
-        </w:tc>
-      </w:tr>
-      <w:tr>
-        <w:trPr>
-          <w:trHeight w:hRule="exact" w:val="544"/>
-        </w:trPr>
-        <w:tc>
-          <w:tcPr>
-            <w:tcW w:w="10890" w:type="dxa"/>
-            <w:gridSpan w:val="7"/>
-            <w:tcBorders>
-              <w:top w:val="single" w:sz="2" w:space="0" w:color="000000"/>
-              <w:left w:val="single" w:sz="2" w:space="0" w:color="000000"/>
-              <w:bottom w:val="single" w:sz="2" w:space="0" w:color="000000"/>
-              <w:right w:val="single" w:sz="2" w:space="0" w:color="000000"/>
-            </w:tcBorders>
-            <w:vAlign w:val="center"/>
-          </w:tcPr>
-          <w:p>
-            <w:pPr>
-              <w:spacing w:after="0" w:line="240" w:lineRule="auto"/>
-              <w:ind w:left="144" w:right="-14"/>
-              <w:rPr>
-                <w:rFonts w:eastAsia="Arial" w:cstheme="minorHAnsi"/>
-                <w:color w:val="010101"/>
-                <w:w w:val="106"/>
-              </w:rPr>
-            </w:pPr>
-            <w:r>
-              <w:rPr>
-                <w:b/>
-              </w:rPr>
-              <w:t>&lt;&lt;assigneeCnt&gt;</w:t>
-            </w:r>
-            <w:proofErr w:type="gramStart"/>
-            <w:r>
-              <w:rPr>
-                <w:b/>
-              </w:rPr>
-              <w:t>&gt;</w:t>
-            </w:r>
-            <w:r>
-              <w:t xml:space="preserve">  </w:t>
-            </w:r>
-            <w:r>
-              <w:t>&lt;</w:t>
-            </w:r>
-            <w:proofErr w:type="gramEnd"/>
-            <w:r>
-              <w:t>&lt;assignee&gt;&gt;</w:t>
-            </w:r>
-          </w:p>
-        </w:tc>
-      </w:tr>
-      <w:tr>
-        <w:trPr>
-          <w:trHeight w:hRule="exact" w:val="934"/>
-        </w:trPr>
-        <w:tc>
-          <w:tcPr>
-            <w:tcW w:w="10890" w:type="dxa"/>
-            <w:gridSpan w:val="7"/>
-            <w:tcBorders>
-              <w:top w:val="single" w:sz="2" w:space="0" w:color="000000"/>
-              <w:left w:val="single" w:sz="2" w:space="0" w:color="000000"/>
-              <w:bottom w:val="single" w:sz="2" w:space="0" w:color="000000"/>
-              <w:right w:val="single" w:sz="2" w:space="0" w:color="000000"/>
-            </w:tcBorders>
-            <w:vAlign w:val="center"/>
-          </w:tcPr>
-          <w:p>
-            <w:pPr>
-              <w:widowControl/>
-              <w:autoSpaceDE w:val="0"/>
-              <w:autoSpaceDN w:val="0"/>
-              <w:adjustRightInd w:val="0"/>
-              <w:spacing w:after="0" w:line="174" w:lineRule="exact"/>
-              <w:ind w:left="40" w:right="-20"/>
-              <w:rPr>
-                <w:rFonts w:cs="Arial"/>
-                <w:color w:val="010101"/>
-                <w:sz w:val="20"/>
-                <w:szCs w:val="20"/>
-              </w:rPr>
-            </w:pPr>
-          </w:p>
-          <w:p>
-            <w:pPr>
-              <w:widowControl/>
-              <w:autoSpaceDE w:val="0"/>
-              <w:autoSpaceDN w:val="0"/>
-              <w:adjustRightInd w:val="0"/>
-              <w:spacing w:after="0" w:line="174" w:lineRule="exact"/>
-              <w:ind w:left="40" w:right="-20"/>
-              <w:rPr>
-                <w:rFonts w:cs="Arial"/>
-                <w:b/>
-                <w:color w:val="000000"/>
-                <w:sz w:val="20"/>
-                <w:szCs w:val="20"/>
-              </w:rPr>
-            </w:pPr>
-            <w:r>
-              <w:rPr>
-                <w:rFonts w:cs="Arial"/>
-                <w:b/>
-                <w:color w:val="010101"/>
-                <w:sz w:val="20"/>
-                <w:szCs w:val="20"/>
-              </w:rPr>
-              <w:t>Complete</w:t>
-            </w:r>
-            <w:r>
-              <w:rPr>
-                <w:rFonts w:cs="Arial"/>
-                <w:b/>
-                <w:color w:val="010101"/>
-                <w:spacing w:val="44"/>
-                <w:sz w:val="20"/>
-                <w:szCs w:val="20"/>
-              </w:rPr>
-              <w:t xml:space="preserve"> </w:t>
-            </w:r>
-            <w:r>
-              <w:rPr>
-                <w:rFonts w:cs="Arial"/>
-                <w:b/>
-                <w:color w:val="010101"/>
-                <w:sz w:val="20"/>
-                <w:szCs w:val="20"/>
-              </w:rPr>
-              <w:t>this</w:t>
-            </w:r>
-            <w:r>
-              <w:rPr>
-                <w:rFonts w:cs="Arial"/>
-                <w:b/>
-                <w:color w:val="010101"/>
-                <w:spacing w:val="13"/>
-                <w:sz w:val="20"/>
-                <w:szCs w:val="20"/>
-              </w:rPr>
-              <w:t xml:space="preserve"> </w:t>
-            </w:r>
-            <w:r>
-              <w:rPr>
-                <w:rFonts w:cs="Arial"/>
-                <w:b/>
-                <w:color w:val="010101"/>
-                <w:sz w:val="20"/>
-                <w:szCs w:val="20"/>
-              </w:rPr>
-              <w:t>section</w:t>
-            </w:r>
-            <w:r>
-              <w:rPr>
-                <w:rFonts w:cs="Arial"/>
-                <w:b/>
-                <w:color w:val="010101"/>
-                <w:spacing w:val="34"/>
-                <w:sz w:val="20"/>
-                <w:szCs w:val="20"/>
-              </w:rPr>
-              <w:t xml:space="preserve"> </w:t>
-            </w:r>
-            <w:r>
-              <w:rPr>
-                <w:rFonts w:cs="Arial"/>
-                <w:b/>
-                <w:color w:val="010101"/>
-                <w:sz w:val="20"/>
-                <w:szCs w:val="20"/>
-              </w:rPr>
-              <w:t>if</w:t>
-            </w:r>
-            <w:r>
-              <w:rPr>
-                <w:rFonts w:cs="Arial"/>
-                <w:b/>
-                <w:color w:val="010101"/>
-                <w:spacing w:val="2"/>
-                <w:sz w:val="20"/>
-                <w:szCs w:val="20"/>
-              </w:rPr>
-              <w:t xml:space="preserve"> </w:t>
-            </w:r>
-            <w:r>
-              <w:rPr>
-                <w:rFonts w:cs="Arial"/>
-                <w:b/>
-                <w:color w:val="010101"/>
-                <w:sz w:val="20"/>
-                <w:szCs w:val="20"/>
-              </w:rPr>
-              <w:t>assignee</w:t>
-            </w:r>
-            <w:r>
-              <w:rPr>
-                <w:rFonts w:cs="Arial"/>
-                <w:b/>
-                <w:color w:val="010101"/>
-                <w:spacing w:val="46"/>
-                <w:sz w:val="20"/>
-                <w:szCs w:val="20"/>
-              </w:rPr>
-              <w:t xml:space="preserve"> </w:t>
-            </w:r>
-            <w:r>
-              <w:rPr>
-                <w:rFonts w:cs="Arial"/>
-                <w:b/>
-                <w:color w:val="010101"/>
-                <w:sz w:val="20"/>
-                <w:szCs w:val="20"/>
-              </w:rPr>
-              <w:t>information, including</w:t>
-            </w:r>
-            <w:r>
-              <w:rPr>
-                <w:rFonts w:cs="Arial"/>
-                <w:b/>
-                <w:color w:val="010101"/>
-                <w:spacing w:val="2"/>
-                <w:sz w:val="20"/>
-                <w:szCs w:val="20"/>
-              </w:rPr>
-              <w:t xml:space="preserve"> </w:t>
-            </w:r>
-            <w:r>
-              <w:rPr>
-                <w:rFonts w:cs="Arial"/>
-                <w:b/>
-                <w:color w:val="010101"/>
-                <w:w w:val="105"/>
-                <w:sz w:val="20"/>
-                <w:szCs w:val="20"/>
-              </w:rPr>
-              <w:t>non-applicant</w:t>
-            </w:r>
-            <w:r>
-              <w:rPr>
-                <w:rFonts w:cs="Arial"/>
-                <w:b/>
-                <w:color w:val="010101"/>
-                <w:spacing w:val="8"/>
-                <w:w w:val="105"/>
-                <w:sz w:val="20"/>
-                <w:szCs w:val="20"/>
-              </w:rPr>
-              <w:t xml:space="preserve"> </w:t>
-            </w:r>
-            <w:r>
-              <w:rPr>
-                <w:rFonts w:cs="Arial"/>
-                <w:b/>
-                <w:color w:val="010101"/>
-                <w:sz w:val="20"/>
-                <w:szCs w:val="20"/>
-              </w:rPr>
-              <w:t>assignee</w:t>
-            </w:r>
-            <w:r>
-              <w:rPr>
-                <w:rFonts w:cs="Arial"/>
-                <w:b/>
-                <w:color w:val="010101"/>
-                <w:spacing w:val="46"/>
-                <w:sz w:val="20"/>
-                <w:szCs w:val="20"/>
-              </w:rPr>
-              <w:t xml:space="preserve"> </w:t>
-            </w:r>
-            <w:r>
-              <w:rPr>
-                <w:rFonts w:cs="Arial"/>
-                <w:b/>
-                <w:color w:val="010101"/>
-                <w:sz w:val="20"/>
-                <w:szCs w:val="20"/>
-              </w:rPr>
-              <w:t>information,</w:t>
-            </w:r>
-            <w:r>
-              <w:rPr>
-                <w:rFonts w:cs="Arial"/>
-                <w:b/>
-                <w:color w:val="010101"/>
-                <w:spacing w:val="27"/>
-                <w:sz w:val="20"/>
-                <w:szCs w:val="20"/>
-              </w:rPr>
-              <w:t xml:space="preserve"> </w:t>
-            </w:r>
-            <w:r>
-              <w:rPr>
-                <w:rFonts w:cs="Arial"/>
-                <w:b/>
-                <w:color w:val="010101"/>
-                <w:sz w:val="20"/>
-                <w:szCs w:val="20"/>
-              </w:rPr>
-              <w:t>is</w:t>
-            </w:r>
-            <w:r>
-              <w:rPr>
-                <w:rFonts w:cs="Arial"/>
-                <w:b/>
-                <w:color w:val="010101"/>
-                <w:spacing w:val="11"/>
-                <w:sz w:val="20"/>
-                <w:szCs w:val="20"/>
-              </w:rPr>
-              <w:t xml:space="preserve"> </w:t>
-            </w:r>
-            <w:r>
-              <w:rPr>
-                <w:rFonts w:cs="Arial"/>
-                <w:b/>
-                <w:color w:val="010101"/>
-                <w:sz w:val="20"/>
-                <w:szCs w:val="20"/>
-              </w:rPr>
-              <w:t>desired</w:t>
-            </w:r>
-            <w:r>
-              <w:rPr>
-                <w:rFonts w:cs="Arial"/>
-                <w:b/>
-                <w:color w:val="010101"/>
-                <w:spacing w:val="32"/>
-                <w:sz w:val="20"/>
-                <w:szCs w:val="20"/>
-              </w:rPr>
-              <w:t xml:space="preserve"> </w:t>
-            </w:r>
-            <w:r>
-              <w:rPr>
-                <w:rFonts w:cs="Arial"/>
-                <w:b/>
-                <w:color w:val="010101"/>
-                <w:sz w:val="20"/>
-                <w:szCs w:val="20"/>
-              </w:rPr>
-              <w:t>to</w:t>
-            </w:r>
-            <w:r>
-              <w:rPr>
-                <w:rFonts w:cs="Arial"/>
-                <w:b/>
-                <w:color w:val="010101"/>
-                <w:spacing w:val="18"/>
-                <w:sz w:val="20"/>
-                <w:szCs w:val="20"/>
-              </w:rPr>
-              <w:t xml:space="preserve"> </w:t>
-            </w:r>
-            <w:r>
-              <w:rPr>
-                <w:rFonts w:cs="Arial"/>
-                <w:b/>
-                <w:color w:val="010101"/>
-                <w:sz w:val="20"/>
-                <w:szCs w:val="20"/>
-              </w:rPr>
-              <w:t>be</w:t>
-            </w:r>
-            <w:r>
-              <w:rPr>
-                <w:rFonts w:cs="Arial"/>
-                <w:b/>
-                <w:color w:val="010101"/>
-                <w:spacing w:val="24"/>
-                <w:sz w:val="20"/>
-                <w:szCs w:val="20"/>
-              </w:rPr>
-              <w:t xml:space="preserve"> </w:t>
-            </w:r>
-            <w:r>
-              <w:rPr>
-                <w:rFonts w:cs="Arial"/>
-                <w:b/>
-                <w:color w:val="010101"/>
-                <w:sz w:val="20"/>
-                <w:szCs w:val="20"/>
-              </w:rPr>
-              <w:t>included</w:t>
-            </w:r>
-            <w:r>
-              <w:rPr>
-                <w:rFonts w:cs="Arial"/>
-                <w:b/>
-                <w:color w:val="010101"/>
-                <w:spacing w:val="30"/>
-                <w:sz w:val="20"/>
-                <w:szCs w:val="20"/>
-              </w:rPr>
-              <w:t xml:space="preserve"> </w:t>
-            </w:r>
-            <w:r>
-              <w:rPr>
-                <w:rFonts w:cs="Arial"/>
-                <w:b/>
-                <w:color w:val="010101"/>
-                <w:sz w:val="20"/>
-                <w:szCs w:val="20"/>
-              </w:rPr>
-              <w:t>on</w:t>
-            </w:r>
-            <w:r>
-              <w:rPr>
-                <w:rFonts w:cs="Arial"/>
-                <w:b/>
-                <w:color w:val="010101"/>
-                <w:spacing w:val="12"/>
-                <w:sz w:val="20"/>
-                <w:szCs w:val="20"/>
-              </w:rPr>
-              <w:t xml:space="preserve"> </w:t>
-            </w:r>
-            <w:r>
-              <w:rPr>
-                <w:rFonts w:cs="Arial"/>
-                <w:b/>
-                <w:color w:val="010101"/>
-                <w:sz w:val="20"/>
-                <w:szCs w:val="20"/>
-              </w:rPr>
-              <w:t>the</w:t>
-            </w:r>
-            <w:r>
-              <w:rPr>
-                <w:rFonts w:cs="Arial"/>
-                <w:b/>
-                <w:color w:val="010101"/>
-                <w:spacing w:val="22"/>
-                <w:sz w:val="20"/>
-                <w:szCs w:val="20"/>
-              </w:rPr>
-              <w:t xml:space="preserve"> </w:t>
-            </w:r>
-            <w:r>
-              <w:rPr>
-                <w:rFonts w:cs="Arial"/>
-                <w:b/>
-                <w:color w:val="010101"/>
-                <w:w w:val="106"/>
-                <w:sz w:val="20"/>
-                <w:szCs w:val="20"/>
-              </w:rPr>
-              <w:t>patent</w:t>
-            </w:r>
-            <w:r>
-              <w:rPr>
-                <w:rFonts w:cs="Arial"/>
-                <w:b/>
-                <w:color w:val="000000"/>
-                <w:sz w:val="20"/>
-                <w:szCs w:val="20"/>
-              </w:rPr>
-              <w:t xml:space="preserve"> </w:t>
-            </w:r>
-            <w:r>
-              <w:rPr>
-                <w:rFonts w:cs="Arial"/>
-                <w:b/>
-                <w:color w:val="010101"/>
-                <w:sz w:val="20"/>
-                <w:szCs w:val="20"/>
-              </w:rPr>
-              <w:t>application publication</w:t>
-            </w:r>
-            <w:r>
-              <w:rPr>
-                <w:rFonts w:cs="Arial"/>
-                <w:b/>
-                <w:color w:val="010101"/>
-                <w:w w:val="126"/>
-                <w:sz w:val="20"/>
-                <w:szCs w:val="20"/>
-              </w:rPr>
-              <w:t>.</w:t>
-            </w:r>
-            <w:r>
-              <w:rPr>
-                <w:rFonts w:cs="Arial"/>
-                <w:b/>
-                <w:color w:val="010101"/>
-                <w:spacing w:val="-3"/>
-                <w:w w:val="126"/>
-                <w:sz w:val="20"/>
-                <w:szCs w:val="20"/>
-              </w:rPr>
-              <w:t xml:space="preserve"> </w:t>
-            </w:r>
-            <w:r>
-              <w:rPr>
-                <w:rFonts w:cs="Arial"/>
-                <w:b/>
-                <w:color w:val="010101"/>
-                <w:sz w:val="20"/>
-                <w:szCs w:val="20"/>
-              </w:rPr>
-              <w:t>An</w:t>
-            </w:r>
-            <w:r>
-              <w:rPr>
-                <w:rFonts w:cs="Arial"/>
-                <w:b/>
-                <w:color w:val="010101"/>
-                <w:spacing w:val="-6"/>
-                <w:sz w:val="20"/>
-                <w:szCs w:val="20"/>
-              </w:rPr>
-              <w:t xml:space="preserve"> </w:t>
-            </w:r>
-            <w:r>
-              <w:rPr>
-                <w:rFonts w:cs="Arial"/>
-                <w:b/>
-                <w:color w:val="010101"/>
-                <w:w w:val="106"/>
-                <w:sz w:val="20"/>
-                <w:szCs w:val="20"/>
-              </w:rPr>
-              <w:t>assignee-applicant</w:t>
-            </w:r>
-            <w:r>
-              <w:rPr>
-                <w:rFonts w:cs="Arial"/>
-                <w:b/>
-                <w:color w:val="010101"/>
-                <w:spacing w:val="15"/>
-                <w:w w:val="106"/>
-                <w:sz w:val="20"/>
-                <w:szCs w:val="20"/>
-              </w:rPr>
-              <w:t xml:space="preserve"> </w:t>
-            </w:r>
-            <w:r>
-              <w:rPr>
-                <w:rFonts w:cs="Arial"/>
-                <w:b/>
-                <w:color w:val="010101"/>
-                <w:sz w:val="20"/>
-                <w:szCs w:val="20"/>
-              </w:rPr>
-              <w:t>identified</w:t>
-            </w:r>
-            <w:r>
-              <w:rPr>
-                <w:rFonts w:cs="Arial"/>
-                <w:b/>
-                <w:color w:val="010101"/>
-                <w:spacing w:val="27"/>
-                <w:sz w:val="20"/>
-                <w:szCs w:val="20"/>
-              </w:rPr>
-              <w:t xml:space="preserve"> </w:t>
-            </w:r>
-            <w:r>
-              <w:rPr>
-                <w:rFonts w:cs="Arial"/>
-                <w:b/>
-                <w:color w:val="010101"/>
-                <w:sz w:val="20"/>
-                <w:szCs w:val="20"/>
-              </w:rPr>
-              <w:t>in</w:t>
-            </w:r>
-            <w:r>
-              <w:rPr>
-                <w:rFonts w:cs="Arial"/>
-                <w:b/>
-                <w:color w:val="010101"/>
-                <w:spacing w:val="2"/>
-                <w:sz w:val="20"/>
-                <w:szCs w:val="20"/>
-              </w:rPr>
-              <w:t xml:space="preserve"> </w:t>
-            </w:r>
-            <w:r>
-              <w:rPr>
-                <w:rFonts w:cs="Arial"/>
-                <w:b/>
-                <w:color w:val="010101"/>
-                <w:sz w:val="20"/>
-                <w:szCs w:val="20"/>
-              </w:rPr>
-              <w:t>the</w:t>
-            </w:r>
-            <w:r>
-              <w:rPr>
-                <w:rFonts w:cs="Arial"/>
-                <w:b/>
-                <w:color w:val="010101"/>
-                <w:sz w:val="20"/>
-                <w:szCs w:val="20"/>
-              </w:rPr>
-              <w:t xml:space="preserve"> </w:t>
-            </w:r>
-            <w:r>
-              <w:rPr>
-                <w:rFonts w:cs="Arial"/>
-                <w:b/>
-                <w:color w:val="010101"/>
-                <w:sz w:val="20"/>
-                <w:szCs w:val="20"/>
-              </w:rPr>
-              <w:t>"Applicant</w:t>
-            </w:r>
-            <w:r>
-              <w:rPr>
-                <w:rFonts w:cs="Arial"/>
-                <w:b/>
-                <w:color w:val="010101"/>
-                <w:spacing w:val="46"/>
-                <w:sz w:val="20"/>
-                <w:szCs w:val="20"/>
-              </w:rPr>
-              <w:t xml:space="preserve"> </w:t>
-            </w:r>
-            <w:r>
-              <w:rPr>
-                <w:rFonts w:cs="Arial"/>
-                <w:b/>
-                <w:color w:val="010101"/>
-                <w:sz w:val="20"/>
-                <w:szCs w:val="20"/>
-              </w:rPr>
-              <w:t>Information"</w:t>
-            </w:r>
-            <w:r>
-              <w:rPr>
-                <w:rFonts w:cs="Arial"/>
-                <w:b/>
-                <w:color w:val="010101"/>
-                <w:spacing w:val="34"/>
-                <w:sz w:val="20"/>
-                <w:szCs w:val="20"/>
-              </w:rPr>
-              <w:t xml:space="preserve"> </w:t>
-            </w:r>
-            <w:r>
-              <w:rPr>
-                <w:rFonts w:cs="Arial"/>
-                <w:b/>
-                <w:color w:val="010101"/>
-                <w:sz w:val="20"/>
-                <w:szCs w:val="20"/>
-              </w:rPr>
-              <w:t>section</w:t>
-            </w:r>
-            <w:r>
-              <w:rPr>
-                <w:rFonts w:cs="Arial"/>
-                <w:b/>
-                <w:color w:val="010101"/>
-                <w:spacing w:val="37"/>
-                <w:sz w:val="20"/>
-                <w:szCs w:val="20"/>
-              </w:rPr>
-              <w:t xml:space="preserve"> </w:t>
-            </w:r>
-            <w:r>
-              <w:rPr>
-                <w:rFonts w:cs="Arial"/>
-                <w:b/>
-                <w:color w:val="010101"/>
-                <w:sz w:val="20"/>
-                <w:szCs w:val="20"/>
-              </w:rPr>
-              <w:t>will</w:t>
-            </w:r>
-            <w:r>
-              <w:rPr>
-                <w:rFonts w:cs="Arial"/>
-                <w:b/>
-                <w:color w:val="010101"/>
-                <w:spacing w:val="3"/>
-                <w:sz w:val="20"/>
-                <w:szCs w:val="20"/>
-              </w:rPr>
-              <w:t xml:space="preserve"> </w:t>
-            </w:r>
-            <w:r>
-              <w:rPr>
-                <w:rFonts w:cs="Arial"/>
-                <w:b/>
-                <w:color w:val="010101"/>
-                <w:sz w:val="20"/>
-                <w:szCs w:val="20"/>
-              </w:rPr>
-              <w:t>appear</w:t>
-            </w:r>
-            <w:r>
-              <w:rPr>
-                <w:rFonts w:cs="Arial"/>
-                <w:b/>
-                <w:color w:val="010101"/>
-                <w:spacing w:val="45"/>
-                <w:sz w:val="20"/>
-                <w:szCs w:val="20"/>
-              </w:rPr>
-              <w:t xml:space="preserve"> </w:t>
-            </w:r>
-            <w:r>
-              <w:rPr>
-                <w:rFonts w:cs="Arial"/>
-                <w:b/>
-                <w:color w:val="010101"/>
-                <w:sz w:val="20"/>
-                <w:szCs w:val="20"/>
-              </w:rPr>
-              <w:t>on</w:t>
-            </w:r>
-            <w:r>
-              <w:rPr>
-                <w:rFonts w:cs="Arial"/>
-                <w:b/>
-                <w:color w:val="010101"/>
-                <w:spacing w:val="9"/>
-                <w:sz w:val="20"/>
-                <w:szCs w:val="20"/>
-              </w:rPr>
-              <w:t xml:space="preserve"> </w:t>
-            </w:r>
-            <w:r>
-              <w:rPr>
-                <w:rFonts w:cs="Arial"/>
-                <w:b/>
-                <w:color w:val="010101"/>
-                <w:sz w:val="20"/>
-                <w:szCs w:val="20"/>
-              </w:rPr>
-              <w:t>the</w:t>
-            </w:r>
-            <w:r>
-              <w:rPr>
-                <w:rFonts w:cs="Arial"/>
-                <w:b/>
-                <w:color w:val="010101"/>
-                <w:spacing w:val="8"/>
-                <w:sz w:val="20"/>
-                <w:szCs w:val="20"/>
-              </w:rPr>
-              <w:t xml:space="preserve"> </w:t>
-            </w:r>
-            <w:r>
-              <w:rPr>
-                <w:rFonts w:cs="Arial"/>
-                <w:b/>
-                <w:color w:val="010101"/>
-                <w:sz w:val="20"/>
-                <w:szCs w:val="20"/>
-              </w:rPr>
-              <w:t>patent</w:t>
-            </w:r>
-            <w:r>
-              <w:rPr>
-                <w:rFonts w:cs="Arial"/>
-                <w:b/>
-                <w:color w:val="010101"/>
-                <w:spacing w:val="28"/>
-                <w:sz w:val="20"/>
-                <w:szCs w:val="20"/>
-              </w:rPr>
-              <w:t xml:space="preserve"> </w:t>
-            </w:r>
-            <w:r>
-              <w:rPr>
-                <w:rFonts w:cs="Arial"/>
-                <w:b/>
-                <w:color w:val="010101"/>
-                <w:w w:val="106"/>
-                <w:sz w:val="20"/>
-                <w:szCs w:val="20"/>
-              </w:rPr>
-              <w:t xml:space="preserve">application </w:t>
-            </w:r>
-            <w:r>
-              <w:rPr>
-                <w:rFonts w:cs="Arial"/>
-                <w:b/>
-                <w:color w:val="010101"/>
-                <w:sz w:val="20"/>
-                <w:szCs w:val="20"/>
-              </w:rPr>
-              <w:t>publication</w:t>
-            </w:r>
-            <w:r>
-              <w:rPr>
-                <w:rFonts w:cs="Arial"/>
-                <w:b/>
-                <w:color w:val="010101"/>
-                <w:spacing w:val="34"/>
-                <w:sz w:val="20"/>
-                <w:szCs w:val="20"/>
-              </w:rPr>
-              <w:t xml:space="preserve"> </w:t>
-            </w:r>
-            <w:r>
-              <w:rPr>
-                <w:rFonts w:cs="Arial"/>
-                <w:b/>
-                <w:color w:val="010101"/>
-                <w:sz w:val="20"/>
-                <w:szCs w:val="20"/>
-              </w:rPr>
-              <w:t>as</w:t>
-            </w:r>
-            <w:r>
-              <w:rPr>
-                <w:rFonts w:cs="Arial"/>
-                <w:b/>
-                <w:color w:val="010101"/>
-                <w:spacing w:val="18"/>
-                <w:sz w:val="20"/>
-                <w:szCs w:val="20"/>
-              </w:rPr>
-              <w:t xml:space="preserve"> </w:t>
-            </w:r>
-            <w:r>
-              <w:rPr>
-                <w:rFonts w:cs="Arial"/>
-                <w:b/>
-                <w:color w:val="010101"/>
-                <w:sz w:val="20"/>
-                <w:szCs w:val="20"/>
-              </w:rPr>
-              <w:t>an</w:t>
-            </w:r>
-            <w:r>
-              <w:rPr>
-                <w:rFonts w:cs="Arial"/>
-                <w:b/>
-                <w:color w:val="010101"/>
-                <w:spacing w:val="23"/>
-                <w:sz w:val="20"/>
-                <w:szCs w:val="20"/>
-              </w:rPr>
-              <w:t xml:space="preserve"> </w:t>
-            </w:r>
-            <w:r>
-              <w:rPr>
-                <w:rFonts w:cs="Arial"/>
-                <w:b/>
-                <w:color w:val="010101"/>
-                <w:sz w:val="20"/>
-                <w:szCs w:val="20"/>
-              </w:rPr>
-              <w:t>applicant.</w:t>
-            </w:r>
-            <w:r>
-              <w:rPr>
-                <w:rFonts w:cs="Arial"/>
-                <w:b/>
-                <w:color w:val="010101"/>
-                <w:spacing w:val="32"/>
-                <w:sz w:val="20"/>
-                <w:szCs w:val="20"/>
-              </w:rPr>
-              <w:t xml:space="preserve"> </w:t>
-            </w:r>
-            <w:r>
-              <w:rPr>
-                <w:rFonts w:cs="Arial"/>
-                <w:b/>
-                <w:color w:val="010101"/>
-                <w:sz w:val="20"/>
-                <w:szCs w:val="20"/>
-              </w:rPr>
-              <w:t>For</w:t>
-            </w:r>
-            <w:r>
-              <w:rPr>
-                <w:rFonts w:cs="Arial"/>
-                <w:b/>
-                <w:color w:val="010101"/>
-                <w:spacing w:val="24"/>
-                <w:sz w:val="20"/>
-                <w:szCs w:val="20"/>
-              </w:rPr>
-              <w:t xml:space="preserve"> </w:t>
-            </w:r>
-            <w:r>
-              <w:rPr>
-                <w:rFonts w:cs="Arial"/>
-                <w:b/>
-                <w:color w:val="010101"/>
-                <w:sz w:val="20"/>
-                <w:szCs w:val="20"/>
-              </w:rPr>
-              <w:t>an</w:t>
-            </w:r>
-            <w:r>
-              <w:rPr>
-                <w:rFonts w:cs="Arial"/>
-                <w:b/>
-                <w:color w:val="010101"/>
-                <w:spacing w:val="6"/>
-                <w:sz w:val="20"/>
-                <w:szCs w:val="20"/>
-              </w:rPr>
-              <w:t xml:space="preserve"> </w:t>
-            </w:r>
-            <w:r>
-              <w:rPr>
-                <w:rFonts w:cs="Arial"/>
-                <w:b/>
-                <w:color w:val="010101"/>
-                <w:w w:val="105"/>
-                <w:sz w:val="20"/>
-                <w:szCs w:val="20"/>
-              </w:rPr>
-              <w:t>assignee-applicant,</w:t>
-            </w:r>
-            <w:r>
-              <w:rPr>
-                <w:rFonts w:cs="Arial"/>
-                <w:b/>
-                <w:color w:val="010101"/>
-                <w:spacing w:val="7"/>
-                <w:w w:val="105"/>
-                <w:sz w:val="20"/>
-                <w:szCs w:val="20"/>
-              </w:rPr>
-              <w:t xml:space="preserve"> </w:t>
-            </w:r>
-            <w:r>
-              <w:rPr>
-                <w:rFonts w:cs="Arial"/>
-                <w:b/>
-                <w:color w:val="010101"/>
-                <w:sz w:val="20"/>
-                <w:szCs w:val="20"/>
-              </w:rPr>
-              <w:t>complete</w:t>
-            </w:r>
-            <w:r>
-              <w:rPr>
-                <w:rFonts w:cs="Arial"/>
-                <w:b/>
-                <w:color w:val="010101"/>
-                <w:spacing w:val="41"/>
-                <w:sz w:val="20"/>
-                <w:szCs w:val="20"/>
-              </w:rPr>
-              <w:t xml:space="preserve"> </w:t>
-            </w:r>
-            <w:r>
-              <w:rPr>
-                <w:rFonts w:cs="Arial"/>
-                <w:b/>
-                <w:color w:val="010101"/>
-                <w:sz w:val="20"/>
-                <w:szCs w:val="20"/>
-              </w:rPr>
-              <w:t>this</w:t>
-            </w:r>
-            <w:r>
-              <w:rPr>
-                <w:rFonts w:cs="Arial"/>
-                <w:b/>
-                <w:color w:val="010101"/>
-                <w:spacing w:val="16"/>
-                <w:sz w:val="20"/>
-                <w:szCs w:val="20"/>
-              </w:rPr>
-              <w:t xml:space="preserve"> </w:t>
-            </w:r>
-            <w:r>
-              <w:rPr>
-                <w:rFonts w:cs="Arial"/>
-                <w:b/>
-                <w:color w:val="010101"/>
-                <w:sz w:val="20"/>
-                <w:szCs w:val="20"/>
-              </w:rPr>
-              <w:t>section</w:t>
-            </w:r>
-            <w:r>
-              <w:rPr>
-                <w:rFonts w:cs="Arial"/>
-                <w:b/>
-                <w:color w:val="010101"/>
-                <w:spacing w:val="31"/>
-                <w:sz w:val="20"/>
-                <w:szCs w:val="20"/>
-              </w:rPr>
-              <w:t xml:space="preserve"> </w:t>
-            </w:r>
-            <w:r>
-              <w:rPr>
-                <w:rFonts w:cs="Arial"/>
-                <w:b/>
-                <w:color w:val="010101"/>
-                <w:sz w:val="20"/>
-                <w:szCs w:val="20"/>
-              </w:rPr>
-              <w:t>only</w:t>
-            </w:r>
-            <w:r>
-              <w:rPr>
-                <w:rFonts w:cs="Arial"/>
-                <w:b/>
-                <w:color w:val="010101"/>
-                <w:spacing w:val="25"/>
-                <w:sz w:val="20"/>
-                <w:szCs w:val="20"/>
-              </w:rPr>
-              <w:t xml:space="preserve"> </w:t>
-            </w:r>
-            <w:r>
-              <w:rPr>
-                <w:rFonts w:cs="Arial"/>
-                <w:b/>
-                <w:color w:val="010101"/>
-                <w:sz w:val="20"/>
-                <w:szCs w:val="20"/>
-              </w:rPr>
-              <w:t>if</w:t>
-            </w:r>
-            <w:r>
-              <w:rPr>
-                <w:rFonts w:cs="Arial"/>
-                <w:b/>
-                <w:color w:val="010101"/>
-                <w:spacing w:val="12"/>
-                <w:sz w:val="20"/>
-                <w:szCs w:val="20"/>
-              </w:rPr>
-              <w:t xml:space="preserve"> </w:t>
-            </w:r>
-            <w:r>
-              <w:rPr>
-                <w:rFonts w:cs="Arial"/>
-                <w:b/>
-                <w:color w:val="010101"/>
-                <w:sz w:val="20"/>
-                <w:szCs w:val="20"/>
-              </w:rPr>
-              <w:t>identification as</w:t>
-            </w:r>
-            <w:r>
-              <w:rPr>
-                <w:rFonts w:cs="Arial"/>
-                <w:b/>
-                <w:color w:val="010101"/>
-                <w:spacing w:val="4"/>
-                <w:sz w:val="20"/>
-                <w:szCs w:val="20"/>
-              </w:rPr>
-              <w:t xml:space="preserve"> </w:t>
-            </w:r>
-            <w:r>
-              <w:rPr>
-                <w:rFonts w:cs="Arial"/>
-                <w:b/>
-                <w:color w:val="010101"/>
-                <w:sz w:val="20"/>
-                <w:szCs w:val="20"/>
-              </w:rPr>
-              <w:t>an</w:t>
-            </w:r>
-            <w:r>
-              <w:rPr>
-                <w:rFonts w:cs="Arial"/>
-                <w:b/>
-                <w:color w:val="010101"/>
-                <w:spacing w:val="23"/>
-                <w:sz w:val="20"/>
-                <w:szCs w:val="20"/>
-              </w:rPr>
-              <w:t xml:space="preserve"> </w:t>
-            </w:r>
-            <w:r>
-              <w:rPr>
-                <w:rFonts w:cs="Arial"/>
-                <w:b/>
-                <w:color w:val="010101"/>
-                <w:sz w:val="20"/>
-                <w:szCs w:val="20"/>
-              </w:rPr>
-              <w:t>assignee</w:t>
-            </w:r>
-            <w:r>
-              <w:rPr>
-                <w:rFonts w:cs="Arial"/>
-                <w:b/>
-                <w:color w:val="010101"/>
-                <w:spacing w:val="46"/>
-                <w:sz w:val="20"/>
-                <w:szCs w:val="20"/>
-              </w:rPr>
-              <w:t xml:space="preserve"> </w:t>
-            </w:r>
-            <w:r>
-              <w:rPr>
-                <w:rFonts w:cs="Arial"/>
-                <w:b/>
-                <w:color w:val="010101"/>
-                <w:sz w:val="20"/>
-                <w:szCs w:val="20"/>
-              </w:rPr>
-              <w:t>is</w:t>
-            </w:r>
-            <w:r>
-              <w:rPr>
-                <w:rFonts w:cs="Arial"/>
-                <w:b/>
-                <w:color w:val="010101"/>
-                <w:spacing w:val="8"/>
-                <w:sz w:val="20"/>
-                <w:szCs w:val="20"/>
-              </w:rPr>
-              <w:t xml:space="preserve"> </w:t>
-            </w:r>
-            <w:r>
-              <w:rPr>
-                <w:rFonts w:cs="Arial"/>
-                <w:b/>
-                <w:color w:val="010101"/>
-                <w:sz w:val="20"/>
-                <w:szCs w:val="20"/>
-              </w:rPr>
-              <w:t>also</w:t>
-            </w:r>
-            <w:r>
-              <w:rPr>
-                <w:rFonts w:cs="Arial"/>
-                <w:b/>
-                <w:color w:val="010101"/>
-                <w:spacing w:val="16"/>
-                <w:sz w:val="20"/>
-                <w:szCs w:val="20"/>
-              </w:rPr>
-              <w:t xml:space="preserve"> </w:t>
-            </w:r>
-            <w:r>
-              <w:rPr>
-                <w:rFonts w:cs="Arial"/>
-                <w:b/>
-                <w:color w:val="010101"/>
-                <w:sz w:val="20"/>
-                <w:szCs w:val="20"/>
-              </w:rPr>
-              <w:t>desired</w:t>
-            </w:r>
-            <w:r>
-              <w:rPr>
-                <w:rFonts w:cs="Arial"/>
-                <w:b/>
-                <w:color w:val="010101"/>
-                <w:spacing w:val="29"/>
-                <w:sz w:val="20"/>
-                <w:szCs w:val="20"/>
-              </w:rPr>
-              <w:t xml:space="preserve"> </w:t>
-            </w:r>
-            <w:r>
-              <w:rPr>
-                <w:rFonts w:cs="Arial"/>
-                <w:b/>
-                <w:color w:val="010101"/>
-                <w:sz w:val="20"/>
-                <w:szCs w:val="20"/>
-              </w:rPr>
-              <w:t>on</w:t>
-            </w:r>
-            <w:r>
-              <w:rPr>
-                <w:rFonts w:cs="Arial"/>
-                <w:b/>
-                <w:color w:val="010101"/>
-                <w:spacing w:val="12"/>
-                <w:sz w:val="20"/>
-                <w:szCs w:val="20"/>
-              </w:rPr>
-              <w:t xml:space="preserve"> </w:t>
-            </w:r>
-            <w:r>
-              <w:rPr>
-                <w:rFonts w:cs="Arial"/>
-                <w:b/>
-                <w:color w:val="010101"/>
-                <w:w w:val="110"/>
-                <w:sz w:val="20"/>
-                <w:szCs w:val="20"/>
-              </w:rPr>
-              <w:t>the</w:t>
-            </w:r>
-            <w:r>
-              <w:rPr>
-                <w:rFonts w:cs="Arial"/>
-                <w:b/>
-                <w:color w:val="000000"/>
-                <w:sz w:val="20"/>
-                <w:szCs w:val="20"/>
-              </w:rPr>
-              <w:t xml:space="preserve"> </w:t>
-            </w:r>
-            <w:r>
-              <w:rPr>
-                <w:rFonts w:cs="Arial"/>
-                <w:b/>
-                <w:color w:val="010101"/>
-                <w:sz w:val="20"/>
-                <w:szCs w:val="20"/>
-              </w:rPr>
-              <w:t>patent</w:t>
-            </w:r>
-            <w:r>
-              <w:rPr>
-                <w:rFonts w:cs="Arial"/>
-                <w:b/>
-                <w:color w:val="010101"/>
-                <w:spacing w:val="15"/>
-                <w:sz w:val="20"/>
-                <w:szCs w:val="20"/>
-              </w:rPr>
-              <w:t xml:space="preserve"> </w:t>
-            </w:r>
-            <w:r>
-              <w:rPr>
-                <w:rFonts w:cs="Arial"/>
-                <w:b/>
-                <w:color w:val="010101"/>
-                <w:sz w:val="20"/>
-                <w:szCs w:val="20"/>
-              </w:rPr>
-              <w:t xml:space="preserve">application </w:t>
-            </w:r>
-            <w:r>
-              <w:rPr>
-                <w:rFonts w:cs="Arial"/>
-                <w:b/>
-                <w:color w:val="010101"/>
-                <w:w w:val="104"/>
-                <w:sz w:val="20"/>
-                <w:szCs w:val="20"/>
-              </w:rPr>
-              <w:t>publication.</w:t>
-            </w:r>
-          </w:p>
-          <w:p>
-            <w:pPr>
-              <w:ind w:left="144" w:right="-144"/>
-              <w:rPr>
-                <w:rFonts w:cstheme="minorHAnsi"/>
-                <w:b/>
-              </w:rPr>
-            </w:pPr>
-          </w:p>
-        </w:tc>
-      </w:tr>
-      <w:tr>
-        <w:trPr>
-          <w:trHeight w:hRule="exact" w:val="421"/>
-        </w:trPr>
-        <w:tc>
-          <w:tcPr>
-            <w:tcW w:w="10890" w:type="dxa"/>
-            <w:gridSpan w:val="7"/>
-            <w:tcBorders>
-              <w:top w:val="single" w:sz="2" w:space="0" w:color="000000"/>
-              <w:left w:val="single" w:sz="2" w:space="0" w:color="000000"/>
-              <w:bottom w:val="single" w:sz="2" w:space="0" w:color="000000"/>
-              <w:right w:val="single" w:sz="2" w:space="0" w:color="000000"/>
-            </w:tcBorders>
-            <w:vAlign w:val="center"/>
-          </w:tcPr>
-          <w:p>
-            <w:pPr>
-              <w:ind w:left="144" w:right="-144"/>
-              <w:rPr>
-                <w:rFonts w:cstheme="minorHAnsi"/>
-                <w:b/>
-              </w:rPr>
-            </w:pPr>
-            <w:r>
-              <w:rPr>
-                <w:rFonts w:cstheme="minorHAnsi"/>
-                <w:b/>
-              </w:rPr>
-              <w:t xml:space="preserve">If the Assignee </w:t>
-            </w:r>
-            <w:r>
-              <w:rPr>
-                <w:rFonts w:cstheme="minorHAnsi"/>
-                <w:b/>
-              </w:rPr>
-              <w:t xml:space="preserve">or Non-Applicant Assignee </w:t>
-            </w:r>
-            <w:r>
-              <w:rPr>
-                <w:rFonts w:cstheme="minorHAnsi"/>
-                <w:b/>
-              </w:rPr>
-              <w:t xml:space="preserve">is an </w:t>
-            </w:r>
-            <w:proofErr w:type="gramStart"/>
-            <w:r>
-              <w:rPr>
-                <w:rFonts w:cstheme="minorHAnsi"/>
-                <w:b/>
-              </w:rPr>
-              <w:t>Organization</w:t>
-            </w:r>
-            <w:proofErr w:type="gramEnd"/>
-            <w:r>
-              <w:rPr>
-                <w:rFonts w:cstheme="minorHAnsi"/>
-                <w:b/>
-              </w:rPr>
-              <w:t xml:space="preserve"> check here.  </w:t>
-            </w:r>
-            <w:sdt>
-              <w:sdtPr>
-                <w:rPr>
-                  <w:rFonts w:cstheme="minorHAnsi"/>
-                  <w:b/>
-                  <w:sz w:val="24"/>
-                  <w:szCs w:val="24"/>
-                </w:rPr>
-                <w:id w:val="652109729"/>
-                <w14:checkbox>
-                  <w14:checked w14:val="0"/>
-                  <w14:checkedState w14:val="2612" w14:font="MS Gothic"/>
-                  <w14:uncheckedState w14:val="2610" w14:font="MS Gothic"/>
-                </w14:checkbox>
-              </w:sdtPr>
-              <w:sdtContent>
-                <w:r>
-                  <w:rPr>
-                    <w:rFonts w:ascii="MS Gothic" w:eastAsia="MS Gothic" w:hAnsi="MS Gothic" w:cstheme="minorHAnsi" w:hint="eastAsia"/>
-                    <w:b/>
-                    <w:sz w:val="24"/>
-                    <w:szCs w:val="24"/>
-                  </w:rPr>
-                  <w:t>☐</w:t>
-                </w:r>
-              </w:sdtContent>
-            </w:sdt>
-          </w:p>
-        </w:tc>
-      </w:tr>
-      <w:tr>
-        <w:trPr>
-          <w:trHeight w:hRule="exact" w:val="421"/>
-        </w:trPr>
-        <w:tc>
-          <w:tcPr>
-            <w:tcW w:w="2164" w:type="dxa"/>
-            <w:tcBorders>
-              <w:top w:val="single" w:sz="2" w:space="0" w:color="000000"/>
-              <w:left w:val="single" w:sz="2" w:space="0" w:color="000000"/>
-              <w:bottom w:val="single" w:sz="2" w:space="0" w:color="000000"/>
-              <w:right w:val="single" w:sz="2" w:space="0" w:color="000000"/>
-            </w:tcBorders>
-            <w:vAlign w:val="bottom"/>
-          </w:tcPr>
-          <w:p>
-            <w:pPr>
-              <w:spacing w:after="0" w:line="240" w:lineRule="auto"/>
-              <w:jc w:val="center"/>
-              <w:rPr>
-                <w:rFonts w:eastAsia="Arial" w:cstheme="minorHAnsi"/>
-                <w:b/>
-              </w:rPr>
-            </w:pPr>
-            <w:r>
-              <w:rPr>
-                <w:rFonts w:eastAsia="Arial" w:cstheme="minorHAnsi"/>
-                <w:b/>
-                <w:color w:val="010101"/>
-                <w:w w:val="103"/>
-              </w:rPr>
-              <w:t>Prefix</w:t>
-            </w:r>
-          </w:p>
-        </w:tc>
-        <w:tc>
-          <w:tcPr>
-            <w:tcW w:w="2164" w:type="dxa"/>
-            <w:tcBorders>
-              <w:top w:val="single" w:sz="2" w:space="0" w:color="000000"/>
-              <w:left w:val="single" w:sz="2" w:space="0" w:color="000000"/>
-              <w:bottom w:val="single" w:sz="2" w:space="0" w:color="000000"/>
-              <w:right w:val="single" w:sz="2" w:space="0" w:color="000000"/>
-            </w:tcBorders>
-            <w:vAlign w:val="bottom"/>
-          </w:tcPr>
-          <w:p>
-            <w:pPr>
-              <w:spacing w:after="0" w:line="240" w:lineRule="auto"/>
-              <w:jc w:val="center"/>
-              <w:rPr>
-                <w:rFonts w:eastAsia="Arial" w:cstheme="minorHAnsi"/>
-                <w:b/>
-              </w:rPr>
-            </w:pPr>
-            <w:r>
-              <w:rPr>
-                <w:rFonts w:eastAsia="Arial" w:cstheme="minorHAnsi"/>
-                <w:b/>
-                <w:bCs/>
-                <w:color w:val="010101"/>
-              </w:rPr>
-              <w:t>Given</w:t>
-            </w:r>
-            <w:r>
-              <w:rPr>
-                <w:rFonts w:eastAsia="Arial" w:cstheme="minorHAnsi"/>
-                <w:b/>
-                <w:bCs/>
-                <w:color w:val="010101"/>
-                <w:spacing w:val="31"/>
-              </w:rPr>
-              <w:t xml:space="preserve"> </w:t>
-            </w:r>
-            <w:r>
-              <w:rPr>
-                <w:rFonts w:eastAsia="Arial" w:cstheme="minorHAnsi"/>
-                <w:b/>
-                <w:bCs/>
-                <w:color w:val="010101"/>
-                <w:w w:val="107"/>
-              </w:rPr>
-              <w:t>Name</w:t>
-            </w:r>
-          </w:p>
-        </w:tc>
-        <w:tc>
-          <w:tcPr>
-            <w:tcW w:w="2160" w:type="dxa"/>
-            <w:gridSpan w:val="2"/>
-            <w:tcBorders>
-              <w:top w:val="single" w:sz="2" w:space="0" w:color="000000"/>
-              <w:left w:val="single" w:sz="2" w:space="0" w:color="000000"/>
-              <w:bottom w:val="single" w:sz="2" w:space="0" w:color="000000"/>
-              <w:right w:val="single" w:sz="2" w:space="0" w:color="000000"/>
-            </w:tcBorders>
-            <w:vAlign w:val="bottom"/>
-          </w:tcPr>
-          <w:p>
-            <w:pPr>
-              <w:spacing w:after="0" w:line="240" w:lineRule="auto"/>
-              <w:jc w:val="center"/>
-              <w:rPr>
-                <w:rFonts w:eastAsia="Arial" w:cstheme="minorHAnsi"/>
-                <w:b/>
-              </w:rPr>
-            </w:pPr>
-            <w:r>
-              <w:rPr>
-                <w:rFonts w:eastAsia="Arial" w:cstheme="minorHAnsi"/>
-                <w:b/>
-                <w:color w:val="010101"/>
-              </w:rPr>
-              <w:t>Middle</w:t>
-            </w:r>
-            <w:r>
-              <w:rPr>
-                <w:rFonts w:eastAsia="Arial" w:cstheme="minorHAnsi"/>
-                <w:b/>
-                <w:color w:val="010101"/>
-                <w:spacing w:val="38"/>
-              </w:rPr>
-              <w:t xml:space="preserve"> </w:t>
-            </w:r>
-            <w:r>
-              <w:rPr>
-                <w:rFonts w:eastAsia="Arial" w:cstheme="minorHAnsi"/>
-                <w:b/>
-                <w:color w:val="010101"/>
-                <w:w w:val="104"/>
-              </w:rPr>
-              <w:t>Name</w:t>
-            </w:r>
-          </w:p>
-        </w:tc>
-        <w:tc>
-          <w:tcPr>
-            <w:tcW w:w="2160" w:type="dxa"/>
-            <w:gridSpan w:val="2"/>
-            <w:tcBorders>
-              <w:top w:val="single" w:sz="2" w:space="0" w:color="000000"/>
-              <w:left w:val="single" w:sz="2" w:space="0" w:color="000000"/>
-              <w:bottom w:val="single" w:sz="2" w:space="0" w:color="000000"/>
-              <w:right w:val="single" w:sz="2" w:space="0" w:color="000000"/>
-            </w:tcBorders>
-            <w:vAlign w:val="bottom"/>
-          </w:tcPr>
-          <w:p>
-            <w:pPr>
-              <w:spacing w:after="0" w:line="240" w:lineRule="auto"/>
-              <w:jc w:val="center"/>
-              <w:rPr>
-                <w:rFonts w:eastAsia="Arial" w:cstheme="minorHAnsi"/>
-                <w:b/>
-              </w:rPr>
-            </w:pPr>
-            <w:r>
-              <w:rPr>
-                <w:rFonts w:eastAsia="Arial" w:cstheme="minorHAnsi"/>
-                <w:b/>
-                <w:bCs/>
-                <w:color w:val="010101"/>
-              </w:rPr>
-              <w:t>Family</w:t>
-            </w:r>
-            <w:r>
-              <w:rPr>
-                <w:rFonts w:eastAsia="Arial" w:cstheme="minorHAnsi"/>
-                <w:b/>
-                <w:bCs/>
-                <w:color w:val="010101"/>
-                <w:spacing w:val="32"/>
-              </w:rPr>
-              <w:t xml:space="preserve"> </w:t>
-            </w:r>
-            <w:r>
-              <w:rPr>
-                <w:rFonts w:eastAsia="Arial" w:cstheme="minorHAnsi"/>
-                <w:b/>
-                <w:bCs/>
-                <w:color w:val="010101"/>
-                <w:w w:val="106"/>
-              </w:rPr>
-              <w:t>Name</w:t>
-            </w:r>
-          </w:p>
-        </w:tc>
-        <w:tc>
-          <w:tcPr>
-            <w:tcW w:w="2242" w:type="dxa"/>
-            <w:tcBorders>
-              <w:top w:val="single" w:sz="2" w:space="0" w:color="000000"/>
-              <w:left w:val="single" w:sz="2" w:space="0" w:color="000000"/>
-              <w:bottom w:val="single" w:sz="2" w:space="0" w:color="000000"/>
-              <w:right w:val="single" w:sz="2" w:space="0" w:color="000000"/>
-            </w:tcBorders>
-            <w:vAlign w:val="bottom"/>
-          </w:tcPr>
-          <w:p>
-            <w:pPr>
-              <w:spacing w:after="0" w:line="240" w:lineRule="auto"/>
-              <w:jc w:val="center"/>
-              <w:rPr>
-                <w:rFonts w:eastAsia="Arial" w:cstheme="minorHAnsi"/>
-                <w:b/>
-              </w:rPr>
-            </w:pPr>
-            <w:r>
-              <w:rPr>
-                <w:rFonts w:eastAsia="Arial" w:cstheme="minorHAnsi"/>
-                <w:b/>
-                <w:color w:val="010101"/>
-                <w:w w:val="106"/>
-              </w:rPr>
-              <w:t>Suffix</w:t>
-            </w:r>
-          </w:p>
-        </w:tc>
-      </w:tr>
-      <w:tr>
-        <w:trPr>
-          <w:trHeight w:hRule="exact" w:val="421"/>
-        </w:trPr>
-        <w:tc>
-          <w:tcPr>
-            <w:tcW w:w="2164" w:type="dxa"/>
-            <w:tcBorders>
-              <w:top w:val="single" w:sz="2" w:space="0" w:color="000000"/>
-              <w:left w:val="single" w:sz="2" w:space="0" w:color="000000"/>
-              <w:bottom w:val="single" w:sz="2" w:space="0" w:color="000000"/>
-              <w:right w:val="single" w:sz="2" w:space="0" w:color="000000"/>
-            </w:tcBorders>
-          </w:tcPr>
-          <w:p>
-            <w:pPr>
-              <w:spacing w:after="0" w:line="414" w:lineRule="exact"/>
-              <w:ind w:right="-46"/>
-              <w:jc w:val="right"/>
-              <w:rPr>
-                <w:rFonts w:eastAsia="Arial" w:cstheme="minorHAnsi"/>
-                <w:sz w:val="20"/>
-                <w:szCs w:val="20"/>
-              </w:rPr>
-            </w:pPr>
-          </w:p>
-        </w:tc>
-        <w:tc>
-          <w:tcPr>
-            <w:tcW w:w="2164" w:type="dxa"/>
-            <w:tcBorders>
-              <w:top w:val="single" w:sz="2" w:space="0" w:color="000000"/>
-              <w:left w:val="single" w:sz="2" w:space="0" w:color="000000"/>
-              <w:bottom w:val="single" w:sz="2" w:space="0" w:color="000000"/>
-              <w:right w:val="single" w:sz="2" w:space="0" w:color="000000"/>
-            </w:tcBorders>
-          </w:tcPr>
-          <w:p>
-            <w:pPr>
-              <w:rPr>
-                <w:rFonts w:cstheme="minorHAnsi"/>
-                <w:sz w:val="20"/>
-                <w:szCs w:val="20"/>
-              </w:rPr>
-            </w:pPr>
-          </w:p>
-        </w:tc>
-        <w:tc>
-          <w:tcPr>
-            <w:tcW w:w="2160" w:type="dxa"/>
-            <w:gridSpan w:val="2"/>
-            <w:tcBorders>
-              <w:top w:val="single" w:sz="2" w:space="0" w:color="000000"/>
-              <w:left w:val="single" w:sz="2" w:space="0" w:color="000000"/>
-              <w:bottom w:val="single" w:sz="2" w:space="0" w:color="000000"/>
-              <w:right w:val="single" w:sz="2" w:space="0" w:color="000000"/>
-            </w:tcBorders>
-          </w:tcPr>
-          <w:p>
-            <w:pPr>
-              <w:rPr>
-                <w:rFonts w:cstheme="minorHAnsi"/>
-                <w:sz w:val="20"/>
-                <w:szCs w:val="20"/>
-              </w:rPr>
-            </w:pPr>
-          </w:p>
-        </w:tc>
-        <w:tc>
-          <w:tcPr>
-            <w:tcW w:w="2160" w:type="dxa"/>
-            <w:gridSpan w:val="2"/>
-            <w:tcBorders>
-              <w:top w:val="single" w:sz="2" w:space="0" w:color="000000"/>
-              <w:left w:val="single" w:sz="2" w:space="0" w:color="000000"/>
-              <w:bottom w:val="single" w:sz="2" w:space="0" w:color="000000"/>
-              <w:right w:val="single" w:sz="2" w:space="0" w:color="000000"/>
-            </w:tcBorders>
-          </w:tcPr>
-          <w:p>
-            <w:pPr>
-              <w:rPr>
-                <w:rFonts w:cstheme="minorHAnsi"/>
-                <w:sz w:val="20"/>
-                <w:szCs w:val="20"/>
-              </w:rPr>
-            </w:pPr>
-          </w:p>
-        </w:tc>
-        <w:tc>
-          <w:tcPr>
-            <w:tcW w:w="2242" w:type="dxa"/>
-            <w:tcBorders>
-              <w:top w:val="single" w:sz="2" w:space="0" w:color="000000"/>
-              <w:left w:val="single" w:sz="2" w:space="0" w:color="000000"/>
-              <w:bottom w:val="single" w:sz="2" w:space="0" w:color="000000"/>
-              <w:right w:val="single" w:sz="2" w:space="0" w:color="000000"/>
-            </w:tcBorders>
-          </w:tcPr>
-          <w:p>
-            <w:pPr>
-              <w:spacing w:after="0" w:line="414" w:lineRule="exact"/>
-              <w:ind w:right="-46"/>
-              <w:jc w:val="right"/>
-              <w:rPr>
-                <w:rFonts w:eastAsia="Arial" w:cstheme="minorHAnsi"/>
-                <w:sz w:val="20"/>
-                <w:szCs w:val="20"/>
-              </w:rPr>
-            </w:pPr>
-          </w:p>
-        </w:tc>
-      </w:tr>
-      <w:tr>
-        <w:trPr>
-          <w:trHeight w:hRule="exact" w:val="313"/>
-        </w:trPr>
-        <w:tc>
-          <w:tcPr>
-            <w:tcW w:w="10890" w:type="dxa"/>
-            <w:gridSpan w:val="7"/>
-            <w:tcBorders>
-              <w:top w:val="single" w:sz="2" w:space="0" w:color="000000"/>
-              <w:left w:val="single" w:sz="2" w:space="0" w:color="000000"/>
-              <w:bottom w:val="single" w:sz="2" w:space="0" w:color="000000"/>
-              <w:right w:val="single" w:sz="2" w:space="0" w:color="000000"/>
-            </w:tcBorders>
-          </w:tcPr>
-          <w:p>
-            <w:pPr>
-              <w:spacing w:before="5" w:after="0" w:line="240" w:lineRule="auto"/>
-              <w:ind w:left="151" w:right="-20"/>
-              <w:rPr>
-                <w:rFonts w:eastAsia="Arial" w:cstheme="minorHAnsi"/>
-                <w:sz w:val="24"/>
-                <w:szCs w:val="24"/>
-              </w:rPr>
-            </w:pPr>
-            <w:r>
-              <w:rPr>
-                <w:rFonts w:eastAsia="Arial" w:cstheme="minorHAnsi"/>
-                <w:b/>
-                <w:bCs/>
-                <w:color w:val="010101"/>
-                <w:sz w:val="24"/>
-                <w:szCs w:val="24"/>
-              </w:rPr>
-              <w:t>Mailing</w:t>
-            </w:r>
-            <w:r>
-              <w:rPr>
-                <w:rFonts w:eastAsia="Arial" w:cstheme="minorHAnsi"/>
-                <w:b/>
-                <w:bCs/>
-                <w:color w:val="010101"/>
-                <w:spacing w:val="18"/>
-                <w:sz w:val="24"/>
-                <w:szCs w:val="24"/>
-              </w:rPr>
-              <w:t xml:space="preserve"> </w:t>
-            </w:r>
-            <w:r>
-              <w:rPr>
-                <w:rFonts w:eastAsia="Arial" w:cstheme="minorHAnsi"/>
-                <w:b/>
-                <w:bCs/>
-                <w:color w:val="010101"/>
-                <w:sz w:val="24"/>
-                <w:szCs w:val="24"/>
-              </w:rPr>
-              <w:t>Address</w:t>
-            </w:r>
-            <w:r>
-              <w:rPr>
-                <w:rFonts w:eastAsia="Arial" w:cstheme="minorHAnsi"/>
-                <w:b/>
-                <w:bCs/>
-                <w:color w:val="010101"/>
-                <w:spacing w:val="43"/>
-                <w:sz w:val="24"/>
-                <w:szCs w:val="24"/>
-              </w:rPr>
-              <w:t xml:space="preserve"> </w:t>
-            </w:r>
-            <w:r>
-              <w:rPr>
-                <w:rFonts w:eastAsia="Arial" w:cstheme="minorHAnsi"/>
-                <w:b/>
-                <w:bCs/>
-                <w:color w:val="010101"/>
-                <w:w w:val="105"/>
-                <w:sz w:val="24"/>
-                <w:szCs w:val="24"/>
-              </w:rPr>
-              <w:t>Information</w:t>
-            </w:r>
-            <w:r>
-              <w:rPr>
-                <w:rFonts w:eastAsia="Arial" w:cstheme="minorHAnsi"/>
-                <w:b/>
-                <w:bCs/>
-                <w:color w:val="010101"/>
-                <w:w w:val="105"/>
-                <w:sz w:val="24"/>
-                <w:szCs w:val="24"/>
-              </w:rPr>
-              <w:t xml:space="preserve"> </w:t>
-            </w:r>
-            <w:proofErr w:type="gramStart"/>
-            <w:r>
-              <w:rPr>
-                <w:rFonts w:eastAsia="Arial" w:cstheme="minorHAnsi"/>
-                <w:b/>
-                <w:bCs/>
-                <w:color w:val="010101"/>
-                <w:w w:val="105"/>
-                <w:sz w:val="24"/>
-                <w:szCs w:val="24"/>
-              </w:rPr>
-              <w:t>For</w:t>
-            </w:r>
-            <w:proofErr w:type="gramEnd"/>
-            <w:r>
-              <w:rPr>
-                <w:rFonts w:eastAsia="Arial" w:cstheme="minorHAnsi"/>
-                <w:b/>
-                <w:bCs/>
-                <w:color w:val="010101"/>
-                <w:w w:val="105"/>
-                <w:sz w:val="24"/>
-                <w:szCs w:val="24"/>
-              </w:rPr>
-              <w:t xml:space="preserve"> Assignee</w:t>
-            </w:r>
-            <w:r>
-              <w:rPr>
-                <w:rFonts w:eastAsia="Arial" w:cstheme="minorHAnsi"/>
-                <w:b/>
-                <w:bCs/>
-                <w:color w:val="010101"/>
-                <w:w w:val="105"/>
-                <w:sz w:val="24"/>
-                <w:szCs w:val="24"/>
-              </w:rPr>
-              <w:t xml:space="preserve"> including Non-Applicant Assignee</w:t>
-            </w:r>
-            <w:r>
-              <w:rPr>
-                <w:rFonts w:eastAsia="Arial" w:cstheme="minorHAnsi"/>
-                <w:b/>
-                <w:bCs/>
-                <w:color w:val="010101"/>
-                <w:w w:val="105"/>
-                <w:sz w:val="24"/>
-                <w:szCs w:val="24"/>
-              </w:rPr>
-              <w:t>:</w:t>
-            </w:r>
-          </w:p>
-        </w:tc>
-      </w:tr>
-      <w:tr>
-        <w:trPr>
-          <w:trHeight w:hRule="exact" w:val="360"/>
-        </w:trPr>
-        <w:tc>
-          <w:tcPr>
-            <w:tcW w:w="2164" w:type="dxa"/>
-            <w:tcBorders>
-              <w:top w:val="single" w:sz="2" w:space="0" w:color="000000"/>
-              <w:left w:val="single" w:sz="2" w:space="0" w:color="000000"/>
-              <w:bottom w:val="single" w:sz="2" w:space="0" w:color="000000"/>
-              <w:right w:val="single" w:sz="2" w:space="0" w:color="000000"/>
-            </w:tcBorders>
-            <w:vAlign w:val="center"/>
-          </w:tcPr>
-          <w:p>
-            <w:pPr>
-              <w:spacing w:before="52" w:after="0" w:line="240" w:lineRule="auto"/>
-              <w:ind w:left="137" w:right="-20"/>
-              <w:rPr>
-                <w:rFonts w:eastAsia="Arial" w:cstheme="minorHAnsi"/>
-              </w:rPr>
-            </w:pPr>
-            <w:r>
-              <w:rPr>
-                <w:rFonts w:eastAsia="Arial" w:cstheme="minorHAnsi"/>
-                <w:b/>
-                <w:bCs/>
-                <w:color w:val="010101"/>
-              </w:rPr>
-              <w:t>Address</w:t>
-            </w:r>
-            <w:r>
-              <w:rPr>
-                <w:rFonts w:eastAsia="Arial" w:cstheme="minorHAnsi"/>
-                <w:b/>
-                <w:bCs/>
-                <w:color w:val="010101"/>
-                <w:spacing w:val="33"/>
-              </w:rPr>
-              <w:t xml:space="preserve"> </w:t>
-            </w:r>
-            <w:r>
-              <w:rPr>
-                <w:rFonts w:eastAsia="Arial" w:cstheme="minorHAnsi"/>
-                <w:b/>
-                <w:bCs/>
-                <w:color w:val="010101"/>
-                <w:w w:val="121"/>
-              </w:rPr>
-              <w:t>1</w:t>
-            </w:r>
-          </w:p>
-        </w:tc>
-        <w:tc>
-          <w:tcPr>
-            <w:tcW w:w="8726" w:type="dxa"/>
-            <w:gridSpan w:val="6"/>
-            <w:tcBorders>
-              <w:top w:val="single" w:sz="2" w:space="0" w:color="000000"/>
-              <w:left w:val="single" w:sz="2" w:space="0" w:color="000000"/>
-              <w:bottom w:val="single" w:sz="2" w:space="0" w:color="000000"/>
-              <w:right w:val="single" w:sz="2" w:space="0" w:color="000000"/>
-            </w:tcBorders>
-            <w:vAlign w:val="center"/>
-          </w:tcPr>
-          <w:p>
-            <w:pPr>
-              <w:spacing w:after="0" w:line="240" w:lineRule="auto"/>
-              <w:rPr>
-                <w:rFonts w:cstheme="minorHAnsi"/>
-              </w:rPr>
-            </w:pPr>
-            <w:r>
-              <w:rPr>
-                <w:rFonts w:cstheme="minorHAnsi"/>
-              </w:rPr>
-              <w:t xml:space="preserve"> &lt;&lt;assigneeStreet1&gt;&gt;</w:t>
-            </w:r>
-          </w:p>
-        </w:tc>
-      </w:tr>
-      <w:tr>
-        <w:trPr>
-          <w:trHeight w:hRule="exact" w:val="367"/>
-        </w:trPr>
-        <w:tc>
-          <w:tcPr>
-            <w:tcW w:w="2164" w:type="dxa"/>
-            <w:tcBorders>
-              <w:top w:val="single" w:sz="2" w:space="0" w:color="000000"/>
-              <w:left w:val="single" w:sz="2" w:space="0" w:color="000000"/>
-              <w:bottom w:val="single" w:sz="2" w:space="0" w:color="000000"/>
-              <w:right w:val="single" w:sz="2" w:space="0" w:color="000000"/>
-            </w:tcBorders>
-          </w:tcPr>
-          <w:p>
-            <w:pPr>
-              <w:spacing w:before="52" w:after="0" w:line="240" w:lineRule="auto"/>
-              <w:ind w:left="137" w:right="-20"/>
-              <w:rPr>
-                <w:rFonts w:eastAsia="Arial" w:cstheme="minorHAnsi"/>
-                <w:b/>
-              </w:rPr>
-            </w:pPr>
-            <w:r>
-              <w:rPr>
-                <w:rFonts w:eastAsia="Arial" w:cstheme="minorHAnsi"/>
-                <w:b/>
-                <w:color w:val="010101"/>
-              </w:rPr>
-              <w:t>Address</w:t>
-            </w:r>
-            <w:r>
-              <w:rPr>
-                <w:rFonts w:eastAsia="Arial" w:cstheme="minorHAnsi"/>
-                <w:b/>
-                <w:color w:val="010101"/>
-                <w:spacing w:val="27"/>
-              </w:rPr>
-              <w:t xml:space="preserve"> </w:t>
-            </w:r>
-            <w:r>
-              <w:rPr>
-                <w:rFonts w:eastAsia="Arial" w:cstheme="minorHAnsi"/>
-                <w:b/>
-                <w:color w:val="010101"/>
-                <w:w w:val="112"/>
-              </w:rPr>
-              <w:t>2</w:t>
-            </w:r>
-          </w:p>
-        </w:tc>
-        <w:tc>
-          <w:tcPr>
-            <w:tcW w:w="8726" w:type="dxa"/>
-            <w:gridSpan w:val="6"/>
-            <w:tcBorders>
-              <w:top w:val="single" w:sz="2" w:space="0" w:color="000000"/>
-              <w:left w:val="single" w:sz="2" w:space="0" w:color="000000"/>
-              <w:bottom w:val="single" w:sz="2" w:space="0" w:color="000000"/>
-              <w:right w:val="single" w:sz="2" w:space="0" w:color="000000"/>
-            </w:tcBorders>
-            <w:vAlign w:val="center"/>
-          </w:tcPr>
-          <w:p>
-            <w:pPr>
-              <w:spacing w:after="0" w:line="240" w:lineRule="auto"/>
-              <w:rPr>
-                <w:rFonts w:cstheme="minorHAnsi"/>
-              </w:rPr>
-            </w:pPr>
-            <w:r>
-              <w:rPr>
-                <w:rFonts w:cstheme="minorHAnsi"/>
-              </w:rPr>
-              <w:t>&lt;&lt;assigneeStreet2&gt;&gt;</w:t>
-            </w:r>
-          </w:p>
-        </w:tc>
-      </w:tr>
-      <w:tr>
-        <w:trPr>
-          <w:trHeight w:hRule="exact" w:val="360"/>
-        </w:trPr>
-        <w:tc>
-          <w:tcPr>
-            <w:tcW w:w="2164" w:type="dxa"/>
-            <w:tcBorders>
-              <w:top w:val="single" w:sz="2" w:space="0" w:color="000000"/>
-              <w:left w:val="single" w:sz="2" w:space="0" w:color="000000"/>
-              <w:bottom w:val="single" w:sz="2" w:space="0" w:color="000000"/>
-              <w:right w:val="single" w:sz="2" w:space="0" w:color="000000"/>
-            </w:tcBorders>
-          </w:tcPr>
-          <w:p>
-            <w:pPr>
-              <w:spacing w:before="45" w:after="0" w:line="240" w:lineRule="auto"/>
-              <w:ind w:left="137" w:right="-20"/>
-              <w:rPr>
-                <w:rFonts w:eastAsia="Arial" w:cstheme="minorHAnsi"/>
-              </w:rPr>
-            </w:pPr>
-            <w:r>
-              <w:rPr>
-                <w:rFonts w:eastAsia="Arial" w:cstheme="minorHAnsi"/>
-                <w:b/>
-                <w:bCs/>
-                <w:color w:val="010101"/>
-                <w:w w:val="109"/>
-              </w:rPr>
-              <w:t>City</w:t>
-            </w:r>
-          </w:p>
-        </w:tc>
-        <w:tc>
-          <w:tcPr>
-            <w:tcW w:w="3436" w:type="dxa"/>
-            <w:gridSpan w:val="2"/>
-            <w:tcBorders>
-              <w:top w:val="single" w:sz="2" w:space="0" w:color="000000"/>
-              <w:left w:val="single" w:sz="2" w:space="0" w:color="000000"/>
-              <w:bottom w:val="single" w:sz="2" w:space="0" w:color="000000"/>
-              <w:right w:val="single" w:sz="2" w:space="0" w:color="000000"/>
-            </w:tcBorders>
-            <w:vAlign w:val="center"/>
-          </w:tcPr>
-          <w:p>
-            <w:pPr>
-              <w:spacing w:after="0" w:line="240" w:lineRule="auto"/>
-              <w:rPr>
-                <w:rFonts w:cstheme="minorHAnsi"/>
-              </w:rPr>
-            </w:pPr>
-            <w:r>
-              <w:rPr>
-                <w:rFonts w:cstheme="minorHAnsi"/>
-              </w:rPr>
-              <w:t xml:space="preserve"> &lt;&lt;assigneeCity&gt;&gt;</w:t>
-            </w:r>
-          </w:p>
-        </w:tc>
-        <w:tc>
-          <w:tcPr>
-            <w:tcW w:w="1966" w:type="dxa"/>
-            <w:gridSpan w:val="2"/>
-            <w:tcBorders>
-              <w:top w:val="single" w:sz="2" w:space="0" w:color="000000"/>
-              <w:left w:val="single" w:sz="2" w:space="0" w:color="000000"/>
-              <w:bottom w:val="single" w:sz="2" w:space="0" w:color="000000"/>
-              <w:right w:val="single" w:sz="2" w:space="0" w:color="000000"/>
-            </w:tcBorders>
-          </w:tcPr>
-          <w:p>
-            <w:pPr>
-              <w:spacing w:before="45" w:after="0" w:line="240" w:lineRule="auto"/>
-              <w:ind w:left="144" w:right="-20"/>
-              <w:rPr>
-                <w:rFonts w:eastAsia="Arial" w:cstheme="minorHAnsi"/>
-              </w:rPr>
-            </w:pPr>
-            <w:r>
-              <w:rPr>
-                <w:rFonts w:eastAsia="Arial" w:cstheme="minorHAnsi"/>
-                <w:b/>
-                <w:bCs/>
-                <w:color w:val="010101"/>
-                <w:w w:val="104"/>
-              </w:rPr>
-              <w:t>State/</w:t>
-            </w:r>
-            <w:r>
-              <w:rPr>
-                <w:rFonts w:eastAsia="Arial" w:cstheme="minorHAnsi"/>
-                <w:b/>
-                <w:bCs/>
-                <w:color w:val="010101"/>
-                <w:spacing w:val="5"/>
-                <w:w w:val="104"/>
-              </w:rPr>
-              <w:t>P</w:t>
-            </w:r>
-            <w:r>
-              <w:rPr>
-                <w:rFonts w:eastAsia="Arial" w:cstheme="minorHAnsi"/>
-                <w:b/>
-                <w:bCs/>
-                <w:color w:val="010101"/>
-                <w:w w:val="104"/>
-              </w:rPr>
-              <w:t>rovince</w:t>
-            </w:r>
-          </w:p>
-        </w:tc>
-        <w:tc>
-          <w:tcPr>
-            <w:tcW w:w="3324" w:type="dxa"/>
-            <w:gridSpan w:val="2"/>
-            <w:tcBorders>
-              <w:top w:val="single" w:sz="2" w:space="0" w:color="000000"/>
-              <w:left w:val="single" w:sz="2" w:space="0" w:color="000000"/>
-              <w:bottom w:val="single" w:sz="2" w:space="0" w:color="000000"/>
-              <w:right w:val="single" w:sz="2" w:space="0" w:color="000000"/>
-            </w:tcBorders>
-          </w:tcPr>
-          <w:p>
-            <w:pPr>
-              <w:rPr>
-                <w:rFonts w:cstheme="minorHAnsi"/>
-              </w:rPr>
-            </w:pPr>
-            <w:r>
-              <w:rPr>
-                <w:rFonts w:cstheme="minorHAnsi"/>
-              </w:rPr>
-              <w:t xml:space="preserve"> &lt;&lt;assigneeState&gt;&gt;</w:t>
-            </w:r>
-          </w:p>
-        </w:tc>
-      </w:tr>
-      <w:tr>
-        <w:trPr>
-          <w:trHeight w:hRule="exact" w:val="356"/>
-        </w:trPr>
-        <w:tc>
-          <w:tcPr>
-            <w:tcW w:w="2164" w:type="dxa"/>
-            <w:tcBorders>
-              <w:top w:val="single" w:sz="2" w:space="0" w:color="000000"/>
-              <w:left w:val="single" w:sz="2" w:space="0" w:color="000000"/>
-              <w:bottom w:val="single" w:sz="2" w:space="0" w:color="000000"/>
-              <w:right w:val="single" w:sz="2" w:space="0" w:color="000000"/>
-            </w:tcBorders>
-          </w:tcPr>
-          <w:p>
-            <w:pPr>
-              <w:spacing w:before="59" w:after="0" w:line="240" w:lineRule="auto"/>
-              <w:ind w:left="137" w:right="-20"/>
-              <w:rPr>
-                <w:rFonts w:eastAsia="Arial" w:cstheme="minorHAnsi"/>
-              </w:rPr>
-            </w:pPr>
-            <w:r>
-              <w:rPr>
-                <w:rFonts w:eastAsia="Arial" w:cstheme="minorHAnsi"/>
-                <w:b/>
-                <w:bCs/>
-                <w:color w:val="010101"/>
-              </w:rPr>
-              <w:t xml:space="preserve">Country  </w:t>
-            </w:r>
-            <w:r>
-              <w:rPr>
-                <w:rFonts w:eastAsia="Arial" w:cstheme="minorHAnsi"/>
-                <w:b/>
-                <w:bCs/>
-                <w:color w:val="010101"/>
-                <w:spacing w:val="43"/>
-              </w:rPr>
-              <w:t xml:space="preserve"> </w:t>
-            </w:r>
-          </w:p>
-        </w:tc>
-        <w:tc>
-          <w:tcPr>
-            <w:tcW w:w="3436" w:type="dxa"/>
-            <w:gridSpan w:val="2"/>
-            <w:tcBorders>
-              <w:top w:val="single" w:sz="2" w:space="0" w:color="000000"/>
-              <w:left w:val="single" w:sz="2" w:space="0" w:color="000000"/>
-              <w:bottom w:val="single" w:sz="2" w:space="0" w:color="000000"/>
-              <w:right w:val="single" w:sz="2" w:space="0" w:color="000000"/>
-            </w:tcBorders>
-            <w:vAlign w:val="center"/>
-          </w:tcPr>
-          <w:p>
-            <w:pPr>
-              <w:spacing w:after="0" w:line="240" w:lineRule="auto"/>
-              <w:rPr>
-                <w:rFonts w:eastAsia="Arial" w:cstheme="minorHAnsi"/>
-              </w:rPr>
-            </w:pPr>
-            <w:r>
-              <w:rPr>
-                <w:rFonts w:eastAsia="Arial" w:cstheme="minorHAnsi"/>
-              </w:rPr>
-              <w:t xml:space="preserve"> &lt;&lt;assigneeCountry&gt;&gt;</w:t>
-            </w:r>
-          </w:p>
-        </w:tc>
-        <w:tc>
-          <w:tcPr>
-            <w:tcW w:w="1966" w:type="dxa"/>
-            <w:gridSpan w:val="2"/>
-            <w:tcBorders>
-              <w:top w:val="single" w:sz="2" w:space="0" w:color="000000"/>
-              <w:left w:val="single" w:sz="2" w:space="0" w:color="000000"/>
-              <w:bottom w:val="single" w:sz="2" w:space="0" w:color="000000"/>
-              <w:right w:val="single" w:sz="2" w:space="0" w:color="000000"/>
-            </w:tcBorders>
-          </w:tcPr>
-          <w:p>
-            <w:pPr>
-              <w:spacing w:before="45" w:after="0" w:line="240" w:lineRule="auto"/>
-              <w:ind w:left="158" w:right="-20"/>
-              <w:rPr>
-                <w:rFonts w:eastAsia="Arial" w:cstheme="minorHAnsi"/>
-                <w:b/>
-              </w:rPr>
-            </w:pPr>
-            <w:r>
-              <w:rPr>
-                <w:rFonts w:eastAsia="Arial" w:cstheme="minorHAnsi"/>
-                <w:b/>
-                <w:color w:val="010101"/>
-              </w:rPr>
-              <w:t>Postal</w:t>
-            </w:r>
-            <w:r>
-              <w:rPr>
-                <w:rFonts w:eastAsia="Arial" w:cstheme="minorHAnsi"/>
-                <w:b/>
-                <w:color w:val="010101"/>
-                <w:spacing w:val="18"/>
-              </w:rPr>
-              <w:t xml:space="preserve"> </w:t>
-            </w:r>
-            <w:r>
-              <w:rPr>
-                <w:rFonts w:eastAsia="Arial" w:cstheme="minorHAnsi"/>
-                <w:b/>
-                <w:color w:val="010101"/>
-                <w:w w:val="104"/>
-              </w:rPr>
-              <w:t>Code</w:t>
-            </w:r>
-          </w:p>
-        </w:tc>
-        <w:tc>
-          <w:tcPr>
-            <w:tcW w:w="3324" w:type="dxa"/>
-            <w:gridSpan w:val="2"/>
-            <w:tcBorders>
-              <w:top w:val="single" w:sz="2" w:space="0" w:color="000000"/>
-              <w:left w:val="single" w:sz="2" w:space="0" w:color="000000"/>
-              <w:bottom w:val="single" w:sz="2" w:space="0" w:color="000000"/>
-              <w:right w:val="single" w:sz="2" w:space="0" w:color="000000"/>
-            </w:tcBorders>
-          </w:tcPr>
-          <w:p>
-            <w:pPr>
-              <w:rPr>
-                <w:rFonts w:cstheme="minorHAnsi"/>
-              </w:rPr>
-            </w:pPr>
-            <w:r>
-              <w:rPr>
-                <w:rFonts w:cstheme="minorHAnsi"/>
-              </w:rPr>
-              <w:t xml:space="preserve"> &lt;&lt;assigneeZip&gt;&gt;</w:t>
-            </w:r>
-          </w:p>
-        </w:tc>
-      </w:tr>
-      <w:tr>
-        <w:trPr>
-          <w:trHeight w:hRule="exact" w:val="371"/>
-        </w:trPr>
-        <w:tc>
-          <w:tcPr>
-            <w:tcW w:w="2164" w:type="dxa"/>
-            <w:tcBorders>
-              <w:top w:val="single" w:sz="2" w:space="0" w:color="000000"/>
-              <w:left w:val="single" w:sz="2" w:space="0" w:color="000000"/>
-              <w:bottom w:val="single" w:sz="2" w:space="0" w:color="000000"/>
-              <w:right w:val="single" w:sz="2" w:space="0" w:color="000000"/>
-            </w:tcBorders>
-          </w:tcPr>
-          <w:p>
-            <w:pPr>
-              <w:spacing w:before="48" w:after="0" w:line="240" w:lineRule="auto"/>
-              <w:ind w:left="151" w:right="-20"/>
-              <w:rPr>
-                <w:rFonts w:eastAsia="Arial" w:cstheme="minorHAnsi"/>
-                <w:b/>
-              </w:rPr>
-            </w:pPr>
-            <w:r>
-              <w:rPr>
-                <w:rFonts w:eastAsia="Arial" w:cstheme="minorHAnsi"/>
-                <w:b/>
-                <w:color w:val="010101"/>
-              </w:rPr>
-              <w:t>Phone</w:t>
-            </w:r>
-            <w:r>
-              <w:rPr>
-                <w:rFonts w:eastAsia="Arial" w:cstheme="minorHAnsi"/>
-                <w:b/>
-                <w:color w:val="010101"/>
-                <w:spacing w:val="27"/>
-              </w:rPr>
-              <w:t xml:space="preserve"> </w:t>
-            </w:r>
-            <w:r>
-              <w:rPr>
-                <w:rFonts w:eastAsia="Arial" w:cstheme="minorHAnsi"/>
-                <w:b/>
-                <w:color w:val="010101"/>
-                <w:w w:val="105"/>
-              </w:rPr>
-              <w:t>Number</w:t>
-            </w:r>
-          </w:p>
-        </w:tc>
-        <w:tc>
-          <w:tcPr>
-            <w:tcW w:w="3436" w:type="dxa"/>
-            <w:gridSpan w:val="2"/>
-            <w:tcBorders>
-              <w:top w:val="single" w:sz="2" w:space="0" w:color="000000"/>
-              <w:left w:val="single" w:sz="2" w:space="0" w:color="000000"/>
-              <w:bottom w:val="single" w:sz="2" w:space="0" w:color="000000"/>
-              <w:right w:val="single" w:sz="2" w:space="0" w:color="000000"/>
-            </w:tcBorders>
-          </w:tcPr>
-          <w:p>
-            <w:pPr>
-              <w:rPr>
-                <w:rFonts w:cstheme="minorHAnsi"/>
-              </w:rPr>
-            </w:pPr>
-            <w:r>
-              <w:rPr>
-                <w:rFonts w:cstheme="minorHAnsi"/>
-              </w:rPr>
-              <w:t xml:space="preserve"> </w:t>
-            </w:r>
-          </w:p>
-        </w:tc>
-        <w:tc>
-          <w:tcPr>
-            <w:tcW w:w="1966" w:type="dxa"/>
-            <w:gridSpan w:val="2"/>
-            <w:tcBorders>
-              <w:top w:val="single" w:sz="2" w:space="0" w:color="000000"/>
-              <w:left w:val="single" w:sz="2" w:space="0" w:color="000000"/>
-              <w:bottom w:val="single" w:sz="2" w:space="0" w:color="000000"/>
-              <w:right w:val="single" w:sz="2" w:space="0" w:color="000000"/>
-            </w:tcBorders>
-          </w:tcPr>
-          <w:p>
-            <w:pPr>
-              <w:spacing w:before="48" w:after="0" w:line="240" w:lineRule="auto"/>
-              <w:ind w:left="158" w:right="-20"/>
-              <w:rPr>
-                <w:rFonts w:eastAsia="Arial" w:cstheme="minorHAnsi"/>
-                <w:b/>
-              </w:rPr>
-            </w:pPr>
-            <w:r>
-              <w:rPr>
-                <w:rFonts w:eastAsia="Arial" w:cstheme="minorHAnsi"/>
-                <w:b/>
-                <w:color w:val="010101"/>
-              </w:rPr>
-              <w:t>Fax</w:t>
-            </w:r>
-            <w:r>
-              <w:rPr>
-                <w:rFonts w:eastAsia="Arial" w:cstheme="minorHAnsi"/>
-                <w:b/>
-                <w:color w:val="010101"/>
-                <w:spacing w:val="17"/>
-              </w:rPr>
-              <w:t xml:space="preserve"> </w:t>
-            </w:r>
-            <w:r>
-              <w:rPr>
-                <w:rFonts w:eastAsia="Arial" w:cstheme="minorHAnsi"/>
-                <w:b/>
-                <w:color w:val="010101"/>
-                <w:w w:val="104"/>
-              </w:rPr>
-              <w:t>Number</w:t>
-            </w:r>
-          </w:p>
-        </w:tc>
-        <w:tc>
-          <w:tcPr>
-            <w:tcW w:w="3324" w:type="dxa"/>
-            <w:gridSpan w:val="2"/>
-            <w:tcBorders>
-              <w:top w:val="single" w:sz="2" w:space="0" w:color="000000"/>
-              <w:left w:val="single" w:sz="2" w:space="0" w:color="000000"/>
-              <w:bottom w:val="single" w:sz="2" w:space="0" w:color="000000"/>
-              <w:right w:val="single" w:sz="2" w:space="0" w:color="000000"/>
-            </w:tcBorders>
-          </w:tcPr>
-          <w:p>
-            <w:pPr>
-              <w:rPr>
-                <w:rFonts w:cstheme="minorHAnsi"/>
-              </w:rPr>
-            </w:pPr>
-          </w:p>
-        </w:tc>
-      </w:tr>
-      <w:tr>
-        <w:trPr>
-          <w:trHeight w:hRule="exact" w:val="360"/>
-        </w:trPr>
-        <w:tc>
-          <w:tcPr>
-            <w:tcW w:w="2164" w:type="dxa"/>
-            <w:tcBorders>
-              <w:top w:val="single" w:sz="2" w:space="0" w:color="000000"/>
-              <w:left w:val="single" w:sz="2" w:space="0" w:color="000000"/>
-              <w:bottom w:val="single" w:sz="2" w:space="0" w:color="000000"/>
-              <w:right w:val="single" w:sz="2" w:space="0" w:color="000000"/>
-            </w:tcBorders>
-          </w:tcPr>
-          <w:p>
-            <w:pPr>
-              <w:spacing w:after="0" w:line="240" w:lineRule="auto"/>
-              <w:ind w:left="151" w:right="-20"/>
-              <w:rPr>
-                <w:rFonts w:eastAsia="Arial" w:cstheme="minorHAnsi"/>
-                <w:b/>
-              </w:rPr>
-            </w:pPr>
-            <w:r>
-              <w:rPr>
-                <w:rFonts w:eastAsia="Arial" w:cstheme="minorHAnsi"/>
-                <w:b/>
-                <w:color w:val="010101"/>
-              </w:rPr>
-              <w:t>Email</w:t>
-            </w:r>
-            <w:r>
-              <w:rPr>
-                <w:rFonts w:eastAsia="Arial" w:cstheme="minorHAnsi"/>
-                <w:b/>
-                <w:color w:val="010101"/>
-                <w:spacing w:val="25"/>
-              </w:rPr>
-              <w:t xml:space="preserve"> </w:t>
-            </w:r>
-            <w:r>
-              <w:rPr>
-                <w:rFonts w:eastAsia="Arial" w:cstheme="minorHAnsi"/>
-                <w:b/>
-                <w:color w:val="010101"/>
-                <w:w w:val="103"/>
-              </w:rPr>
-              <w:t>Address</w:t>
-            </w:r>
-          </w:p>
-        </w:tc>
-        <w:tc>
-          <w:tcPr>
-            <w:tcW w:w="8726" w:type="dxa"/>
-            <w:gridSpan w:val="6"/>
-            <w:tcBorders>
-              <w:top w:val="single" w:sz="2" w:space="0" w:color="000000"/>
-              <w:left w:val="single" w:sz="2" w:space="0" w:color="000000"/>
-              <w:bottom w:val="single" w:sz="2" w:space="0" w:color="000000"/>
-              <w:right w:val="single" w:sz="2" w:space="0" w:color="000000"/>
-            </w:tcBorders>
-          </w:tcPr>
-          <w:p>
-            <w:pPr>
-              <w:spacing w:after="0" w:line="240" w:lineRule="auto"/>
-              <w:rPr>
-                <w:rFonts w:cstheme="minorHAnsi"/>
-              </w:rPr>
-            </w:pPr>
-            <w:r>
-              <w:rPr>
-                <w:rFonts w:cstheme="minorHAnsi"/>
-              </w:rPr>
-              <w:t xml:space="preserve"> </w:t>
-            </w:r>
-          </w:p>
-        </w:tc>
-      </w:tr>
-    </w:tbl>
-    <w:p>
-      <w:pPr>
-        <w:spacing w:after="0"/>
-      </w:pPr>
-    </w:p>
-    <w:p>
-      <w:pPr>
-        <w:spacing w:after="0" w:line="240" w:lineRule="auto"/>
-        <w:ind w:left="144"/>
-        <w:rPr>
-          <w:rFonts w:cstheme="minorHAnsi"/>
-          <w:b/>
-          <w:sz w:val="28"/>
-          <w:szCs w:val="28"/>
-        </w:rPr>
-      </w:pPr>
-      <w:r>
-        <w:rPr>
-          <w:rFonts w:cstheme="minorHAnsi"/>
-          <w:b/>
-          <w:sz w:val="28"/>
-          <w:szCs w:val="28"/>
-        </w:rPr>
-        <w:t>Signature:</w:t>
-      </w:r>
-    </w:p>
-    <w:tbl>
-      <w:tblPr>
-        <w:tblStyle w:val="TableGrid"/>
-        <w:tblW w:w="0" w:type="auto"/>
-        <w:tblInd w:w="85" w:type="dxa"/>
-        <w:tblLook w:val="04A0" w:firstRow="1" w:lastRow="0" w:firstColumn="1" w:lastColumn="0" w:noHBand="0" w:noVBand="1"/>
-      </w:tblPr>
-      <w:tblGrid>
-        <w:gridCol w:w="1455"/>
-        <w:gridCol w:w="1974"/>
-        <w:gridCol w:w="1242"/>
-        <w:gridCol w:w="2923"/>
-        <w:gridCol w:w="1437"/>
-        <w:gridCol w:w="1874"/>
-      </w:tblGrid>
-      <w:tr>
-        <w:trPr>
-          <w:cantSplit/>
-          <w:trHeight w:val="2179"/>
-        </w:trPr>
-        <w:tc>
-          <w:tcPr>
-            <w:tcW w:w="10905" w:type="dxa"/>
-            <w:gridSpan w:val="6"/>
-            <w:vAlign w:val="center"/>
-          </w:tcPr>
-          <w:p>
-            <w:pPr>
-              <w:ind w:right="-144"/>
-              <w:rPr>
-                <w:rFonts w:cstheme="minorHAnsi"/>
-                <w:b/>
-                <w:sz w:val="20"/>
-                <w:szCs w:val="20"/>
-              </w:rPr>
-            </w:pPr>
-            <w:r>
-              <w:rPr>
-                <w:rFonts w:cstheme="minorHAnsi"/>
-                <w:b/>
-                <w:sz w:val="20"/>
-                <w:szCs w:val="20"/>
-              </w:rPr>
-              <w:t xml:space="preserve">NOTE: </w:t>
-            </w:r>
-            <w:r>
-              <w:rPr>
-                <w:rFonts w:cstheme="minorHAnsi"/>
-                <w:sz w:val="20"/>
-                <w:szCs w:val="20"/>
-              </w:rPr>
-              <w:t xml:space="preserve">This Application Data Sheet must be signed in accordance with 37 CFR 1.33(b). </w:t>
-            </w:r>
-            <w:r>
-              <w:rPr>
-                <w:rFonts w:cstheme="minorHAnsi"/>
-                <w:b/>
-                <w:sz w:val="20"/>
-                <w:szCs w:val="20"/>
-              </w:rPr>
-              <w:t xml:space="preserve">However, if this Application </w:t>
-            </w:r>
-            <w:r>
-              <w:rPr>
-                <w:rFonts w:cstheme="minorHAnsi"/>
-                <w:b/>
-                <w:sz w:val="20"/>
-                <w:szCs w:val="20"/>
-              </w:rPr>
-              <w:t xml:space="preserve">Data Sheet is submitted with the </w:t>
-            </w:r>
-            <w:r>
-              <w:rPr>
-                <w:rFonts w:cstheme="minorHAnsi"/>
-                <w:b/>
-                <w:sz w:val="20"/>
-                <w:szCs w:val="20"/>
-                <w:u w:val="single"/>
-              </w:rPr>
-              <w:t>INITIAL</w:t>
-            </w:r>
-            <w:r>
-              <w:rPr>
-                <w:rFonts w:cstheme="minorHAnsi"/>
-                <w:b/>
-                <w:sz w:val="20"/>
-                <w:szCs w:val="20"/>
-              </w:rPr>
-              <w:t xml:space="preserve"> filing of the application </w:t>
-            </w:r>
-            <w:r>
-              <w:rPr>
-                <w:rFonts w:cstheme="minorHAnsi"/>
-                <w:b/>
-                <w:sz w:val="20"/>
-                <w:szCs w:val="20"/>
-                <w:u w:val="single"/>
-              </w:rPr>
-              <w:t>and</w:t>
-            </w:r>
-            <w:r>
-              <w:rPr>
-                <w:rFonts w:cstheme="minorHAnsi"/>
-                <w:b/>
-                <w:sz w:val="20"/>
-                <w:szCs w:val="20"/>
-              </w:rPr>
-              <w:t xml:space="preserve"> eith</w:t>
-            </w:r>
-            <w:r>
-              <w:rPr>
-                <w:rFonts w:cstheme="minorHAnsi"/>
-                <w:b/>
-                <w:sz w:val="20"/>
-                <w:szCs w:val="20"/>
-              </w:rPr>
-              <w:t xml:space="preserve">er box A or B is </w:t>
-            </w:r>
-            <w:r>
-              <w:rPr>
-                <w:rFonts w:cstheme="minorHAnsi"/>
-                <w:b/>
-                <w:sz w:val="20"/>
-                <w:szCs w:val="20"/>
-                <w:u w:val="single"/>
-              </w:rPr>
-              <w:t>not</w:t>
-            </w:r>
-            <w:r>
-              <w:rPr>
-                <w:rFonts w:cstheme="minorHAnsi"/>
-                <w:b/>
-                <w:sz w:val="20"/>
-                <w:szCs w:val="20"/>
-              </w:rPr>
-              <w:t xml:space="preserve"> checked in </w:t>
-            </w:r>
-            <w:r>
-              <w:rPr>
-                <w:rFonts w:cstheme="minorHAnsi"/>
-                <w:b/>
-                <w:sz w:val="20"/>
-                <w:szCs w:val="20"/>
-              </w:rPr>
-              <w:t>subsection 2 of the “Authorization or Opt-Out of Authorization to Permit Acces</w:t>
-            </w:r>
-            <w:r>
-              <w:rPr>
-                <w:rFonts w:cstheme="minorHAnsi"/>
-                <w:b/>
-                <w:sz w:val="20"/>
-                <w:szCs w:val="20"/>
-              </w:rPr>
-              <w:t xml:space="preserve">s” section, then this form must </w:t>
-            </w:r>
-            <w:r>
-              <w:rPr>
-                <w:rFonts w:cstheme="minorHAnsi"/>
-                <w:b/>
-                <w:sz w:val="20"/>
-                <w:szCs w:val="20"/>
-              </w:rPr>
-              <w:t>also be signed in accordance with 37 CFR 1.14(c).</w:t>
-            </w:r>
-          </w:p>
-          <w:p>
-            <w:pPr>
-              <w:ind w:right="-144"/>
-              <w:rPr>
-                <w:rFonts w:cstheme="minorHAnsi"/>
-                <w:sz w:val="20"/>
-                <w:szCs w:val="20"/>
-              </w:rPr>
-            </w:pPr>
-            <w:r>
-              <w:rPr>
-                <w:rFonts w:cstheme="minorHAnsi"/>
-                <w:sz w:val="20"/>
-                <w:szCs w:val="20"/>
-              </w:rPr>
-              <w:t xml:space="preserve">           </w:t>
-            </w:r>
-            <w:r>
-              <w:rPr>
-                <w:rFonts w:cstheme="minorHAnsi"/>
-                <w:sz w:val="20"/>
-                <w:szCs w:val="20"/>
-              </w:rPr>
-              <w:t>This Application Data Sheet</w:t>
-            </w:r>
-            <w:r>
-              <w:rPr>
-                <w:rFonts w:cstheme="minorHAnsi"/>
-                <w:b/>
-                <w:sz w:val="20"/>
-                <w:szCs w:val="20"/>
-              </w:rPr>
-              <w:t xml:space="preserve"> must </w:t>
-            </w:r>
-            <w:r>
-              <w:rPr>
-                <w:rFonts w:cstheme="minorHAnsi"/>
-                <w:sz w:val="20"/>
-                <w:szCs w:val="20"/>
-              </w:rPr>
-              <w:t xml:space="preserve">be signed by a patent practitioner if one or more of the applicants is </w:t>
-            </w:r>
-            <w:r>
-              <w:rPr>
-                <w:rFonts w:cstheme="minorHAnsi"/>
-                <w:b/>
-                <w:sz w:val="20"/>
-                <w:szCs w:val="20"/>
-              </w:rPr>
-              <w:t>a juristic entity</w:t>
-            </w:r>
-            <w:r>
-              <w:rPr>
-                <w:rFonts w:cstheme="minorHAnsi"/>
-                <w:sz w:val="20"/>
-                <w:szCs w:val="20"/>
-              </w:rPr>
-              <w:t xml:space="preserve"> (e.g., corporation or association). If the applicant is two or more joint inventors, this form must be signed by a patent practitioner,</w:t>
-            </w:r>
-            <w:r>
-              <w:rPr>
-                <w:rFonts w:cstheme="minorHAnsi"/>
-                <w:b/>
-                <w:sz w:val="20"/>
-                <w:szCs w:val="20"/>
-              </w:rPr>
-              <w:t xml:space="preserve"> </w:t>
-            </w:r>
-            <w:r>
-              <w:rPr>
-                <w:rFonts w:cstheme="minorHAnsi"/>
-                <w:b/>
-                <w:sz w:val="20"/>
-                <w:szCs w:val="20"/>
-                <w:u w:val="single"/>
-              </w:rPr>
-              <w:t>all</w:t>
-            </w:r>
-            <w:r>
-              <w:rPr>
-                <w:rFonts w:cstheme="minorHAnsi"/>
-                <w:b/>
-                <w:sz w:val="20"/>
-                <w:szCs w:val="20"/>
-              </w:rPr>
-              <w:t xml:space="preserve"> </w:t>
-            </w:r>
-            <w:r>
-              <w:rPr>
-                <w:rFonts w:cstheme="minorHAnsi"/>
-                <w:sz w:val="20"/>
-                <w:szCs w:val="20"/>
-              </w:rPr>
-              <w:t xml:space="preserve">joint inventors who are the applicant, or one or more joint inventor-applicants who have been given power of attorney (e.g., see USPTO Form PTO/AIA/81) on behalf of </w:t>
-            </w:r>
-            <w:r>
-              <w:rPr>
-                <w:rFonts w:cstheme="minorHAnsi"/>
-                <w:b/>
-                <w:sz w:val="20"/>
-                <w:szCs w:val="20"/>
-                <w:u w:val="single"/>
-              </w:rPr>
-              <w:t>all</w:t>
-            </w:r>
-            <w:r>
-              <w:rPr>
-                <w:rFonts w:cstheme="minorHAnsi"/>
-                <w:b/>
-                <w:sz w:val="20"/>
-                <w:szCs w:val="20"/>
-              </w:rPr>
-              <w:t xml:space="preserve"> </w:t>
-            </w:r>
-            <w:r>
-              <w:rPr>
-                <w:rFonts w:cstheme="minorHAnsi"/>
-                <w:sz w:val="20"/>
-                <w:szCs w:val="20"/>
-              </w:rPr>
-              <w:t xml:space="preserve">joint inventor-applicants. </w:t>
-            </w:r>
-          </w:p>
-          <w:p>
-            <w:pPr>
-              <w:ind w:right="-144"/>
-              <w:rPr>
-                <w:rFonts w:cstheme="minorHAnsi"/>
-                <w:b/>
-                <w:sz w:val="20"/>
-                <w:szCs w:val="20"/>
-              </w:rPr>
-            </w:pPr>
-            <w:r>
-              <w:rPr>
-                <w:rFonts w:cstheme="minorHAnsi"/>
-                <w:sz w:val="20"/>
-                <w:szCs w:val="20"/>
-              </w:rPr>
-              <w:t xml:space="preserve">            </w:t>
-            </w:r>
-            <w:r>
-              <w:rPr>
-                <w:rFonts w:cstheme="minorHAnsi"/>
-                <w:sz w:val="20"/>
-                <w:szCs w:val="20"/>
-              </w:rPr>
-              <w:t>See 37 CFR 1.4(d) for the manner of making signatures and certifications.</w:t>
-            </w:r>
-          </w:p>
-        </w:tc>
-      </w:tr>
-      <w:tr>
-        <w:trPr>
-          <w:cantSplit/>
-          <w:trHeight w:val="439"/>
-        </w:trPr>
-        <w:tc>
-          <w:tcPr>
-            <w:tcW w:w="1455" w:type="dxa"/>
-            <w:vAlign w:val="center"/>
-          </w:tcPr>
-          <w:p>
-            <w:pPr>
-              <w:ind w:left="43"/>
-              <w:rPr>
-                <w:rFonts w:cstheme="minorHAnsi"/>
-                <w:b/>
-              </w:rPr>
-            </w:pPr>
-            <w:r>
-              <w:rPr>
-                <w:rFonts w:cstheme="minorHAnsi"/>
-                <w:b/>
-              </w:rPr>
-              <w:t>Signature</w:t>
-            </w:r>
-          </w:p>
-        </w:tc>
-        <w:tc>
-          <w:tcPr>
-            <w:tcW w:w="6139" w:type="dxa"/>
-            <w:gridSpan w:val="3"/>
-            <w:vAlign w:val="center"/>
-          </w:tcPr>
-          <w:p>
-            <w:pPr>
-              <w:spacing w:line="200" w:lineRule="exact"/>
-              <w:ind w:left="43"/>
-              <w:rPr>
-                <w:rFonts w:cstheme="minorHAnsi"/>
-              </w:rPr>
-            </w:pPr>
-            <w:r>
-              <w:rPr>
-                <w:rFonts w:ascii="Times New Roman" w:hAnsi="Times New Roman" w:cs="Times New Roman"/>
-                <w:sz w:val="24"/>
-                <w:szCs w:val="24"/>
-              </w:rPr>
-              <w:t>&lt;&lt;echoSignature&gt;&gt;</w:t>
-            </w:r>
-          </w:p>
-        </w:tc>
-        <w:tc>
-          <w:tcPr>
-            <w:tcW w:w="1437" w:type="dxa"/>
-          </w:tcPr>
-          <w:p>
-            <w:pPr>
-              <w:ind w:left="43"/>
-              <w:rPr>
-                <w:rFonts w:cstheme="minorHAnsi"/>
-                <w:sz w:val="18"/>
-                <w:szCs w:val="18"/>
-              </w:rPr>
-            </w:pPr>
-            <w:proofErr w:type="gramStart"/>
-            <w:r>
-              <w:rPr>
-                <w:rFonts w:eastAsia="Arial" w:cstheme="minorHAnsi"/>
-                <w:b/>
-                <w:color w:val="010101"/>
-              </w:rPr>
-              <w:t xml:space="preserve">Date </w:t>
-            </w:r>
-            <w:r>
-              <w:rPr>
-                <w:rFonts w:eastAsia="Arial" w:cstheme="minorHAnsi"/>
-                <w:b/>
-                <w:color w:val="010101"/>
-                <w:spacing w:val="28"/>
-              </w:rPr>
-              <w:t xml:space="preserve"> </w:t>
-            </w:r>
-            <w:r>
-              <w:rPr>
-                <w:rFonts w:eastAsia="Arial" w:cstheme="minorHAnsi"/>
-                <w:b/>
-                <w:color w:val="010101"/>
-                <w:w w:val="104"/>
-              </w:rPr>
-              <w:t>(</w:t>
-            </w:r>
-            <w:proofErr w:type="gramEnd"/>
-            <w:r>
-              <w:rPr>
-                <w:rFonts w:eastAsia="Arial" w:cstheme="minorHAnsi"/>
-                <w:b/>
-                <w:color w:val="010101"/>
-                <w:w w:val="103"/>
-              </w:rPr>
-              <w:t>YYYY-MM-DD</w:t>
-            </w:r>
-            <w:r>
-              <w:rPr>
-                <w:rFonts w:eastAsia="Arial" w:cstheme="minorHAnsi"/>
-                <w:b/>
-                <w:color w:val="010101"/>
-                <w:w w:val="104"/>
-              </w:rPr>
-              <w:t>)</w:t>
-            </w:r>
-          </w:p>
-        </w:tc>
-        <w:tc>
-          <w:tcPr>
-            <w:tcW w:w="1874" w:type="dxa"/>
-            <w:vAlign w:val="center"/>
-          </w:tcPr>
-          <w:p>
-            <w:pPr>
-              <w:spacing w:line="200" w:lineRule="exact"/>
-              <w:jc w:val="center"/>
-              <w:rPr>
-                <w:rFonts w:cstheme="minorHAnsi"/>
-              </w:rPr>
-            </w:pPr>
-          </w:p>
-        </w:tc>
-      </w:tr>
-      <w:tr>
-        <w:trPr>
-          <w:cantSplit/>
-          <w:trHeight w:val="439"/>
-        </w:trPr>
-        <w:tc>
-          <w:tcPr>
-            <w:tcW w:w="1455" w:type="dxa"/>
-            <w:vAlign w:val="center"/>
-          </w:tcPr>
-          <w:p>
-            <w:pPr>
-              <w:ind w:left="43"/>
-              <w:rPr>
-                <w:rFonts w:cstheme="minorHAnsi"/>
-                <w:b/>
-              </w:rPr>
-            </w:pPr>
-            <w:r>
-              <w:rPr>
-                <w:rFonts w:cstheme="minorHAnsi"/>
-                <w:b/>
-              </w:rPr>
-              <w:t>First Name</w:t>
-            </w:r>
-          </w:p>
-        </w:tc>
-        <w:tc>
-          <w:tcPr>
-            <w:tcW w:w="1974" w:type="dxa"/>
-            <w:vAlign w:val="center"/>
-          </w:tcPr>
-          <w:p>
-            <w:pPr>
-              <w:ind w:left="14"/>
-              <w:rPr>
-                <w:rFonts w:cstheme="minorHAnsi"/>
-                <w:sz w:val="18"/>
-                <w:szCs w:val="18"/>
-              </w:rPr>
-            </w:pPr>
-            <w:r>
-              <w:t>&lt;&lt;SAFirstName&gt;&gt;</w:t>
-            </w:r>
-          </w:p>
-        </w:tc>
-        <w:tc>
-          <w:tcPr>
-            <w:tcW w:w="1242" w:type="dxa"/>
-            <w:vAlign w:val="center"/>
-          </w:tcPr>
-          <w:p>
-            <w:pPr>
-              <w:ind w:left="43"/>
-              <w:rPr>
-                <w:rFonts w:cstheme="minorHAnsi"/>
-                <w:b/>
-              </w:rPr>
-            </w:pPr>
-            <w:r>
-              <w:rPr>
-                <w:rFonts w:cstheme="minorHAnsi"/>
-                <w:b/>
-              </w:rPr>
-              <w:t>Last Name</w:t>
-            </w:r>
-          </w:p>
-        </w:tc>
-        <w:tc>
-          <w:tcPr>
-            <w:tcW w:w="2923" w:type="dxa"/>
-            <w:vAlign w:val="center"/>
-          </w:tcPr>
-          <w:p>
-            <w:pPr>
-              <w:ind w:left="14"/>
-              <w:rPr>
-                <w:rFonts w:cstheme="minorHAnsi"/>
-                <w:sz w:val="18"/>
-                <w:szCs w:val="18"/>
-              </w:rPr>
-            </w:pPr>
-            <w:r>
-              <w:t>&lt;&lt;SALastName&gt;&gt;</w:t>
-            </w:r>
-          </w:p>
-        </w:tc>
-        <w:tc>
-          <w:tcPr>
-            <w:tcW w:w="1437" w:type="dxa"/>
-            <w:vAlign w:val="center"/>
-          </w:tcPr>
-          <w:p>
-            <w:pPr>
-              <w:ind w:left="43"/>
-              <w:rPr>
-                <w:rFonts w:cstheme="minorHAnsi"/>
-                <w:sz w:val="18"/>
-                <w:szCs w:val="18"/>
-              </w:rPr>
-            </w:pPr>
-            <w:r>
-              <w:rPr>
-                <w:b/>
-              </w:rPr>
-              <w:t>Registration Number</w:t>
-            </w:r>
-          </w:p>
-        </w:tc>
-        <w:tc>
-          <w:tcPr>
-            <w:tcW w:w="1874" w:type="dxa"/>
-            <w:vAlign w:val="center"/>
-          </w:tcPr>
-          <w:p>
-            <w:pPr>
-              <w:ind w:left="14"/>
-              <w:rPr>
-                <w:rFonts w:cstheme="minorHAnsi"/>
-                <w:sz w:val="18"/>
-                <w:szCs w:val="18"/>
-              </w:rPr>
-            </w:pPr>
-            <w:r>
-              <w:t>&lt;&lt;SARegNo&gt;&gt;</w:t>
-            </w:r>
-          </w:p>
-        </w:tc>
-      </w:tr>
-    </w:tbl>
-    <w:p>
-      <w:pPr>
-        <w:spacing w:after="0" w:line="200" w:lineRule="exact"/>
-        <w:rPr>
-          <w:rFonts w:cstheme="minorHAnsi"/>
-          <w:sz w:val="18"/>
-          <w:szCs w:val="18"/>
-        </w:rPr>
-      </w:pPr>
-    </w:p>
-    <w:p>
-      <w:pPr>
-        <w:widowControl/>
-        <w:autoSpaceDE w:val="0"/>
-        <w:autoSpaceDN w:val="0"/>
-        <w:adjustRightInd w:val="0"/>
-        <w:spacing w:after="0" w:line="240" w:lineRule="auto"/>
-        <w:rPr>
-          <w:rFonts w:cstheme="minorHAnsi"/>
-          <w:sz w:val="20"/>
-          <w:szCs w:val="20"/>
-        </w:rPr>
-      </w:pPr>
-      <w:r>
-        <w:rPr>
-          <w:rFonts w:cstheme="minorHAnsi"/>
-          <w:sz w:val="20"/>
-          <w:szCs w:val="20"/>
-        </w:rPr>
-        <w:t>This collection of information is required by 37 CFR 1.76. The information is required to obtain or retain a benefit by the public which is to file (and by the USPTO to process) an application. Confidentiality is governed by 35 U.S.C. 122 and 37 CFR 1.14. This collection is estimated to take 23 minutes to complete, including gathering, preparing, and submitting the completed application data sheet form to the USPTO. Time will vary depending upon the individual case. Any comments on the amount of time you require to complete this form and/or suggestions for reducing this burden, should be sent to the Chief Information Officer, U.S. Patent and</w:t>
-      </w:r>
-    </w:p>
-    <w:p>
-      <w:pPr>
-        <w:widowControl/>
-        <w:autoSpaceDE w:val="0"/>
-        <w:autoSpaceDN w:val="0"/>
-        <w:adjustRightInd w:val="0"/>
-        <w:spacing w:after="0" w:line="240" w:lineRule="auto"/>
-        <w:rPr>
-          <w:rFonts w:cstheme="minorHAnsi"/>
-          <w:b/>
-          <w:sz w:val="20"/>
-          <w:szCs w:val="20"/>
-        </w:rPr>
-      </w:pPr>
-      <w:r>
-        <w:rPr>
-          <w:rFonts w:cstheme="minorHAnsi"/>
-          <w:sz w:val="20"/>
-          <w:szCs w:val="20"/>
-        </w:rPr>
-        <w:t xml:space="preserve">Trademark Office, U.S. Department of Commerce, P.O. Box 1450, Alexandria, VA 22313-1450. DO NOT SEND FEES OR COMPLETED FORMS TO THIS ADDRESS. </w:t>
-      </w:r>
-      <w:r>
-        <w:rPr>
-          <w:rFonts w:cstheme="minorHAnsi"/>
-          <w:b/>
-          <w:sz w:val="20"/>
-          <w:szCs w:val="20"/>
-        </w:rPr>
-        <w:t>SEND TO: Commissioner for Patents, P.O. Box</w:t>
-      </w:r>
-      <w:r>
-        <w:rPr>
-          <w:rFonts w:cstheme="minorHAnsi"/>
-          <w:b/>
-          <w:sz w:val="20"/>
-          <w:szCs w:val="20"/>
-        </w:rPr>
-        <w:t xml:space="preserve"> 1450, Alexandria, VA 22313-14</w:t>
-      </w:r>
     </w:p>
     <w:sectPr>
       <w:headerReference w:type="default" r:id="rId8"/>

--- a/project/documents/formaldocuments/ApplicationDataSheet_Update.docx
+++ b/project/documents/formaldocuments/ApplicationDataSheet_Update.docx
@@ -841,7 +841,7 @@
               <w:rPr>
                 <w:rFonts w:cstheme="minorHAnsi"/>
               </w:rPr>
-              <w:t>request@slwip.com</w:t>
+              <w:t>&lt;&lt;custNoEmail&gt;&gt;</w:t>
             </w:r>
           </w:p>
         </w:tc>
@@ -1029,7 +1029,19 @@
               <w:rPr>
                 <w:rFonts w:cstheme="minorHAnsi"/>
               </w:rPr>
-              <w:t>&lt;&lt;title&gt;&gt;</w:t>
+              <w:t>&lt;&lt;</w:t>
+            </w:r>
+            <w:r>
+              <w:rPr>
+                <w:rFonts w:cstheme="minorHAnsi"/>
+              </w:rPr>
+              <w:t>app</w:t>
+            </w:r>
+            <w:r>
+              <w:rPr>
+                <w:rFonts w:cstheme="minorHAnsi"/>
+              </w:rPr>
+              <w:t>title&gt;&gt;</w:t>
             </w:r>
           </w:p>
         </w:tc>
@@ -1128,7 +1140,19 @@
               <w:rPr>
                 <w:rFonts w:eastAsia="Arial" w:cstheme="minorHAnsi"/>
               </w:rPr>
-              <w:t>&lt;&lt;matterNo&gt;&gt;</w:t>
+              <w:t>&lt;&lt;</w:t>
+            </w:r>
+            <w:r>
+              <w:rPr>
+                <w:rFonts w:eastAsia="Arial" w:cstheme="minorHAnsi"/>
+              </w:rPr>
+              <w:t>app</w:t>
+            </w:r>
+            <w:r>
+              <w:rPr>
+                <w:rFonts w:eastAsia="Arial" w:cstheme="minorHAnsi"/>
+              </w:rPr>
+              <w:t>matterNo&gt;&gt;</w:t>
             </w:r>
           </w:p>
         </w:tc>
@@ -1271,7 +1295,21 @@
                 <w:rFonts w:eastAsia="Arial" w:cstheme="minorHAnsi"/>
                 <w:bCs/>
               </w:rPr>
-              <w:t>Non-Provisional</w:t>
+              <w:t>&lt;&lt;app</w:t>
+            </w:r>
+            <w:r>
+              <w:rPr>
+                <w:rFonts w:eastAsia="Arial" w:cstheme="minorHAnsi"/>
+                <w:bCs/>
+              </w:rPr>
+              <w:t>p</w:t>
+            </w:r>
+            <w:r>
+              <w:rPr>
+                <w:rFonts w:eastAsia="Arial" w:cstheme="minorHAnsi"/>
+                <w:bCs/>
+              </w:rPr>
+              <w:t>rov&gt;&gt;</w:t>
             </w:r>
           </w:p>
         </w:tc>
@@ -1338,7 +1376,19 @@
               <w:rPr>
                 <w:rFonts w:cs="Arial"/>
               </w:rPr>
-              <w:t>&lt;&lt;matterType&gt;&gt;</w:t>
+              <w:t>&lt;&lt;</w:t>
+            </w:r>
+            <w:r>
+              <w:rPr>
+                <w:rFonts w:cs="Arial"/>
+              </w:rPr>
+              <w:t>app</w:t>
+            </w:r>
+            <w:r>
+              <w:rPr>
+                <w:rFonts w:cs="Arial"/>
+              </w:rPr>
+              <w:t>matterType&gt;&gt;</w:t>
             </w:r>
           </w:p>
         </w:tc>
@@ -3068,7 +3118,6 @@
               </w:rPr>
               <w:t xml:space="preserve"> </w:t>
             </w:r>
-            <w:proofErr w:type="gramStart"/>
             <w:r>
               <w:rPr>
                 <w:rFonts w:eastAsia="Arial" w:cstheme="minorHAnsi"/>
@@ -3108,18 +3157,7 @@
                 <w:sz w:val="20"/>
                 <w:szCs w:val="20"/>
               </w:rPr>
-              <w:t>either</w:t>
-            </w:r>
-            <w:proofErr w:type="gramEnd"/>
-            <w:r>
-              <w:rPr>
-                <w:rFonts w:eastAsia="Arial" w:cstheme="minorHAnsi"/>
-                <w:b/>
-                <w:color w:val="010101"/>
-                <w:sz w:val="20"/>
-                <w:szCs w:val="20"/>
-              </w:rPr>
-              <w:t xml:space="preserve"> </w:t>
+              <w:t xml:space="preserve">either </w:t>
             </w:r>
             <w:r>
               <w:rPr>
@@ -5842,29 +5880,7 @@
                 <w:sz w:val="20"/>
                 <w:szCs w:val="20"/>
               </w:rPr>
-              <w:t xml:space="preserve">X program, applicant bears the ultimate responsibility for ensuring that a copy of the foreign application is received by the Office from the participating foreign intellectual property office, or a certified copy of the foreign priority application is filed, within the </w:t>
-            </w:r>
-            <w:proofErr w:type="gramStart"/>
-            <w:r>
-              <w:rPr>
-                <w:rFonts w:eastAsia="Arial" w:cstheme="minorHAnsi"/>
-                <w:b/>
-                <w:color w:val="010101"/>
-                <w:sz w:val="20"/>
-                <w:szCs w:val="20"/>
-              </w:rPr>
-              <w:t>time period</w:t>
-            </w:r>
-            <w:proofErr w:type="gramEnd"/>
-            <w:r>
-              <w:rPr>
-                <w:rFonts w:eastAsia="Arial" w:cstheme="minorHAnsi"/>
-                <w:b/>
-                <w:color w:val="010101"/>
-                <w:sz w:val="20"/>
-                <w:szCs w:val="20"/>
-              </w:rPr>
-              <w:t xml:space="preserve"> specified in 37 CFR 1.55(g)(1).</w:t>
+              <w:t>X program, applicant bears the ultimate responsibility for ensuring that a copy of the foreign application is received by the Office from the participating foreign intellectual property office, or a certified copy of the foreign priority application is filed, within the time period specified in 37 CFR 1.55(g)(1).</w:t>
             </w:r>
           </w:p>
         </w:tc>
@@ -6395,27 +6411,7 @@
                 <w:sz w:val="24"/>
                 <w:szCs w:val="24"/>
               </w:rPr>
-              <w:t xml:space="preserve"> 16, </w:t>
-            </w:r>
-            <w:proofErr w:type="gramStart"/>
-            <w:r>
-              <w:rPr>
-                <w:rFonts w:cstheme="minorHAnsi"/>
-                <w:bCs/>
-                <w:sz w:val="24"/>
-                <w:szCs w:val="24"/>
-              </w:rPr>
-              <w:t>2013</w:t>
-            </w:r>
-            <w:proofErr w:type="gramEnd"/>
-            <w:r>
-              <w:rPr>
-                <w:rFonts w:cstheme="minorHAnsi"/>
-                <w:bCs/>
-                <w:sz w:val="24"/>
-                <w:szCs w:val="24"/>
-              </w:rPr>
-              <w:t xml:space="preserve"> and (2) also contains, or contained at any time, a claim to a claimed invention that has an </w:t>
+              <w:t xml:space="preserve"> 16, 2013 and (2) also contains, or contained at any time, a claim to a claimed invention that has an </w:t>
             </w:r>
             <w:r>
               <w:rPr>
@@ -6889,19 +6885,8 @@
                 <w:sz w:val="20"/>
                 <w:szCs w:val="20"/>
               </w:rPr>
-              <w:t xml:space="preserve">participating with the USPTO in a bilateral or multilateral priority document exchange agreement in which </w:t>
-            </w:r>
-            <w:proofErr w:type="gramStart"/>
-            <w:r>
-              <w:rPr>
-                <w:rFonts w:cstheme="minorHAnsi"/>
-                <w:b/>
-                <w:sz w:val="20"/>
-                <w:szCs w:val="20"/>
-              </w:rPr>
-              <w:t>a foreign</w:t>
-            </w:r>
-            <w:proofErr w:type="gramEnd"/>
+              <w:t>participating with the USPTO in a bilateral or multilateral priority document exchange agreement in which a foreign</w:t>
+            </w:r>
           </w:p>
           <w:p>
             <w:pPr>
@@ -6923,19 +6908,8 @@
                 <w:sz w:val="20"/>
                 <w:szCs w:val="20"/>
               </w:rPr>
-              <w:t>application claiming priority to the instant patent application is filed, access to: (1) the instant patent application-as-</w:t>
-            </w:r>
-            <w:proofErr w:type="gramStart"/>
-            <w:r>
-              <w:rPr>
-                <w:rFonts w:cstheme="minorHAnsi"/>
-                <w:b/>
-                <w:sz w:val="20"/>
-                <w:szCs w:val="20"/>
-              </w:rPr>
-              <w:t>filed</w:t>
-            </w:r>
-            <w:proofErr w:type="gramEnd"/>
+              <w:t>application claiming priority to the instant patent application is filed, access to: (1) the instant patent application-as-filed</w:t>
+            </w:r>
           </w:p>
           <w:p>
             <w:pPr>
@@ -7101,19 +7075,8 @@
                 <w:sz w:val="20"/>
                 <w:szCs w:val="20"/>
               </w:rPr>
-              <w:t xml:space="preserve"> to provide the EPO access to the bibliographic data and </w:t>
-            </w:r>
-            <w:proofErr w:type="gramStart"/>
-            <w:r>
-              <w:rPr>
-                <w:rFonts w:cstheme="minorHAnsi"/>
-                <w:b/>
-                <w:sz w:val="20"/>
-                <w:szCs w:val="20"/>
-              </w:rPr>
-              <w:t>search</w:t>
-            </w:r>
-            <w:proofErr w:type="gramEnd"/>
+              <w:t xml:space="preserve"> to provide the EPO access to the bibliographic data and search</w:t>
+            </w:r>
           </w:p>
           <w:p>
             <w:pPr>
@@ -7135,19 +7098,8 @@
                 <w:sz w:val="20"/>
                 <w:szCs w:val="20"/>
               </w:rPr>
-              <w:t xml:space="preserve">results from the instant patent application when a European patent application claiming priority to the instant </w:t>
-            </w:r>
-            <w:proofErr w:type="gramStart"/>
-            <w:r>
-              <w:rPr>
-                <w:rFonts w:cstheme="minorHAnsi"/>
-                <w:b/>
-                <w:sz w:val="20"/>
-                <w:szCs w:val="20"/>
-              </w:rPr>
-              <w:t>patent</w:t>
-            </w:r>
-            <w:proofErr w:type="gramEnd"/>
+              <w:t>results from the instant patent application when a European patent application claiming priority to the instant patent</w:t>
+            </w:r>
           </w:p>
           <w:p>
             <w:pPr>
@@ -7353,19 +7305,8 @@
                 <w:sz w:val="20"/>
                 <w:szCs w:val="20"/>
               </w:rPr>
-              <w:t xml:space="preserve"> authorize the USPTO to permit a participating foreign IP office access to the </w:t>
-            </w:r>
-            <w:proofErr w:type="gramStart"/>
-            <w:r>
-              <w:rPr>
-                <w:rFonts w:cstheme="minorHAnsi"/>
-                <w:b/>
-                <w:sz w:val="20"/>
-                <w:szCs w:val="20"/>
-              </w:rPr>
-              <w:t>instant</w:t>
-            </w:r>
-            <w:proofErr w:type="gramEnd"/>
+              <w:t xml:space="preserve"> authorize the USPTO to permit a participating foreign IP office access to the instant</w:t>
+            </w:r>
           </w:p>
           <w:p>
             <w:pPr>
@@ -7554,19 +7495,8 @@
                 <w:sz w:val="20"/>
                 <w:szCs w:val="20"/>
               </w:rPr>
-              <w:t xml:space="preserve"> authorize the USPTO to transmit to the EPO any search results from the instant </w:t>
-            </w:r>
-            <w:proofErr w:type="gramStart"/>
-            <w:r>
-              <w:rPr>
-                <w:rFonts w:cstheme="minorHAnsi"/>
-                <w:b/>
-                <w:sz w:val="20"/>
-                <w:szCs w:val="20"/>
-              </w:rPr>
-              <w:t>patent</w:t>
-            </w:r>
-            <w:proofErr w:type="gramEnd"/>
+              <w:t xml:space="preserve"> authorize the USPTO to transmit to the EPO any search results from the instant patent</w:t>
+            </w:r>
           </w:p>
           <w:p>
             <w:pPr>
@@ -7597,19 +7527,8 @@
                 <w:sz w:val="20"/>
                 <w:szCs w:val="20"/>
               </w:rPr>
-              <w:t xml:space="preserve">application. If this box is checked, the USPTO will not be providing the EPO with search results from the </w:t>
-            </w:r>
-            <w:proofErr w:type="gramStart"/>
-            <w:r>
-              <w:rPr>
-                <w:rFonts w:cstheme="minorHAnsi"/>
-                <w:b/>
-                <w:sz w:val="20"/>
-                <w:szCs w:val="20"/>
-              </w:rPr>
-              <w:t>instant</w:t>
-            </w:r>
-            <w:proofErr w:type="gramEnd"/>
+              <w:t>application. If this box is checked, the USPTO will not be providing the EPO with search results from the instant</w:t>
+            </w:r>
           </w:p>
           <w:p>
             <w:pPr>
@@ -7936,16 +7855,7 @@
         <w:sz w:val="13"/>
         <w:szCs w:val="13"/>
       </w:rPr>
-      <w:t>PTO/AIA/</w:t>
-    </w:r>
-    <w:proofErr w:type="gramStart"/>
-    <w:r>
-      <w:rPr>
-        <w:rFonts w:ascii="Arial" w:eastAsia="Arial" w:hAnsi="Arial" w:cs="Arial"/>
-        <w:sz w:val="13"/>
-        <w:szCs w:val="13"/>
-      </w:rPr>
-      <w:t xml:space="preserve">14 </w:t>
+      <w:t xml:space="preserve">PTO/AIA/14 </w:t>
     </w:r>
     <w:r>
       <w:rPr>
@@ -7965,7 +7875,6 @@
       </w:rPr>
       <w:t>(</w:t>
     </w:r>
-    <w:proofErr w:type="gramEnd"/>
     <w:r>
       <w:rPr>
         <w:rFonts w:ascii="Arial" w:eastAsia="Arial" w:hAnsi="Arial" w:cs="Arial"/>
@@ -8402,7 +8311,6 @@
       </w:rPr>
       <w:t xml:space="preserve"> </w:t>
     </w:r>
-    <w:proofErr w:type="gramStart"/>
     <w:r>
       <w:rPr>
         <w:rFonts w:ascii="Arial" w:eastAsia="Arial" w:hAnsi="Arial" w:cs="Arial"/>
@@ -8428,7 +8336,6 @@
       </w:rPr>
       <w:t>are</w:t>
     </w:r>
-    <w:proofErr w:type="gramEnd"/>
     <w:r>
       <w:rPr>
         <w:rFonts w:ascii="Arial" w:eastAsia="Arial" w:hAnsi="Arial" w:cs="Arial"/>

--- a/project/documents/formaldocuments/ApplicationDataSheet_Update.docx
+++ b/project/documents/formaldocuments/ApplicationDataSheet_Update.docx
@@ -1,11 +1,1819 @@
 
 <file path=word/document.xml><?xml version="1.0" encoding="utf-8"?>
-<w:document xmlns:wpc="http://schemas.microsoft.com/office/word/2010/wordprocessingCanvas" xmlns:cx="http://schemas.microsoft.com/office/drawing/2014/chartex" xmlns:cx1="http://schemas.microsoft.com/office/drawing/2015/9/8/chartex" xmlns:cx2="http://schemas.microsoft.com/office/drawing/2015/10/21/chartex" xmlns:cx3="http://schemas.microsoft.com/office/drawing/2016/5/9/chartex" xmlns:cx4="http://schemas.microsoft.com/office/drawing/2016/5/10/chartex" xmlns:cx5="http://schemas.microsoft.com/office/drawing/2016/5/11/chartex" xmlns:cx6="http://schemas.microsoft.com/office/drawing/2016/5/12/chartex" xmlns:cx7="http://schemas.microsoft.com/office/drawing/2016/5/13/chartex" xmlns:cx8="http://schemas.microsoft.com/office/drawing/2016/5/14/chartex" xmlns:mc="http://schemas.openxmlformats.org/markup-compatibility/2006" xmlns:aink="http://schemas.microsoft.com/office/drawing/2016/ink" xmlns:am3d="http://schemas.microsoft.com/office/drawing/2017/model3d" xmlns:o="urn:schemas-microsoft-com:office:office" xmlns:oel="http://schemas.microsoft.com/office/2019/extlst" xmlns:r="http://schemas.openxmlformats.org/officeDocument/2006/relationships" xmlns:m="http://schemas.openxmlformats.org/officeDocument/2006/math" xmlns:v="urn:schemas-microsoft-com:vml" xmlns:wp14="http://schemas.microsoft.com/office/word/2010/wordprocessingDrawing" xmlns:wp="http://schemas.openxmlformats.org/drawingml/2006/wordprocessingDrawing" xmlns:w10="urn:schemas-microsoft-com:office:word" xmlns:w="http://schemas.openxmlformats.org/wordprocessingml/2006/main" xmlns:w14="http://schemas.microsoft.com/office/word/2010/wordml" xmlns:w15="http://schemas.microsoft.com/office/word/2012/wordml" xmlns:w16cex="http://schemas.microsoft.com/office/word/2018/wordml/cex" xmlns:w16cid="http://schemas.microsoft.com/office/word/2016/wordml/cid" xmlns:w16="http://schemas.microsoft.com/office/word/2018/wordml" xmlns:w16sdtdh="http://schemas.microsoft.com/office/word/2020/wordml/sdtdatahash" xmlns:w16se="http://schemas.microsoft.com/office/word/2015/wordml/symex" xmlns:wpg="http://schemas.microsoft.com/office/word/2010/wordprocessingGroup" xmlns:wpi="http://schemas.microsoft.com/office/word/2010/wordprocessingInk" xmlns:wne="http://schemas.microsoft.com/office/word/2006/wordml" xmlns:wps="http://schemas.microsoft.com/office/word/2010/wordprocessingShape" mc:Ignorable="w14 w15 w16se w16cid w16 w16cex w16sdtdh wp14">
+<w:document xmlns:wpc="http://schemas.microsoft.com/office/word/2010/wordprocessingCanvas" xmlns:cx="http://schemas.microsoft.com/office/drawing/2014/chartex" xmlns:cx1="http://schemas.microsoft.com/office/drawing/2015/9/8/chartex" xmlns:cx2="http://schemas.microsoft.com/office/drawing/2015/10/21/chartex" xmlns:cx3="http://schemas.microsoft.com/office/drawing/2016/5/9/chartex" xmlns:cx4="http://schemas.microsoft.com/office/drawing/2016/5/10/chartex" xmlns:cx5="http://schemas.microsoft.com/office/drawing/2016/5/11/chartex" xmlns:cx6="http://schemas.microsoft.com/office/drawing/2016/5/12/chartex" xmlns:cx7="http://schemas.microsoft.com/office/drawing/2016/5/13/chartex" xmlns:cx8="http://schemas.microsoft.com/office/drawing/2016/5/14/chartex" xmlns:mc="http://schemas.openxmlformats.org/markup-compatibility/2006" xmlns:aink="http://schemas.microsoft.com/office/drawing/2016/ink" xmlns:am3d="http://schemas.microsoft.com/office/drawing/2017/model3d" xmlns:o="urn:schemas-microsoft-com:office:office" xmlns:oel="http://schemas.microsoft.com/office/2019/extlst" xmlns:r="http://schemas.openxmlformats.org/officeDocument/2006/relationships" xmlns:m="http://schemas.openxmlformats.org/officeDocument/2006/math" xmlns:v="urn:schemas-microsoft-com:vml" xmlns:wp14="http://schemas.microsoft.com/office/word/2010/wordprocessingDrawing" xmlns:wp="http://schemas.openxmlformats.org/drawingml/2006/wordprocessingDrawing" xmlns:w10="urn:schemas-microsoft-com:office:word" xmlns:w="http://schemas.openxmlformats.org/wordprocessingml/2006/main" xmlns:w14="http://schemas.microsoft.com/office/word/2010/wordml" xmlns:w15="http://schemas.microsoft.com/office/word/2012/wordml" xmlns:w16cex="http://schemas.microsoft.com/office/word/2018/wordml/cex" xmlns:w16cid="http://schemas.microsoft.com/office/word/2016/wordml/cid" xmlns:w16="http://schemas.microsoft.com/office/word/2018/wordml" xmlns:w16du="http://schemas.microsoft.com/office/word/2023/wordml/word16du" xmlns:w16sdtdh="http://schemas.microsoft.com/office/word/2020/wordml/sdtdatahash" xmlns:w16sdtfl="http://schemas.microsoft.com/office/word/2024/wordml/sdtformatlock" xmlns:w16se="http://schemas.microsoft.com/office/word/2015/wordml/symex" xmlns:wpg="http://schemas.microsoft.com/office/word/2010/wordprocessingGroup" xmlns:wpi="http://schemas.microsoft.com/office/word/2010/wordprocessingInk" xmlns:wne="http://schemas.microsoft.com/office/word/2006/wordml" xmlns:wps="http://schemas.microsoft.com/office/word/2010/wordprocessingShape" mc:Ignorable="w14 w15 w16se w16cid w16 w16cex w16sdtdh w16sdtfl w16du wp14">
   <w:body>
     <w:p>
       <w:pPr>
+        <w:spacing w:before="27" w:after="0" w:line="240" w:lineRule="auto"/>
+        <w:ind w:left="134" w:right="-20"/>
+        <w:rPr>
+          <w:rFonts w:eastAsia="Arial" w:cstheme="minorHAnsi"/>
+          <w:sz w:val="28"/>
+          <w:szCs w:val="28"/>
+        </w:rPr>
+      </w:pPr>
+      <w:r>
+        <w:rPr>
+          <w:rFonts w:eastAsia="Arial" w:cstheme="minorHAnsi"/>
+          <w:b/>
+          <w:bCs/>
+          <w:sz w:val="28"/>
+          <w:szCs w:val="28"/>
+        </w:rPr>
+        <w:t>Secrecy Order</w:t>
+      </w:r>
+      <w:r>
+        <w:rPr>
+          <w:rFonts w:eastAsia="Arial" w:cstheme="minorHAnsi"/>
+          <w:b/>
+          <w:bCs/>
+          <w:spacing w:val="52"/>
+          <w:sz w:val="28"/>
+          <w:szCs w:val="28"/>
+        </w:rPr>
+        <w:t xml:space="preserve"> </w:t>
+      </w:r>
+      <w:r>
+        <w:rPr>
+          <w:rFonts w:eastAsia="Arial" w:cstheme="minorHAnsi"/>
+          <w:b/>
+          <w:bCs/>
+          <w:sz w:val="28"/>
+          <w:szCs w:val="28"/>
+        </w:rPr>
+        <w:t>37</w:t>
+      </w:r>
+      <w:r>
+        <w:rPr>
+          <w:rFonts w:eastAsia="Arial" w:cstheme="minorHAnsi"/>
+          <w:b/>
+          <w:bCs/>
+          <w:spacing w:val="23"/>
+          <w:sz w:val="28"/>
+          <w:szCs w:val="28"/>
+        </w:rPr>
+        <w:t xml:space="preserve"> </w:t>
+      </w:r>
+      <w:r>
+        <w:rPr>
+          <w:rFonts w:eastAsia="Arial" w:cstheme="minorHAnsi"/>
+          <w:b/>
+          <w:bCs/>
+          <w:sz w:val="28"/>
+          <w:szCs w:val="28"/>
+        </w:rPr>
+        <w:t>CFR</w:t>
+      </w:r>
+      <w:r>
+        <w:rPr>
+          <w:rFonts w:eastAsia="Arial" w:cstheme="minorHAnsi"/>
+          <w:b/>
+          <w:bCs/>
+          <w:spacing w:val="40"/>
+          <w:sz w:val="28"/>
+          <w:szCs w:val="28"/>
+        </w:rPr>
+        <w:t xml:space="preserve"> </w:t>
+      </w:r>
+      <w:r>
+        <w:rPr>
+          <w:rFonts w:eastAsia="Arial" w:cstheme="minorHAnsi"/>
+          <w:b/>
+          <w:bCs/>
+          <w:w w:val="110"/>
+          <w:sz w:val="28"/>
+          <w:szCs w:val="28"/>
+        </w:rPr>
+        <w:t>5.2</w:t>
+      </w:r>
+      <w:r>
+        <w:rPr>
+          <w:rFonts w:eastAsia="Arial" w:cstheme="minorHAnsi"/>
+          <w:b/>
+          <w:bCs/>
+          <w:w w:val="110"/>
+          <w:sz w:val="28"/>
+          <w:szCs w:val="28"/>
+        </w:rPr>
+        <w:t>:</w:t>
+      </w:r>
+    </w:p>
+    <w:tbl>
+      <w:tblPr>
+        <w:tblStyle w:val="TableGrid"/>
+        <w:tblW w:w="0" w:type="auto"/>
+        <w:tblInd w:w="85" w:type="dxa"/>
+        <w:tblLook w:val="04A0" w:firstRow="1" w:lastRow="0" w:firstColumn="1" w:lastColumn="0" w:noHBand="0" w:noVBand="1"/>
+      </w:tblPr>
+      <w:tblGrid>
+        <w:gridCol w:w="10905"/>
+      </w:tblGrid>
+      <w:tr>
+        <w:trPr>
+          <w:trHeight w:val="577"/>
+        </w:trPr>
+        <w:tc>
+          <w:tcPr>
+            <w:tcW w:w="10905" w:type="dxa"/>
+          </w:tcPr>
+          <w:p>
+            <w:pPr>
+              <w:widowControl/>
+              <w:autoSpaceDE w:val="0"/>
+              <w:autoSpaceDN w:val="0"/>
+              <w:adjustRightInd w:val="0"/>
+              <w:rPr>
+                <w:rFonts w:cstheme="minorHAnsi"/>
+                <w:b/>
+              </w:rPr>
+            </w:pPr>
+            <w:sdt>
+              <w:sdtPr>
+                <w:rPr>
+                  <w:rFonts w:eastAsia="Arial" w:cstheme="minorHAnsi"/>
+                  <w:b/>
+                  <w:bCs/>
+                  <w:sz w:val="28"/>
+                  <w:szCs w:val="28"/>
+                </w:rPr>
+                <w:id w:val="580801411"/>
+                <w14:checkbox>
+                  <w14:checked w14:val="0"/>
+                  <w14:checkedState w14:val="2612" w14:font="MS Gothic"/>
+                  <w14:uncheckedState w14:val="2610" w14:font="MS Gothic"/>
+                </w14:checkbox>
+              </w:sdtPr>
+              <w:sdtContent>
+                <w:r>
+                  <w:rPr>
+                    <w:rFonts w:ascii="MS Gothic" w:eastAsia="MS Gothic" w:hAnsi="MS Gothic" w:cstheme="minorHAnsi" w:hint="eastAsia"/>
+                    <w:b/>
+                    <w:bCs/>
+                    <w:sz w:val="28"/>
+                    <w:szCs w:val="28"/>
+                  </w:rPr>
+                  <w:t>☐</w:t>
+                </w:r>
+              </w:sdtContent>
+            </w:sdt>
+            <w:r>
+              <w:rPr>
+                <w:rFonts w:cstheme="minorHAnsi"/>
+                <w:b/>
+                <w:sz w:val="18"/>
+                <w:szCs w:val="18"/>
+              </w:rPr>
+              <w:t xml:space="preserve"> </w:t>
+            </w:r>
+            <w:r>
+              <w:rPr>
+                <w:rFonts w:cstheme="minorHAnsi"/>
+                <w:b/>
+                <w:sz w:val="18"/>
+                <w:szCs w:val="18"/>
+              </w:rPr>
+              <w:t xml:space="preserve"> </w:t>
+            </w:r>
+            <w:r>
+              <w:rPr>
+                <w:rFonts w:cstheme="minorHAnsi"/>
+                <w:b/>
+              </w:rPr>
+              <w:t>Portions or all of the application associated with this Application Data Sheet may fall under a Secrecy Order pursuant to</w:t>
+            </w:r>
+            <w:r>
+              <w:rPr>
+                <w:rFonts w:cstheme="minorHAnsi"/>
+                <w:b/>
+              </w:rPr>
+              <w:t xml:space="preserve"> </w:t>
+            </w:r>
+            <w:r>
+              <w:rPr>
+                <w:rFonts w:cstheme="minorHAnsi"/>
+                <w:b/>
+              </w:rPr>
+              <w:t>37 CFR 5.2 (Paper filers only. Applications that fall under Secrecy Order may not be filed electronically.)</w:t>
+            </w:r>
+          </w:p>
+        </w:tc>
+      </w:tr>
+    </w:tbl>
+    <w:p>
+      <w:pPr>
+        <w:tabs>
+          <w:tab w:val="left" w:pos="7800"/>
+        </w:tabs>
+        <w:spacing w:before="44" w:after="0" w:line="417" w:lineRule="exact"/>
+        <w:ind w:right="-20" w:firstLine="180"/>
+        <w:rPr>
+          <w:rFonts w:eastAsia="Arial" w:cstheme="minorHAnsi"/>
+          <w:sz w:val="28"/>
+          <w:szCs w:val="28"/>
+        </w:rPr>
+      </w:pPr>
+      <w:r>
+        <w:rPr>
+          <w:rFonts w:eastAsia="Arial" w:cstheme="minorHAnsi"/>
+          <w:b/>
+          <w:bCs/>
+          <w:w w:val="92"/>
+          <w:position w:val="-1"/>
+          <w:sz w:val="28"/>
+          <w:szCs w:val="28"/>
+        </w:rPr>
+        <w:t>Inventor</w:t>
+      </w:r>
+      <w:r>
+        <w:rPr>
+          <w:rFonts w:eastAsia="Arial" w:cstheme="minorHAnsi"/>
+          <w:b/>
+          <w:bCs/>
+          <w:w w:val="92"/>
+          <w:position w:val="-1"/>
+          <w:sz w:val="28"/>
+          <w:szCs w:val="28"/>
+        </w:rPr>
+        <w:t xml:space="preserve"> Information:</w:t>
+      </w:r>
+      <w:r>
+        <w:rPr>
+          <w:rFonts w:eastAsia="Arial" w:cstheme="minorHAnsi"/>
+          <w:b/>
+          <w:bCs/>
+          <w:w w:val="92"/>
+          <w:position w:val="-1"/>
+          <w:sz w:val="28"/>
+          <w:szCs w:val="28"/>
+        </w:rPr>
+        <w:tab/>
+      </w:r>
+    </w:p>
+    <w:tbl>
+      <w:tblPr>
+        <w:tblW w:w="10902" w:type="dxa"/>
+        <w:tblInd w:w="101" w:type="dxa"/>
+        <w:tblBorders>
+          <w:top w:val="single" w:sz="2" w:space="0" w:color="000000"/>
+          <w:left w:val="single" w:sz="2" w:space="0" w:color="000000"/>
+          <w:bottom w:val="single" w:sz="2" w:space="0" w:color="000000"/>
+          <w:right w:val="single" w:sz="2" w:space="0" w:color="000000"/>
+          <w:insideH w:val="single" w:sz="2" w:space="0" w:color="000000"/>
+          <w:insideV w:val="single" w:sz="2" w:space="0" w:color="000000"/>
+        </w:tblBorders>
+        <w:tblLayout w:type="fixed"/>
+        <w:tblCellMar>
+          <w:left w:w="0" w:type="dxa"/>
+          <w:right w:w="0" w:type="dxa"/>
+        </w:tblCellMar>
+        <w:tblLook w:val="01E0" w:firstRow="1" w:lastRow="1" w:firstColumn="1" w:lastColumn="1" w:noHBand="0" w:noVBand="0"/>
+      </w:tblPr>
+      <w:tblGrid>
+        <w:gridCol w:w="619"/>
+        <w:gridCol w:w="444"/>
+        <w:gridCol w:w="9"/>
+        <w:gridCol w:w="1159"/>
+        <w:gridCol w:w="14"/>
+        <w:gridCol w:w="717"/>
+        <w:gridCol w:w="1101"/>
+        <w:gridCol w:w="607"/>
+        <w:gridCol w:w="441"/>
+        <w:gridCol w:w="1170"/>
+        <w:gridCol w:w="371"/>
+        <w:gridCol w:w="268"/>
+        <w:gridCol w:w="92"/>
+        <w:gridCol w:w="1170"/>
+        <w:gridCol w:w="808"/>
+        <w:gridCol w:w="1912"/>
+      </w:tblGrid>
+      <w:tr>
+        <w:trPr>
+          <w:trHeight w:hRule="exact" w:val="374"/>
+        </w:trPr>
+        <w:tc>
+          <w:tcPr>
+            <w:tcW w:w="10902" w:type="dxa"/>
+            <w:gridSpan w:val="16"/>
+            <w:tcBorders>
+              <w:top w:val="single" w:sz="18" w:space="0" w:color="000000"/>
+              <w:left w:val="single" w:sz="18" w:space="0" w:color="000000"/>
+              <w:bottom w:val="single" w:sz="18" w:space="0" w:color="000000"/>
+              <w:right w:val="single" w:sz="18" w:space="0" w:color="000000"/>
+            </w:tcBorders>
+            <w:vAlign w:val="center"/>
+          </w:tcPr>
+          <w:p>
+            <w:pPr>
+              <w:keepNext/>
+              <w:widowControl/>
+              <w:tabs>
+                <w:tab w:val="left" w:pos="8620"/>
+              </w:tabs>
+              <w:spacing w:after="0" w:line="240" w:lineRule="auto"/>
+              <w:ind w:left="144" w:right="-14"/>
+              <w:rPr>
+                <w:rFonts w:eastAsia="Arial" w:cstheme="minorHAnsi"/>
+                <w:sz w:val="24"/>
+                <w:szCs w:val="24"/>
+              </w:rPr>
+            </w:pPr>
+            <w:r>
+              <w:rPr>
+                <w:rFonts w:eastAsia="Arial" w:cstheme="minorHAnsi"/>
+                <w:b/>
+                <w:bCs/>
+                <w:spacing w:val="-43"/>
+                <w:position w:val="-4"/>
+                <w:sz w:val="24"/>
+                <w:szCs w:val="24"/>
+              </w:rPr>
+              <w:t xml:space="preserve">  </w:t>
+            </w:r>
+            <w:r>
+              <w:rPr>
+                <w:rFonts w:cstheme="minorHAnsi"/>
+                <w:b/>
+                <w:bCs/>
+                <w:sz w:val="24"/>
+                <w:szCs w:val="24"/>
+              </w:rPr>
+              <w:t>&lt;&lt;inventorCnt&gt;&gt;</w:t>
+            </w:r>
+            <w:r>
+              <w:rPr>
+                <w:rFonts w:cstheme="minorHAnsi"/>
+                <w:b/>
+                <w:bCs/>
+              </w:rPr>
+              <w:t xml:space="preserve"> </w:t>
+            </w:r>
+            <w:r>
+              <w:rPr>
+                <w:rFonts w:cstheme="minorHAnsi"/>
+                <w:b/>
+                <w:bCs/>
+              </w:rPr>
+              <w:t xml:space="preserve">  </w:t>
+            </w:r>
+            <w:r>
+              <w:rPr>
+                <w:rFonts w:cstheme="minorHAnsi"/>
+                <w:bCs/>
+              </w:rPr>
+              <w:t>&lt;&lt;inventor&gt;&gt;</w:t>
+            </w:r>
+          </w:p>
+        </w:tc>
+      </w:tr>
+      <w:tr>
+        <w:trPr>
+          <w:trHeight w:hRule="exact" w:val="346"/>
+        </w:trPr>
+        <w:tc>
+          <w:tcPr>
+            <w:tcW w:w="10902" w:type="dxa"/>
+            <w:gridSpan w:val="16"/>
+            <w:tcBorders>
+              <w:top w:val="single" w:sz="18" w:space="0" w:color="000000"/>
+            </w:tcBorders>
+            <w:vAlign w:val="center"/>
+          </w:tcPr>
+          <w:p>
+            <w:pPr>
+              <w:keepNext/>
+              <w:widowControl/>
+              <w:spacing w:before="21" w:after="0" w:line="240" w:lineRule="auto"/>
+              <w:ind w:left="137" w:right="-57"/>
+              <w:rPr>
+                <w:rFonts w:eastAsia="Arial" w:cstheme="minorHAnsi"/>
+                <w:b/>
+                <w:bCs/>
+                <w:w w:val="106"/>
+                <w:sz w:val="24"/>
+                <w:szCs w:val="24"/>
+              </w:rPr>
+            </w:pPr>
+            <w:r>
+              <w:rPr>
+                <w:rFonts w:eastAsia="Arial" w:cstheme="minorHAnsi"/>
+                <w:b/>
+                <w:bCs/>
+                <w:w w:val="106"/>
+                <w:sz w:val="24"/>
+                <w:szCs w:val="24"/>
+              </w:rPr>
+              <w:t>Legal Name</w:t>
+            </w:r>
+          </w:p>
+        </w:tc>
+      </w:tr>
+      <w:tr>
+        <w:trPr>
+          <w:trHeight w:hRule="exact" w:val="346"/>
+        </w:trPr>
+        <w:tc>
+          <w:tcPr>
+            <w:tcW w:w="1072" w:type="dxa"/>
+            <w:gridSpan w:val="3"/>
+            <w:vAlign w:val="center"/>
+          </w:tcPr>
+          <w:p>
+            <w:pPr>
+              <w:keepNext/>
+              <w:widowControl/>
+              <w:spacing w:after="0" w:line="240" w:lineRule="auto"/>
+              <w:ind w:left="144"/>
+              <w:rPr>
+                <w:rFonts w:eastAsia="Arial" w:cstheme="minorHAnsi"/>
+              </w:rPr>
+            </w:pPr>
+            <w:r>
+              <w:rPr>
+                <w:rFonts w:eastAsia="Arial" w:cstheme="minorHAnsi"/>
+                <w:b/>
+                <w:bCs/>
+                <w:w w:val="104"/>
+              </w:rPr>
+              <w:t>Prefix</w:t>
+            </w:r>
+          </w:p>
+        </w:tc>
+        <w:tc>
+          <w:tcPr>
+            <w:tcW w:w="2991" w:type="dxa"/>
+            <w:gridSpan w:val="4"/>
+            <w:vAlign w:val="center"/>
+          </w:tcPr>
+          <w:p>
+            <w:pPr>
+              <w:keepNext/>
+              <w:widowControl/>
+              <w:spacing w:after="0" w:line="240" w:lineRule="auto"/>
+              <w:ind w:left="43"/>
+              <w:rPr>
+                <w:rFonts w:eastAsia="Arial" w:cstheme="minorHAnsi"/>
+              </w:rPr>
+            </w:pPr>
+            <w:r>
+              <w:rPr>
+                <w:rFonts w:eastAsia="Arial" w:cstheme="minorHAnsi"/>
+                <w:b/>
+                <w:bCs/>
+              </w:rPr>
+              <w:t>Given</w:t>
+            </w:r>
+            <w:r>
+              <w:rPr>
+                <w:rFonts w:eastAsia="Arial" w:cstheme="minorHAnsi"/>
+                <w:b/>
+                <w:bCs/>
+                <w:spacing w:val="31"/>
+              </w:rPr>
+              <w:t xml:space="preserve"> </w:t>
+            </w:r>
+            <w:r>
+              <w:rPr>
+                <w:rFonts w:eastAsia="Arial" w:cstheme="minorHAnsi"/>
+                <w:b/>
+                <w:bCs/>
+                <w:w w:val="107"/>
+              </w:rPr>
+              <w:t>Name</w:t>
+            </w:r>
+          </w:p>
+        </w:tc>
+        <w:tc>
+          <w:tcPr>
+            <w:tcW w:w="2589" w:type="dxa"/>
+            <w:gridSpan w:val="4"/>
+            <w:vAlign w:val="center"/>
+          </w:tcPr>
+          <w:p>
+            <w:pPr>
+              <w:keepNext/>
+              <w:widowControl/>
+              <w:spacing w:after="0" w:line="240" w:lineRule="auto"/>
+              <w:ind w:left="144"/>
+              <w:rPr>
+                <w:rFonts w:eastAsia="Arial" w:cstheme="minorHAnsi"/>
+              </w:rPr>
+            </w:pPr>
+            <w:r>
+              <w:rPr>
+                <w:rFonts w:eastAsia="Arial" w:cstheme="minorHAnsi"/>
+                <w:b/>
+                <w:bCs/>
+              </w:rPr>
+              <w:t>Middle</w:t>
+            </w:r>
+            <w:r>
+              <w:rPr>
+                <w:rFonts w:eastAsia="Arial" w:cstheme="minorHAnsi"/>
+                <w:b/>
+                <w:bCs/>
+                <w:spacing w:val="34"/>
+              </w:rPr>
+              <w:t xml:space="preserve"> </w:t>
+            </w:r>
+            <w:r>
+              <w:rPr>
+                <w:rFonts w:eastAsia="Arial" w:cstheme="minorHAnsi"/>
+                <w:b/>
+                <w:bCs/>
+                <w:w w:val="106"/>
+              </w:rPr>
+              <w:t>Name</w:t>
+            </w:r>
+          </w:p>
+        </w:tc>
+        <w:tc>
+          <w:tcPr>
+            <w:tcW w:w="2338" w:type="dxa"/>
+            <w:gridSpan w:val="4"/>
+            <w:vAlign w:val="center"/>
+          </w:tcPr>
+          <w:p>
+            <w:pPr>
+              <w:keepNext/>
+              <w:widowControl/>
+              <w:spacing w:after="0" w:line="240" w:lineRule="auto"/>
+              <w:ind w:left="144"/>
+              <w:rPr>
+                <w:rFonts w:eastAsia="Arial" w:cstheme="minorHAnsi"/>
+              </w:rPr>
+            </w:pPr>
+            <w:r>
+              <w:rPr>
+                <w:rFonts w:eastAsia="Arial" w:cstheme="minorHAnsi"/>
+                <w:b/>
+                <w:bCs/>
+              </w:rPr>
+              <w:t>Family</w:t>
+            </w:r>
+            <w:r>
+              <w:rPr>
+                <w:rFonts w:eastAsia="Arial" w:cstheme="minorHAnsi"/>
+                <w:b/>
+                <w:bCs/>
+                <w:spacing w:val="32"/>
+              </w:rPr>
+              <w:t xml:space="preserve"> </w:t>
+            </w:r>
+            <w:r>
+              <w:rPr>
+                <w:rFonts w:eastAsia="Arial" w:cstheme="minorHAnsi"/>
+                <w:b/>
+                <w:bCs/>
+                <w:w w:val="106"/>
+              </w:rPr>
+              <w:t>Name</w:t>
+            </w:r>
+          </w:p>
+        </w:tc>
+        <w:tc>
+          <w:tcPr>
+            <w:tcW w:w="1912" w:type="dxa"/>
+            <w:vAlign w:val="center"/>
+          </w:tcPr>
+          <w:p>
+            <w:pPr>
+              <w:keepNext/>
+              <w:widowControl/>
+              <w:spacing w:after="0" w:line="240" w:lineRule="auto"/>
+              <w:ind w:left="144"/>
+              <w:rPr>
+                <w:rFonts w:eastAsia="Arial" w:cstheme="minorHAnsi"/>
+              </w:rPr>
+            </w:pPr>
+            <w:r>
+              <w:rPr>
+                <w:rFonts w:eastAsia="Arial" w:cstheme="minorHAnsi"/>
+                <w:b/>
+                <w:bCs/>
+                <w:w w:val="106"/>
+              </w:rPr>
+              <w:t>Suffix</w:t>
+            </w:r>
+          </w:p>
+        </w:tc>
+      </w:tr>
+      <w:tr>
+        <w:trPr>
+          <w:trHeight w:hRule="exact" w:val="394"/>
+        </w:trPr>
+        <w:tc>
+          <w:tcPr>
+            <w:tcW w:w="1072" w:type="dxa"/>
+            <w:gridSpan w:val="3"/>
+            <w:vAlign w:val="center"/>
+          </w:tcPr>
+          <w:p>
+            <w:pPr>
+              <w:keepNext/>
+              <w:widowControl/>
+              <w:spacing w:after="0" w:line="240" w:lineRule="auto"/>
+              <w:jc w:val="center"/>
+              <w:rPr>
+                <w:rFonts w:eastAsia="Times New Roman" w:cstheme="minorHAnsi"/>
+              </w:rPr>
+            </w:pPr>
+            <w:r>
+              <w:rPr>
+                <w:rFonts w:eastAsia="Times New Roman" w:cstheme="minorHAnsi"/>
+              </w:rPr>
+              <w:t>&lt;</w:t>
+            </w:r>
+            <w:r>
+              <w:rPr>
+                <w:rFonts w:eastAsia="Times New Roman" w:cstheme="minorHAnsi"/>
+              </w:rPr>
+              <w:t>&lt;invpre&gt;&gt;</w:t>
+            </w:r>
+          </w:p>
+        </w:tc>
+        <w:tc>
+          <w:tcPr>
+            <w:tcW w:w="2991" w:type="dxa"/>
+            <w:gridSpan w:val="4"/>
+            <w:vAlign w:val="center"/>
+          </w:tcPr>
+          <w:p>
+            <w:pPr>
+              <w:keepNext/>
+              <w:widowControl/>
+              <w:spacing w:after="0" w:line="240" w:lineRule="auto"/>
+              <w:ind w:left="43"/>
+              <w:rPr>
+                <w:rFonts w:cstheme="minorHAnsi"/>
+              </w:rPr>
+            </w:pPr>
+            <w:r>
+              <w:rPr>
+                <w:rFonts w:cstheme="minorHAnsi"/>
+                <w:bCs/>
+              </w:rPr>
+              <w:t>&lt;</w:t>
+            </w:r>
+            <w:r>
+              <w:rPr>
+                <w:rFonts w:cstheme="minorHAnsi"/>
+                <w:bCs/>
+              </w:rPr>
+              <w:t>&lt;inventorFirstName&gt;&gt;</w:t>
+            </w:r>
+          </w:p>
+        </w:tc>
+        <w:tc>
+          <w:tcPr>
+            <w:tcW w:w="2589" w:type="dxa"/>
+            <w:gridSpan w:val="4"/>
+            <w:vAlign w:val="center"/>
+          </w:tcPr>
+          <w:p>
+            <w:pPr>
+              <w:keepNext/>
+              <w:widowControl/>
+              <w:spacing w:after="0" w:line="240" w:lineRule="auto"/>
+              <w:ind w:left="43"/>
+              <w:rPr>
+                <w:rFonts w:cstheme="minorHAnsi"/>
+              </w:rPr>
+            </w:pPr>
+            <w:r>
+              <w:rPr>
+                <w:rFonts w:cstheme="minorHAnsi"/>
+              </w:rPr>
+              <w:t>&lt;&lt;inventorMiddleInitial&gt;&gt;</w:t>
+            </w:r>
+          </w:p>
+        </w:tc>
+        <w:tc>
+          <w:tcPr>
+            <w:tcW w:w="2338" w:type="dxa"/>
+            <w:gridSpan w:val="4"/>
+            <w:vAlign w:val="center"/>
+          </w:tcPr>
+          <w:p>
+            <w:pPr>
+              <w:keepNext/>
+              <w:widowControl/>
+              <w:spacing w:after="0" w:line="240" w:lineRule="auto"/>
+              <w:ind w:left="43"/>
+              <w:rPr>
+                <w:rFonts w:cstheme="minorHAnsi"/>
+              </w:rPr>
+            </w:pPr>
+            <w:r>
+              <w:rPr>
+                <w:rFonts w:cstheme="minorHAnsi"/>
+                <w:bCs/>
+              </w:rPr>
+              <w:t>&lt;</w:t>
+            </w:r>
+            <w:r>
+              <w:rPr>
+                <w:rFonts w:cstheme="minorHAnsi"/>
+                <w:bCs/>
+              </w:rPr>
+              <w:t>&lt;inventorLastName&gt;&gt;</w:t>
+            </w:r>
+          </w:p>
+        </w:tc>
+        <w:tc>
+          <w:tcPr>
+            <w:tcW w:w="1912" w:type="dxa"/>
+            <w:vAlign w:val="center"/>
+          </w:tcPr>
+          <w:p>
+            <w:pPr>
+              <w:keepNext/>
+              <w:widowControl/>
+              <w:spacing w:after="0" w:line="240" w:lineRule="auto"/>
+              <w:ind w:left="43"/>
+              <w:rPr>
+                <w:rFonts w:eastAsia="Times New Roman" w:cstheme="minorHAnsi"/>
+              </w:rPr>
+            </w:pPr>
+            <w:r>
+              <w:rPr>
+                <w:rFonts w:eastAsia="Times New Roman" w:cstheme="minorHAnsi"/>
+              </w:rPr>
+              <w:t>&lt;&lt;inventorSuffix&gt;&gt;</w:t>
+            </w:r>
+          </w:p>
+        </w:tc>
+      </w:tr>
+      <w:tr>
+        <w:trPr>
+          <w:trHeight w:hRule="exact" w:val="673"/>
+        </w:trPr>
+        <w:tc>
+          <w:tcPr>
+            <w:tcW w:w="10902" w:type="dxa"/>
+            <w:gridSpan w:val="16"/>
+            <w:vAlign w:val="center"/>
+          </w:tcPr>
+          <w:p>
+            <w:pPr>
+              <w:tabs>
+                <w:tab w:val="left" w:pos="5500"/>
+                <w:tab w:val="left" w:pos="7660"/>
+              </w:tabs>
+              <w:spacing w:after="0" w:line="261" w:lineRule="exact"/>
+              <w:ind w:right="-20"/>
+              <w:rPr>
+                <w:rFonts w:eastAsia="Arial" w:cstheme="minorHAnsi"/>
+                <w:b/>
+                <w:bCs/>
+                <w:position w:val="2"/>
+              </w:rPr>
+            </w:pPr>
+            <w:r>
+              <w:rPr>
+                <w:rFonts w:eastAsia="Arial" w:cstheme="minorHAnsi"/>
+                <w:b/>
+                <w:bCs/>
+                <w:position w:val="2"/>
+              </w:rPr>
+              <w:t xml:space="preserve">  </w:t>
+            </w:r>
+            <w:r>
+              <w:rPr>
+                <w:rFonts w:eastAsia="Arial" w:cstheme="minorHAnsi"/>
+                <w:b/>
+                <w:bCs/>
+                <w:position w:val="2"/>
+              </w:rPr>
+              <w:t>Residence</w:t>
+            </w:r>
+            <w:r>
+              <w:rPr>
+                <w:rFonts w:eastAsia="Arial" w:cstheme="minorHAnsi"/>
+                <w:b/>
+                <w:bCs/>
+                <w:spacing w:val="37"/>
+                <w:position w:val="2"/>
+              </w:rPr>
+              <w:t xml:space="preserve"> </w:t>
+            </w:r>
+            <w:r>
+              <w:rPr>
+                <w:rFonts w:eastAsia="Arial" w:cstheme="minorHAnsi"/>
+                <w:b/>
+                <w:bCs/>
+                <w:position w:val="2"/>
+              </w:rPr>
+              <w:t>Information</w:t>
+            </w:r>
+            <w:r>
+              <w:rPr>
+                <w:rFonts w:eastAsia="Arial" w:cstheme="minorHAnsi"/>
+                <w:b/>
+                <w:bCs/>
+                <w:spacing w:val="45"/>
+                <w:position w:val="2"/>
+              </w:rPr>
+              <w:t xml:space="preserve"> </w:t>
+            </w:r>
+            <w:r>
+              <w:rPr>
+                <w:rFonts w:eastAsia="Arial" w:cstheme="minorHAnsi"/>
+                <w:b/>
+                <w:bCs/>
+                <w:position w:val="2"/>
+              </w:rPr>
+              <w:t>(Select</w:t>
+            </w:r>
+            <w:r>
+              <w:rPr>
+                <w:rFonts w:eastAsia="Arial" w:cstheme="minorHAnsi"/>
+                <w:b/>
+                <w:bCs/>
+                <w:spacing w:val="25"/>
+                <w:position w:val="2"/>
+              </w:rPr>
+              <w:t xml:space="preserve"> </w:t>
+            </w:r>
+            <w:r>
+              <w:rPr>
+                <w:rFonts w:eastAsia="Arial" w:cstheme="minorHAnsi"/>
+                <w:b/>
+                <w:bCs/>
+                <w:position w:val="2"/>
+              </w:rPr>
+              <w:t>One)</w:t>
+            </w:r>
+          </w:p>
+          <w:p>
+            <w:pPr>
+              <w:tabs>
+                <w:tab w:val="left" w:pos="5500"/>
+                <w:tab w:val="left" w:pos="7660"/>
+              </w:tabs>
+              <w:spacing w:after="0" w:line="261" w:lineRule="exact"/>
+              <w:ind w:left="209" w:right="-20"/>
+              <w:rPr>
+                <w:rFonts w:eastAsia="Arial" w:cstheme="minorHAnsi"/>
+                <w:b/>
+              </w:rPr>
+            </w:pPr>
+            <w:r>
+              <w:rPr>
+                <w:rFonts w:eastAsia="Arial" w:cstheme="minorHAnsi"/>
+                <w:b/>
+                <w:bCs/>
+                <w:position w:val="2"/>
+              </w:rPr>
+              <w:t xml:space="preserve">                                         </w:t>
+            </w:r>
+            <w:r>
+              <w:rPr>
+                <w:rFonts w:eastAsia="Arial" w:cstheme="minorHAnsi"/>
+                <w:b/>
+                <w:bCs/>
+                <w:position w:val="2"/>
+              </w:rPr>
+              <w:t xml:space="preserve">                           </w:t>
+            </w:r>
+            <w:sdt>
+              <w:sdtPr>
+                <w:rPr>
+                  <w:rFonts w:eastAsia="Arial" w:cstheme="minorHAnsi"/>
+                  <w:b/>
+                  <w:bCs/>
+                  <w:spacing w:val="13"/>
+                  <w:position w:val="2"/>
+                  <w:sz w:val="24"/>
+                  <w:szCs w:val="24"/>
+                </w:rPr>
+                <w:id w:val="-830977886"/>
+                <w14:checkbox>
+                  <w14:checked w14:val="0"/>
+                  <w14:checkedState w14:val="2612" w14:font="MS Gothic"/>
+                  <w14:uncheckedState w14:val="2610" w14:font="MS Gothic"/>
+                </w14:checkbox>
+              </w:sdtPr>
+              <w:sdtContent>
+                <w:r>
+                  <w:rPr>
+                    <w:rFonts w:ascii="MS Gothic" w:eastAsia="MS Gothic" w:hAnsi="MS Gothic" w:cstheme="minorHAnsi" w:hint="eastAsia"/>
+                    <w:b/>
+                    <w:bCs/>
+                    <w:spacing w:val="13"/>
+                    <w:position w:val="2"/>
+                    <w:sz w:val="24"/>
+                    <w:szCs w:val="24"/>
+                  </w:rPr>
+                  <w:t>☐</w:t>
+                </w:r>
+              </w:sdtContent>
+            </w:sdt>
+            <w:r>
+              <w:rPr>
+                <w:rFonts w:eastAsia="Arial" w:cstheme="minorHAnsi"/>
+                <w:b/>
+                <w:position w:val="4"/>
+              </w:rPr>
+              <w:t>US</w:t>
+            </w:r>
+            <w:r>
+              <w:rPr>
+                <w:rFonts w:eastAsia="Arial" w:cstheme="minorHAnsi"/>
+                <w:b/>
+                <w:spacing w:val="18"/>
+                <w:position w:val="4"/>
+              </w:rPr>
+              <w:t xml:space="preserve"> </w:t>
+            </w:r>
+            <w:r>
+              <w:rPr>
+                <w:rFonts w:eastAsia="Arial" w:cstheme="minorHAnsi"/>
+                <w:b/>
+                <w:position w:val="4"/>
+              </w:rPr>
+              <w:t>Residency</w:t>
+            </w:r>
+            <w:r>
+              <w:rPr>
+                <w:rFonts w:eastAsia="Arial" w:cstheme="minorHAnsi"/>
+                <w:b/>
+                <w:position w:val="4"/>
+              </w:rPr>
+              <w:tab/>
+            </w:r>
+            <w:sdt>
+              <w:sdtPr>
+                <w:rPr>
+                  <w:rFonts w:eastAsia="Arial" w:cstheme="minorHAnsi"/>
+                  <w:b/>
+                  <w:bCs/>
+                  <w:spacing w:val="13"/>
+                  <w:position w:val="2"/>
+                  <w:sz w:val="24"/>
+                  <w:szCs w:val="24"/>
+                </w:rPr>
+                <w:id w:val="-1318641333"/>
+                <w14:checkbox>
+                  <w14:checked w14:val="0"/>
+                  <w14:checkedState w14:val="2612" w14:font="MS Gothic"/>
+                  <w14:uncheckedState w14:val="2610" w14:font="MS Gothic"/>
+                </w14:checkbox>
+              </w:sdtPr>
+              <w:sdtContent>
+                <w:r>
+                  <w:rPr>
+                    <w:rFonts w:ascii="MS Gothic" w:eastAsia="MS Gothic" w:hAnsi="MS Gothic" w:cs="MS Gothic" w:hint="eastAsia"/>
+                    <w:b/>
+                    <w:bCs/>
+                    <w:spacing w:val="13"/>
+                    <w:position w:val="2"/>
+                    <w:sz w:val="24"/>
+                    <w:szCs w:val="24"/>
+                  </w:rPr>
+                  <w:t>☐</w:t>
+                </w:r>
+              </w:sdtContent>
+            </w:sdt>
+            <w:r>
+              <w:rPr>
+                <w:rFonts w:eastAsia="Arial" w:cstheme="minorHAnsi"/>
+                <w:b/>
+                <w:position w:val="4"/>
+              </w:rPr>
+              <w:t>Non US</w:t>
+            </w:r>
+            <w:r>
+              <w:rPr>
+                <w:rFonts w:eastAsia="Arial" w:cstheme="minorHAnsi"/>
+                <w:b/>
+                <w:spacing w:val="18"/>
+                <w:position w:val="4"/>
+              </w:rPr>
+              <w:t xml:space="preserve"> </w:t>
+            </w:r>
+            <w:r>
+              <w:rPr>
+                <w:rFonts w:eastAsia="Arial" w:cstheme="minorHAnsi"/>
+                <w:b/>
+                <w:position w:val="4"/>
+              </w:rPr>
+              <w:t>Residency</w:t>
+            </w:r>
+            <w:r>
+              <w:rPr>
+                <w:rFonts w:eastAsia="Arial" w:cstheme="minorHAnsi"/>
+                <w:b/>
+                <w:position w:val="4"/>
+              </w:rPr>
+              <w:tab/>
+            </w:r>
+            <w:sdt>
+              <w:sdtPr>
+                <w:rPr>
+                  <w:rFonts w:eastAsia="Arial" w:cstheme="minorHAnsi"/>
+                  <w:b/>
+                  <w:bCs/>
+                  <w:spacing w:val="13"/>
+                  <w:position w:val="2"/>
+                  <w:sz w:val="24"/>
+                  <w:szCs w:val="24"/>
+                </w:rPr>
+                <w:id w:val="-1686589593"/>
+                <w14:checkbox>
+                  <w14:checked w14:val="0"/>
+                  <w14:checkedState w14:val="2612" w14:font="MS Gothic"/>
+                  <w14:uncheckedState w14:val="2610" w14:font="MS Gothic"/>
+                </w14:checkbox>
+              </w:sdtPr>
+              <w:sdtContent>
+                <w:r>
+                  <w:rPr>
+                    <w:rFonts w:ascii="MS Gothic" w:eastAsia="MS Gothic" w:hAnsi="MS Gothic" w:cstheme="minorHAnsi" w:hint="eastAsia"/>
+                    <w:b/>
+                    <w:bCs/>
+                    <w:spacing w:val="13"/>
+                    <w:position w:val="2"/>
+                    <w:sz w:val="24"/>
+                    <w:szCs w:val="24"/>
+                  </w:rPr>
+                  <w:t>☐</w:t>
+                </w:r>
+              </w:sdtContent>
+            </w:sdt>
+            <w:r>
+              <w:rPr>
+                <w:rFonts w:eastAsia="Arial" w:cstheme="minorHAnsi"/>
+                <w:b/>
+                <w:position w:val="4"/>
+              </w:rPr>
+              <w:t>Active US Military Service</w:t>
+            </w:r>
+          </w:p>
+        </w:tc>
+      </w:tr>
+      <w:tr>
+        <w:trPr>
+          <w:trHeight w:hRule="exact" w:val="646"/>
+        </w:trPr>
+        <w:tc>
+          <w:tcPr>
+            <w:tcW w:w="619" w:type="dxa"/>
+            <w:vAlign w:val="center"/>
+          </w:tcPr>
+          <w:p>
+            <w:pPr>
+              <w:spacing w:before="36" w:after="0" w:line="240" w:lineRule="auto"/>
+              <w:ind w:left="137" w:right="-20"/>
+              <w:rPr>
+                <w:rFonts w:eastAsia="Arial" w:cstheme="minorHAnsi"/>
+              </w:rPr>
+            </w:pPr>
+            <w:r>
+              <w:rPr>
+                <w:rFonts w:eastAsia="Arial" w:cstheme="minorHAnsi"/>
+                <w:b/>
+                <w:bCs/>
+                <w:w w:val="109"/>
+              </w:rPr>
+              <w:t>City</w:t>
+            </w:r>
+          </w:p>
+        </w:tc>
+        <w:tc>
+          <w:tcPr>
+            <w:tcW w:w="2343" w:type="dxa"/>
+            <w:gridSpan w:val="5"/>
+            <w:vAlign w:val="center"/>
+          </w:tcPr>
+          <w:p>
+            <w:pPr>
+              <w:tabs>
+                <w:tab w:val="left" w:pos="2420"/>
+                <w:tab w:val="left" w:pos="4840"/>
+              </w:tabs>
+              <w:spacing w:before="40" w:after="0" w:line="240" w:lineRule="auto"/>
+              <w:ind w:left="137" w:right="-20"/>
+              <w:rPr>
+                <w:rFonts w:eastAsia="Arial" w:cstheme="minorHAnsi"/>
+              </w:rPr>
+            </w:pPr>
+            <w:r>
+              <w:rPr>
+                <w:rFonts w:eastAsia="Arial" w:cstheme="minorHAnsi"/>
+                <w:bCs/>
+              </w:rPr>
+              <w:t>&lt;&lt;inventorHomeCity&gt;&gt;</w:t>
+            </w:r>
+          </w:p>
+        </w:tc>
+        <w:tc>
+          <w:tcPr>
+            <w:tcW w:w="1708" w:type="dxa"/>
+            <w:gridSpan w:val="2"/>
+            <w:vAlign w:val="center"/>
+          </w:tcPr>
+          <w:p>
+            <w:pPr>
+              <w:tabs>
+                <w:tab w:val="left" w:pos="2420"/>
+                <w:tab w:val="left" w:pos="4840"/>
+              </w:tabs>
+              <w:spacing w:before="40" w:after="0" w:line="240" w:lineRule="auto"/>
+              <w:ind w:left="43" w:right="-14"/>
+              <w:rPr>
+                <w:rFonts w:eastAsia="Arial" w:cstheme="minorHAnsi"/>
+              </w:rPr>
+            </w:pPr>
+            <w:r>
+              <w:rPr>
+                <w:rFonts w:eastAsia="Arial" w:cstheme="minorHAnsi"/>
+                <w:b/>
+                <w:bCs/>
+                <w:w w:val="116"/>
+                <w:position w:val="1"/>
+              </w:rPr>
+              <w:t>State/Province</w:t>
+            </w:r>
+          </w:p>
+        </w:tc>
+        <w:tc>
+          <w:tcPr>
+            <w:tcW w:w="2342" w:type="dxa"/>
+            <w:gridSpan w:val="5"/>
+            <w:vAlign w:val="center"/>
+          </w:tcPr>
+          <w:p>
+            <w:pPr>
+              <w:tabs>
+                <w:tab w:val="left" w:pos="2420"/>
+                <w:tab w:val="left" w:pos="4840"/>
+              </w:tabs>
+              <w:spacing w:before="40" w:after="0" w:line="240" w:lineRule="auto"/>
+              <w:ind w:left="43" w:right="-14"/>
+              <w:rPr>
+                <w:rFonts w:eastAsia="Arial" w:cstheme="minorHAnsi"/>
+              </w:rPr>
+            </w:pPr>
+            <w:r>
+              <w:rPr>
+                <w:rFonts w:eastAsia="Arial" w:cstheme="minorHAnsi"/>
+                <w:bCs/>
+              </w:rPr>
+              <w:t>&lt;&lt;inventorHomeState&gt;&gt;</w:t>
+            </w:r>
+          </w:p>
+        </w:tc>
+        <w:tc>
+          <w:tcPr>
+            <w:tcW w:w="1170" w:type="dxa"/>
+            <w:vAlign w:val="center"/>
+          </w:tcPr>
+          <w:p>
+            <w:pPr>
+              <w:tabs>
+                <w:tab w:val="left" w:pos="2420"/>
+                <w:tab w:val="left" w:pos="4840"/>
+              </w:tabs>
+              <w:spacing w:before="40" w:after="0" w:line="240" w:lineRule="auto"/>
+              <w:ind w:right="-20"/>
+              <w:jc w:val="center"/>
+              <w:rPr>
+                <w:rFonts w:eastAsia="Arial" w:cstheme="minorHAnsi"/>
+              </w:rPr>
+            </w:pPr>
+            <w:r>
+              <w:rPr>
+                <w:rFonts w:eastAsia="Arial" w:cstheme="minorHAnsi"/>
+                <w:b/>
+                <w:bCs/>
+              </w:rPr>
+              <w:t>Country</w:t>
+            </w:r>
+            <w:r>
+              <w:rPr>
+                <w:rFonts w:eastAsia="Arial" w:cstheme="minorHAnsi"/>
+                <w:b/>
+                <w:bCs/>
+                <w:spacing w:val="39"/>
+              </w:rPr>
+              <w:t xml:space="preserve"> </w:t>
+            </w:r>
+            <w:r>
+              <w:rPr>
+                <w:rFonts w:eastAsia="Arial" w:cstheme="minorHAnsi"/>
+                <w:b/>
+                <w:bCs/>
+              </w:rPr>
+              <w:t>of</w:t>
+            </w:r>
+            <w:r>
+              <w:rPr>
+                <w:rFonts w:eastAsia="Arial" w:cstheme="minorHAnsi"/>
+                <w:b/>
+                <w:bCs/>
+                <w:spacing w:val="22"/>
+              </w:rPr>
+              <w:t xml:space="preserve"> </w:t>
+            </w:r>
+            <w:r>
+              <w:rPr>
+                <w:rFonts w:eastAsia="Arial" w:cstheme="minorHAnsi"/>
+                <w:b/>
+                <w:bCs/>
+              </w:rPr>
+              <w:t>Residence</w:t>
+            </w:r>
+          </w:p>
+        </w:tc>
+        <w:tc>
+          <w:tcPr>
+            <w:tcW w:w="2720" w:type="dxa"/>
+            <w:gridSpan w:val="2"/>
+            <w:vAlign w:val="center"/>
+          </w:tcPr>
+          <w:p>
+            <w:pPr>
+              <w:tabs>
+                <w:tab w:val="left" w:pos="2420"/>
+                <w:tab w:val="left" w:pos="4840"/>
+              </w:tabs>
+              <w:spacing w:before="40" w:after="0" w:line="240" w:lineRule="auto"/>
+              <w:ind w:right="-20"/>
+              <w:rPr>
+                <w:rFonts w:eastAsia="Arial" w:cstheme="minorHAnsi"/>
+              </w:rPr>
+            </w:pPr>
+            <w:r>
+              <w:rPr>
+                <w:rFonts w:eastAsia="Arial" w:cstheme="minorHAnsi"/>
+              </w:rPr>
+              <w:t>&lt;&lt;inventorHomeCountry&gt;&gt;</w:t>
+            </w:r>
+          </w:p>
+        </w:tc>
+      </w:tr>
+      <w:tr>
+        <w:trPr>
+          <w:trHeight w:hRule="exact" w:val="403"/>
+        </w:trPr>
+        <w:tc>
+          <w:tcPr>
+            <w:tcW w:w="10902" w:type="dxa"/>
+            <w:gridSpan w:val="16"/>
+            <w:vAlign w:val="center"/>
+          </w:tcPr>
+          <w:p>
+            <w:pPr>
+              <w:spacing w:after="0" w:line="240" w:lineRule="auto"/>
+              <w:ind w:left="144" w:right="-144"/>
+              <w:rPr>
+                <w:rFonts w:eastAsia="Arial" w:cstheme="minorHAnsi"/>
+              </w:rPr>
+            </w:pPr>
+            <w:r>
+              <w:rPr>
+                <w:rFonts w:eastAsia="Arial" w:cstheme="minorHAnsi"/>
+                <w:b/>
+                <w:bCs/>
+              </w:rPr>
+              <w:t>Mailing</w:t>
+            </w:r>
+            <w:r>
+              <w:rPr>
+                <w:rFonts w:eastAsia="Arial" w:cstheme="minorHAnsi"/>
+                <w:b/>
+                <w:bCs/>
+                <w:spacing w:val="18"/>
+              </w:rPr>
+              <w:t xml:space="preserve"> </w:t>
+            </w:r>
+            <w:r>
+              <w:rPr>
+                <w:rFonts w:eastAsia="Arial" w:cstheme="minorHAnsi"/>
+                <w:b/>
+                <w:bCs/>
+              </w:rPr>
+              <w:t>Address</w:t>
+            </w:r>
+            <w:r>
+              <w:rPr>
+                <w:rFonts w:eastAsia="Arial" w:cstheme="minorHAnsi"/>
+                <w:b/>
+                <w:bCs/>
+                <w:spacing w:val="34"/>
+              </w:rPr>
+              <w:t xml:space="preserve"> </w:t>
+            </w:r>
+            <w:r>
+              <w:rPr>
+                <w:rFonts w:eastAsia="Arial" w:cstheme="minorHAnsi"/>
+                <w:b/>
+                <w:bCs/>
+              </w:rPr>
+              <w:t>of</w:t>
+            </w:r>
+            <w:r>
+              <w:rPr>
+                <w:rFonts w:eastAsia="Arial" w:cstheme="minorHAnsi"/>
+                <w:b/>
+                <w:bCs/>
+                <w:spacing w:val="21"/>
+              </w:rPr>
+              <w:t xml:space="preserve"> </w:t>
+            </w:r>
+            <w:r>
+              <w:rPr>
+                <w:rFonts w:eastAsia="Arial" w:cstheme="minorHAnsi"/>
+                <w:b/>
+                <w:bCs/>
+                <w:w w:val="105"/>
+              </w:rPr>
+              <w:t xml:space="preserve">Inventor: </w:t>
+            </w:r>
+          </w:p>
+        </w:tc>
+      </w:tr>
+      <w:tr>
+        <w:trPr>
+          <w:trHeight w:hRule="exact" w:val="346"/>
+        </w:trPr>
+        <w:tc>
+          <w:tcPr>
+            <w:tcW w:w="2245" w:type="dxa"/>
+            <w:gridSpan w:val="5"/>
+            <w:vAlign w:val="center"/>
+          </w:tcPr>
+          <w:p>
+            <w:pPr>
+              <w:spacing w:after="0" w:line="240" w:lineRule="auto"/>
+              <w:ind w:left="144" w:right="-144"/>
+              <w:rPr>
+                <w:rFonts w:eastAsia="Arial" w:cstheme="minorHAnsi"/>
+              </w:rPr>
+            </w:pPr>
+            <w:r>
+              <w:rPr>
+                <w:rFonts w:eastAsia="Arial" w:cstheme="minorHAnsi"/>
+                <w:b/>
+                <w:bCs/>
+              </w:rPr>
+              <w:t>Address</w:t>
+            </w:r>
+            <w:r>
+              <w:rPr>
+                <w:rFonts w:eastAsia="Arial" w:cstheme="minorHAnsi"/>
+                <w:b/>
+                <w:bCs/>
+                <w:spacing w:val="33"/>
+              </w:rPr>
+              <w:t xml:space="preserve"> </w:t>
+            </w:r>
+            <w:r>
+              <w:rPr>
+                <w:rFonts w:eastAsia="Arial" w:cstheme="minorHAnsi"/>
+                <w:b/>
+                <w:bCs/>
+                <w:w w:val="121"/>
+              </w:rPr>
+              <w:t>1</w:t>
+            </w:r>
+          </w:p>
+        </w:tc>
+        <w:tc>
+          <w:tcPr>
+            <w:tcW w:w="8657" w:type="dxa"/>
+            <w:gridSpan w:val="11"/>
+            <w:vAlign w:val="center"/>
+          </w:tcPr>
+          <w:p>
+            <w:pPr>
+              <w:spacing w:after="0" w:line="240" w:lineRule="auto"/>
+              <w:ind w:left="43"/>
+              <w:rPr>
+                <w:rFonts w:cstheme="minorHAnsi"/>
+              </w:rPr>
+            </w:pPr>
+            <w:r>
+              <w:rPr>
+                <w:rFonts w:cs="Arial"/>
+              </w:rPr>
+              <w:t>&lt;</w:t>
+            </w:r>
+            <w:r>
+              <w:rPr>
+                <w:rFonts w:cs="Arial"/>
+              </w:rPr>
+              <w:t>&lt;inventorMailingStreet</w:t>
+            </w:r>
+            <w:r>
+              <w:rPr>
+                <w:rFonts w:cs="Arial"/>
+              </w:rPr>
+              <w:t>1</w:t>
+            </w:r>
+            <w:r>
+              <w:rPr>
+                <w:rFonts w:cs="Arial"/>
+              </w:rPr>
+              <w:t>&gt;&gt;</w:t>
+            </w:r>
+          </w:p>
+        </w:tc>
+      </w:tr>
+      <w:tr>
+        <w:trPr>
+          <w:trHeight w:hRule="exact" w:val="360"/>
+        </w:trPr>
+        <w:tc>
+          <w:tcPr>
+            <w:tcW w:w="2245" w:type="dxa"/>
+            <w:gridSpan w:val="5"/>
+            <w:vAlign w:val="center"/>
+          </w:tcPr>
+          <w:p>
+            <w:pPr>
+              <w:spacing w:after="0" w:line="240" w:lineRule="auto"/>
+              <w:ind w:left="144" w:right="-144"/>
+              <w:rPr>
+                <w:rFonts w:eastAsia="Arial" w:cstheme="minorHAnsi"/>
+              </w:rPr>
+            </w:pPr>
+            <w:r>
+              <w:rPr>
+                <w:rFonts w:eastAsia="Arial" w:cstheme="minorHAnsi"/>
+                <w:b/>
+                <w:bCs/>
+              </w:rPr>
+              <w:t>Address</w:t>
+            </w:r>
+            <w:r>
+              <w:rPr>
+                <w:rFonts w:eastAsia="Arial" w:cstheme="minorHAnsi"/>
+                <w:b/>
+                <w:bCs/>
+                <w:spacing w:val="43"/>
+              </w:rPr>
+              <w:t xml:space="preserve"> </w:t>
+            </w:r>
+            <w:r>
+              <w:rPr>
+                <w:rFonts w:eastAsia="Arial" w:cstheme="minorHAnsi"/>
+                <w:b/>
+                <w:bCs/>
+                <w:w w:val="110"/>
+              </w:rPr>
+              <w:t>2</w:t>
+            </w:r>
+          </w:p>
+        </w:tc>
+        <w:tc>
+          <w:tcPr>
+            <w:tcW w:w="8657" w:type="dxa"/>
+            <w:gridSpan w:val="11"/>
+            <w:vAlign w:val="center"/>
+          </w:tcPr>
+          <w:p>
+            <w:pPr>
+              <w:spacing w:after="0" w:line="240" w:lineRule="auto"/>
+              <w:ind w:right="-144"/>
+              <w:rPr>
+                <w:rFonts w:cstheme="minorHAnsi"/>
+              </w:rPr>
+            </w:pPr>
+            <w:r>
+              <w:rPr>
+                <w:rFonts w:cs="Arial"/>
+              </w:rPr>
+              <w:t xml:space="preserve"> </w:t>
+            </w:r>
+            <w:r>
+              <w:rPr>
+                <w:rFonts w:cs="Arial"/>
+              </w:rPr>
+              <w:t>&lt;&lt;inventorMailingStreet</w:t>
+            </w:r>
+            <w:r>
+              <w:rPr>
+                <w:rFonts w:cs="Arial"/>
+              </w:rPr>
+              <w:t>2</w:t>
+            </w:r>
+            <w:r>
+              <w:rPr>
+                <w:rFonts w:cs="Arial"/>
+              </w:rPr>
+              <w:t>&gt;&gt;</w:t>
+            </w:r>
+          </w:p>
+        </w:tc>
+      </w:tr>
+      <w:tr>
+        <w:trPr>
+          <w:trHeight w:hRule="exact" w:val="360"/>
+        </w:trPr>
+        <w:tc>
+          <w:tcPr>
+            <w:tcW w:w="1063" w:type="dxa"/>
+            <w:gridSpan w:val="2"/>
+            <w:tcBorders>
+              <w:bottom w:val="single" w:sz="2" w:space="0" w:color="000000"/>
+            </w:tcBorders>
+            <w:vAlign w:val="center"/>
+          </w:tcPr>
+          <w:p>
+            <w:pPr>
+              <w:tabs>
+                <w:tab w:val="left" w:pos="1060"/>
+                <w:tab w:val="left" w:pos="5560"/>
+                <w:tab w:val="left" w:pos="7540"/>
+              </w:tabs>
+              <w:spacing w:after="0" w:line="240" w:lineRule="auto"/>
+              <w:ind w:left="144" w:right="-144"/>
+              <w:rPr>
+                <w:rFonts w:eastAsia="Arial" w:cstheme="minorHAnsi"/>
+              </w:rPr>
+            </w:pPr>
+            <w:r>
+              <w:rPr>
+                <w:rFonts w:eastAsia="Arial" w:cstheme="minorHAnsi"/>
+                <w:b/>
+                <w:bCs/>
+                <w:position w:val="6"/>
+              </w:rPr>
+              <w:t>City</w:t>
+            </w:r>
+            <w:r>
+              <w:rPr>
+                <w:rFonts w:eastAsia="Arial" w:cstheme="minorHAnsi"/>
+                <w:b/>
+                <w:bCs/>
+                <w:spacing w:val="-21"/>
+                <w:position w:val="6"/>
+              </w:rPr>
+              <w:t xml:space="preserve"> </w:t>
+            </w:r>
+          </w:p>
+        </w:tc>
+        <w:tc>
+          <w:tcPr>
+            <w:tcW w:w="4048" w:type="dxa"/>
+            <w:gridSpan w:val="7"/>
+            <w:tcBorders>
+              <w:bottom w:val="single" w:sz="2" w:space="0" w:color="000000"/>
+            </w:tcBorders>
+            <w:vAlign w:val="center"/>
+          </w:tcPr>
+          <w:p>
+            <w:pPr>
+              <w:tabs>
+                <w:tab w:val="left" w:pos="1060"/>
+                <w:tab w:val="left" w:pos="5560"/>
+                <w:tab w:val="left" w:pos="7540"/>
+              </w:tabs>
+              <w:spacing w:after="0" w:line="240" w:lineRule="auto"/>
+              <w:ind w:left="43" w:right="-144"/>
+              <w:rPr>
+                <w:rFonts w:eastAsia="Arial" w:cstheme="minorHAnsi"/>
+              </w:rPr>
+            </w:pPr>
+            <w:r>
+              <w:rPr>
+                <w:rFonts w:cs="Arial"/>
+                <w:bCs/>
+              </w:rPr>
+              <w:t>&lt;&lt;inventorMailingCity&gt;&gt;</w:t>
+            </w:r>
+          </w:p>
+        </w:tc>
+        <w:tc>
+          <w:tcPr>
+            <w:tcW w:w="1809" w:type="dxa"/>
+            <w:gridSpan w:val="3"/>
+            <w:tcBorders>
+              <w:bottom w:val="single" w:sz="2" w:space="0" w:color="000000"/>
+            </w:tcBorders>
+            <w:vAlign w:val="center"/>
+          </w:tcPr>
+          <w:p>
+            <w:pPr>
+              <w:tabs>
+                <w:tab w:val="left" w:pos="1060"/>
+                <w:tab w:val="left" w:pos="5560"/>
+                <w:tab w:val="left" w:pos="7540"/>
+              </w:tabs>
+              <w:spacing w:after="0" w:line="240" w:lineRule="auto"/>
+              <w:ind w:left="144" w:right="-144"/>
+              <w:rPr>
+                <w:rFonts w:eastAsia="Arial" w:cstheme="minorHAnsi"/>
+              </w:rPr>
+            </w:pPr>
+            <w:r>
+              <w:rPr>
+                <w:rFonts w:eastAsia="Arial" w:cstheme="minorHAnsi"/>
+                <w:b/>
+                <w:bCs/>
+                <w:w w:val="105"/>
+                <w:position w:val="6"/>
+              </w:rPr>
+              <w:t>State/Provinc</w:t>
+            </w:r>
+            <w:r>
+              <w:rPr>
+                <w:rFonts w:eastAsia="Arial" w:cstheme="minorHAnsi"/>
+                <w:b/>
+                <w:bCs/>
+                <w:w w:val="105"/>
+                <w:position w:val="6"/>
+              </w:rPr>
+              <w:t>e</w:t>
+            </w:r>
+          </w:p>
+        </w:tc>
+        <w:tc>
+          <w:tcPr>
+            <w:tcW w:w="3982" w:type="dxa"/>
+            <w:gridSpan w:val="4"/>
+            <w:tcBorders>
+              <w:bottom w:val="single" w:sz="2" w:space="0" w:color="000000"/>
+            </w:tcBorders>
+            <w:vAlign w:val="center"/>
+          </w:tcPr>
+          <w:p>
+            <w:pPr>
+              <w:tabs>
+                <w:tab w:val="left" w:pos="1060"/>
+                <w:tab w:val="left" w:pos="5560"/>
+                <w:tab w:val="left" w:pos="7540"/>
+              </w:tabs>
+              <w:spacing w:after="0" w:line="240" w:lineRule="auto"/>
+              <w:ind w:left="43" w:right="-144"/>
+              <w:rPr>
+                <w:rFonts w:eastAsia="Arial" w:cstheme="minorHAnsi"/>
+              </w:rPr>
+            </w:pPr>
+            <w:r>
+              <w:rPr>
+                <w:rFonts w:eastAsia="Arial" w:cstheme="minorHAnsi"/>
+                <w:bCs/>
+              </w:rPr>
+              <w:t>&lt;&lt;inventorMailingState&gt;&gt;</w:t>
+            </w:r>
+          </w:p>
+        </w:tc>
+      </w:tr>
+      <w:tr>
+        <w:trPr>
+          <w:trHeight w:hRule="exact" w:val="360"/>
+        </w:trPr>
+        <w:tc>
+          <w:tcPr>
+            <w:tcW w:w="2231" w:type="dxa"/>
+            <w:gridSpan w:val="4"/>
+            <w:tcBorders>
+              <w:bottom w:val="single" w:sz="2" w:space="0" w:color="000000"/>
+            </w:tcBorders>
+            <w:vAlign w:val="center"/>
+          </w:tcPr>
+          <w:p>
+            <w:pPr>
+              <w:tabs>
+                <w:tab w:val="left" w:pos="1060"/>
+                <w:tab w:val="left" w:pos="5560"/>
+                <w:tab w:val="left" w:pos="7540"/>
+              </w:tabs>
+              <w:spacing w:after="0" w:line="240" w:lineRule="auto"/>
+              <w:ind w:left="144"/>
+              <w:rPr>
+                <w:rFonts w:eastAsia="Arial" w:cstheme="minorHAnsi"/>
+              </w:rPr>
+            </w:pPr>
+            <w:r>
+              <w:rPr>
+                <w:rFonts w:eastAsia="Arial" w:cstheme="minorHAnsi"/>
+                <w:b/>
+                <w:bCs/>
+              </w:rPr>
+              <w:t>Postal</w:t>
+            </w:r>
+            <w:r>
+              <w:rPr>
+                <w:rFonts w:eastAsia="Arial" w:cstheme="minorHAnsi"/>
+                <w:b/>
+                <w:bCs/>
+                <w:spacing w:val="23"/>
+              </w:rPr>
+              <w:t xml:space="preserve"> </w:t>
+            </w:r>
+            <w:r>
+              <w:rPr>
+                <w:rFonts w:eastAsia="Arial" w:cstheme="minorHAnsi"/>
+                <w:b/>
+                <w:bCs/>
+                <w:w w:val="106"/>
+              </w:rPr>
+              <w:t>Code</w:t>
+            </w:r>
+          </w:p>
+        </w:tc>
+        <w:tc>
+          <w:tcPr>
+            <w:tcW w:w="2880" w:type="dxa"/>
+            <w:gridSpan w:val="5"/>
+            <w:tcBorders>
+              <w:bottom w:val="single" w:sz="2" w:space="0" w:color="000000"/>
+            </w:tcBorders>
+            <w:vAlign w:val="center"/>
+          </w:tcPr>
+          <w:p>
+            <w:pPr>
+              <w:tabs>
+                <w:tab w:val="left" w:pos="1060"/>
+                <w:tab w:val="left" w:pos="5560"/>
+                <w:tab w:val="left" w:pos="7540"/>
+              </w:tabs>
+              <w:spacing w:after="0" w:line="240" w:lineRule="auto"/>
+              <w:ind w:left="43"/>
+              <w:rPr>
+                <w:rFonts w:eastAsia="Arial" w:cstheme="minorHAnsi"/>
+              </w:rPr>
+            </w:pPr>
+            <w:r>
+              <w:rPr>
+                <w:rFonts w:eastAsia="Arial" w:cstheme="minorHAnsi"/>
+                <w:bCs/>
+              </w:rPr>
+              <w:t>&lt;&lt;inventorMailingZip&gt;&gt;</w:t>
+            </w:r>
+          </w:p>
+        </w:tc>
+        <w:tc>
+          <w:tcPr>
+            <w:tcW w:w="1170" w:type="dxa"/>
+            <w:tcBorders>
+              <w:bottom w:val="single" w:sz="2" w:space="0" w:color="000000"/>
+            </w:tcBorders>
+            <w:vAlign w:val="center"/>
+          </w:tcPr>
+          <w:p>
+            <w:pPr>
+              <w:tabs>
+                <w:tab w:val="left" w:pos="1060"/>
+                <w:tab w:val="left" w:pos="5560"/>
+                <w:tab w:val="left" w:pos="7540"/>
+              </w:tabs>
+              <w:spacing w:after="0" w:line="240" w:lineRule="auto"/>
+              <w:ind w:left="144"/>
+              <w:rPr>
+                <w:rFonts w:eastAsia="Arial" w:cstheme="minorHAnsi"/>
+                <w:b/>
+              </w:rPr>
+            </w:pPr>
+            <w:r>
+              <w:rPr>
+                <w:rFonts w:eastAsia="Arial" w:cstheme="minorHAnsi"/>
+                <w:b/>
+              </w:rPr>
+              <w:t>Country</w:t>
+            </w:r>
+          </w:p>
+        </w:tc>
+        <w:tc>
+          <w:tcPr>
+            <w:tcW w:w="4621" w:type="dxa"/>
+            <w:gridSpan w:val="6"/>
+            <w:tcBorders>
+              <w:bottom w:val="single" w:sz="2" w:space="0" w:color="000000"/>
+            </w:tcBorders>
+            <w:vAlign w:val="center"/>
+          </w:tcPr>
+          <w:p>
+            <w:pPr>
+              <w:tabs>
+                <w:tab w:val="left" w:pos="1060"/>
+                <w:tab w:val="left" w:pos="5560"/>
+                <w:tab w:val="left" w:pos="7540"/>
+              </w:tabs>
+              <w:spacing w:after="0" w:line="240" w:lineRule="auto"/>
+              <w:ind w:left="43"/>
+              <w:rPr>
+                <w:rFonts w:eastAsia="Arial" w:cstheme="minorHAnsi"/>
+              </w:rPr>
+            </w:pPr>
+            <w:r>
+              <w:rPr>
+                <w:rFonts w:eastAsia="Arial" w:cstheme="minorHAnsi"/>
+                <w:bCs/>
+              </w:rPr>
+              <w:t>&lt;&lt;inventorMailingCountry&gt;&gt;</w:t>
+            </w:r>
+          </w:p>
+        </w:tc>
+      </w:tr>
+    </w:tbl>
+    <w:p>
+      <w:pPr>
         <w:spacing w:after="0" w:line="120" w:lineRule="auto"/>
-        <w:ind w:right="-14"/>
+        <w:ind w:left="130" w:right="-14"/>
         <w:rPr>
           <w:rFonts w:eastAsia="Arial" w:cstheme="minorHAnsi"/>
           <w:bCs/>
@@ -841,8 +2649,31 @@
               <w:rPr>
                 <w:rFonts w:cstheme="minorHAnsi"/>
               </w:rPr>
-              <w:t>&lt;&lt;custNoEmail&gt;&gt;</w:t>
-            </w:r>
+              <w:t>&lt;&lt;</w:t>
+            </w:r>
+            <w:proofErr w:type="spellStart"/>
+            <w:r>
+              <w:rPr>
+                <w:rFonts w:cstheme="minorHAnsi"/>
+              </w:rPr>
+              <w:t>custNoEmail</w:t>
+            </w:r>
+            <w:proofErr w:type="spellEnd"/>
+            <w:r>
+              <w:rPr>
+                <w:rFonts w:cstheme="minorHAnsi"/>
+              </w:rPr>
+              <w:t>&gt;&gt;</w:t>
+            </w:r>
+          </w:p>
+          <w:p>
+            <w:pPr>
+              <w:spacing w:after="0" w:line="240" w:lineRule="auto"/>
+              <w:ind w:left="43"/>
+              <w:rPr>
+                <w:rFonts w:cstheme="minorHAnsi"/>
+              </w:rPr>
+            </w:pPr>
           </w:p>
         </w:tc>
       </w:tr>
@@ -1029,19 +2860,7 @@
               <w:rPr>
                 <w:rFonts w:cstheme="minorHAnsi"/>
               </w:rPr>
-              <w:t>&lt;&lt;</w:t>
-            </w:r>
-            <w:r>
-              <w:rPr>
-                <w:rFonts w:cstheme="minorHAnsi"/>
-              </w:rPr>
-              <w:t>app</w:t>
-            </w:r>
-            <w:r>
-              <w:rPr>
-                <w:rFonts w:cstheme="minorHAnsi"/>
-              </w:rPr>
-              <w:t>title&gt;&gt;</w:t>
+              <w:t>&lt;&lt;title&gt;&gt;</w:t>
             </w:r>
           </w:p>
         </w:tc>
@@ -1140,19 +2959,7 @@
               <w:rPr>
                 <w:rFonts w:eastAsia="Arial" w:cstheme="minorHAnsi"/>
               </w:rPr>
-              <w:t>&lt;&lt;</w:t>
-            </w:r>
-            <w:r>
-              <w:rPr>
-                <w:rFonts w:eastAsia="Arial" w:cstheme="minorHAnsi"/>
-              </w:rPr>
-              <w:t>app</w:t>
-            </w:r>
-            <w:r>
-              <w:rPr>
-                <w:rFonts w:eastAsia="Arial" w:cstheme="minorHAnsi"/>
-              </w:rPr>
-              <w:t>matterNo&gt;&gt;</w:t>
+              <w:t>&lt;&lt;matterNo&gt;&gt;</w:t>
             </w:r>
           </w:p>
         </w:tc>
@@ -1295,21 +3102,7 @@
                 <w:rFonts w:eastAsia="Arial" w:cstheme="minorHAnsi"/>
                 <w:bCs/>
               </w:rPr>
-              <w:t>&lt;&lt;app</w:t>
-            </w:r>
-            <w:r>
-              <w:rPr>
-                <w:rFonts w:eastAsia="Arial" w:cstheme="minorHAnsi"/>
-                <w:bCs/>
-              </w:rPr>
-              <w:t>p</w:t>
-            </w:r>
-            <w:r>
-              <w:rPr>
-                <w:rFonts w:eastAsia="Arial" w:cstheme="minorHAnsi"/>
-                <w:bCs/>
-              </w:rPr>
-              <w:t>rov&gt;&gt;</w:t>
+              <w:t>Non-Provisional</w:t>
             </w:r>
           </w:p>
         </w:tc>
@@ -1376,19 +3169,7 @@
               <w:rPr>
                 <w:rFonts w:cs="Arial"/>
               </w:rPr>
-              <w:t>&lt;&lt;</w:t>
-            </w:r>
-            <w:r>
-              <w:rPr>
-                <w:rFonts w:cs="Arial"/>
-              </w:rPr>
-              <w:t>app</w:t>
-            </w:r>
-            <w:r>
-              <w:rPr>
-                <w:rFonts w:cs="Arial"/>
-              </w:rPr>
-              <w:t>matterType&gt;&gt;</w:t>
+              <w:t>&lt;&lt;matterType&gt;&gt;</w:t>
             </w:r>
           </w:p>
         </w:tc>
@@ -1622,6 +3403,7 @@
                 <w:b/>
                 <w:bCs/>
               </w:rPr>
+              <w:lastRenderedPageBreak/>
               <w:t>Only complete this section when filing an application by reference under 35 U.S.C. 111(c) and 37 CFR 1.57(a).</w:t>
             </w:r>
             <w:r>
@@ -5733,6 +7515,7 @@
           <w:sz w:val="28"/>
           <w:szCs w:val="24"/>
         </w:rPr>
+        <w:lastRenderedPageBreak/>
         <w:t>Foreign</w:t>
       </w:r>
       <w:r>
@@ -6452,7 +8235,6 @@
                 <w:sz w:val="24"/>
                 <w:szCs w:val="24"/>
               </w:rPr>
-              <w:lastRenderedPageBreak/>
               <w:t xml:space="preserve">NOTE: </w:t>
             </w:r>
             <w:r>
@@ -7656,20 +9438,4378 @@
         <w:t>Applicant Information:</w:t>
       </w:r>
     </w:p>
+    <w:tbl>
+      <w:tblPr>
+        <w:tblStyle w:val="TableGrid"/>
+        <w:tblW w:w="0" w:type="auto"/>
+        <w:jc w:val="center"/>
+        <w:tblLook w:val="04A0" w:firstRow="1" w:lastRow="0" w:firstColumn="1" w:lastColumn="0" w:noHBand="0" w:noVBand="1"/>
+      </w:tblPr>
+      <w:tblGrid>
+        <w:gridCol w:w="1966"/>
+        <w:gridCol w:w="288"/>
+        <w:gridCol w:w="954"/>
+        <w:gridCol w:w="936"/>
+        <w:gridCol w:w="1044"/>
+        <w:gridCol w:w="180"/>
+        <w:gridCol w:w="954"/>
+        <w:gridCol w:w="1206"/>
+        <w:gridCol w:w="594"/>
+        <w:gridCol w:w="378"/>
+        <w:gridCol w:w="2316"/>
+      </w:tblGrid>
+      <w:tr>
+        <w:trPr>
+          <w:trHeight w:val="710"/>
+          <w:jc w:val="center"/>
+        </w:trPr>
+        <w:tc>
+          <w:tcPr>
+            <w:tcW w:w="10816" w:type="dxa"/>
+            <w:gridSpan w:val="11"/>
+            <w:vAlign w:val="center"/>
+          </w:tcPr>
+          <w:p>
+            <w:r>
+              <w:rPr>
+                <w:rFonts w:cstheme="minorHAnsi"/>
+                <w:b/>
+                <w:sz w:val="20"/>
+                <w:szCs w:val="20"/>
+              </w:rPr>
+              <w:t>Providing assignment information in this section does not substitute for compliance with any requirement of part 3 of Title 37 of CFR to have an assignment recorded by the Office.</w:t>
+            </w:r>
+          </w:p>
+        </w:tc>
+      </w:tr>
+      <w:tr>
+        <w:trPr>
+          <w:trHeight w:val="490"/>
+          <w:jc w:val="center"/>
+        </w:trPr>
+        <w:tc>
+          <w:tcPr>
+            <w:tcW w:w="10816" w:type="dxa"/>
+            <w:gridSpan w:val="11"/>
+            <w:vAlign w:val="center"/>
+          </w:tcPr>
+          <w:p>
+            <w:r>
+              <w:rPr>
+                <w:b/>
+                <w:sz w:val="24"/>
+                <w:szCs w:val="24"/>
+              </w:rPr>
+              <w:t xml:space="preserve">&lt;&lt;applCnt&gt;&gt;  </w:t>
+            </w:r>
+            <w:r>
+              <w:t>&lt;&lt;applicant&gt;&gt;</w:t>
+            </w:r>
+          </w:p>
+        </w:tc>
+      </w:tr>
+      <w:tr>
+        <w:trPr>
+          <w:trHeight w:val="1880"/>
+          <w:jc w:val="center"/>
+        </w:trPr>
+        <w:tc>
+          <w:tcPr>
+            <w:tcW w:w="10816" w:type="dxa"/>
+            <w:gridSpan w:val="11"/>
+            <w:vAlign w:val="center"/>
+          </w:tcPr>
+          <w:p>
+            <w:r>
+              <w:rPr>
+                <w:rFonts w:cstheme="minorHAnsi"/>
+                <w:b/>
+                <w:sz w:val="20"/>
+                <w:szCs w:val="20"/>
+              </w:rPr>
+              <w:t>If the applicant is the inventor (or the remaining joint inventor or inventors under 37 CFR 1.45), this section should not be completed.</w:t>
+            </w:r>
+            <w:r>
+              <w:rPr>
+                <w:rFonts w:cstheme="minorHAnsi"/>
+                <w:b/>
+                <w:sz w:val="20"/>
+                <w:szCs w:val="20"/>
+              </w:rPr>
+              <w:t xml:space="preserve"> The information to be provided in this section is the name and address of the legal representative who is the applicant under 37 CFR 1.43; or the name and address of the assignee, person to whom the inventor is under an obligation to assign the invention, or person who otherwise shows sufficient proprietary interest in the matter who is the applicant under 37 CFR 1.46. If the applicant is an applicant under 37 CFR 1.46 (assignee, person to whom the inventor is obligated to assign, or person who otherwise shows sufficient proprietary interest) together with one or more joint inventors, then the joint inventor or inventors who are also the applicant should be identified in this section.</w:t>
+            </w:r>
+          </w:p>
+        </w:tc>
+      </w:tr>
+      <w:tr>
+        <w:trPr>
+          <w:trHeight w:val="490"/>
+          <w:jc w:val="center"/>
+        </w:trPr>
+        <w:tc>
+          <w:tcPr>
+            <w:tcW w:w="2254" w:type="dxa"/>
+            <w:gridSpan w:val="2"/>
+          </w:tcPr>
+          <w:p>
+            <w:pPr>
+              <w:tabs>
+                <w:tab w:val="left" w:pos="825"/>
+              </w:tabs>
+              <w:rPr>
+                <w:rFonts w:ascii="Calibri" w:hAnsi="Calibri" w:cstheme="minorHAnsi"/>
+              </w:rPr>
+            </w:pPr>
+            <w:sdt>
+              <w:sdtPr>
+                <w:rPr>
+                  <w:rFonts w:ascii="Calibri" w:hAnsi="Calibri" w:cstheme="minorHAnsi"/>
+                  <w:b/>
+                </w:rPr>
+                <w:id w:val="-388029183"/>
+                <w14:checkbox>
+                  <w14:checked w14:val="0"/>
+                  <w14:checkedState w14:val="2612" w14:font="MS Gothic"/>
+                  <w14:uncheckedState w14:val="2610" w14:font="MS Gothic"/>
+                </w14:checkbox>
+              </w:sdtPr>
+              <w:sdtContent>
+                <w:r>
+                  <w:rPr>
+                    <w:rFonts w:ascii="MS Gothic" w:eastAsia="MS Gothic" w:hAnsi="MS Gothic" w:cstheme="minorHAnsi" w:hint="eastAsia"/>
+                    <w:b/>
+                  </w:rPr>
+                  <w:t>☐</w:t>
+                </w:r>
+              </w:sdtContent>
+            </w:sdt>
+            <w:r>
+              <w:rPr>
+                <w:rFonts w:ascii="Calibri" w:hAnsi="Calibri" w:cstheme="minorHAnsi"/>
+                <w:b/>
+              </w:rPr>
+              <w:t xml:space="preserve">  Assignee</w:t>
+            </w:r>
+          </w:p>
+        </w:tc>
+        <w:tc>
+          <w:tcPr>
+            <w:tcW w:w="5868" w:type="dxa"/>
+            <w:gridSpan w:val="7"/>
+          </w:tcPr>
+          <w:p>
+            <w:pPr>
+              <w:rPr>
+                <w:rFonts w:ascii="Calibri" w:hAnsi="Calibri" w:cstheme="minorHAnsi"/>
+              </w:rPr>
+            </w:pPr>
+            <w:sdt>
+              <w:sdtPr>
+                <w:rPr>
+                  <w:rFonts w:ascii="Calibri" w:hAnsi="Calibri" w:cstheme="minorHAnsi"/>
+                  <w:b/>
+                </w:rPr>
+                <w:id w:val="593984586"/>
+                <w14:checkbox>
+                  <w14:checked w14:val="0"/>
+                  <w14:checkedState w14:val="2612" w14:font="MS Gothic"/>
+                  <w14:uncheckedState w14:val="2610" w14:font="MS Gothic"/>
+                </w14:checkbox>
+              </w:sdtPr>
+              <w:sdtContent>
+                <w:r>
+                  <w:rPr>
+                    <w:rFonts w:ascii="MS Gothic" w:eastAsia="MS Gothic" w:hAnsi="MS Gothic" w:cstheme="minorHAnsi" w:hint="eastAsia"/>
+                    <w:b/>
+                  </w:rPr>
+                  <w:t>☐</w:t>
+                </w:r>
+              </w:sdtContent>
+            </w:sdt>
+            <w:r>
+              <w:rPr>
+                <w:rFonts w:ascii="Calibri" w:hAnsi="Calibri" w:cstheme="minorHAnsi"/>
+                <w:b/>
+              </w:rPr>
+              <w:t xml:space="preserve">  Legal Representative under 35 U.S.C. 117</w:t>
+            </w:r>
+          </w:p>
+        </w:tc>
+        <w:tc>
+          <w:tcPr>
+            <w:tcW w:w="2694" w:type="dxa"/>
+            <w:gridSpan w:val="2"/>
+          </w:tcPr>
+          <w:p>
+            <w:pPr>
+              <w:rPr>
+                <w:rFonts w:ascii="Calibri" w:hAnsi="Calibri" w:cstheme="minorHAnsi"/>
+              </w:rPr>
+            </w:pPr>
+            <w:sdt>
+              <w:sdtPr>
+                <w:rPr>
+                  <w:rFonts w:ascii="Calibri" w:hAnsi="Calibri" w:cstheme="minorHAnsi"/>
+                  <w:b/>
+                </w:rPr>
+                <w:id w:val="246695921"/>
+                <w14:checkbox>
+                  <w14:checked w14:val="0"/>
+                  <w14:checkedState w14:val="2612" w14:font="MS Gothic"/>
+                  <w14:uncheckedState w14:val="2610" w14:font="MS Gothic"/>
+                </w14:checkbox>
+              </w:sdtPr>
+              <w:sdtContent>
+                <w:r>
+                  <w:rPr>
+                    <w:rFonts w:ascii="MS Gothic" w:eastAsia="MS Gothic" w:hAnsi="MS Gothic" w:cstheme="minorHAnsi" w:hint="eastAsia"/>
+                    <w:b/>
+                  </w:rPr>
+                  <w:t>☐</w:t>
+                </w:r>
+              </w:sdtContent>
+            </w:sdt>
+            <w:r>
+              <w:rPr>
+                <w:rFonts w:ascii="Calibri" w:hAnsi="Calibri" w:cstheme="minorHAnsi"/>
+                <w:b/>
+              </w:rPr>
+              <w:t xml:space="preserve">  Joint Inventor</w:t>
+            </w:r>
+          </w:p>
+        </w:tc>
+      </w:tr>
+      <w:tr>
+        <w:trPr>
+          <w:trHeight w:val="490"/>
+          <w:jc w:val="center"/>
+        </w:trPr>
+        <w:tc>
+          <w:tcPr>
+            <w:tcW w:w="5188" w:type="dxa"/>
+            <w:gridSpan w:val="5"/>
+          </w:tcPr>
+          <w:p>
+            <w:pPr>
+              <w:rPr>
+                <w:rFonts w:cstheme="minorHAnsi"/>
+              </w:rPr>
+            </w:pPr>
+            <w:sdt>
+              <w:sdtPr>
+                <w:rPr>
+                  <w:rFonts w:cstheme="minorHAnsi"/>
+                  <w:b/>
+                </w:rPr>
+                <w:id w:val="-1541510598"/>
+                <w14:checkbox>
+                  <w14:checked w14:val="0"/>
+                  <w14:checkedState w14:val="2612" w14:font="MS Gothic"/>
+                  <w14:uncheckedState w14:val="2610" w14:font="MS Gothic"/>
+                </w14:checkbox>
+              </w:sdtPr>
+              <w:sdtContent>
+                <w:r>
+                  <w:rPr>
+                    <w:rFonts w:ascii="MS Gothic" w:eastAsia="MS Gothic" w:hAnsi="MS Gothic" w:cstheme="minorHAnsi" w:hint="eastAsia"/>
+                    <w:b/>
+                  </w:rPr>
+                  <w:t>☐</w:t>
+                </w:r>
+              </w:sdtContent>
+            </w:sdt>
+            <w:r>
+              <w:rPr>
+                <w:rFonts w:cstheme="minorHAnsi"/>
+                <w:b/>
+              </w:rPr>
+              <w:t xml:space="preserve">  Person to whom the inventor is obligated to assign</w:t>
+            </w:r>
+          </w:p>
+        </w:tc>
+        <w:tc>
+          <w:tcPr>
+            <w:tcW w:w="5628" w:type="dxa"/>
+            <w:gridSpan w:val="6"/>
+          </w:tcPr>
+          <w:p>
+            <w:pPr>
+              <w:rPr>
+                <w:rFonts w:cstheme="minorHAnsi"/>
+              </w:rPr>
+            </w:pPr>
+            <w:sdt>
+              <w:sdtPr>
+                <w:rPr>
+                  <w:rFonts w:cstheme="minorHAnsi"/>
+                  <w:b/>
+                </w:rPr>
+                <w:id w:val="1727251798"/>
+                <w14:checkbox>
+                  <w14:checked w14:val="0"/>
+                  <w14:checkedState w14:val="2612" w14:font="MS Gothic"/>
+                  <w14:uncheckedState w14:val="2610" w14:font="MS Gothic"/>
+                </w14:checkbox>
+              </w:sdtPr>
+              <w:sdtContent>
+                <w:r>
+                  <w:rPr>
+                    <w:rFonts w:ascii="MS Gothic" w:eastAsia="MS Gothic" w:hAnsi="MS Gothic" w:cstheme="minorHAnsi" w:hint="eastAsia"/>
+                    <w:b/>
+                  </w:rPr>
+                  <w:t>☐</w:t>
+                </w:r>
+              </w:sdtContent>
+            </w:sdt>
+            <w:r>
+              <w:rPr>
+                <w:rFonts w:cstheme="minorHAnsi"/>
+                <w:b/>
+              </w:rPr>
+              <w:t xml:space="preserve">  Person who shows sufficient proprietary interest</w:t>
+            </w:r>
+          </w:p>
+        </w:tc>
+      </w:tr>
+      <w:tr>
+        <w:trPr>
+          <w:trHeight w:val="490"/>
+          <w:jc w:val="center"/>
+        </w:trPr>
+        <w:tc>
+          <w:tcPr>
+            <w:tcW w:w="10816" w:type="dxa"/>
+            <w:gridSpan w:val="11"/>
+          </w:tcPr>
+          <w:p>
+            <w:r>
+              <w:rPr>
+                <w:rFonts w:cstheme="minorHAnsi"/>
+                <w:b/>
+              </w:rPr>
+              <w:t>If applicant is the legal representative, indicate the authority to file the patent application, the inventor is:</w:t>
+            </w:r>
+          </w:p>
+        </w:tc>
+      </w:tr>
+      <w:tr>
+        <w:trPr>
+          <w:trHeight w:val="490"/>
+          <w:jc w:val="center"/>
+        </w:trPr>
+        <w:tc>
+          <w:tcPr>
+            <w:tcW w:w="3208" w:type="dxa"/>
+            <w:gridSpan w:val="3"/>
+          </w:tcPr>
+          <w:p>
+            <w:pPr>
+              <w:tabs>
+                <w:tab w:val="left" w:pos="1200"/>
+              </w:tabs>
+              <w:rPr>
+                <w:rFonts w:cstheme="minorHAnsi"/>
+              </w:rPr>
+            </w:pPr>
+            <w:sdt>
+              <w:sdtPr>
+                <w:rPr>
+                  <w:rFonts w:cstheme="minorHAnsi"/>
+                  <w:b/>
+                </w:rPr>
+                <w:id w:val="-1664382754"/>
+                <w14:checkbox>
+                  <w14:checked w14:val="0"/>
+                  <w14:checkedState w14:val="2612" w14:font="MS Gothic"/>
+                  <w14:uncheckedState w14:val="2610" w14:font="MS Gothic"/>
+                </w14:checkbox>
+              </w:sdtPr>
+              <w:sdtContent>
+                <w:r>
+                  <w:rPr>
+                    <w:rFonts w:ascii="MS Gothic" w:eastAsia="MS Gothic" w:hAnsi="MS Gothic" w:cstheme="minorHAnsi" w:hint="eastAsia"/>
+                    <w:b/>
+                  </w:rPr>
+                  <w:t>☐</w:t>
+                </w:r>
+              </w:sdtContent>
+            </w:sdt>
+            <w:r>
+              <w:rPr>
+                <w:rFonts w:cstheme="minorHAnsi"/>
+                <w:b/>
+              </w:rPr>
+              <w:t xml:space="preserve">  Deceased</w:t>
+            </w:r>
+            <w:r>
+              <w:rPr>
+                <w:rFonts w:cstheme="minorHAnsi"/>
+                <w:b/>
+              </w:rPr>
+              <w:tab/>
+            </w:r>
+          </w:p>
+        </w:tc>
+        <w:tc>
+          <w:tcPr>
+            <w:tcW w:w="7608" w:type="dxa"/>
+            <w:gridSpan w:val="8"/>
+          </w:tcPr>
+          <w:p>
+            <w:pPr>
+              <w:tabs>
+                <w:tab w:val="left" w:pos="1920"/>
+              </w:tabs>
+              <w:rPr>
+                <w:rFonts w:cstheme="minorHAnsi"/>
+              </w:rPr>
+            </w:pPr>
+            <w:sdt>
+              <w:sdtPr>
+                <w:rPr>
+                  <w:rFonts w:cstheme="minorHAnsi"/>
+                  <w:b/>
+                </w:rPr>
+                <w:tag w:val="AppIsOrg"/>
+                <w:id w:val="-2082357744"/>
+                <w14:checkbox>
+                  <w14:checked w14:val="0"/>
+                  <w14:checkedState w14:val="2612" w14:font="MS Gothic"/>
+                  <w14:uncheckedState w14:val="2610" w14:font="MS Gothic"/>
+                </w14:checkbox>
+              </w:sdtPr>
+              <w:sdtContent>
+                <w:r>
+                  <w:rPr>
+                    <w:rFonts w:ascii="MS Gothic" w:eastAsia="MS Gothic" w:hAnsi="MS Gothic" w:cstheme="minorHAnsi" w:hint="eastAsia"/>
+                    <w:b/>
+                  </w:rPr>
+                  <w:t>☐</w:t>
+                </w:r>
+              </w:sdtContent>
+            </w:sdt>
+            <w:r>
+              <w:rPr>
+                <w:rFonts w:cstheme="minorHAnsi"/>
+                <w:b/>
+              </w:rPr>
+              <w:t xml:space="preserve">  Legally incapacitated</w:t>
+            </w:r>
+          </w:p>
+        </w:tc>
+      </w:tr>
+      <w:tr>
+        <w:trPr>
+          <w:trHeight w:val="490"/>
+          <w:jc w:val="center"/>
+        </w:trPr>
+        <w:tc>
+          <w:tcPr>
+            <w:tcW w:w="10816" w:type="dxa"/>
+            <w:gridSpan w:val="11"/>
+          </w:tcPr>
+          <w:p>
+            <w:r>
+              <w:rPr>
+                <w:rFonts w:cstheme="minorHAnsi"/>
+                <w:b/>
+              </w:rPr>
+              <w:t>Name of the Deceased or Legally Incapacitated Inventor :</w:t>
+            </w:r>
+          </w:p>
+        </w:tc>
+      </w:tr>
+      <w:tr>
+        <w:trPr>
+          <w:trHeight w:val="490"/>
+          <w:jc w:val="center"/>
+        </w:trPr>
+        <w:tc>
+          <w:tcPr>
+            <w:tcW w:w="10816" w:type="dxa"/>
+            <w:gridSpan w:val="11"/>
+            <w:vAlign w:val="center"/>
+          </w:tcPr>
+          <w:p>
+            <w:pPr>
+              <w:rPr>
+                <w:rFonts w:cstheme="minorHAnsi"/>
+                <w:b/>
+              </w:rPr>
+            </w:pPr>
+            <w:r>
+              <w:rPr>
+                <w:rFonts w:cstheme="minorHAnsi"/>
+                <w:b/>
+              </w:rPr>
+              <w:t xml:space="preserve">If the Applicant is an Organization check here:  </w:t>
+            </w:r>
+            <w:sdt>
+              <w:sdtPr>
+                <w:rPr>
+                  <w:rFonts w:cstheme="minorHAnsi"/>
+                  <w:b/>
+                  <w:sz w:val="24"/>
+                  <w:szCs w:val="24"/>
+                </w:rPr>
+                <w:id w:val="-984540570"/>
+                <w14:checkbox>
+                  <w14:checked w14:val="0"/>
+                  <w14:checkedState w14:val="2612" w14:font="MS Gothic"/>
+                  <w14:uncheckedState w14:val="2610" w14:font="MS Gothic"/>
+                </w14:checkbox>
+              </w:sdtPr>
+              <w:sdtContent>
+                <w:r>
+                  <w:rPr>
+                    <w:rFonts w:ascii="MS Gothic" w:eastAsia="MS Gothic" w:hAnsi="MS Gothic" w:cstheme="minorHAnsi" w:hint="eastAsia"/>
+                    <w:b/>
+                    <w:sz w:val="24"/>
+                    <w:szCs w:val="24"/>
+                  </w:rPr>
+                  <w:t>☐</w:t>
+                </w:r>
+              </w:sdtContent>
+            </w:sdt>
+          </w:p>
+        </w:tc>
+      </w:tr>
+      <w:tr>
+        <w:trPr>
+          <w:trHeight w:val="490"/>
+          <w:jc w:val="center"/>
+        </w:trPr>
+        <w:tc>
+          <w:tcPr>
+            <w:tcW w:w="10816" w:type="dxa"/>
+            <w:gridSpan w:val="11"/>
+            <w:vAlign w:val="center"/>
+          </w:tcPr>
+          <w:p>
+            <w:pPr>
+              <w:rPr>
+                <w:rFonts w:cstheme="minorHAnsi"/>
+                <w:b/>
+              </w:rPr>
+            </w:pPr>
+            <w:r>
+              <w:rPr>
+                <w:rFonts w:cstheme="minorHAnsi"/>
+                <w:b/>
+              </w:rPr>
+              <w:t xml:space="preserve">Organization Name:  </w:t>
+            </w:r>
+            <w:r>
+              <w:t>&lt;&lt;applicant&gt;&gt;</w:t>
+            </w:r>
+          </w:p>
+        </w:tc>
+      </w:tr>
+      <w:tr>
+        <w:trPr>
+          <w:trHeight w:val="317"/>
+          <w:jc w:val="center"/>
+        </w:trPr>
+        <w:tc>
+          <w:tcPr>
+            <w:tcW w:w="1966" w:type="dxa"/>
+          </w:tcPr>
+          <w:p>
+            <w:pPr>
+              <w:rPr>
+                <w:b/>
+                <w:sz w:val="24"/>
+                <w:szCs w:val="24"/>
+              </w:rPr>
+            </w:pPr>
+            <w:r>
+              <w:rPr>
+                <w:b/>
+                <w:sz w:val="24"/>
+                <w:szCs w:val="24"/>
+              </w:rPr>
+              <w:t>Prefix</w:t>
+            </w:r>
+          </w:p>
+        </w:tc>
+        <w:tc>
+          <w:tcPr>
+            <w:tcW w:w="2178" w:type="dxa"/>
+            <w:gridSpan w:val="3"/>
+          </w:tcPr>
+          <w:p>
+            <w:pPr>
+              <w:rPr>
+                <w:b/>
+                <w:sz w:val="24"/>
+                <w:szCs w:val="24"/>
+              </w:rPr>
+            </w:pPr>
+            <w:r>
+              <w:rPr>
+                <w:b/>
+                <w:szCs w:val="24"/>
+              </w:rPr>
+              <w:t>Given Name</w:t>
+            </w:r>
+          </w:p>
+        </w:tc>
+        <w:tc>
+          <w:tcPr>
+            <w:tcW w:w="2178" w:type="dxa"/>
+            <w:gridSpan w:val="3"/>
+          </w:tcPr>
+          <w:p>
+            <w:pPr>
+              <w:rPr>
+                <w:b/>
+                <w:sz w:val="24"/>
+                <w:szCs w:val="24"/>
+              </w:rPr>
+            </w:pPr>
+            <w:r>
+              <w:rPr>
+                <w:b/>
+                <w:szCs w:val="24"/>
+              </w:rPr>
+              <w:t>Middle Name</w:t>
+            </w:r>
+          </w:p>
+        </w:tc>
+        <w:tc>
+          <w:tcPr>
+            <w:tcW w:w="2178" w:type="dxa"/>
+            <w:gridSpan w:val="3"/>
+          </w:tcPr>
+          <w:p>
+            <w:pPr>
+              <w:rPr>
+                <w:b/>
+                <w:szCs w:val="24"/>
+              </w:rPr>
+            </w:pPr>
+            <w:r>
+              <w:rPr>
+                <w:b/>
+                <w:szCs w:val="24"/>
+              </w:rPr>
+              <w:t>Family Name</w:t>
+            </w:r>
+          </w:p>
+        </w:tc>
+        <w:tc>
+          <w:tcPr>
+            <w:tcW w:w="2316" w:type="dxa"/>
+          </w:tcPr>
+          <w:p>
+            <w:pPr>
+              <w:rPr>
+                <w:b/>
+                <w:sz w:val="24"/>
+                <w:szCs w:val="24"/>
+              </w:rPr>
+            </w:pPr>
+            <w:r>
+              <w:rPr>
+                <w:b/>
+                <w:szCs w:val="24"/>
+              </w:rPr>
+              <w:t>Suffix</w:t>
+            </w:r>
+          </w:p>
+        </w:tc>
+      </w:tr>
+      <w:tr>
+        <w:trPr>
+          <w:trHeight w:val="317"/>
+          <w:jc w:val="center"/>
+        </w:trPr>
+        <w:tc>
+          <w:tcPr>
+            <w:tcW w:w="1966" w:type="dxa"/>
+          </w:tcPr>
+          <w:p>
+            <w:pPr>
+              <w:rPr>
+                <w:b/>
+                <w:szCs w:val="24"/>
+              </w:rPr>
+            </w:pPr>
+          </w:p>
+        </w:tc>
+        <w:tc>
+          <w:tcPr>
+            <w:tcW w:w="2178" w:type="dxa"/>
+            <w:gridSpan w:val="3"/>
+          </w:tcPr>
+          <w:p>
+            <w:pPr>
+              <w:rPr>
+                <w:b/>
+                <w:szCs w:val="24"/>
+              </w:rPr>
+            </w:pPr>
+          </w:p>
+        </w:tc>
+        <w:tc>
+          <w:tcPr>
+            <w:tcW w:w="2178" w:type="dxa"/>
+            <w:gridSpan w:val="3"/>
+          </w:tcPr>
+          <w:p>
+            <w:pPr>
+              <w:rPr>
+                <w:b/>
+                <w:szCs w:val="24"/>
+              </w:rPr>
+            </w:pPr>
+          </w:p>
+        </w:tc>
+        <w:tc>
+          <w:tcPr>
+            <w:tcW w:w="2178" w:type="dxa"/>
+            <w:gridSpan w:val="3"/>
+          </w:tcPr>
+          <w:p>
+            <w:pPr>
+              <w:rPr>
+                <w:b/>
+                <w:szCs w:val="24"/>
+              </w:rPr>
+            </w:pPr>
+          </w:p>
+        </w:tc>
+        <w:tc>
+          <w:tcPr>
+            <w:tcW w:w="2316" w:type="dxa"/>
+          </w:tcPr>
+          <w:p>
+            <w:pPr>
+              <w:rPr>
+                <w:b/>
+                <w:szCs w:val="24"/>
+              </w:rPr>
+            </w:pPr>
+          </w:p>
+        </w:tc>
+      </w:tr>
+      <w:tr>
+        <w:trPr>
+          <w:trHeight w:val="360"/>
+          <w:jc w:val="center"/>
+        </w:trPr>
+        <w:tc>
+          <w:tcPr>
+            <w:tcW w:w="10816" w:type="dxa"/>
+            <w:gridSpan w:val="11"/>
+            <w:vAlign w:val="center"/>
+          </w:tcPr>
+          <w:p>
+            <w:r>
+              <w:rPr>
+                <w:rFonts w:eastAsia="Arial" w:cstheme="minorHAnsi"/>
+                <w:b/>
+                <w:bCs/>
+                <w:color w:val="010101"/>
+                <w:sz w:val="24"/>
+                <w:szCs w:val="24"/>
+              </w:rPr>
+              <w:t>Mailing</w:t>
+            </w:r>
+            <w:r>
+              <w:rPr>
+                <w:rFonts w:eastAsia="Arial" w:cstheme="minorHAnsi"/>
+                <w:b/>
+                <w:bCs/>
+                <w:color w:val="010101"/>
+                <w:spacing w:val="18"/>
+                <w:sz w:val="24"/>
+                <w:szCs w:val="24"/>
+              </w:rPr>
+              <w:t xml:space="preserve"> </w:t>
+            </w:r>
+            <w:r>
+              <w:rPr>
+                <w:rFonts w:eastAsia="Arial" w:cstheme="minorHAnsi"/>
+                <w:b/>
+                <w:bCs/>
+                <w:color w:val="010101"/>
+                <w:sz w:val="24"/>
+                <w:szCs w:val="24"/>
+              </w:rPr>
+              <w:t>Address</w:t>
+            </w:r>
+            <w:r>
+              <w:rPr>
+                <w:rFonts w:eastAsia="Arial" w:cstheme="minorHAnsi"/>
+                <w:b/>
+                <w:bCs/>
+                <w:color w:val="010101"/>
+                <w:spacing w:val="43"/>
+                <w:sz w:val="24"/>
+                <w:szCs w:val="24"/>
+              </w:rPr>
+              <w:t xml:space="preserve"> </w:t>
+            </w:r>
+            <w:r>
+              <w:rPr>
+                <w:rFonts w:eastAsia="Arial" w:cstheme="minorHAnsi"/>
+                <w:b/>
+                <w:bCs/>
+                <w:color w:val="010101"/>
+                <w:w w:val="105"/>
+                <w:sz w:val="24"/>
+                <w:szCs w:val="24"/>
+              </w:rPr>
+              <w:t>Information:</w:t>
+            </w:r>
+          </w:p>
+        </w:tc>
+      </w:tr>
+      <w:tr>
+        <w:trPr>
+          <w:trHeight w:val="360"/>
+          <w:jc w:val="center"/>
+        </w:trPr>
+        <w:tc>
+          <w:tcPr>
+            <w:tcW w:w="2254" w:type="dxa"/>
+            <w:gridSpan w:val="2"/>
+            <w:vAlign w:val="center"/>
+          </w:tcPr>
+          <w:p>
+            <w:pPr>
+              <w:rPr>
+                <w:b/>
+              </w:rPr>
+            </w:pPr>
+            <w:r>
+              <w:rPr>
+                <w:b/>
+              </w:rPr>
+              <w:t>Address 1</w:t>
+            </w:r>
+          </w:p>
+        </w:tc>
+        <w:tc>
+          <w:tcPr>
+            <w:tcW w:w="8562" w:type="dxa"/>
+            <w:gridSpan w:val="9"/>
+            <w:vAlign w:val="center"/>
+          </w:tcPr>
+          <w:p>
+            <w:r>
+              <w:t>&lt;&lt;applicantStreet1&gt;&gt;</w:t>
+            </w:r>
+          </w:p>
+        </w:tc>
+      </w:tr>
+      <w:tr>
+        <w:trPr>
+          <w:trHeight w:val="360"/>
+          <w:jc w:val="center"/>
+        </w:trPr>
+        <w:tc>
+          <w:tcPr>
+            <w:tcW w:w="2254" w:type="dxa"/>
+            <w:gridSpan w:val="2"/>
+            <w:vAlign w:val="center"/>
+          </w:tcPr>
+          <w:p>
+            <w:pPr>
+              <w:rPr>
+                <w:b/>
+              </w:rPr>
+            </w:pPr>
+            <w:r>
+              <w:rPr>
+                <w:b/>
+              </w:rPr>
+              <w:t>Address 2</w:t>
+            </w:r>
+          </w:p>
+        </w:tc>
+        <w:tc>
+          <w:tcPr>
+            <w:tcW w:w="8562" w:type="dxa"/>
+            <w:gridSpan w:val="9"/>
+            <w:vAlign w:val="center"/>
+          </w:tcPr>
+          <w:p>
+            <w:r>
+              <w:t>&lt;&lt;applicantStreet2&gt;&gt;</w:t>
+            </w:r>
+          </w:p>
+        </w:tc>
+      </w:tr>
+      <w:tr>
+        <w:trPr>
+          <w:trHeight w:val="360"/>
+          <w:jc w:val="center"/>
+        </w:trPr>
+        <w:tc>
+          <w:tcPr>
+            <w:tcW w:w="2254" w:type="dxa"/>
+            <w:gridSpan w:val="2"/>
+            <w:shd w:val="clear" w:color="auto" w:fill="auto"/>
+            <w:vAlign w:val="center"/>
+          </w:tcPr>
+          <w:p>
+            <w:pPr>
+              <w:rPr>
+                <w:b/>
+              </w:rPr>
+            </w:pPr>
+            <w:r>
+              <w:rPr>
+                <w:b/>
+              </w:rPr>
+              <w:t>City</w:t>
+            </w:r>
+          </w:p>
+        </w:tc>
+        <w:tc>
+          <w:tcPr>
+            <w:tcW w:w="3114" w:type="dxa"/>
+            <w:gridSpan w:val="4"/>
+            <w:shd w:val="clear" w:color="auto" w:fill="auto"/>
+            <w:vAlign w:val="center"/>
+          </w:tcPr>
+          <w:p>
+            <w:r>
+              <w:t>&lt;&lt;applicantCity&gt;&gt;</w:t>
+            </w:r>
+          </w:p>
+        </w:tc>
+        <w:tc>
+          <w:tcPr>
+            <w:tcW w:w="2160" w:type="dxa"/>
+            <w:gridSpan w:val="2"/>
+            <w:shd w:val="clear" w:color="auto" w:fill="auto"/>
+            <w:vAlign w:val="center"/>
+          </w:tcPr>
+          <w:p>
+            <w:pPr>
+              <w:rPr>
+                <w:b/>
+              </w:rPr>
+            </w:pPr>
+            <w:r>
+              <w:rPr>
+                <w:b/>
+              </w:rPr>
+              <w:t>State/Province</w:t>
+            </w:r>
+          </w:p>
+        </w:tc>
+        <w:tc>
+          <w:tcPr>
+            <w:tcW w:w="3288" w:type="dxa"/>
+            <w:gridSpan w:val="3"/>
+            <w:shd w:val="clear" w:color="auto" w:fill="auto"/>
+            <w:vAlign w:val="center"/>
+          </w:tcPr>
+          <w:p>
+            <w:r>
+              <w:t>&lt;&lt;applicantState&gt;&gt;</w:t>
+            </w:r>
+          </w:p>
+        </w:tc>
+      </w:tr>
+      <w:tr>
+        <w:trPr>
+          <w:trHeight w:val="360"/>
+          <w:jc w:val="center"/>
+        </w:trPr>
+        <w:tc>
+          <w:tcPr>
+            <w:tcW w:w="2254" w:type="dxa"/>
+            <w:gridSpan w:val="2"/>
+            <w:vAlign w:val="center"/>
+          </w:tcPr>
+          <w:p>
+            <w:pPr>
+              <w:rPr>
+                <w:b/>
+              </w:rPr>
+            </w:pPr>
+            <w:r>
+              <w:rPr>
+                <w:b/>
+              </w:rPr>
+              <w:t>Country</w:t>
+            </w:r>
+          </w:p>
+        </w:tc>
+        <w:tc>
+          <w:tcPr>
+            <w:tcW w:w="3114" w:type="dxa"/>
+            <w:gridSpan w:val="4"/>
+            <w:vAlign w:val="center"/>
+          </w:tcPr>
+          <w:p>
+            <w:r>
+              <w:t>&lt;&lt;applicantCountry&gt;&gt;</w:t>
+            </w:r>
+          </w:p>
+        </w:tc>
+        <w:tc>
+          <w:tcPr>
+            <w:tcW w:w="2160" w:type="dxa"/>
+            <w:gridSpan w:val="2"/>
+            <w:vAlign w:val="center"/>
+          </w:tcPr>
+          <w:p>
+            <w:pPr>
+              <w:rPr>
+                <w:b/>
+              </w:rPr>
+            </w:pPr>
+            <w:r>
+              <w:rPr>
+                <w:b/>
+              </w:rPr>
+              <w:t>Postal Code</w:t>
+            </w:r>
+          </w:p>
+        </w:tc>
+        <w:tc>
+          <w:tcPr>
+            <w:tcW w:w="3288" w:type="dxa"/>
+            <w:gridSpan w:val="3"/>
+            <w:vAlign w:val="center"/>
+          </w:tcPr>
+          <w:p>
+            <w:r>
+              <w:t>&lt;&lt;applicantZip&gt;&gt;</w:t>
+            </w:r>
+          </w:p>
+        </w:tc>
+      </w:tr>
+      <w:tr>
+        <w:trPr>
+          <w:trHeight w:val="360"/>
+          <w:jc w:val="center"/>
+        </w:trPr>
+        <w:tc>
+          <w:tcPr>
+            <w:tcW w:w="2254" w:type="dxa"/>
+            <w:gridSpan w:val="2"/>
+            <w:vAlign w:val="center"/>
+          </w:tcPr>
+          <w:p>
+            <w:r>
+              <w:t>Phone Number</w:t>
+            </w:r>
+          </w:p>
+        </w:tc>
+        <w:tc>
+          <w:tcPr>
+            <w:tcW w:w="3114" w:type="dxa"/>
+            <w:gridSpan w:val="4"/>
+            <w:vAlign w:val="center"/>
+          </w:tcPr>
+          <w:p/>
+        </w:tc>
+        <w:tc>
+          <w:tcPr>
+            <w:tcW w:w="2160" w:type="dxa"/>
+            <w:gridSpan w:val="2"/>
+            <w:vAlign w:val="center"/>
+          </w:tcPr>
+          <w:p/>
+        </w:tc>
+        <w:tc>
+          <w:tcPr>
+            <w:tcW w:w="3288" w:type="dxa"/>
+            <w:gridSpan w:val="3"/>
+            <w:vAlign w:val="center"/>
+          </w:tcPr>
+          <w:p/>
+        </w:tc>
+      </w:tr>
+      <w:tr>
+        <w:trPr>
+          <w:trHeight w:val="360"/>
+          <w:jc w:val="center"/>
+        </w:trPr>
+        <w:tc>
+          <w:tcPr>
+            <w:tcW w:w="2254" w:type="dxa"/>
+            <w:gridSpan w:val="2"/>
+            <w:vAlign w:val="center"/>
+          </w:tcPr>
+          <w:p>
+            <w:r>
+              <w:t>Email Address</w:t>
+            </w:r>
+          </w:p>
+        </w:tc>
+        <w:tc>
+          <w:tcPr>
+            <w:tcW w:w="3114" w:type="dxa"/>
+            <w:gridSpan w:val="4"/>
+            <w:vAlign w:val="center"/>
+          </w:tcPr>
+          <w:p/>
+        </w:tc>
+        <w:tc>
+          <w:tcPr>
+            <w:tcW w:w="2160" w:type="dxa"/>
+            <w:gridSpan w:val="2"/>
+            <w:vAlign w:val="center"/>
+          </w:tcPr>
+          <w:p/>
+        </w:tc>
+        <w:tc>
+          <w:tcPr>
+            <w:tcW w:w="3288" w:type="dxa"/>
+            <w:gridSpan w:val="3"/>
+            <w:vAlign w:val="center"/>
+          </w:tcPr>
+          <w:p/>
+        </w:tc>
+      </w:tr>
+    </w:tbl>
     <w:p>
       <w:pPr>
         <w:spacing w:after="0" w:line="120" w:lineRule="auto"/>
-        <w:ind w:firstLine="187"/>
+      </w:pPr>
+    </w:p>
+    <w:p>
+      <w:pPr>
+        <w:widowControl/>
         <w:rPr>
           <w:b/>
           <w:sz w:val="28"/>
           <w:szCs w:val="28"/>
         </w:rPr>
       </w:pPr>
+      <w:r>
+        <w:rPr>
+          <w:b/>
+          <w:sz w:val="28"/>
+          <w:szCs w:val="28"/>
+        </w:rPr>
+        <w:br w:type="page"/>
+      </w:r>
+    </w:p>
+    <w:p>
+      <w:pPr>
+        <w:spacing w:after="0" w:line="240" w:lineRule="auto"/>
+        <w:ind w:left="144"/>
+        <w:rPr>
+          <w:rFonts w:cstheme="minorHAnsi"/>
+          <w:b/>
+          <w:sz w:val="28"/>
+          <w:szCs w:val="28"/>
+        </w:rPr>
+      </w:pPr>
+      <w:r>
+        <w:rPr>
+          <w:b/>
+          <w:sz w:val="28"/>
+          <w:szCs w:val="28"/>
+        </w:rPr>
+        <w:lastRenderedPageBreak/>
+        <w:t xml:space="preserve">Assignee Information including </w:t>
+      </w:r>
+      <w:r>
+        <w:rPr>
+          <w:b/>
+          <w:sz w:val="28"/>
+          <w:szCs w:val="28"/>
+        </w:rPr>
+        <w:t xml:space="preserve">Non-Applicant </w:t>
+      </w:r>
+      <w:r>
+        <w:rPr>
+          <w:b/>
+          <w:sz w:val="28"/>
+          <w:szCs w:val="28"/>
+        </w:rPr>
+        <w:t>Assignee</w:t>
+      </w:r>
+      <w:r>
+        <w:rPr>
+          <w:b/>
+          <w:sz w:val="28"/>
+          <w:szCs w:val="28"/>
+        </w:rPr>
+        <w:t xml:space="preserve"> Information:</w:t>
+      </w:r>
+    </w:p>
+    <w:tbl>
+      <w:tblPr>
+        <w:tblW w:w="0" w:type="auto"/>
+        <w:tblInd w:w="93" w:type="dxa"/>
+        <w:tblLayout w:type="fixed"/>
+        <w:tblCellMar>
+          <w:left w:w="0" w:type="dxa"/>
+          <w:right w:w="0" w:type="dxa"/>
+        </w:tblCellMar>
+        <w:tblLook w:val="01E0" w:firstRow="1" w:lastRow="1" w:firstColumn="1" w:lastColumn="1" w:noHBand="0" w:noVBand="0"/>
+      </w:tblPr>
+      <w:tblGrid>
+        <w:gridCol w:w="2164"/>
+        <w:gridCol w:w="2164"/>
+        <w:gridCol w:w="1272"/>
+        <w:gridCol w:w="888"/>
+        <w:gridCol w:w="1078"/>
+        <w:gridCol w:w="1082"/>
+        <w:gridCol w:w="2242"/>
+      </w:tblGrid>
+      <w:tr>
+        <w:trPr>
+          <w:trHeight w:hRule="exact" w:val="571"/>
+        </w:trPr>
+        <w:tc>
+          <w:tcPr>
+            <w:tcW w:w="10890" w:type="dxa"/>
+            <w:gridSpan w:val="7"/>
+            <w:tcBorders>
+              <w:top w:val="single" w:sz="2" w:space="0" w:color="000000"/>
+              <w:left w:val="single" w:sz="2" w:space="0" w:color="000000"/>
+              <w:bottom w:val="single" w:sz="2" w:space="0" w:color="000000"/>
+              <w:right w:val="single" w:sz="2" w:space="0" w:color="000000"/>
+            </w:tcBorders>
+          </w:tcPr>
+          <w:p>
+            <w:pPr>
+              <w:spacing w:before="45" w:after="0" w:line="240" w:lineRule="auto"/>
+              <w:ind w:left="144" w:right="144"/>
+              <w:rPr>
+                <w:rFonts w:eastAsia="Arial" w:cstheme="minorHAnsi"/>
+                <w:b/>
+                <w:color w:val="010101"/>
+                <w:w w:val="106"/>
+              </w:rPr>
+            </w:pPr>
+            <w:r>
+              <w:rPr>
+                <w:rFonts w:cstheme="minorHAnsi"/>
+                <w:b/>
+                <w:sz w:val="20"/>
+                <w:szCs w:val="20"/>
+              </w:rPr>
+              <w:t>Providing assignment information in this section does not substitute for compliance with any requirement of part 3 of Title 37 of CFR to have an assignment recorded by the Office.</w:t>
+            </w:r>
+          </w:p>
+        </w:tc>
+      </w:tr>
+      <w:tr>
+        <w:trPr>
+          <w:trHeight w:hRule="exact" w:val="544"/>
+        </w:trPr>
+        <w:tc>
+          <w:tcPr>
+            <w:tcW w:w="10890" w:type="dxa"/>
+            <w:gridSpan w:val="7"/>
+            <w:tcBorders>
+              <w:top w:val="single" w:sz="2" w:space="0" w:color="000000"/>
+              <w:left w:val="single" w:sz="2" w:space="0" w:color="000000"/>
+              <w:bottom w:val="single" w:sz="2" w:space="0" w:color="000000"/>
+              <w:right w:val="single" w:sz="2" w:space="0" w:color="000000"/>
+            </w:tcBorders>
+            <w:vAlign w:val="center"/>
+          </w:tcPr>
+          <w:p>
+            <w:pPr>
+              <w:spacing w:after="0" w:line="240" w:lineRule="auto"/>
+              <w:ind w:left="144" w:right="-14"/>
+              <w:rPr>
+                <w:rFonts w:eastAsia="Arial" w:cstheme="minorHAnsi"/>
+                <w:color w:val="010101"/>
+                <w:w w:val="106"/>
+              </w:rPr>
+            </w:pPr>
+            <w:r>
+              <w:rPr>
+                <w:b/>
+              </w:rPr>
+              <w:t>&lt;&lt;assigneeCnt&gt;&gt;</w:t>
+            </w:r>
+            <w:r>
+              <w:t xml:space="preserve">  </w:t>
+            </w:r>
+            <w:r>
+              <w:t>&lt;&lt;assignee&gt;&gt;</w:t>
+            </w:r>
+          </w:p>
+        </w:tc>
+      </w:tr>
+      <w:tr>
+        <w:trPr>
+          <w:trHeight w:hRule="exact" w:val="934"/>
+        </w:trPr>
+        <w:tc>
+          <w:tcPr>
+            <w:tcW w:w="10890" w:type="dxa"/>
+            <w:gridSpan w:val="7"/>
+            <w:tcBorders>
+              <w:top w:val="single" w:sz="2" w:space="0" w:color="000000"/>
+              <w:left w:val="single" w:sz="2" w:space="0" w:color="000000"/>
+              <w:bottom w:val="single" w:sz="2" w:space="0" w:color="000000"/>
+              <w:right w:val="single" w:sz="2" w:space="0" w:color="000000"/>
+            </w:tcBorders>
+            <w:vAlign w:val="center"/>
+          </w:tcPr>
+          <w:p>
+            <w:pPr>
+              <w:widowControl/>
+              <w:autoSpaceDE w:val="0"/>
+              <w:autoSpaceDN w:val="0"/>
+              <w:adjustRightInd w:val="0"/>
+              <w:spacing w:after="0" w:line="174" w:lineRule="exact"/>
+              <w:ind w:left="40" w:right="-20"/>
+              <w:rPr>
+                <w:rFonts w:cs="Arial"/>
+                <w:color w:val="010101"/>
+                <w:sz w:val="20"/>
+                <w:szCs w:val="20"/>
+              </w:rPr>
+            </w:pPr>
+          </w:p>
+          <w:p>
+            <w:pPr>
+              <w:widowControl/>
+              <w:autoSpaceDE w:val="0"/>
+              <w:autoSpaceDN w:val="0"/>
+              <w:adjustRightInd w:val="0"/>
+              <w:spacing w:after="0" w:line="174" w:lineRule="exact"/>
+              <w:ind w:left="40" w:right="-20"/>
+              <w:rPr>
+                <w:rFonts w:cs="Arial"/>
+                <w:b/>
+                <w:color w:val="000000"/>
+                <w:sz w:val="20"/>
+                <w:szCs w:val="20"/>
+              </w:rPr>
+            </w:pPr>
+            <w:r>
+              <w:rPr>
+                <w:rFonts w:cs="Arial"/>
+                <w:b/>
+                <w:color w:val="010101"/>
+                <w:sz w:val="20"/>
+                <w:szCs w:val="20"/>
+              </w:rPr>
+              <w:t>Complete</w:t>
+            </w:r>
+            <w:r>
+              <w:rPr>
+                <w:rFonts w:cs="Arial"/>
+                <w:b/>
+                <w:color w:val="010101"/>
+                <w:spacing w:val="44"/>
+                <w:sz w:val="20"/>
+                <w:szCs w:val="20"/>
+              </w:rPr>
+              <w:t xml:space="preserve"> </w:t>
+            </w:r>
+            <w:r>
+              <w:rPr>
+                <w:rFonts w:cs="Arial"/>
+                <w:b/>
+                <w:color w:val="010101"/>
+                <w:sz w:val="20"/>
+                <w:szCs w:val="20"/>
+              </w:rPr>
+              <w:t>this</w:t>
+            </w:r>
+            <w:r>
+              <w:rPr>
+                <w:rFonts w:cs="Arial"/>
+                <w:b/>
+                <w:color w:val="010101"/>
+                <w:spacing w:val="13"/>
+                <w:sz w:val="20"/>
+                <w:szCs w:val="20"/>
+              </w:rPr>
+              <w:t xml:space="preserve"> </w:t>
+            </w:r>
+            <w:r>
+              <w:rPr>
+                <w:rFonts w:cs="Arial"/>
+                <w:b/>
+                <w:color w:val="010101"/>
+                <w:sz w:val="20"/>
+                <w:szCs w:val="20"/>
+              </w:rPr>
+              <w:t>section</w:t>
+            </w:r>
+            <w:r>
+              <w:rPr>
+                <w:rFonts w:cs="Arial"/>
+                <w:b/>
+                <w:color w:val="010101"/>
+                <w:spacing w:val="34"/>
+                <w:sz w:val="20"/>
+                <w:szCs w:val="20"/>
+              </w:rPr>
+              <w:t xml:space="preserve"> </w:t>
+            </w:r>
+            <w:r>
+              <w:rPr>
+                <w:rFonts w:cs="Arial"/>
+                <w:b/>
+                <w:color w:val="010101"/>
+                <w:sz w:val="20"/>
+                <w:szCs w:val="20"/>
+              </w:rPr>
+              <w:t>if</w:t>
+            </w:r>
+            <w:r>
+              <w:rPr>
+                <w:rFonts w:cs="Arial"/>
+                <w:b/>
+                <w:color w:val="010101"/>
+                <w:spacing w:val="2"/>
+                <w:sz w:val="20"/>
+                <w:szCs w:val="20"/>
+              </w:rPr>
+              <w:t xml:space="preserve"> </w:t>
+            </w:r>
+            <w:r>
+              <w:rPr>
+                <w:rFonts w:cs="Arial"/>
+                <w:b/>
+                <w:color w:val="010101"/>
+                <w:sz w:val="20"/>
+                <w:szCs w:val="20"/>
+              </w:rPr>
+              <w:t>assignee</w:t>
+            </w:r>
+            <w:r>
+              <w:rPr>
+                <w:rFonts w:cs="Arial"/>
+                <w:b/>
+                <w:color w:val="010101"/>
+                <w:spacing w:val="46"/>
+                <w:sz w:val="20"/>
+                <w:szCs w:val="20"/>
+              </w:rPr>
+              <w:t xml:space="preserve"> </w:t>
+            </w:r>
+            <w:r>
+              <w:rPr>
+                <w:rFonts w:cs="Arial"/>
+                <w:b/>
+                <w:color w:val="010101"/>
+                <w:sz w:val="20"/>
+                <w:szCs w:val="20"/>
+              </w:rPr>
+              <w:t>information, including</w:t>
+            </w:r>
+            <w:r>
+              <w:rPr>
+                <w:rFonts w:cs="Arial"/>
+                <w:b/>
+                <w:color w:val="010101"/>
+                <w:spacing w:val="2"/>
+                <w:sz w:val="20"/>
+                <w:szCs w:val="20"/>
+              </w:rPr>
+              <w:t xml:space="preserve"> </w:t>
+            </w:r>
+            <w:r>
+              <w:rPr>
+                <w:rFonts w:cs="Arial"/>
+                <w:b/>
+                <w:color w:val="010101"/>
+                <w:w w:val="105"/>
+                <w:sz w:val="20"/>
+                <w:szCs w:val="20"/>
+              </w:rPr>
+              <w:t>non-applicant</w:t>
+            </w:r>
+            <w:r>
+              <w:rPr>
+                <w:rFonts w:cs="Arial"/>
+                <w:b/>
+                <w:color w:val="010101"/>
+                <w:spacing w:val="8"/>
+                <w:w w:val="105"/>
+                <w:sz w:val="20"/>
+                <w:szCs w:val="20"/>
+              </w:rPr>
+              <w:t xml:space="preserve"> </w:t>
+            </w:r>
+            <w:r>
+              <w:rPr>
+                <w:rFonts w:cs="Arial"/>
+                <w:b/>
+                <w:color w:val="010101"/>
+                <w:sz w:val="20"/>
+                <w:szCs w:val="20"/>
+              </w:rPr>
+              <w:t>assignee</w:t>
+            </w:r>
+            <w:r>
+              <w:rPr>
+                <w:rFonts w:cs="Arial"/>
+                <w:b/>
+                <w:color w:val="010101"/>
+                <w:spacing w:val="46"/>
+                <w:sz w:val="20"/>
+                <w:szCs w:val="20"/>
+              </w:rPr>
+              <w:t xml:space="preserve"> </w:t>
+            </w:r>
+            <w:r>
+              <w:rPr>
+                <w:rFonts w:cs="Arial"/>
+                <w:b/>
+                <w:color w:val="010101"/>
+                <w:sz w:val="20"/>
+                <w:szCs w:val="20"/>
+              </w:rPr>
+              <w:t>information,</w:t>
+            </w:r>
+            <w:r>
+              <w:rPr>
+                <w:rFonts w:cs="Arial"/>
+                <w:b/>
+                <w:color w:val="010101"/>
+                <w:spacing w:val="27"/>
+                <w:sz w:val="20"/>
+                <w:szCs w:val="20"/>
+              </w:rPr>
+              <w:t xml:space="preserve"> </w:t>
+            </w:r>
+            <w:r>
+              <w:rPr>
+                <w:rFonts w:cs="Arial"/>
+                <w:b/>
+                <w:color w:val="010101"/>
+                <w:sz w:val="20"/>
+                <w:szCs w:val="20"/>
+              </w:rPr>
+              <w:t>is</w:t>
+            </w:r>
+            <w:r>
+              <w:rPr>
+                <w:rFonts w:cs="Arial"/>
+                <w:b/>
+                <w:color w:val="010101"/>
+                <w:spacing w:val="11"/>
+                <w:sz w:val="20"/>
+                <w:szCs w:val="20"/>
+              </w:rPr>
+              <w:t xml:space="preserve"> </w:t>
+            </w:r>
+            <w:r>
+              <w:rPr>
+                <w:rFonts w:cs="Arial"/>
+                <w:b/>
+                <w:color w:val="010101"/>
+                <w:sz w:val="20"/>
+                <w:szCs w:val="20"/>
+              </w:rPr>
+              <w:t>desired</w:t>
+            </w:r>
+            <w:r>
+              <w:rPr>
+                <w:rFonts w:cs="Arial"/>
+                <w:b/>
+                <w:color w:val="010101"/>
+                <w:spacing w:val="32"/>
+                <w:sz w:val="20"/>
+                <w:szCs w:val="20"/>
+              </w:rPr>
+              <w:t xml:space="preserve"> </w:t>
+            </w:r>
+            <w:r>
+              <w:rPr>
+                <w:rFonts w:cs="Arial"/>
+                <w:b/>
+                <w:color w:val="010101"/>
+                <w:sz w:val="20"/>
+                <w:szCs w:val="20"/>
+              </w:rPr>
+              <w:t>to</w:t>
+            </w:r>
+            <w:r>
+              <w:rPr>
+                <w:rFonts w:cs="Arial"/>
+                <w:b/>
+                <w:color w:val="010101"/>
+                <w:spacing w:val="18"/>
+                <w:sz w:val="20"/>
+                <w:szCs w:val="20"/>
+              </w:rPr>
+              <w:t xml:space="preserve"> </w:t>
+            </w:r>
+            <w:r>
+              <w:rPr>
+                <w:rFonts w:cs="Arial"/>
+                <w:b/>
+                <w:color w:val="010101"/>
+                <w:sz w:val="20"/>
+                <w:szCs w:val="20"/>
+              </w:rPr>
+              <w:t>be</w:t>
+            </w:r>
+            <w:r>
+              <w:rPr>
+                <w:rFonts w:cs="Arial"/>
+                <w:b/>
+                <w:color w:val="010101"/>
+                <w:spacing w:val="24"/>
+                <w:sz w:val="20"/>
+                <w:szCs w:val="20"/>
+              </w:rPr>
+              <w:t xml:space="preserve"> </w:t>
+            </w:r>
+            <w:r>
+              <w:rPr>
+                <w:rFonts w:cs="Arial"/>
+                <w:b/>
+                <w:color w:val="010101"/>
+                <w:sz w:val="20"/>
+                <w:szCs w:val="20"/>
+              </w:rPr>
+              <w:t>included</w:t>
+            </w:r>
+            <w:r>
+              <w:rPr>
+                <w:rFonts w:cs="Arial"/>
+                <w:b/>
+                <w:color w:val="010101"/>
+                <w:spacing w:val="30"/>
+                <w:sz w:val="20"/>
+                <w:szCs w:val="20"/>
+              </w:rPr>
+              <w:t xml:space="preserve"> </w:t>
+            </w:r>
+            <w:r>
+              <w:rPr>
+                <w:rFonts w:cs="Arial"/>
+                <w:b/>
+                <w:color w:val="010101"/>
+                <w:sz w:val="20"/>
+                <w:szCs w:val="20"/>
+              </w:rPr>
+              <w:t>on</w:t>
+            </w:r>
+            <w:r>
+              <w:rPr>
+                <w:rFonts w:cs="Arial"/>
+                <w:b/>
+                <w:color w:val="010101"/>
+                <w:spacing w:val="12"/>
+                <w:sz w:val="20"/>
+                <w:szCs w:val="20"/>
+              </w:rPr>
+              <w:t xml:space="preserve"> </w:t>
+            </w:r>
+            <w:r>
+              <w:rPr>
+                <w:rFonts w:cs="Arial"/>
+                <w:b/>
+                <w:color w:val="010101"/>
+                <w:sz w:val="20"/>
+                <w:szCs w:val="20"/>
+              </w:rPr>
+              <w:t>the</w:t>
+            </w:r>
+            <w:r>
+              <w:rPr>
+                <w:rFonts w:cs="Arial"/>
+                <w:b/>
+                <w:color w:val="010101"/>
+                <w:spacing w:val="22"/>
+                <w:sz w:val="20"/>
+                <w:szCs w:val="20"/>
+              </w:rPr>
+              <w:t xml:space="preserve"> </w:t>
+            </w:r>
+            <w:r>
+              <w:rPr>
+                <w:rFonts w:cs="Arial"/>
+                <w:b/>
+                <w:color w:val="010101"/>
+                <w:w w:val="106"/>
+                <w:sz w:val="20"/>
+                <w:szCs w:val="20"/>
+              </w:rPr>
+              <w:t>patent</w:t>
+            </w:r>
+            <w:r>
+              <w:rPr>
+                <w:rFonts w:cs="Arial"/>
+                <w:b/>
+                <w:color w:val="000000"/>
+                <w:sz w:val="20"/>
+                <w:szCs w:val="20"/>
+              </w:rPr>
+              <w:t xml:space="preserve"> </w:t>
+            </w:r>
+            <w:r>
+              <w:rPr>
+                <w:rFonts w:cs="Arial"/>
+                <w:b/>
+                <w:color w:val="010101"/>
+                <w:sz w:val="20"/>
+                <w:szCs w:val="20"/>
+              </w:rPr>
+              <w:t>application publication</w:t>
+            </w:r>
+            <w:r>
+              <w:rPr>
+                <w:rFonts w:cs="Arial"/>
+                <w:b/>
+                <w:color w:val="010101"/>
+                <w:w w:val="126"/>
+                <w:sz w:val="20"/>
+                <w:szCs w:val="20"/>
+              </w:rPr>
+              <w:t>.</w:t>
+            </w:r>
+            <w:r>
+              <w:rPr>
+                <w:rFonts w:cs="Arial"/>
+                <w:b/>
+                <w:color w:val="010101"/>
+                <w:spacing w:val="-3"/>
+                <w:w w:val="126"/>
+                <w:sz w:val="20"/>
+                <w:szCs w:val="20"/>
+              </w:rPr>
+              <w:t xml:space="preserve"> </w:t>
+            </w:r>
+            <w:r>
+              <w:rPr>
+                <w:rFonts w:cs="Arial"/>
+                <w:b/>
+                <w:color w:val="010101"/>
+                <w:sz w:val="20"/>
+                <w:szCs w:val="20"/>
+              </w:rPr>
+              <w:t>An</w:t>
+            </w:r>
+            <w:r>
+              <w:rPr>
+                <w:rFonts w:cs="Arial"/>
+                <w:b/>
+                <w:color w:val="010101"/>
+                <w:spacing w:val="-6"/>
+                <w:sz w:val="20"/>
+                <w:szCs w:val="20"/>
+              </w:rPr>
+              <w:t xml:space="preserve"> </w:t>
+            </w:r>
+            <w:r>
+              <w:rPr>
+                <w:rFonts w:cs="Arial"/>
+                <w:b/>
+                <w:color w:val="010101"/>
+                <w:w w:val="106"/>
+                <w:sz w:val="20"/>
+                <w:szCs w:val="20"/>
+              </w:rPr>
+              <w:t>assignee-applicant</w:t>
+            </w:r>
+            <w:r>
+              <w:rPr>
+                <w:rFonts w:cs="Arial"/>
+                <w:b/>
+                <w:color w:val="010101"/>
+                <w:spacing w:val="15"/>
+                <w:w w:val="106"/>
+                <w:sz w:val="20"/>
+                <w:szCs w:val="20"/>
+              </w:rPr>
+              <w:t xml:space="preserve"> </w:t>
+            </w:r>
+            <w:r>
+              <w:rPr>
+                <w:rFonts w:cs="Arial"/>
+                <w:b/>
+                <w:color w:val="010101"/>
+                <w:sz w:val="20"/>
+                <w:szCs w:val="20"/>
+              </w:rPr>
+              <w:t>identified</w:t>
+            </w:r>
+            <w:r>
+              <w:rPr>
+                <w:rFonts w:cs="Arial"/>
+                <w:b/>
+                <w:color w:val="010101"/>
+                <w:spacing w:val="27"/>
+                <w:sz w:val="20"/>
+                <w:szCs w:val="20"/>
+              </w:rPr>
+              <w:t xml:space="preserve"> </w:t>
+            </w:r>
+            <w:r>
+              <w:rPr>
+                <w:rFonts w:cs="Arial"/>
+                <w:b/>
+                <w:color w:val="010101"/>
+                <w:sz w:val="20"/>
+                <w:szCs w:val="20"/>
+              </w:rPr>
+              <w:t>in</w:t>
+            </w:r>
+            <w:r>
+              <w:rPr>
+                <w:rFonts w:cs="Arial"/>
+                <w:b/>
+                <w:color w:val="010101"/>
+                <w:spacing w:val="2"/>
+                <w:sz w:val="20"/>
+                <w:szCs w:val="20"/>
+              </w:rPr>
+              <w:t xml:space="preserve"> </w:t>
+            </w:r>
+            <w:r>
+              <w:rPr>
+                <w:rFonts w:cs="Arial"/>
+                <w:b/>
+                <w:color w:val="010101"/>
+                <w:sz w:val="20"/>
+                <w:szCs w:val="20"/>
+              </w:rPr>
+              <w:t>the</w:t>
+            </w:r>
+            <w:r>
+              <w:rPr>
+                <w:rFonts w:cs="Arial"/>
+                <w:b/>
+                <w:color w:val="010101"/>
+                <w:sz w:val="20"/>
+                <w:szCs w:val="20"/>
+              </w:rPr>
+              <w:t xml:space="preserve"> </w:t>
+            </w:r>
+            <w:r>
+              <w:rPr>
+                <w:rFonts w:cs="Arial"/>
+                <w:b/>
+                <w:color w:val="010101"/>
+                <w:sz w:val="20"/>
+                <w:szCs w:val="20"/>
+              </w:rPr>
+              <w:t>"Applicant</w:t>
+            </w:r>
+            <w:r>
+              <w:rPr>
+                <w:rFonts w:cs="Arial"/>
+                <w:b/>
+                <w:color w:val="010101"/>
+                <w:spacing w:val="46"/>
+                <w:sz w:val="20"/>
+                <w:szCs w:val="20"/>
+              </w:rPr>
+              <w:t xml:space="preserve"> </w:t>
+            </w:r>
+            <w:r>
+              <w:rPr>
+                <w:rFonts w:cs="Arial"/>
+                <w:b/>
+                <w:color w:val="010101"/>
+                <w:sz w:val="20"/>
+                <w:szCs w:val="20"/>
+              </w:rPr>
+              <w:t>Information"</w:t>
+            </w:r>
+            <w:r>
+              <w:rPr>
+                <w:rFonts w:cs="Arial"/>
+                <w:b/>
+                <w:color w:val="010101"/>
+                <w:spacing w:val="34"/>
+                <w:sz w:val="20"/>
+                <w:szCs w:val="20"/>
+              </w:rPr>
+              <w:t xml:space="preserve"> </w:t>
+            </w:r>
+            <w:r>
+              <w:rPr>
+                <w:rFonts w:cs="Arial"/>
+                <w:b/>
+                <w:color w:val="010101"/>
+                <w:sz w:val="20"/>
+                <w:szCs w:val="20"/>
+              </w:rPr>
+              <w:t>section</w:t>
+            </w:r>
+            <w:r>
+              <w:rPr>
+                <w:rFonts w:cs="Arial"/>
+                <w:b/>
+                <w:color w:val="010101"/>
+                <w:spacing w:val="37"/>
+                <w:sz w:val="20"/>
+                <w:szCs w:val="20"/>
+              </w:rPr>
+              <w:t xml:space="preserve"> </w:t>
+            </w:r>
+            <w:r>
+              <w:rPr>
+                <w:rFonts w:cs="Arial"/>
+                <w:b/>
+                <w:color w:val="010101"/>
+                <w:sz w:val="20"/>
+                <w:szCs w:val="20"/>
+              </w:rPr>
+              <w:t>will</w:t>
+            </w:r>
+            <w:r>
+              <w:rPr>
+                <w:rFonts w:cs="Arial"/>
+                <w:b/>
+                <w:color w:val="010101"/>
+                <w:spacing w:val="3"/>
+                <w:sz w:val="20"/>
+                <w:szCs w:val="20"/>
+              </w:rPr>
+              <w:t xml:space="preserve"> </w:t>
+            </w:r>
+            <w:r>
+              <w:rPr>
+                <w:rFonts w:cs="Arial"/>
+                <w:b/>
+                <w:color w:val="010101"/>
+                <w:sz w:val="20"/>
+                <w:szCs w:val="20"/>
+              </w:rPr>
+              <w:t>appear</w:t>
+            </w:r>
+            <w:r>
+              <w:rPr>
+                <w:rFonts w:cs="Arial"/>
+                <w:b/>
+                <w:color w:val="010101"/>
+                <w:spacing w:val="45"/>
+                <w:sz w:val="20"/>
+                <w:szCs w:val="20"/>
+              </w:rPr>
+              <w:t xml:space="preserve"> </w:t>
+            </w:r>
+            <w:r>
+              <w:rPr>
+                <w:rFonts w:cs="Arial"/>
+                <w:b/>
+                <w:color w:val="010101"/>
+                <w:sz w:val="20"/>
+                <w:szCs w:val="20"/>
+              </w:rPr>
+              <w:t>on</w:t>
+            </w:r>
+            <w:r>
+              <w:rPr>
+                <w:rFonts w:cs="Arial"/>
+                <w:b/>
+                <w:color w:val="010101"/>
+                <w:spacing w:val="9"/>
+                <w:sz w:val="20"/>
+                <w:szCs w:val="20"/>
+              </w:rPr>
+              <w:t xml:space="preserve"> </w:t>
+            </w:r>
+            <w:r>
+              <w:rPr>
+                <w:rFonts w:cs="Arial"/>
+                <w:b/>
+                <w:color w:val="010101"/>
+                <w:sz w:val="20"/>
+                <w:szCs w:val="20"/>
+              </w:rPr>
+              <w:t>the</w:t>
+            </w:r>
+            <w:r>
+              <w:rPr>
+                <w:rFonts w:cs="Arial"/>
+                <w:b/>
+                <w:color w:val="010101"/>
+                <w:spacing w:val="8"/>
+                <w:sz w:val="20"/>
+                <w:szCs w:val="20"/>
+              </w:rPr>
+              <w:t xml:space="preserve"> </w:t>
+            </w:r>
+            <w:r>
+              <w:rPr>
+                <w:rFonts w:cs="Arial"/>
+                <w:b/>
+                <w:color w:val="010101"/>
+                <w:sz w:val="20"/>
+                <w:szCs w:val="20"/>
+              </w:rPr>
+              <w:t>patent</w:t>
+            </w:r>
+            <w:r>
+              <w:rPr>
+                <w:rFonts w:cs="Arial"/>
+                <w:b/>
+                <w:color w:val="010101"/>
+                <w:spacing w:val="28"/>
+                <w:sz w:val="20"/>
+                <w:szCs w:val="20"/>
+              </w:rPr>
+              <w:t xml:space="preserve"> </w:t>
+            </w:r>
+            <w:r>
+              <w:rPr>
+                <w:rFonts w:cs="Arial"/>
+                <w:b/>
+                <w:color w:val="010101"/>
+                <w:w w:val="106"/>
+                <w:sz w:val="20"/>
+                <w:szCs w:val="20"/>
+              </w:rPr>
+              <w:t xml:space="preserve">application </w:t>
+            </w:r>
+            <w:r>
+              <w:rPr>
+                <w:rFonts w:cs="Arial"/>
+                <w:b/>
+                <w:color w:val="010101"/>
+                <w:sz w:val="20"/>
+                <w:szCs w:val="20"/>
+              </w:rPr>
+              <w:t>publication</w:t>
+            </w:r>
+            <w:r>
+              <w:rPr>
+                <w:rFonts w:cs="Arial"/>
+                <w:b/>
+                <w:color w:val="010101"/>
+                <w:spacing w:val="34"/>
+                <w:sz w:val="20"/>
+                <w:szCs w:val="20"/>
+              </w:rPr>
+              <w:t xml:space="preserve"> </w:t>
+            </w:r>
+            <w:r>
+              <w:rPr>
+                <w:rFonts w:cs="Arial"/>
+                <w:b/>
+                <w:color w:val="010101"/>
+                <w:sz w:val="20"/>
+                <w:szCs w:val="20"/>
+              </w:rPr>
+              <w:t>as</w:t>
+            </w:r>
+            <w:r>
+              <w:rPr>
+                <w:rFonts w:cs="Arial"/>
+                <w:b/>
+                <w:color w:val="010101"/>
+                <w:spacing w:val="18"/>
+                <w:sz w:val="20"/>
+                <w:szCs w:val="20"/>
+              </w:rPr>
+              <w:t xml:space="preserve"> </w:t>
+            </w:r>
+            <w:r>
+              <w:rPr>
+                <w:rFonts w:cs="Arial"/>
+                <w:b/>
+                <w:color w:val="010101"/>
+                <w:sz w:val="20"/>
+                <w:szCs w:val="20"/>
+              </w:rPr>
+              <w:t>an</w:t>
+            </w:r>
+            <w:r>
+              <w:rPr>
+                <w:rFonts w:cs="Arial"/>
+                <w:b/>
+                <w:color w:val="010101"/>
+                <w:spacing w:val="23"/>
+                <w:sz w:val="20"/>
+                <w:szCs w:val="20"/>
+              </w:rPr>
+              <w:t xml:space="preserve"> </w:t>
+            </w:r>
+            <w:r>
+              <w:rPr>
+                <w:rFonts w:cs="Arial"/>
+                <w:b/>
+                <w:color w:val="010101"/>
+                <w:sz w:val="20"/>
+                <w:szCs w:val="20"/>
+              </w:rPr>
+              <w:t>applicant.</w:t>
+            </w:r>
+            <w:r>
+              <w:rPr>
+                <w:rFonts w:cs="Arial"/>
+                <w:b/>
+                <w:color w:val="010101"/>
+                <w:spacing w:val="32"/>
+                <w:sz w:val="20"/>
+                <w:szCs w:val="20"/>
+              </w:rPr>
+              <w:t xml:space="preserve"> </w:t>
+            </w:r>
+            <w:r>
+              <w:rPr>
+                <w:rFonts w:cs="Arial"/>
+                <w:b/>
+                <w:color w:val="010101"/>
+                <w:sz w:val="20"/>
+                <w:szCs w:val="20"/>
+              </w:rPr>
+              <w:t>For</w:t>
+            </w:r>
+            <w:r>
+              <w:rPr>
+                <w:rFonts w:cs="Arial"/>
+                <w:b/>
+                <w:color w:val="010101"/>
+                <w:spacing w:val="24"/>
+                <w:sz w:val="20"/>
+                <w:szCs w:val="20"/>
+              </w:rPr>
+              <w:t xml:space="preserve"> </w:t>
+            </w:r>
+            <w:r>
+              <w:rPr>
+                <w:rFonts w:cs="Arial"/>
+                <w:b/>
+                <w:color w:val="010101"/>
+                <w:sz w:val="20"/>
+                <w:szCs w:val="20"/>
+              </w:rPr>
+              <w:t>an</w:t>
+            </w:r>
+            <w:r>
+              <w:rPr>
+                <w:rFonts w:cs="Arial"/>
+                <w:b/>
+                <w:color w:val="010101"/>
+                <w:spacing w:val="6"/>
+                <w:sz w:val="20"/>
+                <w:szCs w:val="20"/>
+              </w:rPr>
+              <w:t xml:space="preserve"> </w:t>
+            </w:r>
+            <w:r>
+              <w:rPr>
+                <w:rFonts w:cs="Arial"/>
+                <w:b/>
+                <w:color w:val="010101"/>
+                <w:w w:val="105"/>
+                <w:sz w:val="20"/>
+                <w:szCs w:val="20"/>
+              </w:rPr>
+              <w:t>assignee-applicant,</w:t>
+            </w:r>
+            <w:r>
+              <w:rPr>
+                <w:rFonts w:cs="Arial"/>
+                <w:b/>
+                <w:color w:val="010101"/>
+                <w:spacing w:val="7"/>
+                <w:w w:val="105"/>
+                <w:sz w:val="20"/>
+                <w:szCs w:val="20"/>
+              </w:rPr>
+              <w:t xml:space="preserve"> </w:t>
+            </w:r>
+            <w:r>
+              <w:rPr>
+                <w:rFonts w:cs="Arial"/>
+                <w:b/>
+                <w:color w:val="010101"/>
+                <w:sz w:val="20"/>
+                <w:szCs w:val="20"/>
+              </w:rPr>
+              <w:t>complete</w:t>
+            </w:r>
+            <w:r>
+              <w:rPr>
+                <w:rFonts w:cs="Arial"/>
+                <w:b/>
+                <w:color w:val="010101"/>
+                <w:spacing w:val="41"/>
+                <w:sz w:val="20"/>
+                <w:szCs w:val="20"/>
+              </w:rPr>
+              <w:t xml:space="preserve"> </w:t>
+            </w:r>
+            <w:r>
+              <w:rPr>
+                <w:rFonts w:cs="Arial"/>
+                <w:b/>
+                <w:color w:val="010101"/>
+                <w:sz w:val="20"/>
+                <w:szCs w:val="20"/>
+              </w:rPr>
+              <w:t>this</w:t>
+            </w:r>
+            <w:r>
+              <w:rPr>
+                <w:rFonts w:cs="Arial"/>
+                <w:b/>
+                <w:color w:val="010101"/>
+                <w:spacing w:val="16"/>
+                <w:sz w:val="20"/>
+                <w:szCs w:val="20"/>
+              </w:rPr>
+              <w:t xml:space="preserve"> </w:t>
+            </w:r>
+            <w:r>
+              <w:rPr>
+                <w:rFonts w:cs="Arial"/>
+                <w:b/>
+                <w:color w:val="010101"/>
+                <w:sz w:val="20"/>
+                <w:szCs w:val="20"/>
+              </w:rPr>
+              <w:t>section</w:t>
+            </w:r>
+            <w:r>
+              <w:rPr>
+                <w:rFonts w:cs="Arial"/>
+                <w:b/>
+                <w:color w:val="010101"/>
+                <w:spacing w:val="31"/>
+                <w:sz w:val="20"/>
+                <w:szCs w:val="20"/>
+              </w:rPr>
+              <w:t xml:space="preserve"> </w:t>
+            </w:r>
+            <w:r>
+              <w:rPr>
+                <w:rFonts w:cs="Arial"/>
+                <w:b/>
+                <w:color w:val="010101"/>
+                <w:sz w:val="20"/>
+                <w:szCs w:val="20"/>
+              </w:rPr>
+              <w:t>only</w:t>
+            </w:r>
+            <w:r>
+              <w:rPr>
+                <w:rFonts w:cs="Arial"/>
+                <w:b/>
+                <w:color w:val="010101"/>
+                <w:spacing w:val="25"/>
+                <w:sz w:val="20"/>
+                <w:szCs w:val="20"/>
+              </w:rPr>
+              <w:t xml:space="preserve"> </w:t>
+            </w:r>
+            <w:r>
+              <w:rPr>
+                <w:rFonts w:cs="Arial"/>
+                <w:b/>
+                <w:color w:val="010101"/>
+                <w:sz w:val="20"/>
+                <w:szCs w:val="20"/>
+              </w:rPr>
+              <w:t>if</w:t>
+            </w:r>
+            <w:r>
+              <w:rPr>
+                <w:rFonts w:cs="Arial"/>
+                <w:b/>
+                <w:color w:val="010101"/>
+                <w:spacing w:val="12"/>
+                <w:sz w:val="20"/>
+                <w:szCs w:val="20"/>
+              </w:rPr>
+              <w:t xml:space="preserve"> </w:t>
+            </w:r>
+            <w:r>
+              <w:rPr>
+                <w:rFonts w:cs="Arial"/>
+                <w:b/>
+                <w:color w:val="010101"/>
+                <w:sz w:val="20"/>
+                <w:szCs w:val="20"/>
+              </w:rPr>
+              <w:t>identification as</w:t>
+            </w:r>
+            <w:r>
+              <w:rPr>
+                <w:rFonts w:cs="Arial"/>
+                <w:b/>
+                <w:color w:val="010101"/>
+                <w:spacing w:val="4"/>
+                <w:sz w:val="20"/>
+                <w:szCs w:val="20"/>
+              </w:rPr>
+              <w:t xml:space="preserve"> </w:t>
+            </w:r>
+            <w:r>
+              <w:rPr>
+                <w:rFonts w:cs="Arial"/>
+                <w:b/>
+                <w:color w:val="010101"/>
+                <w:sz w:val="20"/>
+                <w:szCs w:val="20"/>
+              </w:rPr>
+              <w:t>an</w:t>
+            </w:r>
+            <w:r>
+              <w:rPr>
+                <w:rFonts w:cs="Arial"/>
+                <w:b/>
+                <w:color w:val="010101"/>
+                <w:spacing w:val="23"/>
+                <w:sz w:val="20"/>
+                <w:szCs w:val="20"/>
+              </w:rPr>
+              <w:t xml:space="preserve"> </w:t>
+            </w:r>
+            <w:r>
+              <w:rPr>
+                <w:rFonts w:cs="Arial"/>
+                <w:b/>
+                <w:color w:val="010101"/>
+                <w:sz w:val="20"/>
+                <w:szCs w:val="20"/>
+              </w:rPr>
+              <w:t>assignee</w:t>
+            </w:r>
+            <w:r>
+              <w:rPr>
+                <w:rFonts w:cs="Arial"/>
+                <w:b/>
+                <w:color w:val="010101"/>
+                <w:spacing w:val="46"/>
+                <w:sz w:val="20"/>
+                <w:szCs w:val="20"/>
+              </w:rPr>
+              <w:t xml:space="preserve"> </w:t>
+            </w:r>
+            <w:r>
+              <w:rPr>
+                <w:rFonts w:cs="Arial"/>
+                <w:b/>
+                <w:color w:val="010101"/>
+                <w:sz w:val="20"/>
+                <w:szCs w:val="20"/>
+              </w:rPr>
+              <w:t>is</w:t>
+            </w:r>
+            <w:r>
+              <w:rPr>
+                <w:rFonts w:cs="Arial"/>
+                <w:b/>
+                <w:color w:val="010101"/>
+                <w:spacing w:val="8"/>
+                <w:sz w:val="20"/>
+                <w:szCs w:val="20"/>
+              </w:rPr>
+              <w:t xml:space="preserve"> </w:t>
+            </w:r>
+            <w:r>
+              <w:rPr>
+                <w:rFonts w:cs="Arial"/>
+                <w:b/>
+                <w:color w:val="010101"/>
+                <w:sz w:val="20"/>
+                <w:szCs w:val="20"/>
+              </w:rPr>
+              <w:t>also</w:t>
+            </w:r>
+            <w:r>
+              <w:rPr>
+                <w:rFonts w:cs="Arial"/>
+                <w:b/>
+                <w:color w:val="010101"/>
+                <w:spacing w:val="16"/>
+                <w:sz w:val="20"/>
+                <w:szCs w:val="20"/>
+              </w:rPr>
+              <w:t xml:space="preserve"> </w:t>
+            </w:r>
+            <w:r>
+              <w:rPr>
+                <w:rFonts w:cs="Arial"/>
+                <w:b/>
+                <w:color w:val="010101"/>
+                <w:sz w:val="20"/>
+                <w:szCs w:val="20"/>
+              </w:rPr>
+              <w:t>desired</w:t>
+            </w:r>
+            <w:r>
+              <w:rPr>
+                <w:rFonts w:cs="Arial"/>
+                <w:b/>
+                <w:color w:val="010101"/>
+                <w:spacing w:val="29"/>
+                <w:sz w:val="20"/>
+                <w:szCs w:val="20"/>
+              </w:rPr>
+              <w:t xml:space="preserve"> </w:t>
+            </w:r>
+            <w:r>
+              <w:rPr>
+                <w:rFonts w:cs="Arial"/>
+                <w:b/>
+                <w:color w:val="010101"/>
+                <w:sz w:val="20"/>
+                <w:szCs w:val="20"/>
+              </w:rPr>
+              <w:t>on</w:t>
+            </w:r>
+            <w:r>
+              <w:rPr>
+                <w:rFonts w:cs="Arial"/>
+                <w:b/>
+                <w:color w:val="010101"/>
+                <w:spacing w:val="12"/>
+                <w:sz w:val="20"/>
+                <w:szCs w:val="20"/>
+              </w:rPr>
+              <w:t xml:space="preserve"> </w:t>
+            </w:r>
+            <w:r>
+              <w:rPr>
+                <w:rFonts w:cs="Arial"/>
+                <w:b/>
+                <w:color w:val="010101"/>
+                <w:w w:val="110"/>
+                <w:sz w:val="20"/>
+                <w:szCs w:val="20"/>
+              </w:rPr>
+              <w:t>the</w:t>
+            </w:r>
+            <w:r>
+              <w:rPr>
+                <w:rFonts w:cs="Arial"/>
+                <w:b/>
+                <w:color w:val="000000"/>
+                <w:sz w:val="20"/>
+                <w:szCs w:val="20"/>
+              </w:rPr>
+              <w:t xml:space="preserve"> </w:t>
+            </w:r>
+            <w:r>
+              <w:rPr>
+                <w:rFonts w:cs="Arial"/>
+                <w:b/>
+                <w:color w:val="010101"/>
+                <w:sz w:val="20"/>
+                <w:szCs w:val="20"/>
+              </w:rPr>
+              <w:t>patent</w:t>
+            </w:r>
+            <w:r>
+              <w:rPr>
+                <w:rFonts w:cs="Arial"/>
+                <w:b/>
+                <w:color w:val="010101"/>
+                <w:spacing w:val="15"/>
+                <w:sz w:val="20"/>
+                <w:szCs w:val="20"/>
+              </w:rPr>
+              <w:t xml:space="preserve"> </w:t>
+            </w:r>
+            <w:r>
+              <w:rPr>
+                <w:rFonts w:cs="Arial"/>
+                <w:b/>
+                <w:color w:val="010101"/>
+                <w:sz w:val="20"/>
+                <w:szCs w:val="20"/>
+              </w:rPr>
+              <w:t xml:space="preserve">application </w:t>
+            </w:r>
+            <w:r>
+              <w:rPr>
+                <w:rFonts w:cs="Arial"/>
+                <w:b/>
+                <w:color w:val="010101"/>
+                <w:w w:val="104"/>
+                <w:sz w:val="20"/>
+                <w:szCs w:val="20"/>
+              </w:rPr>
+              <w:t>publication.</w:t>
+            </w:r>
+          </w:p>
+          <w:p>
+            <w:pPr>
+              <w:ind w:left="144" w:right="-144"/>
+              <w:rPr>
+                <w:rFonts w:cstheme="minorHAnsi"/>
+                <w:b/>
+              </w:rPr>
+            </w:pPr>
+          </w:p>
+        </w:tc>
+      </w:tr>
+      <w:tr>
+        <w:trPr>
+          <w:trHeight w:hRule="exact" w:val="421"/>
+        </w:trPr>
+        <w:tc>
+          <w:tcPr>
+            <w:tcW w:w="10890" w:type="dxa"/>
+            <w:gridSpan w:val="7"/>
+            <w:tcBorders>
+              <w:top w:val="single" w:sz="2" w:space="0" w:color="000000"/>
+              <w:left w:val="single" w:sz="2" w:space="0" w:color="000000"/>
+              <w:bottom w:val="single" w:sz="2" w:space="0" w:color="000000"/>
+              <w:right w:val="single" w:sz="2" w:space="0" w:color="000000"/>
+            </w:tcBorders>
+            <w:vAlign w:val="center"/>
+          </w:tcPr>
+          <w:p>
+            <w:pPr>
+              <w:ind w:left="144" w:right="-144"/>
+              <w:rPr>
+                <w:rFonts w:cstheme="minorHAnsi"/>
+                <w:b/>
+              </w:rPr>
+            </w:pPr>
+            <w:r>
+              <w:rPr>
+                <w:rFonts w:cstheme="minorHAnsi"/>
+                <w:b/>
+              </w:rPr>
+              <w:t xml:space="preserve">If the Assignee </w:t>
+            </w:r>
+            <w:r>
+              <w:rPr>
+                <w:rFonts w:cstheme="minorHAnsi"/>
+                <w:b/>
+              </w:rPr>
+              <w:t xml:space="preserve">or Non-Applicant Assignee </w:t>
+            </w:r>
+            <w:r>
+              <w:rPr>
+                <w:rFonts w:cstheme="minorHAnsi"/>
+                <w:b/>
+              </w:rPr>
+              <w:t xml:space="preserve">is an Organization check here.  </w:t>
+            </w:r>
+            <w:sdt>
+              <w:sdtPr>
+                <w:rPr>
+                  <w:rFonts w:cstheme="minorHAnsi"/>
+                  <w:b/>
+                  <w:sz w:val="24"/>
+                  <w:szCs w:val="24"/>
+                </w:rPr>
+                <w:id w:val="652109729"/>
+                <w14:checkbox>
+                  <w14:checked w14:val="0"/>
+                  <w14:checkedState w14:val="2612" w14:font="MS Gothic"/>
+                  <w14:uncheckedState w14:val="2610" w14:font="MS Gothic"/>
+                </w14:checkbox>
+              </w:sdtPr>
+              <w:sdtContent>
+                <w:r>
+                  <w:rPr>
+                    <w:rFonts w:ascii="MS Gothic" w:eastAsia="MS Gothic" w:hAnsi="MS Gothic" w:cstheme="minorHAnsi" w:hint="eastAsia"/>
+                    <w:b/>
+                    <w:sz w:val="24"/>
+                    <w:szCs w:val="24"/>
+                  </w:rPr>
+                  <w:t>☐</w:t>
+                </w:r>
+              </w:sdtContent>
+            </w:sdt>
+          </w:p>
+        </w:tc>
+      </w:tr>
+      <w:tr>
+        <w:trPr>
+          <w:trHeight w:hRule="exact" w:val="421"/>
+        </w:trPr>
+        <w:tc>
+          <w:tcPr>
+            <w:tcW w:w="2164" w:type="dxa"/>
+            <w:tcBorders>
+              <w:top w:val="single" w:sz="2" w:space="0" w:color="000000"/>
+              <w:left w:val="single" w:sz="2" w:space="0" w:color="000000"/>
+              <w:bottom w:val="single" w:sz="2" w:space="0" w:color="000000"/>
+              <w:right w:val="single" w:sz="2" w:space="0" w:color="000000"/>
+            </w:tcBorders>
+            <w:vAlign w:val="bottom"/>
+          </w:tcPr>
+          <w:p>
+            <w:pPr>
+              <w:spacing w:after="0" w:line="240" w:lineRule="auto"/>
+              <w:jc w:val="center"/>
+              <w:rPr>
+                <w:rFonts w:eastAsia="Arial" w:cstheme="minorHAnsi"/>
+                <w:b/>
+              </w:rPr>
+            </w:pPr>
+            <w:r>
+              <w:rPr>
+                <w:rFonts w:eastAsia="Arial" w:cstheme="minorHAnsi"/>
+                <w:b/>
+                <w:color w:val="010101"/>
+                <w:w w:val="103"/>
+              </w:rPr>
+              <w:t>Prefix</w:t>
+            </w:r>
+          </w:p>
+        </w:tc>
+        <w:tc>
+          <w:tcPr>
+            <w:tcW w:w="2164" w:type="dxa"/>
+            <w:tcBorders>
+              <w:top w:val="single" w:sz="2" w:space="0" w:color="000000"/>
+              <w:left w:val="single" w:sz="2" w:space="0" w:color="000000"/>
+              <w:bottom w:val="single" w:sz="2" w:space="0" w:color="000000"/>
+              <w:right w:val="single" w:sz="2" w:space="0" w:color="000000"/>
+            </w:tcBorders>
+            <w:vAlign w:val="bottom"/>
+          </w:tcPr>
+          <w:p>
+            <w:pPr>
+              <w:spacing w:after="0" w:line="240" w:lineRule="auto"/>
+              <w:jc w:val="center"/>
+              <w:rPr>
+                <w:rFonts w:eastAsia="Arial" w:cstheme="minorHAnsi"/>
+                <w:b/>
+              </w:rPr>
+            </w:pPr>
+            <w:r>
+              <w:rPr>
+                <w:rFonts w:eastAsia="Arial" w:cstheme="minorHAnsi"/>
+                <w:b/>
+                <w:bCs/>
+                <w:color w:val="010101"/>
+              </w:rPr>
+              <w:t>Given</w:t>
+            </w:r>
+            <w:r>
+              <w:rPr>
+                <w:rFonts w:eastAsia="Arial" w:cstheme="minorHAnsi"/>
+                <w:b/>
+                <w:bCs/>
+                <w:color w:val="010101"/>
+                <w:spacing w:val="31"/>
+              </w:rPr>
+              <w:t xml:space="preserve"> </w:t>
+            </w:r>
+            <w:r>
+              <w:rPr>
+                <w:rFonts w:eastAsia="Arial" w:cstheme="minorHAnsi"/>
+                <w:b/>
+                <w:bCs/>
+                <w:color w:val="010101"/>
+                <w:w w:val="107"/>
+              </w:rPr>
+              <w:t>Name</w:t>
+            </w:r>
+          </w:p>
+        </w:tc>
+        <w:tc>
+          <w:tcPr>
+            <w:tcW w:w="2160" w:type="dxa"/>
+            <w:gridSpan w:val="2"/>
+            <w:tcBorders>
+              <w:top w:val="single" w:sz="2" w:space="0" w:color="000000"/>
+              <w:left w:val="single" w:sz="2" w:space="0" w:color="000000"/>
+              <w:bottom w:val="single" w:sz="2" w:space="0" w:color="000000"/>
+              <w:right w:val="single" w:sz="2" w:space="0" w:color="000000"/>
+            </w:tcBorders>
+            <w:vAlign w:val="bottom"/>
+          </w:tcPr>
+          <w:p>
+            <w:pPr>
+              <w:spacing w:after="0" w:line="240" w:lineRule="auto"/>
+              <w:jc w:val="center"/>
+              <w:rPr>
+                <w:rFonts w:eastAsia="Arial" w:cstheme="minorHAnsi"/>
+                <w:b/>
+              </w:rPr>
+            </w:pPr>
+            <w:r>
+              <w:rPr>
+                <w:rFonts w:eastAsia="Arial" w:cstheme="minorHAnsi"/>
+                <w:b/>
+                <w:color w:val="010101"/>
+              </w:rPr>
+              <w:t>Middle</w:t>
+            </w:r>
+            <w:r>
+              <w:rPr>
+                <w:rFonts w:eastAsia="Arial" w:cstheme="minorHAnsi"/>
+                <w:b/>
+                <w:color w:val="010101"/>
+                <w:spacing w:val="38"/>
+              </w:rPr>
+              <w:t xml:space="preserve"> </w:t>
+            </w:r>
+            <w:r>
+              <w:rPr>
+                <w:rFonts w:eastAsia="Arial" w:cstheme="minorHAnsi"/>
+                <w:b/>
+                <w:color w:val="010101"/>
+                <w:w w:val="104"/>
+              </w:rPr>
+              <w:t>Name</w:t>
+            </w:r>
+          </w:p>
+        </w:tc>
+        <w:tc>
+          <w:tcPr>
+            <w:tcW w:w="2160" w:type="dxa"/>
+            <w:gridSpan w:val="2"/>
+            <w:tcBorders>
+              <w:top w:val="single" w:sz="2" w:space="0" w:color="000000"/>
+              <w:left w:val="single" w:sz="2" w:space="0" w:color="000000"/>
+              <w:bottom w:val="single" w:sz="2" w:space="0" w:color="000000"/>
+              <w:right w:val="single" w:sz="2" w:space="0" w:color="000000"/>
+            </w:tcBorders>
+            <w:vAlign w:val="bottom"/>
+          </w:tcPr>
+          <w:p>
+            <w:pPr>
+              <w:spacing w:after="0" w:line="240" w:lineRule="auto"/>
+              <w:jc w:val="center"/>
+              <w:rPr>
+                <w:rFonts w:eastAsia="Arial" w:cstheme="minorHAnsi"/>
+                <w:b/>
+              </w:rPr>
+            </w:pPr>
+            <w:r>
+              <w:rPr>
+                <w:rFonts w:eastAsia="Arial" w:cstheme="minorHAnsi"/>
+                <w:b/>
+                <w:bCs/>
+                <w:color w:val="010101"/>
+              </w:rPr>
+              <w:t>Family</w:t>
+            </w:r>
+            <w:r>
+              <w:rPr>
+                <w:rFonts w:eastAsia="Arial" w:cstheme="minorHAnsi"/>
+                <w:b/>
+                <w:bCs/>
+                <w:color w:val="010101"/>
+                <w:spacing w:val="32"/>
+              </w:rPr>
+              <w:t xml:space="preserve"> </w:t>
+            </w:r>
+            <w:r>
+              <w:rPr>
+                <w:rFonts w:eastAsia="Arial" w:cstheme="minorHAnsi"/>
+                <w:b/>
+                <w:bCs/>
+                <w:color w:val="010101"/>
+                <w:w w:val="106"/>
+              </w:rPr>
+              <w:t>Name</w:t>
+            </w:r>
+          </w:p>
+        </w:tc>
+        <w:tc>
+          <w:tcPr>
+            <w:tcW w:w="2242" w:type="dxa"/>
+            <w:tcBorders>
+              <w:top w:val="single" w:sz="2" w:space="0" w:color="000000"/>
+              <w:left w:val="single" w:sz="2" w:space="0" w:color="000000"/>
+              <w:bottom w:val="single" w:sz="2" w:space="0" w:color="000000"/>
+              <w:right w:val="single" w:sz="2" w:space="0" w:color="000000"/>
+            </w:tcBorders>
+            <w:vAlign w:val="bottom"/>
+          </w:tcPr>
+          <w:p>
+            <w:pPr>
+              <w:spacing w:after="0" w:line="240" w:lineRule="auto"/>
+              <w:jc w:val="center"/>
+              <w:rPr>
+                <w:rFonts w:eastAsia="Arial" w:cstheme="minorHAnsi"/>
+                <w:b/>
+              </w:rPr>
+            </w:pPr>
+            <w:r>
+              <w:rPr>
+                <w:rFonts w:eastAsia="Arial" w:cstheme="minorHAnsi"/>
+                <w:b/>
+                <w:color w:val="010101"/>
+                <w:w w:val="106"/>
+              </w:rPr>
+              <w:t>Suffix</w:t>
+            </w:r>
+          </w:p>
+        </w:tc>
+      </w:tr>
+      <w:tr>
+        <w:trPr>
+          <w:trHeight w:hRule="exact" w:val="421"/>
+        </w:trPr>
+        <w:tc>
+          <w:tcPr>
+            <w:tcW w:w="2164" w:type="dxa"/>
+            <w:tcBorders>
+              <w:top w:val="single" w:sz="2" w:space="0" w:color="000000"/>
+              <w:left w:val="single" w:sz="2" w:space="0" w:color="000000"/>
+              <w:bottom w:val="single" w:sz="2" w:space="0" w:color="000000"/>
+              <w:right w:val="single" w:sz="2" w:space="0" w:color="000000"/>
+            </w:tcBorders>
+          </w:tcPr>
+          <w:p>
+            <w:pPr>
+              <w:spacing w:after="0" w:line="414" w:lineRule="exact"/>
+              <w:ind w:right="-46"/>
+              <w:jc w:val="right"/>
+              <w:rPr>
+                <w:rFonts w:eastAsia="Arial" w:cstheme="minorHAnsi"/>
+                <w:sz w:val="20"/>
+                <w:szCs w:val="20"/>
+              </w:rPr>
+            </w:pPr>
+          </w:p>
+        </w:tc>
+        <w:tc>
+          <w:tcPr>
+            <w:tcW w:w="2164" w:type="dxa"/>
+            <w:tcBorders>
+              <w:top w:val="single" w:sz="2" w:space="0" w:color="000000"/>
+              <w:left w:val="single" w:sz="2" w:space="0" w:color="000000"/>
+              <w:bottom w:val="single" w:sz="2" w:space="0" w:color="000000"/>
+              <w:right w:val="single" w:sz="2" w:space="0" w:color="000000"/>
+            </w:tcBorders>
+          </w:tcPr>
+          <w:p>
+            <w:pPr>
+              <w:rPr>
+                <w:rFonts w:cstheme="minorHAnsi"/>
+                <w:sz w:val="20"/>
+                <w:szCs w:val="20"/>
+              </w:rPr>
+            </w:pPr>
+          </w:p>
+        </w:tc>
+        <w:tc>
+          <w:tcPr>
+            <w:tcW w:w="2160" w:type="dxa"/>
+            <w:gridSpan w:val="2"/>
+            <w:tcBorders>
+              <w:top w:val="single" w:sz="2" w:space="0" w:color="000000"/>
+              <w:left w:val="single" w:sz="2" w:space="0" w:color="000000"/>
+              <w:bottom w:val="single" w:sz="2" w:space="0" w:color="000000"/>
+              <w:right w:val="single" w:sz="2" w:space="0" w:color="000000"/>
+            </w:tcBorders>
+          </w:tcPr>
+          <w:p>
+            <w:pPr>
+              <w:rPr>
+                <w:rFonts w:cstheme="minorHAnsi"/>
+                <w:sz w:val="20"/>
+                <w:szCs w:val="20"/>
+              </w:rPr>
+            </w:pPr>
+          </w:p>
+        </w:tc>
+        <w:tc>
+          <w:tcPr>
+            <w:tcW w:w="2160" w:type="dxa"/>
+            <w:gridSpan w:val="2"/>
+            <w:tcBorders>
+              <w:top w:val="single" w:sz="2" w:space="0" w:color="000000"/>
+              <w:left w:val="single" w:sz="2" w:space="0" w:color="000000"/>
+              <w:bottom w:val="single" w:sz="2" w:space="0" w:color="000000"/>
+              <w:right w:val="single" w:sz="2" w:space="0" w:color="000000"/>
+            </w:tcBorders>
+          </w:tcPr>
+          <w:p>
+            <w:pPr>
+              <w:rPr>
+                <w:rFonts w:cstheme="minorHAnsi"/>
+                <w:sz w:val="20"/>
+                <w:szCs w:val="20"/>
+              </w:rPr>
+            </w:pPr>
+          </w:p>
+        </w:tc>
+        <w:tc>
+          <w:tcPr>
+            <w:tcW w:w="2242" w:type="dxa"/>
+            <w:tcBorders>
+              <w:top w:val="single" w:sz="2" w:space="0" w:color="000000"/>
+              <w:left w:val="single" w:sz="2" w:space="0" w:color="000000"/>
+              <w:bottom w:val="single" w:sz="2" w:space="0" w:color="000000"/>
+              <w:right w:val="single" w:sz="2" w:space="0" w:color="000000"/>
+            </w:tcBorders>
+          </w:tcPr>
+          <w:p>
+            <w:pPr>
+              <w:spacing w:after="0" w:line="414" w:lineRule="exact"/>
+              <w:ind w:right="-46"/>
+              <w:jc w:val="right"/>
+              <w:rPr>
+                <w:rFonts w:eastAsia="Arial" w:cstheme="minorHAnsi"/>
+                <w:sz w:val="20"/>
+                <w:szCs w:val="20"/>
+              </w:rPr>
+            </w:pPr>
+          </w:p>
+        </w:tc>
+      </w:tr>
+      <w:tr>
+        <w:trPr>
+          <w:trHeight w:hRule="exact" w:val="313"/>
+        </w:trPr>
+        <w:tc>
+          <w:tcPr>
+            <w:tcW w:w="10890" w:type="dxa"/>
+            <w:gridSpan w:val="7"/>
+            <w:tcBorders>
+              <w:top w:val="single" w:sz="2" w:space="0" w:color="000000"/>
+              <w:left w:val="single" w:sz="2" w:space="0" w:color="000000"/>
+              <w:bottom w:val="single" w:sz="2" w:space="0" w:color="000000"/>
+              <w:right w:val="single" w:sz="2" w:space="0" w:color="000000"/>
+            </w:tcBorders>
+          </w:tcPr>
+          <w:p>
+            <w:pPr>
+              <w:spacing w:before="5" w:after="0" w:line="240" w:lineRule="auto"/>
+              <w:ind w:left="151" w:right="-20"/>
+              <w:rPr>
+                <w:rFonts w:eastAsia="Arial" w:cstheme="minorHAnsi"/>
+                <w:sz w:val="24"/>
+                <w:szCs w:val="24"/>
+              </w:rPr>
+            </w:pPr>
+            <w:r>
+              <w:rPr>
+                <w:rFonts w:eastAsia="Arial" w:cstheme="minorHAnsi"/>
+                <w:b/>
+                <w:bCs/>
+                <w:color w:val="010101"/>
+                <w:sz w:val="24"/>
+                <w:szCs w:val="24"/>
+              </w:rPr>
+              <w:t>Mailing</w:t>
+            </w:r>
+            <w:r>
+              <w:rPr>
+                <w:rFonts w:eastAsia="Arial" w:cstheme="minorHAnsi"/>
+                <w:b/>
+                <w:bCs/>
+                <w:color w:val="010101"/>
+                <w:spacing w:val="18"/>
+                <w:sz w:val="24"/>
+                <w:szCs w:val="24"/>
+              </w:rPr>
+              <w:t xml:space="preserve"> </w:t>
+            </w:r>
+            <w:r>
+              <w:rPr>
+                <w:rFonts w:eastAsia="Arial" w:cstheme="minorHAnsi"/>
+                <w:b/>
+                <w:bCs/>
+                <w:color w:val="010101"/>
+                <w:sz w:val="24"/>
+                <w:szCs w:val="24"/>
+              </w:rPr>
+              <w:t>Address</w:t>
+            </w:r>
+            <w:r>
+              <w:rPr>
+                <w:rFonts w:eastAsia="Arial" w:cstheme="minorHAnsi"/>
+                <w:b/>
+                <w:bCs/>
+                <w:color w:val="010101"/>
+                <w:spacing w:val="43"/>
+                <w:sz w:val="24"/>
+                <w:szCs w:val="24"/>
+              </w:rPr>
+              <w:t xml:space="preserve"> </w:t>
+            </w:r>
+            <w:r>
+              <w:rPr>
+                <w:rFonts w:eastAsia="Arial" w:cstheme="minorHAnsi"/>
+                <w:b/>
+                <w:bCs/>
+                <w:color w:val="010101"/>
+                <w:w w:val="105"/>
+                <w:sz w:val="24"/>
+                <w:szCs w:val="24"/>
+              </w:rPr>
+              <w:t>Information</w:t>
+            </w:r>
+            <w:r>
+              <w:rPr>
+                <w:rFonts w:eastAsia="Arial" w:cstheme="minorHAnsi"/>
+                <w:b/>
+                <w:bCs/>
+                <w:color w:val="010101"/>
+                <w:w w:val="105"/>
+                <w:sz w:val="24"/>
+                <w:szCs w:val="24"/>
+              </w:rPr>
+              <w:t xml:space="preserve"> For Assignee</w:t>
+            </w:r>
+            <w:r>
+              <w:rPr>
+                <w:rFonts w:eastAsia="Arial" w:cstheme="minorHAnsi"/>
+                <w:b/>
+                <w:bCs/>
+                <w:color w:val="010101"/>
+                <w:w w:val="105"/>
+                <w:sz w:val="24"/>
+                <w:szCs w:val="24"/>
+              </w:rPr>
+              <w:t xml:space="preserve"> including Non-Applicant Assignee</w:t>
+            </w:r>
+            <w:r>
+              <w:rPr>
+                <w:rFonts w:eastAsia="Arial" w:cstheme="minorHAnsi"/>
+                <w:b/>
+                <w:bCs/>
+                <w:color w:val="010101"/>
+                <w:w w:val="105"/>
+                <w:sz w:val="24"/>
+                <w:szCs w:val="24"/>
+              </w:rPr>
+              <w:t>:</w:t>
+            </w:r>
+          </w:p>
+        </w:tc>
+      </w:tr>
+      <w:tr>
+        <w:trPr>
+          <w:trHeight w:hRule="exact" w:val="360"/>
+        </w:trPr>
+        <w:tc>
+          <w:tcPr>
+            <w:tcW w:w="2164" w:type="dxa"/>
+            <w:tcBorders>
+              <w:top w:val="single" w:sz="2" w:space="0" w:color="000000"/>
+              <w:left w:val="single" w:sz="2" w:space="0" w:color="000000"/>
+              <w:bottom w:val="single" w:sz="2" w:space="0" w:color="000000"/>
+              <w:right w:val="single" w:sz="2" w:space="0" w:color="000000"/>
+            </w:tcBorders>
+            <w:vAlign w:val="center"/>
+          </w:tcPr>
+          <w:p>
+            <w:pPr>
+              <w:spacing w:before="52" w:after="0" w:line="240" w:lineRule="auto"/>
+              <w:ind w:left="137" w:right="-20"/>
+              <w:rPr>
+                <w:rFonts w:eastAsia="Arial" w:cstheme="minorHAnsi"/>
+              </w:rPr>
+            </w:pPr>
+            <w:r>
+              <w:rPr>
+                <w:rFonts w:eastAsia="Arial" w:cstheme="minorHAnsi"/>
+                <w:b/>
+                <w:bCs/>
+                <w:color w:val="010101"/>
+              </w:rPr>
+              <w:t>Address</w:t>
+            </w:r>
+            <w:r>
+              <w:rPr>
+                <w:rFonts w:eastAsia="Arial" w:cstheme="minorHAnsi"/>
+                <w:b/>
+                <w:bCs/>
+                <w:color w:val="010101"/>
+                <w:spacing w:val="33"/>
+              </w:rPr>
+              <w:t xml:space="preserve"> </w:t>
+            </w:r>
+            <w:r>
+              <w:rPr>
+                <w:rFonts w:eastAsia="Arial" w:cstheme="minorHAnsi"/>
+                <w:b/>
+                <w:bCs/>
+                <w:color w:val="010101"/>
+                <w:w w:val="121"/>
+              </w:rPr>
+              <w:t>1</w:t>
+            </w:r>
+          </w:p>
+        </w:tc>
+        <w:tc>
+          <w:tcPr>
+            <w:tcW w:w="8726" w:type="dxa"/>
+            <w:gridSpan w:val="6"/>
+            <w:tcBorders>
+              <w:top w:val="single" w:sz="2" w:space="0" w:color="000000"/>
+              <w:left w:val="single" w:sz="2" w:space="0" w:color="000000"/>
+              <w:bottom w:val="single" w:sz="2" w:space="0" w:color="000000"/>
+              <w:right w:val="single" w:sz="2" w:space="0" w:color="000000"/>
+            </w:tcBorders>
+            <w:vAlign w:val="center"/>
+          </w:tcPr>
+          <w:p>
+            <w:pPr>
+              <w:spacing w:after="0" w:line="240" w:lineRule="auto"/>
+              <w:rPr>
+                <w:rFonts w:cstheme="minorHAnsi"/>
+              </w:rPr>
+            </w:pPr>
+            <w:r>
+              <w:rPr>
+                <w:rFonts w:cstheme="minorHAnsi"/>
+              </w:rPr>
+              <w:t xml:space="preserve"> &lt;&lt;assigneeStreet1&gt;&gt;</w:t>
+            </w:r>
+          </w:p>
+        </w:tc>
+      </w:tr>
+      <w:tr>
+        <w:trPr>
+          <w:trHeight w:hRule="exact" w:val="367"/>
+        </w:trPr>
+        <w:tc>
+          <w:tcPr>
+            <w:tcW w:w="2164" w:type="dxa"/>
+            <w:tcBorders>
+              <w:top w:val="single" w:sz="2" w:space="0" w:color="000000"/>
+              <w:left w:val="single" w:sz="2" w:space="0" w:color="000000"/>
+              <w:bottom w:val="single" w:sz="2" w:space="0" w:color="000000"/>
+              <w:right w:val="single" w:sz="2" w:space="0" w:color="000000"/>
+            </w:tcBorders>
+          </w:tcPr>
+          <w:p>
+            <w:pPr>
+              <w:spacing w:before="52" w:after="0" w:line="240" w:lineRule="auto"/>
+              <w:ind w:left="137" w:right="-20"/>
+              <w:rPr>
+                <w:rFonts w:eastAsia="Arial" w:cstheme="minorHAnsi"/>
+                <w:b/>
+              </w:rPr>
+            </w:pPr>
+            <w:r>
+              <w:rPr>
+                <w:rFonts w:eastAsia="Arial" w:cstheme="minorHAnsi"/>
+                <w:b/>
+                <w:color w:val="010101"/>
+              </w:rPr>
+              <w:t>Address</w:t>
+            </w:r>
+            <w:r>
+              <w:rPr>
+                <w:rFonts w:eastAsia="Arial" w:cstheme="minorHAnsi"/>
+                <w:b/>
+                <w:color w:val="010101"/>
+                <w:spacing w:val="27"/>
+              </w:rPr>
+              <w:t xml:space="preserve"> </w:t>
+            </w:r>
+            <w:r>
+              <w:rPr>
+                <w:rFonts w:eastAsia="Arial" w:cstheme="minorHAnsi"/>
+                <w:b/>
+                <w:color w:val="010101"/>
+                <w:w w:val="112"/>
+              </w:rPr>
+              <w:t>2</w:t>
+            </w:r>
+          </w:p>
+        </w:tc>
+        <w:tc>
+          <w:tcPr>
+            <w:tcW w:w="8726" w:type="dxa"/>
+            <w:gridSpan w:val="6"/>
+            <w:tcBorders>
+              <w:top w:val="single" w:sz="2" w:space="0" w:color="000000"/>
+              <w:left w:val="single" w:sz="2" w:space="0" w:color="000000"/>
+              <w:bottom w:val="single" w:sz="2" w:space="0" w:color="000000"/>
+              <w:right w:val="single" w:sz="2" w:space="0" w:color="000000"/>
+            </w:tcBorders>
+            <w:vAlign w:val="center"/>
+          </w:tcPr>
+          <w:p>
+            <w:pPr>
+              <w:spacing w:after="0" w:line="240" w:lineRule="auto"/>
+              <w:rPr>
+                <w:rFonts w:cstheme="minorHAnsi"/>
+              </w:rPr>
+            </w:pPr>
+            <w:r>
+              <w:rPr>
+                <w:rFonts w:cstheme="minorHAnsi"/>
+              </w:rPr>
+              <w:t>&lt;&lt;assigneeStreet2&gt;&gt;</w:t>
+            </w:r>
+          </w:p>
+        </w:tc>
+      </w:tr>
+      <w:tr>
+        <w:trPr>
+          <w:trHeight w:hRule="exact" w:val="360"/>
+        </w:trPr>
+        <w:tc>
+          <w:tcPr>
+            <w:tcW w:w="2164" w:type="dxa"/>
+            <w:tcBorders>
+              <w:top w:val="single" w:sz="2" w:space="0" w:color="000000"/>
+              <w:left w:val="single" w:sz="2" w:space="0" w:color="000000"/>
+              <w:bottom w:val="single" w:sz="2" w:space="0" w:color="000000"/>
+              <w:right w:val="single" w:sz="2" w:space="0" w:color="000000"/>
+            </w:tcBorders>
+          </w:tcPr>
+          <w:p>
+            <w:pPr>
+              <w:spacing w:before="45" w:after="0" w:line="240" w:lineRule="auto"/>
+              <w:ind w:left="137" w:right="-20"/>
+              <w:rPr>
+                <w:rFonts w:eastAsia="Arial" w:cstheme="minorHAnsi"/>
+              </w:rPr>
+            </w:pPr>
+            <w:r>
+              <w:rPr>
+                <w:rFonts w:eastAsia="Arial" w:cstheme="minorHAnsi"/>
+                <w:b/>
+                <w:bCs/>
+                <w:color w:val="010101"/>
+                <w:w w:val="109"/>
+              </w:rPr>
+              <w:t>City</w:t>
+            </w:r>
+          </w:p>
+        </w:tc>
+        <w:tc>
+          <w:tcPr>
+            <w:tcW w:w="3436" w:type="dxa"/>
+            <w:gridSpan w:val="2"/>
+            <w:tcBorders>
+              <w:top w:val="single" w:sz="2" w:space="0" w:color="000000"/>
+              <w:left w:val="single" w:sz="2" w:space="0" w:color="000000"/>
+              <w:bottom w:val="single" w:sz="2" w:space="0" w:color="000000"/>
+              <w:right w:val="single" w:sz="2" w:space="0" w:color="000000"/>
+            </w:tcBorders>
+            <w:vAlign w:val="center"/>
+          </w:tcPr>
+          <w:p>
+            <w:pPr>
+              <w:spacing w:after="0" w:line="240" w:lineRule="auto"/>
+              <w:rPr>
+                <w:rFonts w:cstheme="minorHAnsi"/>
+              </w:rPr>
+            </w:pPr>
+            <w:r>
+              <w:rPr>
+                <w:rFonts w:cstheme="minorHAnsi"/>
+              </w:rPr>
+              <w:t xml:space="preserve"> &lt;&lt;assigneeCity&gt;&gt;</w:t>
+            </w:r>
+          </w:p>
+        </w:tc>
+        <w:tc>
+          <w:tcPr>
+            <w:tcW w:w="1966" w:type="dxa"/>
+            <w:gridSpan w:val="2"/>
+            <w:tcBorders>
+              <w:top w:val="single" w:sz="2" w:space="0" w:color="000000"/>
+              <w:left w:val="single" w:sz="2" w:space="0" w:color="000000"/>
+              <w:bottom w:val="single" w:sz="2" w:space="0" w:color="000000"/>
+              <w:right w:val="single" w:sz="2" w:space="0" w:color="000000"/>
+            </w:tcBorders>
+          </w:tcPr>
+          <w:p>
+            <w:pPr>
+              <w:spacing w:before="45" w:after="0" w:line="240" w:lineRule="auto"/>
+              <w:ind w:left="144" w:right="-20"/>
+              <w:rPr>
+                <w:rFonts w:eastAsia="Arial" w:cstheme="minorHAnsi"/>
+              </w:rPr>
+            </w:pPr>
+            <w:r>
+              <w:rPr>
+                <w:rFonts w:eastAsia="Arial" w:cstheme="minorHAnsi"/>
+                <w:b/>
+                <w:bCs/>
+                <w:color w:val="010101"/>
+                <w:w w:val="104"/>
+              </w:rPr>
+              <w:t>State/</w:t>
+            </w:r>
+            <w:r>
+              <w:rPr>
+                <w:rFonts w:eastAsia="Arial" w:cstheme="minorHAnsi"/>
+                <w:b/>
+                <w:bCs/>
+                <w:color w:val="010101"/>
+                <w:spacing w:val="5"/>
+                <w:w w:val="104"/>
+              </w:rPr>
+              <w:t>P</w:t>
+            </w:r>
+            <w:r>
+              <w:rPr>
+                <w:rFonts w:eastAsia="Arial" w:cstheme="minorHAnsi"/>
+                <w:b/>
+                <w:bCs/>
+                <w:color w:val="010101"/>
+                <w:w w:val="104"/>
+              </w:rPr>
+              <w:t>rovince</w:t>
+            </w:r>
+          </w:p>
+        </w:tc>
+        <w:tc>
+          <w:tcPr>
+            <w:tcW w:w="3324" w:type="dxa"/>
+            <w:gridSpan w:val="2"/>
+            <w:tcBorders>
+              <w:top w:val="single" w:sz="2" w:space="0" w:color="000000"/>
+              <w:left w:val="single" w:sz="2" w:space="0" w:color="000000"/>
+              <w:bottom w:val="single" w:sz="2" w:space="0" w:color="000000"/>
+              <w:right w:val="single" w:sz="2" w:space="0" w:color="000000"/>
+            </w:tcBorders>
+          </w:tcPr>
+          <w:p>
+            <w:pPr>
+              <w:rPr>
+                <w:rFonts w:cstheme="minorHAnsi"/>
+              </w:rPr>
+            </w:pPr>
+            <w:r>
+              <w:rPr>
+                <w:rFonts w:cstheme="minorHAnsi"/>
+              </w:rPr>
+              <w:t xml:space="preserve"> &lt;&lt;assigneeState&gt;&gt;</w:t>
+            </w:r>
+          </w:p>
+        </w:tc>
+      </w:tr>
+      <w:tr>
+        <w:trPr>
+          <w:trHeight w:hRule="exact" w:val="356"/>
+        </w:trPr>
+        <w:tc>
+          <w:tcPr>
+            <w:tcW w:w="2164" w:type="dxa"/>
+            <w:tcBorders>
+              <w:top w:val="single" w:sz="2" w:space="0" w:color="000000"/>
+              <w:left w:val="single" w:sz="2" w:space="0" w:color="000000"/>
+              <w:bottom w:val="single" w:sz="2" w:space="0" w:color="000000"/>
+              <w:right w:val="single" w:sz="2" w:space="0" w:color="000000"/>
+            </w:tcBorders>
+          </w:tcPr>
+          <w:p>
+            <w:pPr>
+              <w:spacing w:before="59" w:after="0" w:line="240" w:lineRule="auto"/>
+              <w:ind w:left="137" w:right="-20"/>
+              <w:rPr>
+                <w:rFonts w:eastAsia="Arial" w:cstheme="minorHAnsi"/>
+              </w:rPr>
+            </w:pPr>
+            <w:r>
+              <w:rPr>
+                <w:rFonts w:eastAsia="Arial" w:cstheme="minorHAnsi"/>
+                <w:b/>
+                <w:bCs/>
+                <w:color w:val="010101"/>
+              </w:rPr>
+              <w:t xml:space="preserve">Country  </w:t>
+            </w:r>
+            <w:r>
+              <w:rPr>
+                <w:rFonts w:eastAsia="Arial" w:cstheme="minorHAnsi"/>
+                <w:b/>
+                <w:bCs/>
+                <w:color w:val="010101"/>
+                <w:spacing w:val="43"/>
+              </w:rPr>
+              <w:t xml:space="preserve"> </w:t>
+            </w:r>
+          </w:p>
+        </w:tc>
+        <w:tc>
+          <w:tcPr>
+            <w:tcW w:w="3436" w:type="dxa"/>
+            <w:gridSpan w:val="2"/>
+            <w:tcBorders>
+              <w:top w:val="single" w:sz="2" w:space="0" w:color="000000"/>
+              <w:left w:val="single" w:sz="2" w:space="0" w:color="000000"/>
+              <w:bottom w:val="single" w:sz="2" w:space="0" w:color="000000"/>
+              <w:right w:val="single" w:sz="2" w:space="0" w:color="000000"/>
+            </w:tcBorders>
+            <w:vAlign w:val="center"/>
+          </w:tcPr>
+          <w:p>
+            <w:pPr>
+              <w:spacing w:after="0" w:line="240" w:lineRule="auto"/>
+              <w:rPr>
+                <w:rFonts w:eastAsia="Arial" w:cstheme="minorHAnsi"/>
+              </w:rPr>
+            </w:pPr>
+            <w:r>
+              <w:rPr>
+                <w:rFonts w:eastAsia="Arial" w:cstheme="minorHAnsi"/>
+              </w:rPr>
+              <w:t xml:space="preserve"> &lt;&lt;assigneeCountry&gt;&gt;</w:t>
+            </w:r>
+          </w:p>
+        </w:tc>
+        <w:tc>
+          <w:tcPr>
+            <w:tcW w:w="1966" w:type="dxa"/>
+            <w:gridSpan w:val="2"/>
+            <w:tcBorders>
+              <w:top w:val="single" w:sz="2" w:space="0" w:color="000000"/>
+              <w:left w:val="single" w:sz="2" w:space="0" w:color="000000"/>
+              <w:bottom w:val="single" w:sz="2" w:space="0" w:color="000000"/>
+              <w:right w:val="single" w:sz="2" w:space="0" w:color="000000"/>
+            </w:tcBorders>
+          </w:tcPr>
+          <w:p>
+            <w:pPr>
+              <w:spacing w:before="45" w:after="0" w:line="240" w:lineRule="auto"/>
+              <w:ind w:left="158" w:right="-20"/>
+              <w:rPr>
+                <w:rFonts w:eastAsia="Arial" w:cstheme="minorHAnsi"/>
+                <w:b/>
+              </w:rPr>
+            </w:pPr>
+            <w:r>
+              <w:rPr>
+                <w:rFonts w:eastAsia="Arial" w:cstheme="minorHAnsi"/>
+                <w:b/>
+                <w:color w:val="010101"/>
+              </w:rPr>
+              <w:t>Postal</w:t>
+            </w:r>
+            <w:r>
+              <w:rPr>
+                <w:rFonts w:eastAsia="Arial" w:cstheme="minorHAnsi"/>
+                <w:b/>
+                <w:color w:val="010101"/>
+                <w:spacing w:val="18"/>
+              </w:rPr>
+              <w:t xml:space="preserve"> </w:t>
+            </w:r>
+            <w:r>
+              <w:rPr>
+                <w:rFonts w:eastAsia="Arial" w:cstheme="minorHAnsi"/>
+                <w:b/>
+                <w:color w:val="010101"/>
+                <w:w w:val="104"/>
+              </w:rPr>
+              <w:t>Code</w:t>
+            </w:r>
+          </w:p>
+        </w:tc>
+        <w:tc>
+          <w:tcPr>
+            <w:tcW w:w="3324" w:type="dxa"/>
+            <w:gridSpan w:val="2"/>
+            <w:tcBorders>
+              <w:top w:val="single" w:sz="2" w:space="0" w:color="000000"/>
+              <w:left w:val="single" w:sz="2" w:space="0" w:color="000000"/>
+              <w:bottom w:val="single" w:sz="2" w:space="0" w:color="000000"/>
+              <w:right w:val="single" w:sz="2" w:space="0" w:color="000000"/>
+            </w:tcBorders>
+          </w:tcPr>
+          <w:p>
+            <w:pPr>
+              <w:rPr>
+                <w:rFonts w:cstheme="minorHAnsi"/>
+              </w:rPr>
+            </w:pPr>
+            <w:r>
+              <w:rPr>
+                <w:rFonts w:cstheme="minorHAnsi"/>
+              </w:rPr>
+              <w:t xml:space="preserve"> &lt;&lt;assigneeZip&gt;&gt;</w:t>
+            </w:r>
+          </w:p>
+        </w:tc>
+      </w:tr>
+      <w:tr>
+        <w:trPr>
+          <w:trHeight w:hRule="exact" w:val="371"/>
+        </w:trPr>
+        <w:tc>
+          <w:tcPr>
+            <w:tcW w:w="2164" w:type="dxa"/>
+            <w:tcBorders>
+              <w:top w:val="single" w:sz="2" w:space="0" w:color="000000"/>
+              <w:left w:val="single" w:sz="2" w:space="0" w:color="000000"/>
+              <w:bottom w:val="single" w:sz="2" w:space="0" w:color="000000"/>
+              <w:right w:val="single" w:sz="2" w:space="0" w:color="000000"/>
+            </w:tcBorders>
+          </w:tcPr>
+          <w:p>
+            <w:pPr>
+              <w:spacing w:before="48" w:after="0" w:line="240" w:lineRule="auto"/>
+              <w:ind w:left="151" w:right="-20"/>
+              <w:rPr>
+                <w:rFonts w:eastAsia="Arial" w:cstheme="minorHAnsi"/>
+                <w:b/>
+              </w:rPr>
+            </w:pPr>
+            <w:r>
+              <w:rPr>
+                <w:rFonts w:eastAsia="Arial" w:cstheme="minorHAnsi"/>
+                <w:b/>
+                <w:color w:val="010101"/>
+              </w:rPr>
+              <w:t>Phone</w:t>
+            </w:r>
+            <w:r>
+              <w:rPr>
+                <w:rFonts w:eastAsia="Arial" w:cstheme="minorHAnsi"/>
+                <w:b/>
+                <w:color w:val="010101"/>
+                <w:spacing w:val="27"/>
+              </w:rPr>
+              <w:t xml:space="preserve"> </w:t>
+            </w:r>
+            <w:r>
+              <w:rPr>
+                <w:rFonts w:eastAsia="Arial" w:cstheme="minorHAnsi"/>
+                <w:b/>
+                <w:color w:val="010101"/>
+                <w:w w:val="105"/>
+              </w:rPr>
+              <w:t>Number</w:t>
+            </w:r>
+          </w:p>
+        </w:tc>
+        <w:tc>
+          <w:tcPr>
+            <w:tcW w:w="3436" w:type="dxa"/>
+            <w:gridSpan w:val="2"/>
+            <w:tcBorders>
+              <w:top w:val="single" w:sz="2" w:space="0" w:color="000000"/>
+              <w:left w:val="single" w:sz="2" w:space="0" w:color="000000"/>
+              <w:bottom w:val="single" w:sz="2" w:space="0" w:color="000000"/>
+              <w:right w:val="single" w:sz="2" w:space="0" w:color="000000"/>
+            </w:tcBorders>
+          </w:tcPr>
+          <w:p>
+            <w:pPr>
+              <w:rPr>
+                <w:rFonts w:cstheme="minorHAnsi"/>
+              </w:rPr>
+            </w:pPr>
+            <w:r>
+              <w:rPr>
+                <w:rFonts w:cstheme="minorHAnsi"/>
+              </w:rPr>
+              <w:t xml:space="preserve"> </w:t>
+            </w:r>
+          </w:p>
+        </w:tc>
+        <w:tc>
+          <w:tcPr>
+            <w:tcW w:w="1966" w:type="dxa"/>
+            <w:gridSpan w:val="2"/>
+            <w:tcBorders>
+              <w:top w:val="single" w:sz="2" w:space="0" w:color="000000"/>
+              <w:left w:val="single" w:sz="2" w:space="0" w:color="000000"/>
+              <w:bottom w:val="single" w:sz="2" w:space="0" w:color="000000"/>
+              <w:right w:val="single" w:sz="2" w:space="0" w:color="000000"/>
+            </w:tcBorders>
+          </w:tcPr>
+          <w:p>
+            <w:pPr>
+              <w:spacing w:before="48" w:after="0" w:line="240" w:lineRule="auto"/>
+              <w:ind w:left="158" w:right="-20"/>
+              <w:rPr>
+                <w:rFonts w:eastAsia="Arial" w:cstheme="minorHAnsi"/>
+                <w:b/>
+              </w:rPr>
+            </w:pPr>
+            <w:r>
+              <w:rPr>
+                <w:rFonts w:eastAsia="Arial" w:cstheme="minorHAnsi"/>
+                <w:b/>
+                <w:color w:val="010101"/>
+              </w:rPr>
+              <w:t>Fax</w:t>
+            </w:r>
+            <w:r>
+              <w:rPr>
+                <w:rFonts w:eastAsia="Arial" w:cstheme="minorHAnsi"/>
+                <w:b/>
+                <w:color w:val="010101"/>
+                <w:spacing w:val="17"/>
+              </w:rPr>
+              <w:t xml:space="preserve"> </w:t>
+            </w:r>
+            <w:r>
+              <w:rPr>
+                <w:rFonts w:eastAsia="Arial" w:cstheme="minorHAnsi"/>
+                <w:b/>
+                <w:color w:val="010101"/>
+                <w:w w:val="104"/>
+              </w:rPr>
+              <w:t>Number</w:t>
+            </w:r>
+          </w:p>
+        </w:tc>
+        <w:tc>
+          <w:tcPr>
+            <w:tcW w:w="3324" w:type="dxa"/>
+            <w:gridSpan w:val="2"/>
+            <w:tcBorders>
+              <w:top w:val="single" w:sz="2" w:space="0" w:color="000000"/>
+              <w:left w:val="single" w:sz="2" w:space="0" w:color="000000"/>
+              <w:bottom w:val="single" w:sz="2" w:space="0" w:color="000000"/>
+              <w:right w:val="single" w:sz="2" w:space="0" w:color="000000"/>
+            </w:tcBorders>
+          </w:tcPr>
+          <w:p>
+            <w:pPr>
+              <w:rPr>
+                <w:rFonts w:cstheme="minorHAnsi"/>
+              </w:rPr>
+            </w:pPr>
+          </w:p>
+        </w:tc>
+      </w:tr>
+      <w:tr>
+        <w:trPr>
+          <w:trHeight w:hRule="exact" w:val="360"/>
+        </w:trPr>
+        <w:tc>
+          <w:tcPr>
+            <w:tcW w:w="2164" w:type="dxa"/>
+            <w:tcBorders>
+              <w:top w:val="single" w:sz="2" w:space="0" w:color="000000"/>
+              <w:left w:val="single" w:sz="2" w:space="0" w:color="000000"/>
+              <w:bottom w:val="single" w:sz="2" w:space="0" w:color="000000"/>
+              <w:right w:val="single" w:sz="2" w:space="0" w:color="000000"/>
+            </w:tcBorders>
+          </w:tcPr>
+          <w:p>
+            <w:pPr>
+              <w:spacing w:after="0" w:line="240" w:lineRule="auto"/>
+              <w:ind w:left="151" w:right="-20"/>
+              <w:rPr>
+                <w:rFonts w:eastAsia="Arial" w:cstheme="minorHAnsi"/>
+                <w:b/>
+              </w:rPr>
+            </w:pPr>
+            <w:r>
+              <w:rPr>
+                <w:rFonts w:eastAsia="Arial" w:cstheme="minorHAnsi"/>
+                <w:b/>
+                <w:color w:val="010101"/>
+              </w:rPr>
+              <w:t>Email</w:t>
+            </w:r>
+            <w:r>
+              <w:rPr>
+                <w:rFonts w:eastAsia="Arial" w:cstheme="minorHAnsi"/>
+                <w:b/>
+                <w:color w:val="010101"/>
+                <w:spacing w:val="25"/>
+              </w:rPr>
+              <w:t xml:space="preserve"> </w:t>
+            </w:r>
+            <w:r>
+              <w:rPr>
+                <w:rFonts w:eastAsia="Arial" w:cstheme="minorHAnsi"/>
+                <w:b/>
+                <w:color w:val="010101"/>
+                <w:w w:val="103"/>
+              </w:rPr>
+              <w:t>Address</w:t>
+            </w:r>
+          </w:p>
+        </w:tc>
+        <w:tc>
+          <w:tcPr>
+            <w:tcW w:w="8726" w:type="dxa"/>
+            <w:gridSpan w:val="6"/>
+            <w:tcBorders>
+              <w:top w:val="single" w:sz="2" w:space="0" w:color="000000"/>
+              <w:left w:val="single" w:sz="2" w:space="0" w:color="000000"/>
+              <w:bottom w:val="single" w:sz="2" w:space="0" w:color="000000"/>
+              <w:right w:val="single" w:sz="2" w:space="0" w:color="000000"/>
+            </w:tcBorders>
+          </w:tcPr>
+          <w:p>
+            <w:pPr>
+              <w:spacing w:after="0" w:line="240" w:lineRule="auto"/>
+              <w:rPr>
+                <w:rFonts w:cstheme="minorHAnsi"/>
+              </w:rPr>
+            </w:pPr>
+            <w:r>
+              <w:rPr>
+                <w:rFonts w:cstheme="minorHAnsi"/>
+              </w:rPr>
+              <w:t xml:space="preserve"> </w:t>
+            </w:r>
+          </w:p>
+        </w:tc>
+      </w:tr>
+    </w:tbl>
+    <w:p>
+      <w:pPr>
+        <w:spacing w:after="0"/>
+      </w:pPr>
+    </w:p>
+    <w:p>
+      <w:pPr>
+        <w:spacing w:after="0" w:line="240" w:lineRule="auto"/>
+        <w:ind w:left="144"/>
+        <w:rPr>
+          <w:rFonts w:cstheme="minorHAnsi"/>
+          <w:b/>
+          <w:sz w:val="28"/>
+          <w:szCs w:val="28"/>
+        </w:rPr>
+      </w:pPr>
+      <w:r>
+        <w:rPr>
+          <w:rFonts w:cstheme="minorHAnsi"/>
+          <w:b/>
+          <w:sz w:val="28"/>
+          <w:szCs w:val="28"/>
+        </w:rPr>
+        <w:t>Signature:</w:t>
+      </w:r>
+    </w:p>
+    <w:tbl>
+      <w:tblPr>
+        <w:tblStyle w:val="TableGrid"/>
+        <w:tblW w:w="0" w:type="auto"/>
+        <w:tblInd w:w="85" w:type="dxa"/>
+        <w:tblLook w:val="04A0" w:firstRow="1" w:lastRow="0" w:firstColumn="1" w:lastColumn="0" w:noHBand="0" w:noVBand="1"/>
+      </w:tblPr>
+      <w:tblGrid>
+        <w:gridCol w:w="1455"/>
+        <w:gridCol w:w="1974"/>
+        <w:gridCol w:w="1242"/>
+        <w:gridCol w:w="2923"/>
+        <w:gridCol w:w="1437"/>
+        <w:gridCol w:w="1874"/>
+      </w:tblGrid>
+      <w:tr>
+        <w:trPr>
+          <w:cantSplit/>
+          <w:trHeight w:val="2179"/>
+        </w:trPr>
+        <w:tc>
+          <w:tcPr>
+            <w:tcW w:w="10905" w:type="dxa"/>
+            <w:gridSpan w:val="6"/>
+            <w:vAlign w:val="center"/>
+          </w:tcPr>
+          <w:p>
+            <w:pPr>
+              <w:ind w:right="-144"/>
+              <w:rPr>
+                <w:rFonts w:cstheme="minorHAnsi"/>
+                <w:b/>
+                <w:sz w:val="20"/>
+                <w:szCs w:val="20"/>
+              </w:rPr>
+            </w:pPr>
+            <w:r>
+              <w:rPr>
+                <w:rFonts w:cstheme="minorHAnsi"/>
+                <w:b/>
+                <w:sz w:val="20"/>
+                <w:szCs w:val="20"/>
+              </w:rPr>
+              <w:t xml:space="preserve">NOTE: </w:t>
+            </w:r>
+            <w:r>
+              <w:rPr>
+                <w:rFonts w:cstheme="minorHAnsi"/>
+                <w:sz w:val="20"/>
+                <w:szCs w:val="20"/>
+              </w:rPr>
+              <w:t xml:space="preserve">This Application Data Sheet must be signed in accordance with 37 CFR 1.33(b). </w:t>
+            </w:r>
+            <w:r>
+              <w:rPr>
+                <w:rFonts w:cstheme="minorHAnsi"/>
+                <w:b/>
+                <w:sz w:val="20"/>
+                <w:szCs w:val="20"/>
+              </w:rPr>
+              <w:t xml:space="preserve">However, if this Application </w:t>
+            </w:r>
+            <w:r>
+              <w:rPr>
+                <w:rFonts w:cstheme="minorHAnsi"/>
+                <w:b/>
+                <w:sz w:val="20"/>
+                <w:szCs w:val="20"/>
+              </w:rPr>
+              <w:t xml:space="preserve">Data Sheet is submitted with the </w:t>
+            </w:r>
+            <w:r>
+              <w:rPr>
+                <w:rFonts w:cstheme="minorHAnsi"/>
+                <w:b/>
+                <w:sz w:val="20"/>
+                <w:szCs w:val="20"/>
+                <w:u w:val="single"/>
+              </w:rPr>
+              <w:t>INITIAL</w:t>
+            </w:r>
+            <w:r>
+              <w:rPr>
+                <w:rFonts w:cstheme="minorHAnsi"/>
+                <w:b/>
+                <w:sz w:val="20"/>
+                <w:szCs w:val="20"/>
+              </w:rPr>
+              <w:t xml:space="preserve"> filing of the application </w:t>
+            </w:r>
+            <w:r>
+              <w:rPr>
+                <w:rFonts w:cstheme="minorHAnsi"/>
+                <w:b/>
+                <w:sz w:val="20"/>
+                <w:szCs w:val="20"/>
+                <w:u w:val="single"/>
+              </w:rPr>
+              <w:t>and</w:t>
+            </w:r>
+            <w:r>
+              <w:rPr>
+                <w:rFonts w:cstheme="minorHAnsi"/>
+                <w:b/>
+                <w:sz w:val="20"/>
+                <w:szCs w:val="20"/>
+              </w:rPr>
+              <w:t xml:space="preserve"> eith</w:t>
+            </w:r>
+            <w:r>
+              <w:rPr>
+                <w:rFonts w:cstheme="minorHAnsi"/>
+                <w:b/>
+                <w:sz w:val="20"/>
+                <w:szCs w:val="20"/>
+              </w:rPr>
+              <w:t xml:space="preserve">er box A or B is </w:t>
+            </w:r>
+            <w:r>
+              <w:rPr>
+                <w:rFonts w:cstheme="minorHAnsi"/>
+                <w:b/>
+                <w:sz w:val="20"/>
+                <w:szCs w:val="20"/>
+                <w:u w:val="single"/>
+              </w:rPr>
+              <w:t>not</w:t>
+            </w:r>
+            <w:r>
+              <w:rPr>
+                <w:rFonts w:cstheme="minorHAnsi"/>
+                <w:b/>
+                <w:sz w:val="20"/>
+                <w:szCs w:val="20"/>
+              </w:rPr>
+              <w:t xml:space="preserve"> checked in </w:t>
+            </w:r>
+            <w:r>
+              <w:rPr>
+                <w:rFonts w:cstheme="minorHAnsi"/>
+                <w:b/>
+                <w:sz w:val="20"/>
+                <w:szCs w:val="20"/>
+              </w:rPr>
+              <w:t>subsection 2 of the “Authorization or Opt-Out of Authorization to Permit Acces</w:t>
+            </w:r>
+            <w:r>
+              <w:rPr>
+                <w:rFonts w:cstheme="minorHAnsi"/>
+                <w:b/>
+                <w:sz w:val="20"/>
+                <w:szCs w:val="20"/>
+              </w:rPr>
+              <w:t xml:space="preserve">s” section, then this form must </w:t>
+            </w:r>
+            <w:r>
+              <w:rPr>
+                <w:rFonts w:cstheme="minorHAnsi"/>
+                <w:b/>
+                <w:sz w:val="20"/>
+                <w:szCs w:val="20"/>
+              </w:rPr>
+              <w:t>also be signed in accordance with 37 CFR 1.14(c).</w:t>
+            </w:r>
+          </w:p>
+          <w:p>
+            <w:pPr>
+              <w:ind w:right="-144"/>
+              <w:rPr>
+                <w:rFonts w:cstheme="minorHAnsi"/>
+                <w:sz w:val="20"/>
+                <w:szCs w:val="20"/>
+              </w:rPr>
+            </w:pPr>
+            <w:r>
+              <w:rPr>
+                <w:rFonts w:cstheme="minorHAnsi"/>
+                <w:sz w:val="20"/>
+                <w:szCs w:val="20"/>
+              </w:rPr>
+              <w:t xml:space="preserve">           </w:t>
+            </w:r>
+            <w:r>
+              <w:rPr>
+                <w:rFonts w:cstheme="minorHAnsi"/>
+                <w:sz w:val="20"/>
+                <w:szCs w:val="20"/>
+              </w:rPr>
+              <w:t>This Application Data Sheet</w:t>
+            </w:r>
+            <w:r>
+              <w:rPr>
+                <w:rFonts w:cstheme="minorHAnsi"/>
+                <w:b/>
+                <w:sz w:val="20"/>
+                <w:szCs w:val="20"/>
+              </w:rPr>
+              <w:t xml:space="preserve"> must </w:t>
+            </w:r>
+            <w:r>
+              <w:rPr>
+                <w:rFonts w:cstheme="minorHAnsi"/>
+                <w:sz w:val="20"/>
+                <w:szCs w:val="20"/>
+              </w:rPr>
+              <w:t xml:space="preserve">be signed by a patent practitioner if one or more of the applicants is </w:t>
+            </w:r>
+            <w:r>
+              <w:rPr>
+                <w:rFonts w:cstheme="minorHAnsi"/>
+                <w:b/>
+                <w:sz w:val="20"/>
+                <w:szCs w:val="20"/>
+              </w:rPr>
+              <w:t>a juristic entity</w:t>
+            </w:r>
+            <w:r>
+              <w:rPr>
+                <w:rFonts w:cstheme="minorHAnsi"/>
+                <w:sz w:val="20"/>
+                <w:szCs w:val="20"/>
+              </w:rPr>
+              <w:t xml:space="preserve"> (e.g., corporation or association). If the applicant is two or more joint inventors, this form must be signed by a patent practitioner,</w:t>
+            </w:r>
+            <w:r>
+              <w:rPr>
+                <w:rFonts w:cstheme="minorHAnsi"/>
+                <w:b/>
+                <w:sz w:val="20"/>
+                <w:szCs w:val="20"/>
+              </w:rPr>
+              <w:t xml:space="preserve"> </w:t>
+            </w:r>
+            <w:r>
+              <w:rPr>
+                <w:rFonts w:cstheme="minorHAnsi"/>
+                <w:b/>
+                <w:sz w:val="20"/>
+                <w:szCs w:val="20"/>
+                <w:u w:val="single"/>
+              </w:rPr>
+              <w:t>all</w:t>
+            </w:r>
+            <w:r>
+              <w:rPr>
+                <w:rFonts w:cstheme="minorHAnsi"/>
+                <w:b/>
+                <w:sz w:val="20"/>
+                <w:szCs w:val="20"/>
+              </w:rPr>
+              <w:t xml:space="preserve"> </w:t>
+            </w:r>
+            <w:r>
+              <w:rPr>
+                <w:rFonts w:cstheme="minorHAnsi"/>
+                <w:sz w:val="20"/>
+                <w:szCs w:val="20"/>
+              </w:rPr>
+              <w:t xml:space="preserve">joint inventors who are the applicant, or one or more joint inventor-applicants who have been given power of attorney (e.g., see USPTO Form PTO/AIA/81) on behalf of </w:t>
+            </w:r>
+            <w:r>
+              <w:rPr>
+                <w:rFonts w:cstheme="minorHAnsi"/>
+                <w:b/>
+                <w:sz w:val="20"/>
+                <w:szCs w:val="20"/>
+                <w:u w:val="single"/>
+              </w:rPr>
+              <w:t>all</w:t>
+            </w:r>
+            <w:r>
+              <w:rPr>
+                <w:rFonts w:cstheme="minorHAnsi"/>
+                <w:b/>
+                <w:sz w:val="20"/>
+                <w:szCs w:val="20"/>
+              </w:rPr>
+              <w:t xml:space="preserve"> </w:t>
+            </w:r>
+            <w:r>
+              <w:rPr>
+                <w:rFonts w:cstheme="minorHAnsi"/>
+                <w:sz w:val="20"/>
+                <w:szCs w:val="20"/>
+              </w:rPr>
+              <w:t xml:space="preserve">joint inventor-applicants. </w:t>
+            </w:r>
+          </w:p>
+          <w:p>
+            <w:pPr>
+              <w:ind w:right="-144"/>
+              <w:rPr>
+                <w:rFonts w:cstheme="minorHAnsi"/>
+                <w:b/>
+                <w:sz w:val="20"/>
+                <w:szCs w:val="20"/>
+              </w:rPr>
+            </w:pPr>
+            <w:r>
+              <w:rPr>
+                <w:rFonts w:cstheme="minorHAnsi"/>
+                <w:sz w:val="20"/>
+                <w:szCs w:val="20"/>
+              </w:rPr>
+              <w:t xml:space="preserve">            </w:t>
+            </w:r>
+            <w:r>
+              <w:rPr>
+                <w:rFonts w:cstheme="minorHAnsi"/>
+                <w:sz w:val="20"/>
+                <w:szCs w:val="20"/>
+              </w:rPr>
+              <w:t>See 37 CFR 1.4(d) for the manner of making signatures and certifications.</w:t>
+            </w:r>
+          </w:p>
+        </w:tc>
+      </w:tr>
+      <w:tr>
+        <w:trPr>
+          <w:cantSplit/>
+          <w:trHeight w:val="439"/>
+        </w:trPr>
+        <w:tc>
+          <w:tcPr>
+            <w:tcW w:w="1455" w:type="dxa"/>
+            <w:vAlign w:val="center"/>
+          </w:tcPr>
+          <w:p>
+            <w:pPr>
+              <w:ind w:left="43"/>
+              <w:rPr>
+                <w:rFonts w:cstheme="minorHAnsi"/>
+                <w:b/>
+              </w:rPr>
+            </w:pPr>
+            <w:r>
+              <w:rPr>
+                <w:rFonts w:cstheme="minorHAnsi"/>
+                <w:b/>
+              </w:rPr>
+              <w:t>Signature</w:t>
+            </w:r>
+          </w:p>
+        </w:tc>
+        <w:tc>
+          <w:tcPr>
+            <w:tcW w:w="6139" w:type="dxa"/>
+            <w:gridSpan w:val="3"/>
+            <w:vAlign w:val="center"/>
+          </w:tcPr>
+          <w:p>
+            <w:pPr>
+              <w:spacing w:line="200" w:lineRule="exact"/>
+              <w:ind w:left="43"/>
+              <w:rPr>
+                <w:rFonts w:cstheme="minorHAnsi"/>
+              </w:rPr>
+            </w:pPr>
+            <w:r>
+              <w:rPr>
+                <w:rFonts w:ascii="Times New Roman" w:hAnsi="Times New Roman" w:cs="Times New Roman"/>
+                <w:sz w:val="24"/>
+                <w:szCs w:val="24"/>
+              </w:rPr>
+              <w:t>&lt;&lt;echoSignature&gt;&gt;</w:t>
+            </w:r>
+          </w:p>
+        </w:tc>
+        <w:tc>
+          <w:tcPr>
+            <w:tcW w:w="1437" w:type="dxa"/>
+          </w:tcPr>
+          <w:p>
+            <w:pPr>
+              <w:ind w:left="43"/>
+              <w:rPr>
+                <w:rFonts w:cstheme="minorHAnsi"/>
+                <w:sz w:val="18"/>
+                <w:szCs w:val="18"/>
+              </w:rPr>
+            </w:pPr>
+            <w:r>
+              <w:rPr>
+                <w:rFonts w:eastAsia="Arial" w:cstheme="minorHAnsi"/>
+                <w:b/>
+                <w:color w:val="010101"/>
+              </w:rPr>
+              <w:t xml:space="preserve">Date </w:t>
+            </w:r>
+            <w:r>
+              <w:rPr>
+                <w:rFonts w:eastAsia="Arial" w:cstheme="minorHAnsi"/>
+                <w:b/>
+                <w:color w:val="010101"/>
+                <w:spacing w:val="28"/>
+              </w:rPr>
+              <w:t xml:space="preserve"> </w:t>
+            </w:r>
+            <w:r>
+              <w:rPr>
+                <w:rFonts w:eastAsia="Arial" w:cstheme="minorHAnsi"/>
+                <w:b/>
+                <w:color w:val="010101"/>
+                <w:w w:val="104"/>
+              </w:rPr>
+              <w:t>(</w:t>
+            </w:r>
+            <w:r>
+              <w:rPr>
+                <w:rFonts w:eastAsia="Arial" w:cstheme="minorHAnsi"/>
+                <w:b/>
+                <w:color w:val="010101"/>
+                <w:w w:val="103"/>
+              </w:rPr>
+              <w:t>YYYY-MM-DD</w:t>
+            </w:r>
+            <w:r>
+              <w:rPr>
+                <w:rFonts w:eastAsia="Arial" w:cstheme="minorHAnsi"/>
+                <w:b/>
+                <w:color w:val="010101"/>
+                <w:w w:val="104"/>
+              </w:rPr>
+              <w:t>)</w:t>
+            </w:r>
+          </w:p>
+        </w:tc>
+        <w:tc>
+          <w:tcPr>
+            <w:tcW w:w="1874" w:type="dxa"/>
+            <w:vAlign w:val="center"/>
+          </w:tcPr>
+          <w:p>
+            <w:pPr>
+              <w:spacing w:line="200" w:lineRule="exact"/>
+              <w:jc w:val="center"/>
+              <w:rPr>
+                <w:rFonts w:cstheme="minorHAnsi"/>
+              </w:rPr>
+            </w:pPr>
+          </w:p>
+        </w:tc>
+      </w:tr>
+      <w:tr>
+        <w:trPr>
+          <w:cantSplit/>
+          <w:trHeight w:val="439"/>
+        </w:trPr>
+        <w:tc>
+          <w:tcPr>
+            <w:tcW w:w="1455" w:type="dxa"/>
+            <w:vAlign w:val="center"/>
+          </w:tcPr>
+          <w:p>
+            <w:pPr>
+              <w:ind w:left="43"/>
+              <w:rPr>
+                <w:rFonts w:cstheme="minorHAnsi"/>
+                <w:b/>
+              </w:rPr>
+            </w:pPr>
+            <w:r>
+              <w:rPr>
+                <w:rFonts w:cstheme="minorHAnsi"/>
+                <w:b/>
+              </w:rPr>
+              <w:t>First Name</w:t>
+            </w:r>
+          </w:p>
+        </w:tc>
+        <w:tc>
+          <w:tcPr>
+            <w:tcW w:w="1974" w:type="dxa"/>
+            <w:vAlign w:val="center"/>
+          </w:tcPr>
+          <w:p>
+            <w:pPr>
+              <w:ind w:left="14"/>
+              <w:rPr>
+                <w:rFonts w:cstheme="minorHAnsi"/>
+                <w:sz w:val="18"/>
+                <w:szCs w:val="18"/>
+              </w:rPr>
+            </w:pPr>
+            <w:r>
+              <w:t>&lt;&lt;SAFirstName&gt;&gt;</w:t>
+            </w:r>
+          </w:p>
+        </w:tc>
+        <w:tc>
+          <w:tcPr>
+            <w:tcW w:w="1242" w:type="dxa"/>
+            <w:vAlign w:val="center"/>
+          </w:tcPr>
+          <w:p>
+            <w:pPr>
+              <w:ind w:left="43"/>
+              <w:rPr>
+                <w:rFonts w:cstheme="minorHAnsi"/>
+                <w:b/>
+              </w:rPr>
+            </w:pPr>
+            <w:r>
+              <w:rPr>
+                <w:rFonts w:cstheme="minorHAnsi"/>
+                <w:b/>
+              </w:rPr>
+              <w:t>Last Name</w:t>
+            </w:r>
+          </w:p>
+        </w:tc>
+        <w:tc>
+          <w:tcPr>
+            <w:tcW w:w="2923" w:type="dxa"/>
+            <w:vAlign w:val="center"/>
+          </w:tcPr>
+          <w:p>
+            <w:pPr>
+              <w:ind w:left="14"/>
+              <w:rPr>
+                <w:rFonts w:cstheme="minorHAnsi"/>
+                <w:sz w:val="18"/>
+                <w:szCs w:val="18"/>
+              </w:rPr>
+            </w:pPr>
+            <w:r>
+              <w:t>&lt;&lt;SALastName&gt;&gt;</w:t>
+            </w:r>
+          </w:p>
+        </w:tc>
+        <w:tc>
+          <w:tcPr>
+            <w:tcW w:w="1437" w:type="dxa"/>
+            <w:vAlign w:val="center"/>
+          </w:tcPr>
+          <w:p>
+            <w:pPr>
+              <w:ind w:left="43"/>
+              <w:rPr>
+                <w:rFonts w:cstheme="minorHAnsi"/>
+                <w:sz w:val="18"/>
+                <w:szCs w:val="18"/>
+              </w:rPr>
+            </w:pPr>
+            <w:r>
+              <w:rPr>
+                <w:b/>
+              </w:rPr>
+              <w:t>Registration Number</w:t>
+            </w:r>
+          </w:p>
+        </w:tc>
+        <w:tc>
+          <w:tcPr>
+            <w:tcW w:w="1874" w:type="dxa"/>
+            <w:vAlign w:val="center"/>
+          </w:tcPr>
+          <w:p>
+            <w:pPr>
+              <w:ind w:left="14"/>
+              <w:rPr>
+                <w:rFonts w:cstheme="minorHAnsi"/>
+                <w:sz w:val="18"/>
+                <w:szCs w:val="18"/>
+              </w:rPr>
+            </w:pPr>
+            <w:r>
+              <w:t>&lt;&lt;SARegNo&gt;&gt;</w:t>
+            </w:r>
+          </w:p>
+        </w:tc>
+      </w:tr>
+    </w:tbl>
+    <w:p>
+      <w:pPr>
+        <w:spacing w:after="0" w:line="200" w:lineRule="exact"/>
+        <w:rPr>
+          <w:rFonts w:cstheme="minorHAnsi"/>
+          <w:sz w:val="18"/>
+          <w:szCs w:val="18"/>
+        </w:rPr>
+      </w:pPr>
+    </w:p>
+    <w:p>
+      <w:pPr>
+        <w:widowControl/>
+        <w:autoSpaceDE w:val="0"/>
+        <w:autoSpaceDN w:val="0"/>
+        <w:adjustRightInd w:val="0"/>
+        <w:spacing w:after="0" w:line="240" w:lineRule="auto"/>
+        <w:rPr>
+          <w:rFonts w:cstheme="minorHAnsi"/>
+          <w:sz w:val="20"/>
+          <w:szCs w:val="20"/>
+        </w:rPr>
+      </w:pPr>
+      <w:r>
+        <w:rPr>
+          <w:rFonts w:cstheme="minorHAnsi"/>
+          <w:sz w:val="20"/>
+          <w:szCs w:val="20"/>
+        </w:rPr>
+        <w:t>This collection of information is required by 37 CFR 1.76. The information is required to obtain or retain a benefit by the public which is to file (and by the USPTO to process) an application. Confidentiality is governed by 35 U.S.C. 122 and 37 CFR 1.14. This collection is estimated to take 23 minutes to complete, including gathering, preparing, and submitting the completed application data sheet form to the USPTO. Time will vary depending upon the individual case. Any comments on the amount of time you require to complete this form and/or suggestions for reducing this burden, should be sent to the Chief Information Officer, U.S. Patent and</w:t>
+      </w:r>
+    </w:p>
+    <w:p>
+      <w:pPr>
+        <w:widowControl/>
+        <w:autoSpaceDE w:val="0"/>
+        <w:autoSpaceDN w:val="0"/>
+        <w:adjustRightInd w:val="0"/>
+        <w:spacing w:after="0" w:line="240" w:lineRule="auto"/>
+        <w:rPr>
+          <w:rFonts w:cstheme="minorHAnsi"/>
+          <w:b/>
+          <w:sz w:val="20"/>
+          <w:szCs w:val="20"/>
+        </w:rPr>
+      </w:pPr>
+      <w:r>
+        <w:rPr>
+          <w:rFonts w:cstheme="minorHAnsi"/>
+          <w:sz w:val="20"/>
+          <w:szCs w:val="20"/>
+        </w:rPr>
+        <w:t xml:space="preserve">Trademark Office, U.S. Department of Commerce, P.O. Box 1450, Alexandria, VA 22313-1450. DO NOT SEND FEES OR COMPLETED FORMS TO THIS ADDRESS. </w:t>
+      </w:r>
+      <w:r>
+        <w:rPr>
+          <w:rFonts w:cstheme="minorHAnsi"/>
+          <w:b/>
+          <w:sz w:val="20"/>
+          <w:szCs w:val="20"/>
+        </w:rPr>
+        <w:t>SEND TO: Commissioner for Patents, P.O. Box</w:t>
+      </w:r>
+      <w:r>
+        <w:rPr>
+          <w:rFonts w:cstheme="minorHAnsi"/>
+          <w:b/>
+          <w:sz w:val="20"/>
+          <w:szCs w:val="20"/>
+        </w:rPr>
+        <w:t xml:space="preserve"> 1450, Alexandria, VA 22313-14</w:t>
+      </w:r>
     </w:p>
     <w:sectPr>
-      <w:headerReference w:type="default" r:id="rId8"/>
-      <w:footerReference w:type="default" r:id="rId9"/>
+      <w:headerReference w:type="default" r:id="rId7"/>
+      <w:footerReference w:type="default" r:id="rId8"/>
       <w:pgSz w:w="12240" w:h="15840"/>
       <w:pgMar w:top="1060" w:right="620" w:bottom="220" w:left="620" w:header="187" w:footer="14" w:gutter="0"/>
       <w:cols w:space="720"/>
@@ -7679,16 +13819,8 @@
 </w:document>
 </file>
 
-<file path=word/customizations.xml><?xml version="1.0" encoding="utf-8"?>
-<wne:tcg xmlns:r="http://schemas.openxmlformats.org/officeDocument/2006/relationships" xmlns:wne="http://schemas.microsoft.com/office/word/2006/wordml">
-  <wne:toolbars>
-    <wne:toolbarData r:id="rId1"/>
-  </wne:toolbars>
-</wne:tcg>
-</file>
-
 <file path=word/endnotes.xml><?xml version="1.0" encoding="utf-8"?>
-<w:endnotes xmlns:wpc="http://schemas.microsoft.com/office/word/2010/wordprocessingCanvas" xmlns:cx="http://schemas.microsoft.com/office/drawing/2014/chartex" xmlns:cx1="http://schemas.microsoft.com/office/drawing/2015/9/8/chartex" xmlns:cx2="http://schemas.microsoft.com/office/drawing/2015/10/21/chartex" xmlns:cx3="http://schemas.microsoft.com/office/drawing/2016/5/9/chartex" xmlns:cx4="http://schemas.microsoft.com/office/drawing/2016/5/10/chartex" xmlns:cx5="http://schemas.microsoft.com/office/drawing/2016/5/11/chartex" xmlns:cx6="http://schemas.microsoft.com/office/drawing/2016/5/12/chartex" xmlns:cx7="http://schemas.microsoft.com/office/drawing/2016/5/13/chartex" xmlns:cx8="http://schemas.microsoft.com/office/drawing/2016/5/14/chartex" xmlns:mc="http://schemas.openxmlformats.org/markup-compatibility/2006" xmlns:aink="http://schemas.microsoft.com/office/drawing/2016/ink" xmlns:am3d="http://schemas.microsoft.com/office/drawing/2017/model3d" xmlns:o="urn:schemas-microsoft-com:office:office" xmlns:oel="http://schemas.microsoft.com/office/2019/extlst" xmlns:r="http://schemas.openxmlformats.org/officeDocument/2006/relationships" xmlns:m="http://schemas.openxmlformats.org/officeDocument/2006/math" xmlns:v="urn:schemas-microsoft-com:vml" xmlns:wp14="http://schemas.microsoft.com/office/word/2010/wordprocessingDrawing" xmlns:wp="http://schemas.openxmlformats.org/drawingml/2006/wordprocessingDrawing" xmlns:w10="urn:schemas-microsoft-com:office:word" xmlns:w="http://schemas.openxmlformats.org/wordprocessingml/2006/main" xmlns:w14="http://schemas.microsoft.com/office/word/2010/wordml" xmlns:w15="http://schemas.microsoft.com/office/word/2012/wordml" xmlns:w16cex="http://schemas.microsoft.com/office/word/2018/wordml/cex" xmlns:w16cid="http://schemas.microsoft.com/office/word/2016/wordml/cid" xmlns:w16="http://schemas.microsoft.com/office/word/2018/wordml" xmlns:w16sdtdh="http://schemas.microsoft.com/office/word/2020/wordml/sdtdatahash" xmlns:w16se="http://schemas.microsoft.com/office/word/2015/wordml/symex" xmlns:wpg="http://schemas.microsoft.com/office/word/2010/wordprocessingGroup" xmlns:wpi="http://schemas.microsoft.com/office/word/2010/wordprocessingInk" xmlns:wne="http://schemas.microsoft.com/office/word/2006/wordml" xmlns:wps="http://schemas.microsoft.com/office/word/2010/wordprocessingShape" mc:Ignorable="w14 w15 w16se w16cid w16 w16cex w16sdtdh wp14">
+<w:endnotes xmlns:wpc="http://schemas.microsoft.com/office/word/2010/wordprocessingCanvas" xmlns:cx="http://schemas.microsoft.com/office/drawing/2014/chartex" xmlns:cx1="http://schemas.microsoft.com/office/drawing/2015/9/8/chartex" xmlns:cx2="http://schemas.microsoft.com/office/drawing/2015/10/21/chartex" xmlns:cx3="http://schemas.microsoft.com/office/drawing/2016/5/9/chartex" xmlns:cx4="http://schemas.microsoft.com/office/drawing/2016/5/10/chartex" xmlns:cx5="http://schemas.microsoft.com/office/drawing/2016/5/11/chartex" xmlns:cx6="http://schemas.microsoft.com/office/drawing/2016/5/12/chartex" xmlns:cx7="http://schemas.microsoft.com/office/drawing/2016/5/13/chartex" xmlns:cx8="http://schemas.microsoft.com/office/drawing/2016/5/14/chartex" xmlns:mc="http://schemas.openxmlformats.org/markup-compatibility/2006" xmlns:aink="http://schemas.microsoft.com/office/drawing/2016/ink" xmlns:am3d="http://schemas.microsoft.com/office/drawing/2017/model3d" xmlns:o="urn:schemas-microsoft-com:office:office" xmlns:oel="http://schemas.microsoft.com/office/2019/extlst" xmlns:r="http://schemas.openxmlformats.org/officeDocument/2006/relationships" xmlns:m="http://schemas.openxmlformats.org/officeDocument/2006/math" xmlns:v="urn:schemas-microsoft-com:vml" xmlns:wp14="http://schemas.microsoft.com/office/word/2010/wordprocessingDrawing" xmlns:wp="http://schemas.openxmlformats.org/drawingml/2006/wordprocessingDrawing" xmlns:w10="urn:schemas-microsoft-com:office:word" xmlns:w="http://schemas.openxmlformats.org/wordprocessingml/2006/main" xmlns:w14="http://schemas.microsoft.com/office/word/2010/wordml" xmlns:w15="http://schemas.microsoft.com/office/word/2012/wordml" xmlns:w16cex="http://schemas.microsoft.com/office/word/2018/wordml/cex" xmlns:w16cid="http://schemas.microsoft.com/office/word/2016/wordml/cid" xmlns:w16="http://schemas.microsoft.com/office/word/2018/wordml" xmlns:w16du="http://schemas.microsoft.com/office/word/2023/wordml/word16du" xmlns:w16sdtdh="http://schemas.microsoft.com/office/word/2020/wordml/sdtdatahash" xmlns:w16sdtfl="http://schemas.microsoft.com/office/word/2024/wordml/sdtformatlock" xmlns:w16se="http://schemas.microsoft.com/office/word/2015/wordml/symex" xmlns:wpg="http://schemas.microsoft.com/office/word/2010/wordprocessingGroup" xmlns:wpi="http://schemas.microsoft.com/office/word/2010/wordprocessingInk" xmlns:wne="http://schemas.microsoft.com/office/word/2006/wordml" xmlns:wps="http://schemas.microsoft.com/office/word/2010/wordprocessingShape" mc:Ignorable="w14 w15 w16se w16cid w16 w16cex w16sdtdh w16sdtfl w16du wp14">
   <w:endnote w:type="separator" w:id="-1">
     <w:p>
       <w:pPr>
@@ -7713,7 +13845,7 @@
 </file>
 
 <file path=word/footer1.xml><?xml version="1.0" encoding="utf-8"?>
-<w:ftr xmlns:wpc="http://schemas.microsoft.com/office/word/2010/wordprocessingCanvas" xmlns:cx="http://schemas.microsoft.com/office/drawing/2014/chartex" xmlns:cx1="http://schemas.microsoft.com/office/drawing/2015/9/8/chartex" xmlns:cx2="http://schemas.microsoft.com/office/drawing/2015/10/21/chartex" xmlns:cx3="http://schemas.microsoft.com/office/drawing/2016/5/9/chartex" xmlns:cx4="http://schemas.microsoft.com/office/drawing/2016/5/10/chartex" xmlns:cx5="http://schemas.microsoft.com/office/drawing/2016/5/11/chartex" xmlns:cx6="http://schemas.microsoft.com/office/drawing/2016/5/12/chartex" xmlns:cx7="http://schemas.microsoft.com/office/drawing/2016/5/13/chartex" xmlns:cx8="http://schemas.microsoft.com/office/drawing/2016/5/14/chartex" xmlns:mc="http://schemas.openxmlformats.org/markup-compatibility/2006" xmlns:aink="http://schemas.microsoft.com/office/drawing/2016/ink" xmlns:am3d="http://schemas.microsoft.com/office/drawing/2017/model3d" xmlns:o="urn:schemas-microsoft-com:office:office" xmlns:oel="http://schemas.microsoft.com/office/2019/extlst" xmlns:r="http://schemas.openxmlformats.org/officeDocument/2006/relationships" xmlns:m="http://schemas.openxmlformats.org/officeDocument/2006/math" xmlns:v="urn:schemas-microsoft-com:vml" xmlns:wp14="http://schemas.microsoft.com/office/word/2010/wordprocessingDrawing" xmlns:wp="http://schemas.openxmlformats.org/drawingml/2006/wordprocessingDrawing" xmlns:w10="urn:schemas-microsoft-com:office:word" xmlns:w="http://schemas.openxmlformats.org/wordprocessingml/2006/main" xmlns:w14="http://schemas.microsoft.com/office/word/2010/wordml" xmlns:w15="http://schemas.microsoft.com/office/word/2012/wordml" xmlns:w16cex="http://schemas.microsoft.com/office/word/2018/wordml/cex" xmlns:w16cid="http://schemas.microsoft.com/office/word/2016/wordml/cid" xmlns:w16="http://schemas.microsoft.com/office/word/2018/wordml" xmlns:w16sdtdh="http://schemas.microsoft.com/office/word/2020/wordml/sdtdatahash" xmlns:w16se="http://schemas.microsoft.com/office/word/2015/wordml/symex" xmlns:wpg="http://schemas.microsoft.com/office/word/2010/wordprocessingGroup" xmlns:wpi="http://schemas.microsoft.com/office/word/2010/wordprocessingInk" xmlns:wne="http://schemas.microsoft.com/office/word/2006/wordml" xmlns:wps="http://schemas.microsoft.com/office/word/2010/wordprocessingShape" mc:Ignorable="w14 w15 w16se w16cid w16 w16cex w16sdtdh wp14">
+<w:ftr xmlns:wpc="http://schemas.microsoft.com/office/word/2010/wordprocessingCanvas" xmlns:cx="http://schemas.microsoft.com/office/drawing/2014/chartex" xmlns:cx1="http://schemas.microsoft.com/office/drawing/2015/9/8/chartex" xmlns:cx2="http://schemas.microsoft.com/office/drawing/2015/10/21/chartex" xmlns:cx3="http://schemas.microsoft.com/office/drawing/2016/5/9/chartex" xmlns:cx4="http://schemas.microsoft.com/office/drawing/2016/5/10/chartex" xmlns:cx5="http://schemas.microsoft.com/office/drawing/2016/5/11/chartex" xmlns:cx6="http://schemas.microsoft.com/office/drawing/2016/5/12/chartex" xmlns:cx7="http://schemas.microsoft.com/office/drawing/2016/5/13/chartex" xmlns:cx8="http://schemas.microsoft.com/office/drawing/2016/5/14/chartex" xmlns:mc="http://schemas.openxmlformats.org/markup-compatibility/2006" xmlns:aink="http://schemas.microsoft.com/office/drawing/2016/ink" xmlns:am3d="http://schemas.microsoft.com/office/drawing/2017/model3d" xmlns:o="urn:schemas-microsoft-com:office:office" xmlns:oel="http://schemas.microsoft.com/office/2019/extlst" xmlns:r="http://schemas.openxmlformats.org/officeDocument/2006/relationships" xmlns:m="http://schemas.openxmlformats.org/officeDocument/2006/math" xmlns:v="urn:schemas-microsoft-com:vml" xmlns:wp14="http://schemas.microsoft.com/office/word/2010/wordprocessingDrawing" xmlns:wp="http://schemas.openxmlformats.org/drawingml/2006/wordprocessingDrawing" xmlns:w10="urn:schemas-microsoft-com:office:word" xmlns:w="http://schemas.openxmlformats.org/wordprocessingml/2006/main" xmlns:w14="http://schemas.microsoft.com/office/word/2010/wordml" xmlns:w15="http://schemas.microsoft.com/office/word/2012/wordml" xmlns:w16cex="http://schemas.microsoft.com/office/word/2018/wordml/cex" xmlns:w16cid="http://schemas.microsoft.com/office/word/2016/wordml/cid" xmlns:w16="http://schemas.microsoft.com/office/word/2018/wordml" xmlns:w16du="http://schemas.microsoft.com/office/word/2023/wordml/word16du" xmlns:w16sdtdh="http://schemas.microsoft.com/office/word/2020/wordml/sdtdatahash" xmlns:w16sdtfl="http://schemas.microsoft.com/office/word/2024/wordml/sdtformatlock" xmlns:w16se="http://schemas.microsoft.com/office/word/2015/wordml/symex" xmlns:wpg="http://schemas.microsoft.com/office/word/2010/wordprocessingGroup" xmlns:wpi="http://schemas.microsoft.com/office/word/2010/wordprocessingInk" xmlns:wne="http://schemas.microsoft.com/office/word/2006/wordml" xmlns:wps="http://schemas.microsoft.com/office/word/2010/wordprocessingShape" mc:Ignorable="w14 w15 w16se w16cid w16 w16cex w16sdtdh w16sdtfl w16du wp14">
   <w:sdt>
     <w:sdtPr>
       <w:rPr>
@@ -7803,7 +13935,7 @@
 </file>
 
 <file path=word/footnotes.xml><?xml version="1.0" encoding="utf-8"?>
-<w:footnotes xmlns:wpc="http://schemas.microsoft.com/office/word/2010/wordprocessingCanvas" xmlns:cx="http://schemas.microsoft.com/office/drawing/2014/chartex" xmlns:cx1="http://schemas.microsoft.com/office/drawing/2015/9/8/chartex" xmlns:cx2="http://schemas.microsoft.com/office/drawing/2015/10/21/chartex" xmlns:cx3="http://schemas.microsoft.com/office/drawing/2016/5/9/chartex" xmlns:cx4="http://schemas.microsoft.com/office/drawing/2016/5/10/chartex" xmlns:cx5="http://schemas.microsoft.com/office/drawing/2016/5/11/chartex" xmlns:cx6="http://schemas.microsoft.com/office/drawing/2016/5/12/chartex" xmlns:cx7="http://schemas.microsoft.com/office/drawing/2016/5/13/chartex" xmlns:cx8="http://schemas.microsoft.com/office/drawing/2016/5/14/chartex" xmlns:mc="http://schemas.openxmlformats.org/markup-compatibility/2006" xmlns:aink="http://schemas.microsoft.com/office/drawing/2016/ink" xmlns:am3d="http://schemas.microsoft.com/office/drawing/2017/model3d" xmlns:o="urn:schemas-microsoft-com:office:office" xmlns:oel="http://schemas.microsoft.com/office/2019/extlst" xmlns:r="http://schemas.openxmlformats.org/officeDocument/2006/relationships" xmlns:m="http://schemas.openxmlformats.org/officeDocument/2006/math" xmlns:v="urn:schemas-microsoft-com:vml" xmlns:wp14="http://schemas.microsoft.com/office/word/2010/wordprocessingDrawing" xmlns:wp="http://schemas.openxmlformats.org/drawingml/2006/wordprocessingDrawing" xmlns:w10="urn:schemas-microsoft-com:office:word" xmlns:w="http://schemas.openxmlformats.org/wordprocessingml/2006/main" xmlns:w14="http://schemas.microsoft.com/office/word/2010/wordml" xmlns:w15="http://schemas.microsoft.com/office/word/2012/wordml" xmlns:w16cex="http://schemas.microsoft.com/office/word/2018/wordml/cex" xmlns:w16cid="http://schemas.microsoft.com/office/word/2016/wordml/cid" xmlns:w16="http://schemas.microsoft.com/office/word/2018/wordml" xmlns:w16sdtdh="http://schemas.microsoft.com/office/word/2020/wordml/sdtdatahash" xmlns:w16se="http://schemas.microsoft.com/office/word/2015/wordml/symex" xmlns:wpg="http://schemas.microsoft.com/office/word/2010/wordprocessingGroup" xmlns:wpi="http://schemas.microsoft.com/office/word/2010/wordprocessingInk" xmlns:wne="http://schemas.microsoft.com/office/word/2006/wordml" xmlns:wps="http://schemas.microsoft.com/office/word/2010/wordprocessingShape" mc:Ignorable="w14 w15 w16se w16cid w16 w16cex w16sdtdh wp14">
+<w:footnotes xmlns:wpc="http://schemas.microsoft.com/office/word/2010/wordprocessingCanvas" xmlns:cx="http://schemas.microsoft.com/office/drawing/2014/chartex" xmlns:cx1="http://schemas.microsoft.com/office/drawing/2015/9/8/chartex" xmlns:cx2="http://schemas.microsoft.com/office/drawing/2015/10/21/chartex" xmlns:cx3="http://schemas.microsoft.com/office/drawing/2016/5/9/chartex" xmlns:cx4="http://schemas.microsoft.com/office/drawing/2016/5/10/chartex" xmlns:cx5="http://schemas.microsoft.com/office/drawing/2016/5/11/chartex" xmlns:cx6="http://schemas.microsoft.com/office/drawing/2016/5/12/chartex" xmlns:cx7="http://schemas.microsoft.com/office/drawing/2016/5/13/chartex" xmlns:cx8="http://schemas.microsoft.com/office/drawing/2016/5/14/chartex" xmlns:mc="http://schemas.openxmlformats.org/markup-compatibility/2006" xmlns:aink="http://schemas.microsoft.com/office/drawing/2016/ink" xmlns:am3d="http://schemas.microsoft.com/office/drawing/2017/model3d" xmlns:o="urn:schemas-microsoft-com:office:office" xmlns:oel="http://schemas.microsoft.com/office/2019/extlst" xmlns:r="http://schemas.openxmlformats.org/officeDocument/2006/relationships" xmlns:m="http://schemas.openxmlformats.org/officeDocument/2006/math" xmlns:v="urn:schemas-microsoft-com:vml" xmlns:wp14="http://schemas.microsoft.com/office/word/2010/wordprocessingDrawing" xmlns:wp="http://schemas.openxmlformats.org/drawingml/2006/wordprocessingDrawing" xmlns:w10="urn:schemas-microsoft-com:office:word" xmlns:w="http://schemas.openxmlformats.org/wordprocessingml/2006/main" xmlns:w14="http://schemas.microsoft.com/office/word/2010/wordml" xmlns:w15="http://schemas.microsoft.com/office/word/2012/wordml" xmlns:w16cex="http://schemas.microsoft.com/office/word/2018/wordml/cex" xmlns:w16cid="http://schemas.microsoft.com/office/word/2016/wordml/cid" xmlns:w16="http://schemas.microsoft.com/office/word/2018/wordml" xmlns:w16du="http://schemas.microsoft.com/office/word/2023/wordml/word16du" xmlns:w16sdtdh="http://schemas.microsoft.com/office/word/2020/wordml/sdtdatahash" xmlns:w16sdtfl="http://schemas.microsoft.com/office/word/2024/wordml/sdtformatlock" xmlns:w16se="http://schemas.microsoft.com/office/word/2015/wordml/symex" xmlns:wpg="http://schemas.microsoft.com/office/word/2010/wordprocessingGroup" xmlns:wpi="http://schemas.microsoft.com/office/word/2010/wordprocessingInk" xmlns:wne="http://schemas.microsoft.com/office/word/2006/wordml" xmlns:wps="http://schemas.microsoft.com/office/word/2010/wordprocessingShape" mc:Ignorable="w14 w15 w16se w16cid w16 w16cex w16sdtdh w16sdtfl w16du wp14">
   <w:footnote w:type="separator" w:id="-1">
     <w:p>
       <w:pPr>
@@ -7828,7 +13960,7 @@
 </file>
 
 <file path=word/header1.xml><?xml version="1.0" encoding="utf-8"?>
-<w:hdr xmlns:wpc="http://schemas.microsoft.com/office/word/2010/wordprocessingCanvas" xmlns:cx="http://schemas.microsoft.com/office/drawing/2014/chartex" xmlns:cx1="http://schemas.microsoft.com/office/drawing/2015/9/8/chartex" xmlns:cx2="http://schemas.microsoft.com/office/drawing/2015/10/21/chartex" xmlns:cx3="http://schemas.microsoft.com/office/drawing/2016/5/9/chartex" xmlns:cx4="http://schemas.microsoft.com/office/drawing/2016/5/10/chartex" xmlns:cx5="http://schemas.microsoft.com/office/drawing/2016/5/11/chartex" xmlns:cx6="http://schemas.microsoft.com/office/drawing/2016/5/12/chartex" xmlns:cx7="http://schemas.microsoft.com/office/drawing/2016/5/13/chartex" xmlns:cx8="http://schemas.microsoft.com/office/drawing/2016/5/14/chartex" xmlns:mc="http://schemas.openxmlformats.org/markup-compatibility/2006" xmlns:aink="http://schemas.microsoft.com/office/drawing/2016/ink" xmlns:am3d="http://schemas.microsoft.com/office/drawing/2017/model3d" xmlns:o="urn:schemas-microsoft-com:office:office" xmlns:oel="http://schemas.microsoft.com/office/2019/extlst" xmlns:r="http://schemas.openxmlformats.org/officeDocument/2006/relationships" xmlns:m="http://schemas.openxmlformats.org/officeDocument/2006/math" xmlns:v="urn:schemas-microsoft-com:vml" xmlns:wp14="http://schemas.microsoft.com/office/word/2010/wordprocessingDrawing" xmlns:wp="http://schemas.openxmlformats.org/drawingml/2006/wordprocessingDrawing" xmlns:w10="urn:schemas-microsoft-com:office:word" xmlns:w="http://schemas.openxmlformats.org/wordprocessingml/2006/main" xmlns:w14="http://schemas.microsoft.com/office/word/2010/wordml" xmlns:w15="http://schemas.microsoft.com/office/word/2012/wordml" xmlns:w16cex="http://schemas.microsoft.com/office/word/2018/wordml/cex" xmlns:w16cid="http://schemas.microsoft.com/office/word/2016/wordml/cid" xmlns:w16="http://schemas.microsoft.com/office/word/2018/wordml" xmlns:w16sdtdh="http://schemas.microsoft.com/office/word/2020/wordml/sdtdatahash" xmlns:w16se="http://schemas.microsoft.com/office/word/2015/wordml/symex" xmlns:wpg="http://schemas.microsoft.com/office/word/2010/wordprocessingGroup" xmlns:wpi="http://schemas.microsoft.com/office/word/2010/wordprocessingInk" xmlns:wne="http://schemas.microsoft.com/office/word/2006/wordml" xmlns:wps="http://schemas.microsoft.com/office/word/2010/wordprocessingShape" mc:Ignorable="w14 w15 w16se w16cid w16 w16cex w16sdtdh wp14">
+<w:hdr xmlns:wpc="http://schemas.microsoft.com/office/word/2010/wordprocessingCanvas" xmlns:cx="http://schemas.microsoft.com/office/drawing/2014/chartex" xmlns:cx1="http://schemas.microsoft.com/office/drawing/2015/9/8/chartex" xmlns:cx2="http://schemas.microsoft.com/office/drawing/2015/10/21/chartex" xmlns:cx3="http://schemas.microsoft.com/office/drawing/2016/5/9/chartex" xmlns:cx4="http://schemas.microsoft.com/office/drawing/2016/5/10/chartex" xmlns:cx5="http://schemas.microsoft.com/office/drawing/2016/5/11/chartex" xmlns:cx6="http://schemas.microsoft.com/office/drawing/2016/5/12/chartex" xmlns:cx7="http://schemas.microsoft.com/office/drawing/2016/5/13/chartex" xmlns:cx8="http://schemas.microsoft.com/office/drawing/2016/5/14/chartex" xmlns:mc="http://schemas.openxmlformats.org/markup-compatibility/2006" xmlns:aink="http://schemas.microsoft.com/office/drawing/2016/ink" xmlns:am3d="http://schemas.microsoft.com/office/drawing/2017/model3d" xmlns:o="urn:schemas-microsoft-com:office:office" xmlns:oel="http://schemas.microsoft.com/office/2019/extlst" xmlns:r="http://schemas.openxmlformats.org/officeDocument/2006/relationships" xmlns:m="http://schemas.openxmlformats.org/officeDocument/2006/math" xmlns:v="urn:schemas-microsoft-com:vml" xmlns:wp14="http://schemas.microsoft.com/office/word/2010/wordprocessingDrawing" xmlns:wp="http://schemas.openxmlformats.org/drawingml/2006/wordprocessingDrawing" xmlns:w10="urn:schemas-microsoft-com:office:word" xmlns:w="http://schemas.openxmlformats.org/wordprocessingml/2006/main" xmlns:w14="http://schemas.microsoft.com/office/word/2010/wordml" xmlns:w15="http://schemas.microsoft.com/office/word/2012/wordml" xmlns:w16cex="http://schemas.microsoft.com/office/word/2018/wordml/cex" xmlns:w16cid="http://schemas.microsoft.com/office/word/2016/wordml/cid" xmlns:w16="http://schemas.microsoft.com/office/word/2018/wordml" xmlns:w16du="http://schemas.microsoft.com/office/word/2023/wordml/word16du" xmlns:w16sdtdh="http://schemas.microsoft.com/office/word/2020/wordml/sdtdatahash" xmlns:w16sdtfl="http://schemas.microsoft.com/office/word/2024/wordml/sdtformatlock" xmlns:w16se="http://schemas.microsoft.com/office/word/2015/wordml/symex" xmlns:wpg="http://schemas.microsoft.com/office/word/2010/wordprocessingGroup" xmlns:wpi="http://schemas.microsoft.com/office/word/2010/wordprocessingInk" xmlns:wne="http://schemas.microsoft.com/office/word/2006/wordml" xmlns:wps="http://schemas.microsoft.com/office/word/2010/wordprocessingShape" mc:Ignorable="w14 w15 w16se w16cid w16 w16cex w16sdtdh w16sdtfl w16du wp14">
   <w:p>
     <w:pPr>
       <w:spacing w:after="0" w:line="240" w:lineRule="auto"/>
@@ -10521,7 +16653,7 @@
 </file>
 
 <file path=word/styles.xml><?xml version="1.0" encoding="utf-8"?>
-<w:styles xmlns:mc="http://schemas.openxmlformats.org/markup-compatibility/2006" xmlns:r="http://schemas.openxmlformats.org/officeDocument/2006/relationships" xmlns:w="http://schemas.openxmlformats.org/wordprocessingml/2006/main" xmlns:w14="http://schemas.microsoft.com/office/word/2010/wordml" xmlns:w15="http://schemas.microsoft.com/office/word/2012/wordml" xmlns:w16cex="http://schemas.microsoft.com/office/word/2018/wordml/cex" xmlns:w16cid="http://schemas.microsoft.com/office/word/2016/wordml/cid" xmlns:w16="http://schemas.microsoft.com/office/word/2018/wordml" xmlns:w16sdtdh="http://schemas.microsoft.com/office/word/2020/wordml/sdtdatahash" xmlns:w16se="http://schemas.microsoft.com/office/word/2015/wordml/symex" mc:Ignorable="w14 w15 w16se w16cid w16 w16cex w16sdtdh">
+<w:styles xmlns:mc="http://schemas.openxmlformats.org/markup-compatibility/2006" xmlns:r="http://schemas.openxmlformats.org/officeDocument/2006/relationships" xmlns:w="http://schemas.openxmlformats.org/wordprocessingml/2006/main" xmlns:w14="http://schemas.microsoft.com/office/word/2010/wordml" xmlns:w15="http://schemas.microsoft.com/office/word/2012/wordml" xmlns:w16cex="http://schemas.microsoft.com/office/word/2018/wordml/cex" xmlns:w16cid="http://schemas.microsoft.com/office/word/2016/wordml/cid" xmlns:w16="http://schemas.microsoft.com/office/word/2018/wordml" xmlns:w16du="http://schemas.microsoft.com/office/word/2023/wordml/word16du" xmlns:w16sdtdh="http://schemas.microsoft.com/office/word/2020/wordml/sdtdatahash" xmlns:w16sdtfl="http://schemas.microsoft.com/office/word/2024/wordml/sdtformatlock" xmlns:w16se="http://schemas.microsoft.com/office/word/2015/wordml/symex" mc:Ignorable="w14 w15 w16se w16cid w16 w16cex w16sdtdh w16sdtfl w16du">
   <w:docDefaults>
     <w:rPrDefault>
       <w:rPr>
@@ -10926,7 +17058,6 @@
   <w:style w:type="character" w:default="1" w:styleId="DefaultParagraphFont">
     <w:name w:val="Default Paragraph Font"/>
     <w:uiPriority w:val="1"/>
-    <w:semiHidden/>
     <w:unhideWhenUsed/>
   </w:style>
   <w:style w:type="table" w:default="1" w:styleId="TableNormal">
